--- a/Documentation/Architechture de Projet.docx
+++ b/Documentation/Architechture de Projet.docx
@@ -4075,7 +4075,21 @@
         <w:rPr>
           <w:lang w:val="fr-FR"/>
         </w:rPr>
-        <w:t>J’ai ajouter la couche DTO :</w:t>
+        <w:t xml:space="preserve">J’ai </w:t>
+      </w:r>
+      <w:proofErr w:type="spellStart"/>
+      <w:r>
+        <w:rPr>
+          <w:lang w:val="fr-FR"/>
+        </w:rPr>
+        <w:t>ajouter</w:t>
+      </w:r>
+      <w:proofErr w:type="spellEnd"/>
+      <w:r>
+        <w:rPr>
+          <w:lang w:val="fr-FR"/>
+        </w:rPr>
+        <w:t xml:space="preserve"> la couche DTO :</w:t>
       </w:r>
       <w:r>
         <w:rPr>
@@ -4141,7 +4155,21 @@
         <w:rPr>
           <w:lang w:val="fr-FR"/>
         </w:rPr>
-        <w:t xml:space="preserve">Et j’ai créer les mapper : </w:t>
+        <w:t xml:space="preserve">Et j’ai </w:t>
+      </w:r>
+      <w:proofErr w:type="spellStart"/>
+      <w:r>
+        <w:rPr>
+          <w:lang w:val="fr-FR"/>
+        </w:rPr>
+        <w:t>créer</w:t>
+      </w:r>
+      <w:proofErr w:type="spellEnd"/>
+      <w:r>
+        <w:rPr>
+          <w:lang w:val="fr-FR"/>
+        </w:rPr>
+        <w:t xml:space="preserve"> les mapper : </w:t>
       </w:r>
     </w:p>
     <w:p>
@@ -4250,11 +4278,19 @@
         <w:lastRenderedPageBreak/>
         <w:t xml:space="preserve">package </w:t>
       </w:r>
-      <w:r>
-        <w:rPr>
-          <w:color w:val="BCBEC4"/>
-        </w:rPr>
-        <w:t>ma.enset.examjee.mapper;</w:t>
+      <w:proofErr w:type="spellStart"/>
+      <w:r>
+        <w:rPr>
+          <w:color w:val="BCBEC4"/>
+        </w:rPr>
+        <w:t>ma.enset.examjee.mapper</w:t>
+      </w:r>
+      <w:proofErr w:type="spellEnd"/>
+      <w:r>
+        <w:rPr>
+          <w:color w:val="BCBEC4"/>
+        </w:rPr>
+        <w:t>;</w:t>
       </w:r>
       <w:r>
         <w:rPr>
@@ -4274,11 +4310,19 @@
         </w:rPr>
         <w:t xml:space="preserve">import </w:t>
       </w:r>
-      <w:r>
-        <w:rPr>
-          <w:color w:val="BCBEC4"/>
-        </w:rPr>
-        <w:t>ma.enset.examjee.dto.ClientDTO;</w:t>
+      <w:proofErr w:type="spellStart"/>
+      <w:r>
+        <w:rPr>
+          <w:color w:val="BCBEC4"/>
+        </w:rPr>
+        <w:t>ma.enset.examjee.dto.ClientDTO</w:t>
+      </w:r>
+      <w:proofErr w:type="spellEnd"/>
+      <w:r>
+        <w:rPr>
+          <w:color w:val="BCBEC4"/>
+        </w:rPr>
+        <w:t>;</w:t>
       </w:r>
       <w:r>
         <w:rPr>
@@ -4292,11 +4336,19 @@
         </w:rPr>
         <w:t xml:space="preserve">import </w:t>
       </w:r>
-      <w:r>
-        <w:rPr>
-          <w:color w:val="BCBEC4"/>
-        </w:rPr>
-        <w:t>ma.enset.examjee.entity.Client;</w:t>
+      <w:proofErr w:type="spellStart"/>
+      <w:r>
+        <w:rPr>
+          <w:color w:val="BCBEC4"/>
+        </w:rPr>
+        <w:t>ma.enset.examjee.entity.Client</w:t>
+      </w:r>
+      <w:proofErr w:type="spellEnd"/>
+      <w:r>
+        <w:rPr>
+          <w:color w:val="BCBEC4"/>
+        </w:rPr>
+        <w:t>;</w:t>
       </w:r>
       <w:r>
         <w:rPr>
@@ -4310,11 +4362,19 @@
         </w:rPr>
         <w:t xml:space="preserve">import </w:t>
       </w:r>
-      <w:r>
-        <w:rPr>
-          <w:color w:val="BCBEC4"/>
-        </w:rPr>
-        <w:t>org.springframework.beans.BeanUtils;</w:t>
+      <w:proofErr w:type="spellStart"/>
+      <w:r>
+        <w:rPr>
+          <w:color w:val="BCBEC4"/>
+        </w:rPr>
+        <w:t>org.springframework.beans.BeanUtils</w:t>
+      </w:r>
+      <w:proofErr w:type="spellEnd"/>
+      <w:r>
+        <w:rPr>
+          <w:color w:val="BCBEC4"/>
+        </w:rPr>
+        <w:t>;</w:t>
       </w:r>
       <w:r>
         <w:rPr>
@@ -4328,6 +4388,7 @@
         </w:rPr>
         <w:t xml:space="preserve">import </w:t>
       </w:r>
+      <w:proofErr w:type="spellStart"/>
       <w:r>
         <w:rPr>
           <w:color w:val="BCBEC4"/>
@@ -4340,6 +4401,7 @@
         </w:rPr>
         <w:t>Bean</w:t>
       </w:r>
+      <w:proofErr w:type="spellEnd"/>
       <w:r>
         <w:rPr>
           <w:color w:val="BCBEC4"/>
@@ -4358,6 +4420,7 @@
         </w:rPr>
         <w:t xml:space="preserve">import </w:t>
       </w:r>
+      <w:proofErr w:type="spellStart"/>
       <w:r>
         <w:rPr>
           <w:color w:val="BCBEC4"/>
@@ -4370,6 +4433,7 @@
         </w:rPr>
         <w:t>Component</w:t>
       </w:r>
+      <w:proofErr w:type="spellEnd"/>
       <w:r>
         <w:rPr>
           <w:color w:val="BCBEC4"/>
@@ -4406,11 +4470,19 @@
         </w:rPr>
         <w:t xml:space="preserve">public class </w:t>
       </w:r>
-      <w:r>
-        <w:rPr>
-          <w:color w:val="BCBEC4"/>
-        </w:rPr>
-        <w:t>ClientMapper {</w:t>
+      <w:proofErr w:type="spellStart"/>
+      <w:r>
+        <w:rPr>
+          <w:color w:val="BCBEC4"/>
+        </w:rPr>
+        <w:t>ClientMapper</w:t>
+      </w:r>
+      <w:proofErr w:type="spellEnd"/>
+      <w:r>
+        <w:rPr>
+          <w:color w:val="BCBEC4"/>
+        </w:rPr>
+        <w:t xml:space="preserve"> {</w:t>
       </w:r>
       <w:r>
         <w:rPr>
@@ -4437,24 +4509,68 @@
         </w:rPr>
         <w:t xml:space="preserve">Client </w:t>
       </w:r>
+      <w:proofErr w:type="spellStart"/>
       <w:r>
         <w:rPr>
           <w:color w:val="56A8F5"/>
         </w:rPr>
         <w:t>formClientDTO</w:t>
       </w:r>
-      <w:r>
-        <w:rPr>
-          <w:color w:val="BCBEC4"/>
-        </w:rPr>
-        <w:t>(ClientDTO clientDTO) {</w:t>
-      </w:r>
-      <w:r>
-        <w:rPr>
-          <w:color w:val="BCBEC4"/>
-        </w:rPr>
-        <w:br/>
-        <w:t xml:space="preserve">        Client client = </w:t>
+      <w:proofErr w:type="spellEnd"/>
+      <w:r>
+        <w:rPr>
+          <w:color w:val="BCBEC4"/>
+        </w:rPr>
+        <w:t>(</w:t>
+      </w:r>
+      <w:proofErr w:type="spellStart"/>
+      <w:r>
+        <w:rPr>
+          <w:color w:val="BCBEC4"/>
+        </w:rPr>
+        <w:t>ClientDTO</w:t>
+      </w:r>
+      <w:proofErr w:type="spellEnd"/>
+      <w:r>
+        <w:rPr>
+          <w:color w:val="BCBEC4"/>
+        </w:rPr>
+        <w:t xml:space="preserve"> </w:t>
+      </w:r>
+      <w:proofErr w:type="spellStart"/>
+      <w:r>
+        <w:rPr>
+          <w:color w:val="BCBEC4"/>
+        </w:rPr>
+        <w:t>clientDTO</w:t>
+      </w:r>
+      <w:proofErr w:type="spellEnd"/>
+      <w:r>
+        <w:rPr>
+          <w:color w:val="BCBEC4"/>
+        </w:rPr>
+        <w:t>) {</w:t>
+      </w:r>
+      <w:r>
+        <w:rPr>
+          <w:color w:val="BCBEC4"/>
+        </w:rPr>
+        <w:br/>
+        <w:t xml:space="preserve">        Client </w:t>
+      </w:r>
+      <w:proofErr w:type="spellStart"/>
+      <w:r>
+        <w:rPr>
+          <w:color w:val="BCBEC4"/>
+        </w:rPr>
+        <w:t>client</w:t>
+      </w:r>
+      <w:proofErr w:type="spellEnd"/>
+      <w:r>
+        <w:rPr>
+          <w:color w:val="BCBEC4"/>
+        </w:rPr>
+        <w:t xml:space="preserve"> = </w:t>
       </w:r>
       <w:r>
         <w:rPr>
@@ -4473,7 +4589,14 @@
           <w:color w:val="BCBEC4"/>
         </w:rPr>
         <w:br/>
-        <w:t xml:space="preserve">        BeanUtils.</w:t>
+        <w:t xml:space="preserve">        </w:t>
+      </w:r>
+      <w:proofErr w:type="spellStart"/>
+      <w:r>
+        <w:rPr>
+          <w:color w:val="BCBEC4"/>
+        </w:rPr>
+        <w:t>BeanUtils.</w:t>
       </w:r>
       <w:r>
         <w:rPr>
@@ -4483,11 +4606,26 @@
         </w:rPr>
         <w:t>copyProperties</w:t>
       </w:r>
-      <w:r>
-        <w:rPr>
-          <w:color w:val="BCBEC4"/>
-        </w:rPr>
-        <w:t>(clientDTO, client);</w:t>
+      <w:proofErr w:type="spellEnd"/>
+      <w:r>
+        <w:rPr>
+          <w:color w:val="BCBEC4"/>
+        </w:rPr>
+        <w:t>(</w:t>
+      </w:r>
+      <w:proofErr w:type="spellStart"/>
+      <w:r>
+        <w:rPr>
+          <w:color w:val="BCBEC4"/>
+        </w:rPr>
+        <w:t>clientDTO</w:t>
+      </w:r>
+      <w:proofErr w:type="spellEnd"/>
+      <w:r>
+        <w:rPr>
+          <w:color w:val="BCBEC4"/>
+        </w:rPr>
+        <w:t>, client);</w:t>
       </w:r>
       <w:r>
         <w:rPr>
@@ -4534,18 +4672,28 @@
         </w:rPr>
         <w:t xml:space="preserve">public </w:t>
       </w:r>
-      <w:r>
-        <w:rPr>
-          <w:color w:val="BCBEC4"/>
-        </w:rPr>
-        <w:t xml:space="preserve">ClientDTO </w:t>
-      </w:r>
+      <w:proofErr w:type="spellStart"/>
+      <w:r>
+        <w:rPr>
+          <w:color w:val="BCBEC4"/>
+        </w:rPr>
+        <w:t>ClientDTO</w:t>
+      </w:r>
+      <w:proofErr w:type="spellEnd"/>
+      <w:r>
+        <w:rPr>
+          <w:color w:val="BCBEC4"/>
+        </w:rPr>
+        <w:t xml:space="preserve"> </w:t>
+      </w:r>
+      <w:proofErr w:type="spellStart"/>
       <w:r>
         <w:rPr>
           <w:color w:val="56A8F5"/>
         </w:rPr>
         <w:t>fromClient</w:t>
       </w:r>
+      <w:proofErr w:type="spellEnd"/>
       <w:r>
         <w:rPr>
           <w:color w:val="BCBEC4"/>
@@ -4557,7 +4705,35 @@
           <w:color w:val="BCBEC4"/>
         </w:rPr>
         <w:br/>
-        <w:t xml:space="preserve">        ClientDTO clientDTO = </w:t>
+        <w:t xml:space="preserve">        </w:t>
+      </w:r>
+      <w:proofErr w:type="spellStart"/>
+      <w:r>
+        <w:rPr>
+          <w:color w:val="BCBEC4"/>
+        </w:rPr>
+        <w:t>ClientDTO</w:t>
+      </w:r>
+      <w:proofErr w:type="spellEnd"/>
+      <w:r>
+        <w:rPr>
+          <w:color w:val="BCBEC4"/>
+        </w:rPr>
+        <w:t xml:space="preserve"> </w:t>
+      </w:r>
+      <w:proofErr w:type="spellStart"/>
+      <w:r>
+        <w:rPr>
+          <w:color w:val="BCBEC4"/>
+        </w:rPr>
+        <w:t>clientDTO</w:t>
+      </w:r>
+      <w:proofErr w:type="spellEnd"/>
+      <w:r>
+        <w:rPr>
+          <w:color w:val="BCBEC4"/>
+        </w:rPr>
+        <w:t xml:space="preserve"> = </w:t>
       </w:r>
       <w:r>
         <w:rPr>
@@ -4565,18 +4741,33 @@
         </w:rPr>
         <w:t xml:space="preserve">new </w:t>
       </w:r>
-      <w:r>
-        <w:rPr>
-          <w:color w:val="BCBEC4"/>
-        </w:rPr>
-        <w:t>ClientDTO();</w:t>
-      </w:r>
-      <w:r>
-        <w:rPr>
-          <w:color w:val="BCBEC4"/>
-        </w:rPr>
-        <w:br/>
-        <w:t xml:space="preserve">        BeanUtils.</w:t>
+      <w:proofErr w:type="spellStart"/>
+      <w:r>
+        <w:rPr>
+          <w:color w:val="BCBEC4"/>
+        </w:rPr>
+        <w:t>ClientDTO</w:t>
+      </w:r>
+      <w:proofErr w:type="spellEnd"/>
+      <w:r>
+        <w:rPr>
+          <w:color w:val="BCBEC4"/>
+        </w:rPr>
+        <w:t>();</w:t>
+      </w:r>
+      <w:r>
+        <w:rPr>
+          <w:color w:val="BCBEC4"/>
+        </w:rPr>
+        <w:br/>
+        <w:t xml:space="preserve">        </w:t>
+      </w:r>
+      <w:proofErr w:type="spellStart"/>
+      <w:r>
+        <w:rPr>
+          <w:color w:val="BCBEC4"/>
+        </w:rPr>
+        <w:t>BeanUtils.</w:t>
       </w:r>
       <w:r>
         <w:rPr>
@@ -4586,11 +4777,26 @@
         </w:rPr>
         <w:t>copyProperties</w:t>
       </w:r>
-      <w:r>
-        <w:rPr>
-          <w:color w:val="BCBEC4"/>
-        </w:rPr>
-        <w:t>(client, clientDTO);</w:t>
+      <w:proofErr w:type="spellEnd"/>
+      <w:r>
+        <w:rPr>
+          <w:color w:val="BCBEC4"/>
+        </w:rPr>
+        <w:t xml:space="preserve">(client, </w:t>
+      </w:r>
+      <w:proofErr w:type="spellStart"/>
+      <w:r>
+        <w:rPr>
+          <w:color w:val="BCBEC4"/>
+        </w:rPr>
+        <w:t>clientDTO</w:t>
+      </w:r>
+      <w:proofErr w:type="spellEnd"/>
+      <w:r>
+        <w:rPr>
+          <w:color w:val="BCBEC4"/>
+        </w:rPr>
+        <w:t>);</w:t>
       </w:r>
       <w:r>
         <w:rPr>
@@ -4605,11 +4811,19 @@
         </w:rPr>
         <w:t xml:space="preserve">return </w:t>
       </w:r>
-      <w:r>
-        <w:rPr>
-          <w:color w:val="BCBEC4"/>
-        </w:rPr>
-        <w:t>clientDTO;</w:t>
+      <w:proofErr w:type="spellStart"/>
+      <w:r>
+        <w:rPr>
+          <w:color w:val="BCBEC4"/>
+        </w:rPr>
+        <w:t>clientDTO</w:t>
+      </w:r>
+      <w:proofErr w:type="spellEnd"/>
+      <w:r>
+        <w:rPr>
+          <w:color w:val="BCBEC4"/>
+        </w:rPr>
+        <w:t>;</w:t>
       </w:r>
       <w:r>
         <w:rPr>
@@ -4647,11 +4861,19 @@
         </w:rPr>
         <w:t xml:space="preserve">package </w:t>
       </w:r>
-      <w:r>
-        <w:rPr>
-          <w:color w:val="BCBEC4"/>
-        </w:rPr>
-        <w:t>ma.enset.examjee.mapper;</w:t>
+      <w:proofErr w:type="spellStart"/>
+      <w:r>
+        <w:rPr>
+          <w:color w:val="BCBEC4"/>
+        </w:rPr>
+        <w:t>ma.enset.examjee.mapper</w:t>
+      </w:r>
+      <w:proofErr w:type="spellEnd"/>
+      <w:r>
+        <w:rPr>
+          <w:color w:val="BCBEC4"/>
+        </w:rPr>
+        <w:t>;</w:t>
       </w:r>
       <w:r>
         <w:rPr>
@@ -4671,11 +4893,19 @@
         </w:rPr>
         <w:t xml:space="preserve">import </w:t>
       </w:r>
-      <w:r>
-        <w:rPr>
-          <w:color w:val="BCBEC4"/>
-        </w:rPr>
-        <w:t>ma.enset.examjee.dto.PaiementsDTO;</w:t>
+      <w:proofErr w:type="spellStart"/>
+      <w:r>
+        <w:rPr>
+          <w:color w:val="BCBEC4"/>
+        </w:rPr>
+        <w:t>ma.enset.examjee.dto.PaiementsDTO</w:t>
+      </w:r>
+      <w:proofErr w:type="spellEnd"/>
+      <w:r>
+        <w:rPr>
+          <w:color w:val="BCBEC4"/>
+        </w:rPr>
+        <w:t>;</w:t>
       </w:r>
       <w:r>
         <w:rPr>
@@ -4689,11 +4919,19 @@
         </w:rPr>
         <w:t xml:space="preserve">import </w:t>
       </w:r>
-      <w:r>
-        <w:rPr>
-          <w:color w:val="BCBEC4"/>
-        </w:rPr>
-        <w:t>ma.enset.examjee.entity.Paiements;</w:t>
+      <w:proofErr w:type="spellStart"/>
+      <w:r>
+        <w:rPr>
+          <w:color w:val="BCBEC4"/>
+        </w:rPr>
+        <w:t>ma.enset.examjee.entity.Paiements</w:t>
+      </w:r>
+      <w:proofErr w:type="spellEnd"/>
+      <w:r>
+        <w:rPr>
+          <w:color w:val="BCBEC4"/>
+        </w:rPr>
+        <w:t>;</w:t>
       </w:r>
       <w:r>
         <w:rPr>
@@ -4707,11 +4945,19 @@
         </w:rPr>
         <w:t xml:space="preserve">import </w:t>
       </w:r>
-      <w:r>
-        <w:rPr>
-          <w:color w:val="BCBEC4"/>
-        </w:rPr>
-        <w:t>org.springframework.beans.BeanUtils;</w:t>
+      <w:proofErr w:type="spellStart"/>
+      <w:r>
+        <w:rPr>
+          <w:color w:val="BCBEC4"/>
+        </w:rPr>
+        <w:t>org.springframework.beans.BeanUtils</w:t>
+      </w:r>
+      <w:proofErr w:type="spellEnd"/>
+      <w:r>
+        <w:rPr>
+          <w:color w:val="BCBEC4"/>
+        </w:rPr>
+        <w:t>;</w:t>
       </w:r>
       <w:r>
         <w:rPr>
@@ -4725,6 +4971,7 @@
         </w:rPr>
         <w:t xml:space="preserve">import </w:t>
       </w:r>
+      <w:proofErr w:type="spellStart"/>
       <w:r>
         <w:rPr>
           <w:color w:val="BCBEC4"/>
@@ -4737,6 +4984,7 @@
         </w:rPr>
         <w:t>Component</w:t>
       </w:r>
+      <w:proofErr w:type="spellEnd"/>
       <w:r>
         <w:rPr>
           <w:color w:val="BCBEC4"/>
@@ -4773,11 +5021,19 @@
         </w:rPr>
         <w:t xml:space="preserve">public class </w:t>
       </w:r>
-      <w:r>
-        <w:rPr>
-          <w:color w:val="BCBEC4"/>
-        </w:rPr>
-        <w:t>PaiementMapper {</w:t>
+      <w:proofErr w:type="spellStart"/>
+      <w:r>
+        <w:rPr>
+          <w:color w:val="BCBEC4"/>
+        </w:rPr>
+        <w:t>PaiementMapper</w:t>
+      </w:r>
+      <w:proofErr w:type="spellEnd"/>
+      <w:r>
+        <w:rPr>
+          <w:color w:val="BCBEC4"/>
+        </w:rPr>
+        <w:t xml:space="preserve"> {</w:t>
       </w:r>
       <w:r>
         <w:rPr>
@@ -4804,24 +5060,68 @@
         </w:rPr>
         <w:t xml:space="preserve">Paiements </w:t>
       </w:r>
+      <w:proofErr w:type="spellStart"/>
       <w:r>
         <w:rPr>
           <w:color w:val="56A8F5"/>
         </w:rPr>
         <w:t>fromPaiementDTO</w:t>
       </w:r>
-      <w:r>
-        <w:rPr>
-          <w:color w:val="BCBEC4"/>
-        </w:rPr>
-        <w:t>(PaiementsDTO paiementsDTO) {</w:t>
-      </w:r>
-      <w:r>
-        <w:rPr>
-          <w:color w:val="BCBEC4"/>
-        </w:rPr>
-        <w:br/>
-        <w:t xml:space="preserve">        Paiements paiements = </w:t>
+      <w:proofErr w:type="spellEnd"/>
+      <w:r>
+        <w:rPr>
+          <w:color w:val="BCBEC4"/>
+        </w:rPr>
+        <w:t>(</w:t>
+      </w:r>
+      <w:proofErr w:type="spellStart"/>
+      <w:r>
+        <w:rPr>
+          <w:color w:val="BCBEC4"/>
+        </w:rPr>
+        <w:t>PaiementsDTO</w:t>
+      </w:r>
+      <w:proofErr w:type="spellEnd"/>
+      <w:r>
+        <w:rPr>
+          <w:color w:val="BCBEC4"/>
+        </w:rPr>
+        <w:t xml:space="preserve"> </w:t>
+      </w:r>
+      <w:proofErr w:type="spellStart"/>
+      <w:r>
+        <w:rPr>
+          <w:color w:val="BCBEC4"/>
+        </w:rPr>
+        <w:t>paiementsDTO</w:t>
+      </w:r>
+      <w:proofErr w:type="spellEnd"/>
+      <w:r>
+        <w:rPr>
+          <w:color w:val="BCBEC4"/>
+        </w:rPr>
+        <w:t>) {</w:t>
+      </w:r>
+      <w:r>
+        <w:rPr>
+          <w:color w:val="BCBEC4"/>
+        </w:rPr>
+        <w:br/>
+        <w:t xml:space="preserve">        Paiements </w:t>
+      </w:r>
+      <w:proofErr w:type="spellStart"/>
+      <w:r>
+        <w:rPr>
+          <w:color w:val="BCBEC4"/>
+        </w:rPr>
+        <w:t>paiements</w:t>
+      </w:r>
+      <w:proofErr w:type="spellEnd"/>
+      <w:r>
+        <w:rPr>
+          <w:color w:val="BCBEC4"/>
+        </w:rPr>
+        <w:t xml:space="preserve"> = </w:t>
       </w:r>
       <w:r>
         <w:rPr>
@@ -4840,7 +5140,14 @@
           <w:color w:val="BCBEC4"/>
         </w:rPr>
         <w:br/>
-        <w:t xml:space="preserve">        BeanUtils.</w:t>
+        <w:t xml:space="preserve">        </w:t>
+      </w:r>
+      <w:proofErr w:type="spellStart"/>
+      <w:r>
+        <w:rPr>
+          <w:color w:val="BCBEC4"/>
+        </w:rPr>
+        <w:t>BeanUtils.</w:t>
       </w:r>
       <w:r>
         <w:rPr>
@@ -4850,11 +5157,26 @@
         </w:rPr>
         <w:t>copyProperties</w:t>
       </w:r>
-      <w:r>
-        <w:rPr>
-          <w:color w:val="BCBEC4"/>
-        </w:rPr>
-        <w:t>(paiementsDTO, paiements);</w:t>
+      <w:proofErr w:type="spellEnd"/>
+      <w:r>
+        <w:rPr>
+          <w:color w:val="BCBEC4"/>
+        </w:rPr>
+        <w:t>(</w:t>
+      </w:r>
+      <w:proofErr w:type="spellStart"/>
+      <w:r>
+        <w:rPr>
+          <w:color w:val="BCBEC4"/>
+        </w:rPr>
+        <w:t>paiementsDTO</w:t>
+      </w:r>
+      <w:proofErr w:type="spellEnd"/>
+      <w:r>
+        <w:rPr>
+          <w:color w:val="BCBEC4"/>
+        </w:rPr>
+        <w:t>, paiements);</w:t>
       </w:r>
       <w:r>
         <w:rPr>
@@ -4901,18 +5223,28 @@
         </w:rPr>
         <w:t xml:space="preserve">public </w:t>
       </w:r>
-      <w:r>
-        <w:rPr>
-          <w:color w:val="BCBEC4"/>
-        </w:rPr>
-        <w:t xml:space="preserve">PaiementsDTO </w:t>
-      </w:r>
+      <w:proofErr w:type="spellStart"/>
+      <w:r>
+        <w:rPr>
+          <w:color w:val="BCBEC4"/>
+        </w:rPr>
+        <w:t>PaiementsDTO</w:t>
+      </w:r>
+      <w:proofErr w:type="spellEnd"/>
+      <w:r>
+        <w:rPr>
+          <w:color w:val="BCBEC4"/>
+        </w:rPr>
+        <w:t xml:space="preserve"> </w:t>
+      </w:r>
+      <w:proofErr w:type="spellStart"/>
       <w:r>
         <w:rPr>
           <w:color w:val="56A8F5"/>
         </w:rPr>
         <w:t>fromPaiement</w:t>
       </w:r>
+      <w:proofErr w:type="spellEnd"/>
       <w:r>
         <w:rPr>
           <w:color w:val="BCBEC4"/>
@@ -4924,7 +5256,35 @@
           <w:color w:val="BCBEC4"/>
         </w:rPr>
         <w:br/>
-        <w:t xml:space="preserve">        PaiementsDTO paiementsDTO = </w:t>
+        <w:t xml:space="preserve">        </w:t>
+      </w:r>
+      <w:proofErr w:type="spellStart"/>
+      <w:r>
+        <w:rPr>
+          <w:color w:val="BCBEC4"/>
+        </w:rPr>
+        <w:t>PaiementsDTO</w:t>
+      </w:r>
+      <w:proofErr w:type="spellEnd"/>
+      <w:r>
+        <w:rPr>
+          <w:color w:val="BCBEC4"/>
+        </w:rPr>
+        <w:t xml:space="preserve"> </w:t>
+      </w:r>
+      <w:proofErr w:type="spellStart"/>
+      <w:r>
+        <w:rPr>
+          <w:color w:val="BCBEC4"/>
+        </w:rPr>
+        <w:t>paiementsDTO</w:t>
+      </w:r>
+      <w:proofErr w:type="spellEnd"/>
+      <w:r>
+        <w:rPr>
+          <w:color w:val="BCBEC4"/>
+        </w:rPr>
+        <w:t xml:space="preserve"> = </w:t>
       </w:r>
       <w:r>
         <w:rPr>
@@ -4932,18 +5292,33 @@
         </w:rPr>
         <w:t xml:space="preserve">new </w:t>
       </w:r>
-      <w:r>
-        <w:rPr>
-          <w:color w:val="BCBEC4"/>
-        </w:rPr>
-        <w:t>PaiementsDTO();</w:t>
-      </w:r>
-      <w:r>
-        <w:rPr>
-          <w:color w:val="BCBEC4"/>
-        </w:rPr>
-        <w:br/>
-        <w:t xml:space="preserve">        BeanUtils.</w:t>
+      <w:proofErr w:type="spellStart"/>
+      <w:r>
+        <w:rPr>
+          <w:color w:val="BCBEC4"/>
+        </w:rPr>
+        <w:t>PaiementsDTO</w:t>
+      </w:r>
+      <w:proofErr w:type="spellEnd"/>
+      <w:r>
+        <w:rPr>
+          <w:color w:val="BCBEC4"/>
+        </w:rPr>
+        <w:t>();</w:t>
+      </w:r>
+      <w:r>
+        <w:rPr>
+          <w:color w:val="BCBEC4"/>
+        </w:rPr>
+        <w:br/>
+        <w:t xml:space="preserve">        </w:t>
+      </w:r>
+      <w:proofErr w:type="spellStart"/>
+      <w:r>
+        <w:rPr>
+          <w:color w:val="BCBEC4"/>
+        </w:rPr>
+        <w:t>BeanUtils.</w:t>
       </w:r>
       <w:r>
         <w:rPr>
@@ -4953,11 +5328,26 @@
         </w:rPr>
         <w:t>copyProperties</w:t>
       </w:r>
-      <w:r>
-        <w:rPr>
-          <w:color w:val="BCBEC4"/>
-        </w:rPr>
-        <w:t>(paiements, paiementsDTO);</w:t>
+      <w:proofErr w:type="spellEnd"/>
+      <w:r>
+        <w:rPr>
+          <w:color w:val="BCBEC4"/>
+        </w:rPr>
+        <w:t xml:space="preserve">(paiements, </w:t>
+      </w:r>
+      <w:proofErr w:type="spellStart"/>
+      <w:r>
+        <w:rPr>
+          <w:color w:val="BCBEC4"/>
+        </w:rPr>
+        <w:t>paiementsDTO</w:t>
+      </w:r>
+      <w:proofErr w:type="spellEnd"/>
+      <w:r>
+        <w:rPr>
+          <w:color w:val="BCBEC4"/>
+        </w:rPr>
+        <w:t>);</w:t>
       </w:r>
       <w:r>
         <w:rPr>
@@ -4972,11 +5362,19 @@
         </w:rPr>
         <w:t xml:space="preserve">return </w:t>
       </w:r>
-      <w:r>
-        <w:rPr>
-          <w:color w:val="BCBEC4"/>
-        </w:rPr>
-        <w:t>paiementsDTO;</w:t>
+      <w:proofErr w:type="spellStart"/>
+      <w:r>
+        <w:rPr>
+          <w:color w:val="BCBEC4"/>
+        </w:rPr>
+        <w:t>paiementsDTO</w:t>
+      </w:r>
+      <w:proofErr w:type="spellEnd"/>
+      <w:r>
+        <w:rPr>
+          <w:color w:val="BCBEC4"/>
+        </w:rPr>
+        <w:t>;</w:t>
       </w:r>
       <w:r>
         <w:rPr>
@@ -5026,11 +5424,19 @@
         </w:rPr>
         <w:t xml:space="preserve">package </w:t>
       </w:r>
-      <w:r>
-        <w:rPr>
-          <w:color w:val="BCBEC4"/>
-        </w:rPr>
-        <w:t>ma.enset.examjee.mapper;</w:t>
+      <w:proofErr w:type="spellStart"/>
+      <w:r>
+        <w:rPr>
+          <w:color w:val="BCBEC4"/>
+        </w:rPr>
+        <w:t>ma.enset.examjee.mapper</w:t>
+      </w:r>
+      <w:proofErr w:type="spellEnd"/>
+      <w:r>
+        <w:rPr>
+          <w:color w:val="BCBEC4"/>
+        </w:rPr>
+        <w:t>;</w:t>
       </w:r>
       <w:r>
         <w:rPr>
@@ -5050,11 +5456,19 @@
         </w:rPr>
         <w:t xml:space="preserve">import </w:t>
       </w:r>
-      <w:r>
-        <w:rPr>
-          <w:color w:val="BCBEC4"/>
-        </w:rPr>
-        <w:t>ma.enset.examjee.dto.ContratAssuranceAutomobileDTO;</w:t>
+      <w:proofErr w:type="spellStart"/>
+      <w:r>
+        <w:rPr>
+          <w:color w:val="BCBEC4"/>
+        </w:rPr>
+        <w:t>ma.enset.examjee.dto.ContratAssuranceAutomobileDTO</w:t>
+      </w:r>
+      <w:proofErr w:type="spellEnd"/>
+      <w:r>
+        <w:rPr>
+          <w:color w:val="BCBEC4"/>
+        </w:rPr>
+        <w:t>;</w:t>
       </w:r>
       <w:r>
         <w:rPr>
@@ -5068,11 +5482,19 @@
         </w:rPr>
         <w:t xml:space="preserve">import </w:t>
       </w:r>
-      <w:r>
-        <w:rPr>
-          <w:color w:val="BCBEC4"/>
-        </w:rPr>
-        <w:t>ma.enset.examjee.dto.ContratAssuranceHabitationDTO;</w:t>
+      <w:proofErr w:type="spellStart"/>
+      <w:r>
+        <w:rPr>
+          <w:color w:val="BCBEC4"/>
+        </w:rPr>
+        <w:t>ma.enset.examjee.dto.ContratAssuranceHabitationDTO</w:t>
+      </w:r>
+      <w:proofErr w:type="spellEnd"/>
+      <w:r>
+        <w:rPr>
+          <w:color w:val="BCBEC4"/>
+        </w:rPr>
+        <w:t>;</w:t>
       </w:r>
       <w:r>
         <w:rPr>
@@ -5086,11 +5508,19 @@
         </w:rPr>
         <w:t xml:space="preserve">import </w:t>
       </w:r>
-      <w:r>
-        <w:rPr>
-          <w:color w:val="BCBEC4"/>
-        </w:rPr>
-        <w:t>ma.enset.examjee.dto.ContratAssuranceSanteDTO;</w:t>
+      <w:proofErr w:type="spellStart"/>
+      <w:r>
+        <w:rPr>
+          <w:color w:val="BCBEC4"/>
+        </w:rPr>
+        <w:t>ma.enset.examjee.dto.ContratAssuranceSanteDTO</w:t>
+      </w:r>
+      <w:proofErr w:type="spellEnd"/>
+      <w:r>
+        <w:rPr>
+          <w:color w:val="BCBEC4"/>
+        </w:rPr>
+        <w:t>;</w:t>
       </w:r>
       <w:r>
         <w:rPr>
@@ -5104,11 +5534,19 @@
         </w:rPr>
         <w:t xml:space="preserve">import </w:t>
       </w:r>
-      <w:r>
-        <w:rPr>
-          <w:color w:val="BCBEC4"/>
-        </w:rPr>
-        <w:t>ma.enset.examjee.entity.ContratAssuranceAutomobile;</w:t>
+      <w:proofErr w:type="spellStart"/>
+      <w:r>
+        <w:rPr>
+          <w:color w:val="BCBEC4"/>
+        </w:rPr>
+        <w:t>ma.enset.examjee.entity.ContratAssuranceAutomobile</w:t>
+      </w:r>
+      <w:proofErr w:type="spellEnd"/>
+      <w:r>
+        <w:rPr>
+          <w:color w:val="BCBEC4"/>
+        </w:rPr>
+        <w:t>;</w:t>
       </w:r>
       <w:r>
         <w:rPr>
@@ -5122,11 +5560,19 @@
         </w:rPr>
         <w:t xml:space="preserve">import </w:t>
       </w:r>
-      <w:r>
-        <w:rPr>
-          <w:color w:val="BCBEC4"/>
-        </w:rPr>
-        <w:t>ma.enset.examjee.entity.ContratAssuranceHabitation;</w:t>
+      <w:proofErr w:type="spellStart"/>
+      <w:r>
+        <w:rPr>
+          <w:color w:val="BCBEC4"/>
+        </w:rPr>
+        <w:t>ma.enset.examjee.entity.ContratAssuranceHabitation</w:t>
+      </w:r>
+      <w:proofErr w:type="spellEnd"/>
+      <w:r>
+        <w:rPr>
+          <w:color w:val="BCBEC4"/>
+        </w:rPr>
+        <w:t>;</w:t>
       </w:r>
       <w:r>
         <w:rPr>
@@ -5140,11 +5586,19 @@
         </w:rPr>
         <w:t xml:space="preserve">import </w:t>
       </w:r>
-      <w:r>
-        <w:rPr>
-          <w:color w:val="BCBEC4"/>
-        </w:rPr>
-        <w:t>ma.enset.examjee.entity.ContratAssuranceSante;</w:t>
+      <w:proofErr w:type="spellStart"/>
+      <w:r>
+        <w:rPr>
+          <w:color w:val="BCBEC4"/>
+        </w:rPr>
+        <w:t>ma.enset.examjee.entity.ContratAssuranceSante</w:t>
+      </w:r>
+      <w:proofErr w:type="spellEnd"/>
+      <w:r>
+        <w:rPr>
+          <w:color w:val="BCBEC4"/>
+        </w:rPr>
+        <w:t>;</w:t>
       </w:r>
       <w:r>
         <w:rPr>
@@ -5158,11 +5612,19 @@
         </w:rPr>
         <w:t xml:space="preserve">import </w:t>
       </w:r>
-      <w:r>
-        <w:rPr>
-          <w:color w:val="BCBEC4"/>
-        </w:rPr>
-        <w:t>org.springframework.beans.BeanUtils;</w:t>
+      <w:proofErr w:type="spellStart"/>
+      <w:r>
+        <w:rPr>
+          <w:color w:val="BCBEC4"/>
+        </w:rPr>
+        <w:t>org.springframework.beans.BeanUtils</w:t>
+      </w:r>
+      <w:proofErr w:type="spellEnd"/>
+      <w:r>
+        <w:rPr>
+          <w:color w:val="BCBEC4"/>
+        </w:rPr>
+        <w:t>;</w:t>
       </w:r>
       <w:r>
         <w:rPr>
@@ -5176,6 +5638,7 @@
         </w:rPr>
         <w:t xml:space="preserve">import </w:t>
       </w:r>
+      <w:proofErr w:type="spellStart"/>
       <w:r>
         <w:rPr>
           <w:color w:val="BCBEC4"/>
@@ -5188,6 +5651,7 @@
         </w:rPr>
         <w:t>Component</w:t>
       </w:r>
+      <w:proofErr w:type="spellEnd"/>
       <w:r>
         <w:rPr>
           <w:color w:val="BCBEC4"/>
@@ -5225,11 +5689,19 @@
         </w:rPr>
         <w:t xml:space="preserve">public class </w:t>
       </w:r>
-      <w:r>
-        <w:rPr>
-          <w:color w:val="BCBEC4"/>
-        </w:rPr>
-        <w:t>ContratAssuaranceMapper {</w:t>
+      <w:proofErr w:type="spellStart"/>
+      <w:r>
+        <w:rPr>
+          <w:color w:val="BCBEC4"/>
+        </w:rPr>
+        <w:t>ContratAssuaranceMapper</w:t>
+      </w:r>
+      <w:proofErr w:type="spellEnd"/>
+      <w:r>
+        <w:rPr>
+          <w:color w:val="BCBEC4"/>
+        </w:rPr>
+        <w:t xml:space="preserve"> {</w:t>
       </w:r>
       <w:r>
         <w:rPr>
@@ -5250,30 +5722,96 @@
         </w:rPr>
         <w:t xml:space="preserve">public </w:t>
       </w:r>
-      <w:r>
-        <w:rPr>
-          <w:color w:val="BCBEC4"/>
-        </w:rPr>
-        <w:t xml:space="preserve">ContratAssuranceSante </w:t>
-      </w:r>
+      <w:proofErr w:type="spellStart"/>
+      <w:r>
+        <w:rPr>
+          <w:color w:val="BCBEC4"/>
+        </w:rPr>
+        <w:t>ContratAssuranceSante</w:t>
+      </w:r>
+      <w:proofErr w:type="spellEnd"/>
+      <w:r>
+        <w:rPr>
+          <w:color w:val="BCBEC4"/>
+        </w:rPr>
+        <w:t xml:space="preserve"> </w:t>
+      </w:r>
+      <w:proofErr w:type="spellStart"/>
       <w:r>
         <w:rPr>
           <w:color w:val="56A8F5"/>
         </w:rPr>
         <w:t>fromContratSanteDTO</w:t>
       </w:r>
-      <w:r>
-        <w:rPr>
-          <w:color w:val="BCBEC4"/>
-        </w:rPr>
-        <w:t>(ContratAssuranceSanteDTO contratAssuranceSanteDTO) {</w:t>
-      </w:r>
-      <w:r>
-        <w:rPr>
-          <w:color w:val="BCBEC4"/>
-        </w:rPr>
-        <w:br/>
-        <w:t xml:space="preserve">        ContratAssuranceSante contratAssuranceSante = </w:t>
+      <w:proofErr w:type="spellEnd"/>
+      <w:r>
+        <w:rPr>
+          <w:color w:val="BCBEC4"/>
+        </w:rPr>
+        <w:t>(</w:t>
+      </w:r>
+      <w:proofErr w:type="spellStart"/>
+      <w:r>
+        <w:rPr>
+          <w:color w:val="BCBEC4"/>
+        </w:rPr>
+        <w:t>ContratAssuranceSanteDTO</w:t>
+      </w:r>
+      <w:proofErr w:type="spellEnd"/>
+      <w:r>
+        <w:rPr>
+          <w:color w:val="BCBEC4"/>
+        </w:rPr>
+        <w:t xml:space="preserve"> </w:t>
+      </w:r>
+      <w:proofErr w:type="spellStart"/>
+      <w:r>
+        <w:rPr>
+          <w:color w:val="BCBEC4"/>
+        </w:rPr>
+        <w:t>contratAssuranceSanteDTO</w:t>
+      </w:r>
+      <w:proofErr w:type="spellEnd"/>
+      <w:r>
+        <w:rPr>
+          <w:color w:val="BCBEC4"/>
+        </w:rPr>
+        <w:t>) {</w:t>
+      </w:r>
+      <w:r>
+        <w:rPr>
+          <w:color w:val="BCBEC4"/>
+        </w:rPr>
+        <w:br/>
+        <w:t xml:space="preserve">        </w:t>
+      </w:r>
+      <w:proofErr w:type="spellStart"/>
+      <w:r>
+        <w:rPr>
+          <w:color w:val="BCBEC4"/>
+        </w:rPr>
+        <w:t>ContratAssuranceSante</w:t>
+      </w:r>
+      <w:proofErr w:type="spellEnd"/>
+      <w:r>
+        <w:rPr>
+          <w:color w:val="BCBEC4"/>
+        </w:rPr>
+        <w:t xml:space="preserve"> </w:t>
+      </w:r>
+      <w:proofErr w:type="spellStart"/>
+      <w:r>
+        <w:rPr>
+          <w:color w:val="BCBEC4"/>
+        </w:rPr>
+        <w:t>contratAssuranceSante</w:t>
+      </w:r>
+      <w:proofErr w:type="spellEnd"/>
+      <w:r>
+        <w:rPr>
+          <w:color w:val="BCBEC4"/>
+        </w:rPr>
+        <w:t xml:space="preserve"> = </w:t>
       </w:r>
       <w:r>
         <w:rPr>
@@ -5281,18 +5819,33 @@
         </w:rPr>
         <w:t xml:space="preserve">new </w:t>
       </w:r>
-      <w:r>
-        <w:rPr>
-          <w:color w:val="BCBEC4"/>
-        </w:rPr>
-        <w:t>ContratAssuranceSante();</w:t>
-      </w:r>
-      <w:r>
-        <w:rPr>
-          <w:color w:val="BCBEC4"/>
-        </w:rPr>
-        <w:br/>
-        <w:t xml:space="preserve">        BeanUtils.</w:t>
+      <w:proofErr w:type="spellStart"/>
+      <w:r>
+        <w:rPr>
+          <w:color w:val="BCBEC4"/>
+        </w:rPr>
+        <w:t>ContratAssuranceSante</w:t>
+      </w:r>
+      <w:proofErr w:type="spellEnd"/>
+      <w:r>
+        <w:rPr>
+          <w:color w:val="BCBEC4"/>
+        </w:rPr>
+        <w:t>();</w:t>
+      </w:r>
+      <w:r>
+        <w:rPr>
+          <w:color w:val="BCBEC4"/>
+        </w:rPr>
+        <w:br/>
+        <w:t xml:space="preserve">        </w:t>
+      </w:r>
+      <w:proofErr w:type="spellStart"/>
+      <w:r>
+        <w:rPr>
+          <w:color w:val="BCBEC4"/>
+        </w:rPr>
+        <w:t>BeanUtils.</w:t>
       </w:r>
       <w:r>
         <w:rPr>
@@ -5302,11 +5855,40 @@
         </w:rPr>
         <w:t>copyProperties</w:t>
       </w:r>
-      <w:r>
-        <w:rPr>
-          <w:color w:val="BCBEC4"/>
-        </w:rPr>
-        <w:t>(contratAssuranceSanteDTO, contratAssuranceSante);</w:t>
+      <w:proofErr w:type="spellEnd"/>
+      <w:r>
+        <w:rPr>
+          <w:color w:val="BCBEC4"/>
+        </w:rPr>
+        <w:t>(</w:t>
+      </w:r>
+      <w:proofErr w:type="spellStart"/>
+      <w:r>
+        <w:rPr>
+          <w:color w:val="BCBEC4"/>
+        </w:rPr>
+        <w:t>contratAssuranceSanteDTO</w:t>
+      </w:r>
+      <w:proofErr w:type="spellEnd"/>
+      <w:r>
+        <w:rPr>
+          <w:color w:val="BCBEC4"/>
+        </w:rPr>
+        <w:t xml:space="preserve">, </w:t>
+      </w:r>
+      <w:proofErr w:type="spellStart"/>
+      <w:r>
+        <w:rPr>
+          <w:color w:val="BCBEC4"/>
+        </w:rPr>
+        <w:t>contratAssuranceSante</w:t>
+      </w:r>
+      <w:proofErr w:type="spellEnd"/>
+      <w:r>
+        <w:rPr>
+          <w:color w:val="BCBEC4"/>
+        </w:rPr>
+        <w:t>);</w:t>
       </w:r>
       <w:r>
         <w:rPr>
@@ -5321,11 +5903,19 @@
         </w:rPr>
         <w:t xml:space="preserve">return </w:t>
       </w:r>
-      <w:r>
-        <w:rPr>
-          <w:color w:val="BCBEC4"/>
-        </w:rPr>
-        <w:t>contratAssuranceSante;</w:t>
+      <w:proofErr w:type="spellStart"/>
+      <w:r>
+        <w:rPr>
+          <w:color w:val="BCBEC4"/>
+        </w:rPr>
+        <w:t>contratAssuranceSante</w:t>
+      </w:r>
+      <w:proofErr w:type="spellEnd"/>
+      <w:r>
+        <w:rPr>
+          <w:color w:val="BCBEC4"/>
+        </w:rPr>
+        <w:t>;</w:t>
       </w:r>
       <w:r>
         <w:rPr>
@@ -5353,30 +5943,96 @@
         </w:rPr>
         <w:t xml:space="preserve">public </w:t>
       </w:r>
-      <w:r>
-        <w:rPr>
-          <w:color w:val="BCBEC4"/>
-        </w:rPr>
-        <w:t xml:space="preserve">ContratAssuranceSanteDTO </w:t>
-      </w:r>
+      <w:proofErr w:type="spellStart"/>
+      <w:r>
+        <w:rPr>
+          <w:color w:val="BCBEC4"/>
+        </w:rPr>
+        <w:t>ContratAssuranceSanteDTO</w:t>
+      </w:r>
+      <w:proofErr w:type="spellEnd"/>
+      <w:r>
+        <w:rPr>
+          <w:color w:val="BCBEC4"/>
+        </w:rPr>
+        <w:t xml:space="preserve"> </w:t>
+      </w:r>
+      <w:proofErr w:type="spellStart"/>
       <w:r>
         <w:rPr>
           <w:color w:val="56A8F5"/>
         </w:rPr>
         <w:t>fromContratSante</w:t>
       </w:r>
-      <w:r>
-        <w:rPr>
-          <w:color w:val="BCBEC4"/>
-        </w:rPr>
-        <w:t>(ContratAssuranceSante contratAssuranceSante) {</w:t>
-      </w:r>
-      <w:r>
-        <w:rPr>
-          <w:color w:val="BCBEC4"/>
-        </w:rPr>
-        <w:br/>
-        <w:t xml:space="preserve">        ContratAssuranceSanteDTO contratAssuranceSanteDTO = </w:t>
+      <w:proofErr w:type="spellEnd"/>
+      <w:r>
+        <w:rPr>
+          <w:color w:val="BCBEC4"/>
+        </w:rPr>
+        <w:t>(</w:t>
+      </w:r>
+      <w:proofErr w:type="spellStart"/>
+      <w:r>
+        <w:rPr>
+          <w:color w:val="BCBEC4"/>
+        </w:rPr>
+        <w:t>ContratAssuranceSante</w:t>
+      </w:r>
+      <w:proofErr w:type="spellEnd"/>
+      <w:r>
+        <w:rPr>
+          <w:color w:val="BCBEC4"/>
+        </w:rPr>
+        <w:t xml:space="preserve"> </w:t>
+      </w:r>
+      <w:proofErr w:type="spellStart"/>
+      <w:r>
+        <w:rPr>
+          <w:color w:val="BCBEC4"/>
+        </w:rPr>
+        <w:t>contratAssuranceSante</w:t>
+      </w:r>
+      <w:proofErr w:type="spellEnd"/>
+      <w:r>
+        <w:rPr>
+          <w:color w:val="BCBEC4"/>
+        </w:rPr>
+        <w:t>) {</w:t>
+      </w:r>
+      <w:r>
+        <w:rPr>
+          <w:color w:val="BCBEC4"/>
+        </w:rPr>
+        <w:br/>
+        <w:t xml:space="preserve">        </w:t>
+      </w:r>
+      <w:proofErr w:type="spellStart"/>
+      <w:r>
+        <w:rPr>
+          <w:color w:val="BCBEC4"/>
+        </w:rPr>
+        <w:t>ContratAssuranceSanteDTO</w:t>
+      </w:r>
+      <w:proofErr w:type="spellEnd"/>
+      <w:r>
+        <w:rPr>
+          <w:color w:val="BCBEC4"/>
+        </w:rPr>
+        <w:t xml:space="preserve"> </w:t>
+      </w:r>
+      <w:proofErr w:type="spellStart"/>
+      <w:r>
+        <w:rPr>
+          <w:color w:val="BCBEC4"/>
+        </w:rPr>
+        <w:t>contratAssuranceSanteDTO</w:t>
+      </w:r>
+      <w:proofErr w:type="spellEnd"/>
+      <w:r>
+        <w:rPr>
+          <w:color w:val="BCBEC4"/>
+        </w:rPr>
+        <w:t xml:space="preserve"> = </w:t>
       </w:r>
       <w:r>
         <w:rPr>
@@ -5384,18 +6040,33 @@
         </w:rPr>
         <w:t xml:space="preserve">new </w:t>
       </w:r>
-      <w:r>
-        <w:rPr>
-          <w:color w:val="BCBEC4"/>
-        </w:rPr>
-        <w:t>ContratAssuranceSanteDTO();</w:t>
-      </w:r>
-      <w:r>
-        <w:rPr>
-          <w:color w:val="BCBEC4"/>
-        </w:rPr>
-        <w:br/>
-        <w:t xml:space="preserve">        BeanUtils.</w:t>
+      <w:proofErr w:type="spellStart"/>
+      <w:r>
+        <w:rPr>
+          <w:color w:val="BCBEC4"/>
+        </w:rPr>
+        <w:t>ContratAssuranceSanteDTO</w:t>
+      </w:r>
+      <w:proofErr w:type="spellEnd"/>
+      <w:r>
+        <w:rPr>
+          <w:color w:val="BCBEC4"/>
+        </w:rPr>
+        <w:t>();</w:t>
+      </w:r>
+      <w:r>
+        <w:rPr>
+          <w:color w:val="BCBEC4"/>
+        </w:rPr>
+        <w:br/>
+        <w:t xml:space="preserve">        </w:t>
+      </w:r>
+      <w:proofErr w:type="spellStart"/>
+      <w:r>
+        <w:rPr>
+          <w:color w:val="BCBEC4"/>
+        </w:rPr>
+        <w:t>BeanUtils.</w:t>
       </w:r>
       <w:r>
         <w:rPr>
@@ -5405,11 +6076,40 @@
         </w:rPr>
         <w:t>copyProperties</w:t>
       </w:r>
-      <w:r>
-        <w:rPr>
-          <w:color w:val="BCBEC4"/>
-        </w:rPr>
-        <w:t>(contratAssuranceSante, contratAssuranceSanteDTO);</w:t>
+      <w:proofErr w:type="spellEnd"/>
+      <w:r>
+        <w:rPr>
+          <w:color w:val="BCBEC4"/>
+        </w:rPr>
+        <w:t>(</w:t>
+      </w:r>
+      <w:proofErr w:type="spellStart"/>
+      <w:r>
+        <w:rPr>
+          <w:color w:val="BCBEC4"/>
+        </w:rPr>
+        <w:t>contratAssuranceSante</w:t>
+      </w:r>
+      <w:proofErr w:type="spellEnd"/>
+      <w:r>
+        <w:rPr>
+          <w:color w:val="BCBEC4"/>
+        </w:rPr>
+        <w:t xml:space="preserve">, </w:t>
+      </w:r>
+      <w:proofErr w:type="spellStart"/>
+      <w:r>
+        <w:rPr>
+          <w:color w:val="BCBEC4"/>
+        </w:rPr>
+        <w:t>contratAssuranceSanteDTO</w:t>
+      </w:r>
+      <w:proofErr w:type="spellEnd"/>
+      <w:r>
+        <w:rPr>
+          <w:color w:val="BCBEC4"/>
+        </w:rPr>
+        <w:t>);</w:t>
       </w:r>
       <w:r>
         <w:rPr>
@@ -5424,11 +6124,19 @@
         </w:rPr>
         <w:t xml:space="preserve">return </w:t>
       </w:r>
-      <w:r>
-        <w:rPr>
-          <w:color w:val="BCBEC4"/>
-        </w:rPr>
-        <w:t>contratAssuranceSanteDTO;</w:t>
+      <w:proofErr w:type="spellStart"/>
+      <w:r>
+        <w:rPr>
+          <w:color w:val="BCBEC4"/>
+        </w:rPr>
+        <w:t>contratAssuranceSanteDTO</w:t>
+      </w:r>
+      <w:proofErr w:type="spellEnd"/>
+      <w:r>
+        <w:rPr>
+          <w:color w:val="BCBEC4"/>
+        </w:rPr>
+        <w:t>;</w:t>
       </w:r>
       <w:r>
         <w:rPr>
@@ -5456,30 +6164,96 @@
         </w:rPr>
         <w:t xml:space="preserve">public </w:t>
       </w:r>
-      <w:r>
-        <w:rPr>
-          <w:color w:val="BCBEC4"/>
-        </w:rPr>
-        <w:t xml:space="preserve">ContratAssuranceAutomobile </w:t>
-      </w:r>
+      <w:proofErr w:type="spellStart"/>
+      <w:r>
+        <w:rPr>
+          <w:color w:val="BCBEC4"/>
+        </w:rPr>
+        <w:t>ContratAssuranceAutomobile</w:t>
+      </w:r>
+      <w:proofErr w:type="spellEnd"/>
+      <w:r>
+        <w:rPr>
+          <w:color w:val="BCBEC4"/>
+        </w:rPr>
+        <w:t xml:space="preserve"> </w:t>
+      </w:r>
+      <w:proofErr w:type="spellStart"/>
       <w:r>
         <w:rPr>
           <w:color w:val="56A8F5"/>
         </w:rPr>
         <w:t>fromContratAutomobileDTO</w:t>
       </w:r>
-      <w:r>
-        <w:rPr>
-          <w:color w:val="BCBEC4"/>
-        </w:rPr>
-        <w:t>(ContratAssuranceAutomobileDTO contratAssuranceAutomobileDTO) {</w:t>
-      </w:r>
-      <w:r>
-        <w:rPr>
-          <w:color w:val="BCBEC4"/>
-        </w:rPr>
-        <w:br/>
-        <w:t xml:space="preserve">        ContratAssuranceAutomobile contratAssuranceAutomobile = </w:t>
+      <w:proofErr w:type="spellEnd"/>
+      <w:r>
+        <w:rPr>
+          <w:color w:val="BCBEC4"/>
+        </w:rPr>
+        <w:t>(</w:t>
+      </w:r>
+      <w:proofErr w:type="spellStart"/>
+      <w:r>
+        <w:rPr>
+          <w:color w:val="BCBEC4"/>
+        </w:rPr>
+        <w:t>ContratAssuranceAutomobileDTO</w:t>
+      </w:r>
+      <w:proofErr w:type="spellEnd"/>
+      <w:r>
+        <w:rPr>
+          <w:color w:val="BCBEC4"/>
+        </w:rPr>
+        <w:t xml:space="preserve"> </w:t>
+      </w:r>
+      <w:proofErr w:type="spellStart"/>
+      <w:r>
+        <w:rPr>
+          <w:color w:val="BCBEC4"/>
+        </w:rPr>
+        <w:t>contratAssuranceAutomobileDTO</w:t>
+      </w:r>
+      <w:proofErr w:type="spellEnd"/>
+      <w:r>
+        <w:rPr>
+          <w:color w:val="BCBEC4"/>
+        </w:rPr>
+        <w:t>) {</w:t>
+      </w:r>
+      <w:r>
+        <w:rPr>
+          <w:color w:val="BCBEC4"/>
+        </w:rPr>
+        <w:br/>
+        <w:t xml:space="preserve">        </w:t>
+      </w:r>
+      <w:proofErr w:type="spellStart"/>
+      <w:r>
+        <w:rPr>
+          <w:color w:val="BCBEC4"/>
+        </w:rPr>
+        <w:t>ContratAssuranceAutomobile</w:t>
+      </w:r>
+      <w:proofErr w:type="spellEnd"/>
+      <w:r>
+        <w:rPr>
+          <w:color w:val="BCBEC4"/>
+        </w:rPr>
+        <w:t xml:space="preserve"> </w:t>
+      </w:r>
+      <w:proofErr w:type="spellStart"/>
+      <w:r>
+        <w:rPr>
+          <w:color w:val="BCBEC4"/>
+        </w:rPr>
+        <w:t>contratAssuranceAutomobile</w:t>
+      </w:r>
+      <w:proofErr w:type="spellEnd"/>
+      <w:r>
+        <w:rPr>
+          <w:color w:val="BCBEC4"/>
+        </w:rPr>
+        <w:t xml:space="preserve"> = </w:t>
       </w:r>
       <w:r>
         <w:rPr>
@@ -5487,18 +6261,33 @@
         </w:rPr>
         <w:t xml:space="preserve">new </w:t>
       </w:r>
-      <w:r>
-        <w:rPr>
-          <w:color w:val="BCBEC4"/>
-        </w:rPr>
-        <w:t>ContratAssuranceAutomobile();</w:t>
-      </w:r>
-      <w:r>
-        <w:rPr>
-          <w:color w:val="BCBEC4"/>
-        </w:rPr>
-        <w:br/>
-        <w:t xml:space="preserve">        BeanUtils.</w:t>
+      <w:proofErr w:type="spellStart"/>
+      <w:r>
+        <w:rPr>
+          <w:color w:val="BCBEC4"/>
+        </w:rPr>
+        <w:t>ContratAssuranceAutomobile</w:t>
+      </w:r>
+      <w:proofErr w:type="spellEnd"/>
+      <w:r>
+        <w:rPr>
+          <w:color w:val="BCBEC4"/>
+        </w:rPr>
+        <w:t>();</w:t>
+      </w:r>
+      <w:r>
+        <w:rPr>
+          <w:color w:val="BCBEC4"/>
+        </w:rPr>
+        <w:br/>
+        <w:t xml:space="preserve">        </w:t>
+      </w:r>
+      <w:proofErr w:type="spellStart"/>
+      <w:r>
+        <w:rPr>
+          <w:color w:val="BCBEC4"/>
+        </w:rPr>
+        <w:t>BeanUtils.</w:t>
       </w:r>
       <w:r>
         <w:rPr>
@@ -5508,11 +6297,40 @@
         </w:rPr>
         <w:t>copyProperties</w:t>
       </w:r>
-      <w:r>
-        <w:rPr>
-          <w:color w:val="BCBEC4"/>
-        </w:rPr>
-        <w:t>(contratAssuranceAutomobileDTO, contratAssuranceAutomobile);</w:t>
+      <w:proofErr w:type="spellEnd"/>
+      <w:r>
+        <w:rPr>
+          <w:color w:val="BCBEC4"/>
+        </w:rPr>
+        <w:t>(</w:t>
+      </w:r>
+      <w:proofErr w:type="spellStart"/>
+      <w:r>
+        <w:rPr>
+          <w:color w:val="BCBEC4"/>
+        </w:rPr>
+        <w:t>contratAssuranceAutomobileDTO</w:t>
+      </w:r>
+      <w:proofErr w:type="spellEnd"/>
+      <w:r>
+        <w:rPr>
+          <w:color w:val="BCBEC4"/>
+        </w:rPr>
+        <w:t xml:space="preserve">, </w:t>
+      </w:r>
+      <w:proofErr w:type="spellStart"/>
+      <w:r>
+        <w:rPr>
+          <w:color w:val="BCBEC4"/>
+        </w:rPr>
+        <w:t>contratAssuranceAutomobile</w:t>
+      </w:r>
+      <w:proofErr w:type="spellEnd"/>
+      <w:r>
+        <w:rPr>
+          <w:color w:val="BCBEC4"/>
+        </w:rPr>
+        <w:t>);</w:t>
       </w:r>
       <w:r>
         <w:rPr>
@@ -5527,11 +6345,19 @@
         </w:rPr>
         <w:t xml:space="preserve">return </w:t>
       </w:r>
-      <w:r>
-        <w:rPr>
-          <w:color w:val="BCBEC4"/>
-        </w:rPr>
-        <w:t>contratAssuranceAutomobile;</w:t>
+      <w:proofErr w:type="spellStart"/>
+      <w:r>
+        <w:rPr>
+          <w:color w:val="BCBEC4"/>
+        </w:rPr>
+        <w:t>contratAssuranceAutomobile</w:t>
+      </w:r>
+      <w:proofErr w:type="spellEnd"/>
+      <w:r>
+        <w:rPr>
+          <w:color w:val="BCBEC4"/>
+        </w:rPr>
+        <w:t>;</w:t>
       </w:r>
       <w:r>
         <w:rPr>
@@ -5559,30 +6385,96 @@
         </w:rPr>
         <w:t xml:space="preserve">public </w:t>
       </w:r>
-      <w:r>
-        <w:rPr>
-          <w:color w:val="BCBEC4"/>
-        </w:rPr>
-        <w:t xml:space="preserve">ContratAssuranceAutomobileDTO </w:t>
-      </w:r>
+      <w:proofErr w:type="spellStart"/>
+      <w:r>
+        <w:rPr>
+          <w:color w:val="BCBEC4"/>
+        </w:rPr>
+        <w:t>ContratAssuranceAutomobileDTO</w:t>
+      </w:r>
+      <w:proofErr w:type="spellEnd"/>
+      <w:r>
+        <w:rPr>
+          <w:color w:val="BCBEC4"/>
+        </w:rPr>
+        <w:t xml:space="preserve"> </w:t>
+      </w:r>
+      <w:proofErr w:type="spellStart"/>
       <w:r>
         <w:rPr>
           <w:color w:val="56A8F5"/>
         </w:rPr>
         <w:t>fromContratAutomobile</w:t>
       </w:r>
-      <w:r>
-        <w:rPr>
-          <w:color w:val="BCBEC4"/>
-        </w:rPr>
-        <w:t>(ContratAssuranceAutomobile contratAssuranceAutomobile) {</w:t>
-      </w:r>
-      <w:r>
-        <w:rPr>
-          <w:color w:val="BCBEC4"/>
-        </w:rPr>
-        <w:br/>
-        <w:t xml:space="preserve">        ContratAssuranceAutomobileDTO contratAssuranceAutomobileDTO = </w:t>
+      <w:proofErr w:type="spellEnd"/>
+      <w:r>
+        <w:rPr>
+          <w:color w:val="BCBEC4"/>
+        </w:rPr>
+        <w:t>(</w:t>
+      </w:r>
+      <w:proofErr w:type="spellStart"/>
+      <w:r>
+        <w:rPr>
+          <w:color w:val="BCBEC4"/>
+        </w:rPr>
+        <w:t>ContratAssuranceAutomobile</w:t>
+      </w:r>
+      <w:proofErr w:type="spellEnd"/>
+      <w:r>
+        <w:rPr>
+          <w:color w:val="BCBEC4"/>
+        </w:rPr>
+        <w:t xml:space="preserve"> </w:t>
+      </w:r>
+      <w:proofErr w:type="spellStart"/>
+      <w:r>
+        <w:rPr>
+          <w:color w:val="BCBEC4"/>
+        </w:rPr>
+        <w:t>contratAssuranceAutomobile</w:t>
+      </w:r>
+      <w:proofErr w:type="spellEnd"/>
+      <w:r>
+        <w:rPr>
+          <w:color w:val="BCBEC4"/>
+        </w:rPr>
+        <w:t>) {</w:t>
+      </w:r>
+      <w:r>
+        <w:rPr>
+          <w:color w:val="BCBEC4"/>
+        </w:rPr>
+        <w:br/>
+        <w:t xml:space="preserve">        </w:t>
+      </w:r>
+      <w:proofErr w:type="spellStart"/>
+      <w:r>
+        <w:rPr>
+          <w:color w:val="BCBEC4"/>
+        </w:rPr>
+        <w:t>ContratAssuranceAutomobileDTO</w:t>
+      </w:r>
+      <w:proofErr w:type="spellEnd"/>
+      <w:r>
+        <w:rPr>
+          <w:color w:val="BCBEC4"/>
+        </w:rPr>
+        <w:t xml:space="preserve"> </w:t>
+      </w:r>
+      <w:proofErr w:type="spellStart"/>
+      <w:r>
+        <w:rPr>
+          <w:color w:val="BCBEC4"/>
+        </w:rPr>
+        <w:t>contratAssuranceAutomobileDTO</w:t>
+      </w:r>
+      <w:proofErr w:type="spellEnd"/>
+      <w:r>
+        <w:rPr>
+          <w:color w:val="BCBEC4"/>
+        </w:rPr>
+        <w:t xml:space="preserve"> = </w:t>
       </w:r>
       <w:r>
         <w:rPr>
@@ -5590,18 +6482,33 @@
         </w:rPr>
         <w:t xml:space="preserve">new </w:t>
       </w:r>
-      <w:r>
-        <w:rPr>
-          <w:color w:val="BCBEC4"/>
-        </w:rPr>
-        <w:t>ContratAssuranceAutomobileDTO();</w:t>
-      </w:r>
-      <w:r>
-        <w:rPr>
-          <w:color w:val="BCBEC4"/>
-        </w:rPr>
-        <w:br/>
-        <w:t xml:space="preserve">        BeanUtils.</w:t>
+      <w:proofErr w:type="spellStart"/>
+      <w:r>
+        <w:rPr>
+          <w:color w:val="BCBEC4"/>
+        </w:rPr>
+        <w:t>ContratAssuranceAutomobileDTO</w:t>
+      </w:r>
+      <w:proofErr w:type="spellEnd"/>
+      <w:r>
+        <w:rPr>
+          <w:color w:val="BCBEC4"/>
+        </w:rPr>
+        <w:t>();</w:t>
+      </w:r>
+      <w:r>
+        <w:rPr>
+          <w:color w:val="BCBEC4"/>
+        </w:rPr>
+        <w:br/>
+        <w:t xml:space="preserve">        </w:t>
+      </w:r>
+      <w:proofErr w:type="spellStart"/>
+      <w:r>
+        <w:rPr>
+          <w:color w:val="BCBEC4"/>
+        </w:rPr>
+        <w:t>BeanUtils.</w:t>
       </w:r>
       <w:r>
         <w:rPr>
@@ -5611,11 +6518,40 @@
         </w:rPr>
         <w:t>copyProperties</w:t>
       </w:r>
-      <w:r>
-        <w:rPr>
-          <w:color w:val="BCBEC4"/>
-        </w:rPr>
-        <w:t>(contratAssuranceAutomobile, contratAssuranceAutomobileDTO);</w:t>
+      <w:proofErr w:type="spellEnd"/>
+      <w:r>
+        <w:rPr>
+          <w:color w:val="BCBEC4"/>
+        </w:rPr>
+        <w:t>(</w:t>
+      </w:r>
+      <w:proofErr w:type="spellStart"/>
+      <w:r>
+        <w:rPr>
+          <w:color w:val="BCBEC4"/>
+        </w:rPr>
+        <w:t>contratAssuranceAutomobile</w:t>
+      </w:r>
+      <w:proofErr w:type="spellEnd"/>
+      <w:r>
+        <w:rPr>
+          <w:color w:val="BCBEC4"/>
+        </w:rPr>
+        <w:t xml:space="preserve">, </w:t>
+      </w:r>
+      <w:proofErr w:type="spellStart"/>
+      <w:r>
+        <w:rPr>
+          <w:color w:val="BCBEC4"/>
+        </w:rPr>
+        <w:t>contratAssuranceAutomobileDTO</w:t>
+      </w:r>
+      <w:proofErr w:type="spellEnd"/>
+      <w:r>
+        <w:rPr>
+          <w:color w:val="BCBEC4"/>
+        </w:rPr>
+        <w:t>);</w:t>
       </w:r>
       <w:r>
         <w:rPr>
@@ -5630,11 +6566,19 @@
         </w:rPr>
         <w:t xml:space="preserve">return </w:t>
       </w:r>
-      <w:r>
-        <w:rPr>
-          <w:color w:val="BCBEC4"/>
-        </w:rPr>
-        <w:t>contratAssuranceAutomobileDTO;</w:t>
+      <w:proofErr w:type="spellStart"/>
+      <w:r>
+        <w:rPr>
+          <w:color w:val="BCBEC4"/>
+        </w:rPr>
+        <w:t>contratAssuranceAutomobileDTO</w:t>
+      </w:r>
+      <w:proofErr w:type="spellEnd"/>
+      <w:r>
+        <w:rPr>
+          <w:color w:val="BCBEC4"/>
+        </w:rPr>
+        <w:t>;</w:t>
       </w:r>
       <w:r>
         <w:rPr>
@@ -5668,30 +6612,96 @@
         </w:rPr>
         <w:t xml:space="preserve">public </w:t>
       </w:r>
-      <w:r>
-        <w:rPr>
-          <w:color w:val="BCBEC4"/>
-        </w:rPr>
-        <w:t xml:space="preserve">ContratAssuranceHabitation </w:t>
-      </w:r>
+      <w:proofErr w:type="spellStart"/>
+      <w:r>
+        <w:rPr>
+          <w:color w:val="BCBEC4"/>
+        </w:rPr>
+        <w:t>ContratAssuranceHabitation</w:t>
+      </w:r>
+      <w:proofErr w:type="spellEnd"/>
+      <w:r>
+        <w:rPr>
+          <w:color w:val="BCBEC4"/>
+        </w:rPr>
+        <w:t xml:space="preserve"> </w:t>
+      </w:r>
+      <w:proofErr w:type="spellStart"/>
       <w:r>
         <w:rPr>
           <w:color w:val="56A8F5"/>
         </w:rPr>
         <w:t>fromContratHabitationDTO</w:t>
       </w:r>
-      <w:r>
-        <w:rPr>
-          <w:color w:val="BCBEC4"/>
-        </w:rPr>
-        <w:t>(ContratAssuranceHabitationDTO contratAssuranceHabitationDTO) {</w:t>
-      </w:r>
-      <w:r>
-        <w:rPr>
-          <w:color w:val="BCBEC4"/>
-        </w:rPr>
-        <w:br/>
-        <w:t xml:space="preserve">        ContratAssuranceHabitation contratAssuranceHabitation = </w:t>
+      <w:proofErr w:type="spellEnd"/>
+      <w:r>
+        <w:rPr>
+          <w:color w:val="BCBEC4"/>
+        </w:rPr>
+        <w:t>(</w:t>
+      </w:r>
+      <w:proofErr w:type="spellStart"/>
+      <w:r>
+        <w:rPr>
+          <w:color w:val="BCBEC4"/>
+        </w:rPr>
+        <w:t>ContratAssuranceHabitationDTO</w:t>
+      </w:r>
+      <w:proofErr w:type="spellEnd"/>
+      <w:r>
+        <w:rPr>
+          <w:color w:val="BCBEC4"/>
+        </w:rPr>
+        <w:t xml:space="preserve"> </w:t>
+      </w:r>
+      <w:proofErr w:type="spellStart"/>
+      <w:r>
+        <w:rPr>
+          <w:color w:val="BCBEC4"/>
+        </w:rPr>
+        <w:t>contratAssuranceHabitationDTO</w:t>
+      </w:r>
+      <w:proofErr w:type="spellEnd"/>
+      <w:r>
+        <w:rPr>
+          <w:color w:val="BCBEC4"/>
+        </w:rPr>
+        <w:t>) {</w:t>
+      </w:r>
+      <w:r>
+        <w:rPr>
+          <w:color w:val="BCBEC4"/>
+        </w:rPr>
+        <w:br/>
+        <w:t xml:space="preserve">        </w:t>
+      </w:r>
+      <w:proofErr w:type="spellStart"/>
+      <w:r>
+        <w:rPr>
+          <w:color w:val="BCBEC4"/>
+        </w:rPr>
+        <w:t>ContratAssuranceHabitation</w:t>
+      </w:r>
+      <w:proofErr w:type="spellEnd"/>
+      <w:r>
+        <w:rPr>
+          <w:color w:val="BCBEC4"/>
+        </w:rPr>
+        <w:t xml:space="preserve"> </w:t>
+      </w:r>
+      <w:proofErr w:type="spellStart"/>
+      <w:r>
+        <w:rPr>
+          <w:color w:val="BCBEC4"/>
+        </w:rPr>
+        <w:t>contratAssuranceHabitation</w:t>
+      </w:r>
+      <w:proofErr w:type="spellEnd"/>
+      <w:r>
+        <w:rPr>
+          <w:color w:val="BCBEC4"/>
+        </w:rPr>
+        <w:t xml:space="preserve"> = </w:t>
       </w:r>
       <w:r>
         <w:rPr>
@@ -5699,18 +6709,33 @@
         </w:rPr>
         <w:t xml:space="preserve">new </w:t>
       </w:r>
-      <w:r>
-        <w:rPr>
-          <w:color w:val="BCBEC4"/>
-        </w:rPr>
-        <w:t>ContratAssuranceHabitation();</w:t>
-      </w:r>
-      <w:r>
-        <w:rPr>
-          <w:color w:val="BCBEC4"/>
-        </w:rPr>
-        <w:br/>
-        <w:t xml:space="preserve">        BeanUtils.</w:t>
+      <w:proofErr w:type="spellStart"/>
+      <w:r>
+        <w:rPr>
+          <w:color w:val="BCBEC4"/>
+        </w:rPr>
+        <w:t>ContratAssuranceHabitation</w:t>
+      </w:r>
+      <w:proofErr w:type="spellEnd"/>
+      <w:r>
+        <w:rPr>
+          <w:color w:val="BCBEC4"/>
+        </w:rPr>
+        <w:t>();</w:t>
+      </w:r>
+      <w:r>
+        <w:rPr>
+          <w:color w:val="BCBEC4"/>
+        </w:rPr>
+        <w:br/>
+        <w:t xml:space="preserve">        </w:t>
+      </w:r>
+      <w:proofErr w:type="spellStart"/>
+      <w:r>
+        <w:rPr>
+          <w:color w:val="BCBEC4"/>
+        </w:rPr>
+        <w:t>BeanUtils.</w:t>
       </w:r>
       <w:r>
         <w:rPr>
@@ -5720,11 +6745,40 @@
         </w:rPr>
         <w:t>copyProperties</w:t>
       </w:r>
-      <w:r>
-        <w:rPr>
-          <w:color w:val="BCBEC4"/>
-        </w:rPr>
-        <w:t>(contratAssuranceHabitationDTO, contratAssuranceHabitation);</w:t>
+      <w:proofErr w:type="spellEnd"/>
+      <w:r>
+        <w:rPr>
+          <w:color w:val="BCBEC4"/>
+        </w:rPr>
+        <w:t>(</w:t>
+      </w:r>
+      <w:proofErr w:type="spellStart"/>
+      <w:r>
+        <w:rPr>
+          <w:color w:val="BCBEC4"/>
+        </w:rPr>
+        <w:t>contratAssuranceHabitationDTO</w:t>
+      </w:r>
+      <w:proofErr w:type="spellEnd"/>
+      <w:r>
+        <w:rPr>
+          <w:color w:val="BCBEC4"/>
+        </w:rPr>
+        <w:t xml:space="preserve">, </w:t>
+      </w:r>
+      <w:proofErr w:type="spellStart"/>
+      <w:r>
+        <w:rPr>
+          <w:color w:val="BCBEC4"/>
+        </w:rPr>
+        <w:t>contratAssuranceHabitation</w:t>
+      </w:r>
+      <w:proofErr w:type="spellEnd"/>
+      <w:r>
+        <w:rPr>
+          <w:color w:val="BCBEC4"/>
+        </w:rPr>
+        <w:t>);</w:t>
       </w:r>
       <w:r>
         <w:rPr>
@@ -5739,11 +6793,19 @@
         </w:rPr>
         <w:t xml:space="preserve">return </w:t>
       </w:r>
-      <w:r>
-        <w:rPr>
-          <w:color w:val="BCBEC4"/>
-        </w:rPr>
-        <w:t>contratAssuranceHabitation;</w:t>
+      <w:proofErr w:type="spellStart"/>
+      <w:r>
+        <w:rPr>
+          <w:color w:val="BCBEC4"/>
+        </w:rPr>
+        <w:t>contratAssuranceHabitation</w:t>
+      </w:r>
+      <w:proofErr w:type="spellEnd"/>
+      <w:r>
+        <w:rPr>
+          <w:color w:val="BCBEC4"/>
+        </w:rPr>
+        <w:t>;</w:t>
       </w:r>
       <w:r>
         <w:rPr>
@@ -5771,30 +6833,96 @@
         </w:rPr>
         <w:t xml:space="preserve">public </w:t>
       </w:r>
-      <w:r>
-        <w:rPr>
-          <w:color w:val="BCBEC4"/>
-        </w:rPr>
-        <w:t xml:space="preserve">ContratAssuranceHabitationDTO </w:t>
-      </w:r>
+      <w:proofErr w:type="spellStart"/>
+      <w:r>
+        <w:rPr>
+          <w:color w:val="BCBEC4"/>
+        </w:rPr>
+        <w:t>ContratAssuranceHabitationDTO</w:t>
+      </w:r>
+      <w:proofErr w:type="spellEnd"/>
+      <w:r>
+        <w:rPr>
+          <w:color w:val="BCBEC4"/>
+        </w:rPr>
+        <w:t xml:space="preserve"> </w:t>
+      </w:r>
+      <w:proofErr w:type="spellStart"/>
       <w:r>
         <w:rPr>
           <w:color w:val="56A8F5"/>
         </w:rPr>
         <w:t>fromContratHabitation</w:t>
       </w:r>
-      <w:r>
-        <w:rPr>
-          <w:color w:val="BCBEC4"/>
-        </w:rPr>
-        <w:t>(ContratAssuranceHabitation contratAssuranceHabitation) {</w:t>
-      </w:r>
-      <w:r>
-        <w:rPr>
-          <w:color w:val="BCBEC4"/>
-        </w:rPr>
-        <w:br/>
-        <w:t xml:space="preserve">        ContratAssuranceHabitationDTO contratAssuranceHabitationDTO = </w:t>
+      <w:proofErr w:type="spellEnd"/>
+      <w:r>
+        <w:rPr>
+          <w:color w:val="BCBEC4"/>
+        </w:rPr>
+        <w:t>(</w:t>
+      </w:r>
+      <w:proofErr w:type="spellStart"/>
+      <w:r>
+        <w:rPr>
+          <w:color w:val="BCBEC4"/>
+        </w:rPr>
+        <w:t>ContratAssuranceHabitation</w:t>
+      </w:r>
+      <w:proofErr w:type="spellEnd"/>
+      <w:r>
+        <w:rPr>
+          <w:color w:val="BCBEC4"/>
+        </w:rPr>
+        <w:t xml:space="preserve"> </w:t>
+      </w:r>
+      <w:proofErr w:type="spellStart"/>
+      <w:r>
+        <w:rPr>
+          <w:color w:val="BCBEC4"/>
+        </w:rPr>
+        <w:t>contratAssuranceHabitation</w:t>
+      </w:r>
+      <w:proofErr w:type="spellEnd"/>
+      <w:r>
+        <w:rPr>
+          <w:color w:val="BCBEC4"/>
+        </w:rPr>
+        <w:t>) {</w:t>
+      </w:r>
+      <w:r>
+        <w:rPr>
+          <w:color w:val="BCBEC4"/>
+        </w:rPr>
+        <w:br/>
+        <w:t xml:space="preserve">        </w:t>
+      </w:r>
+      <w:proofErr w:type="spellStart"/>
+      <w:r>
+        <w:rPr>
+          <w:color w:val="BCBEC4"/>
+        </w:rPr>
+        <w:t>ContratAssuranceHabitationDTO</w:t>
+      </w:r>
+      <w:proofErr w:type="spellEnd"/>
+      <w:r>
+        <w:rPr>
+          <w:color w:val="BCBEC4"/>
+        </w:rPr>
+        <w:t xml:space="preserve"> </w:t>
+      </w:r>
+      <w:proofErr w:type="spellStart"/>
+      <w:r>
+        <w:rPr>
+          <w:color w:val="BCBEC4"/>
+        </w:rPr>
+        <w:t>contratAssuranceHabitationDTO</w:t>
+      </w:r>
+      <w:proofErr w:type="spellEnd"/>
+      <w:r>
+        <w:rPr>
+          <w:color w:val="BCBEC4"/>
+        </w:rPr>
+        <w:t xml:space="preserve"> = </w:t>
       </w:r>
       <w:r>
         <w:rPr>
@@ -5802,18 +6930,33 @@
         </w:rPr>
         <w:t xml:space="preserve">new </w:t>
       </w:r>
-      <w:r>
-        <w:rPr>
-          <w:color w:val="BCBEC4"/>
-        </w:rPr>
-        <w:t>ContratAssuranceHabitationDTO();</w:t>
-      </w:r>
-      <w:r>
-        <w:rPr>
-          <w:color w:val="BCBEC4"/>
-        </w:rPr>
-        <w:br/>
-        <w:t xml:space="preserve">        BeanUtils.</w:t>
+      <w:proofErr w:type="spellStart"/>
+      <w:r>
+        <w:rPr>
+          <w:color w:val="BCBEC4"/>
+        </w:rPr>
+        <w:t>ContratAssuranceHabitationDTO</w:t>
+      </w:r>
+      <w:proofErr w:type="spellEnd"/>
+      <w:r>
+        <w:rPr>
+          <w:color w:val="BCBEC4"/>
+        </w:rPr>
+        <w:t>();</w:t>
+      </w:r>
+      <w:r>
+        <w:rPr>
+          <w:color w:val="BCBEC4"/>
+        </w:rPr>
+        <w:br/>
+        <w:t xml:space="preserve">        </w:t>
+      </w:r>
+      <w:proofErr w:type="spellStart"/>
+      <w:r>
+        <w:rPr>
+          <w:color w:val="BCBEC4"/>
+        </w:rPr>
+        <w:t>BeanUtils.</w:t>
       </w:r>
       <w:r>
         <w:rPr>
@@ -5823,11 +6966,40 @@
         </w:rPr>
         <w:t>copyProperties</w:t>
       </w:r>
-      <w:r>
-        <w:rPr>
-          <w:color w:val="BCBEC4"/>
-        </w:rPr>
-        <w:t>(contratAssuranceHabitation, contratAssuranceHabitationDTO);</w:t>
+      <w:proofErr w:type="spellEnd"/>
+      <w:r>
+        <w:rPr>
+          <w:color w:val="BCBEC4"/>
+        </w:rPr>
+        <w:t>(</w:t>
+      </w:r>
+      <w:proofErr w:type="spellStart"/>
+      <w:r>
+        <w:rPr>
+          <w:color w:val="BCBEC4"/>
+        </w:rPr>
+        <w:t>contratAssuranceHabitation</w:t>
+      </w:r>
+      <w:proofErr w:type="spellEnd"/>
+      <w:r>
+        <w:rPr>
+          <w:color w:val="BCBEC4"/>
+        </w:rPr>
+        <w:t xml:space="preserve">, </w:t>
+      </w:r>
+      <w:proofErr w:type="spellStart"/>
+      <w:r>
+        <w:rPr>
+          <w:color w:val="BCBEC4"/>
+        </w:rPr>
+        <w:t>contratAssuranceHabitationDTO</w:t>
+      </w:r>
+      <w:proofErr w:type="spellEnd"/>
+      <w:r>
+        <w:rPr>
+          <w:color w:val="BCBEC4"/>
+        </w:rPr>
+        <w:t>);</w:t>
       </w:r>
       <w:r>
         <w:rPr>
@@ -5842,11 +7014,19 @@
         </w:rPr>
         <w:t xml:space="preserve">return </w:t>
       </w:r>
-      <w:r>
-        <w:rPr>
-          <w:color w:val="BCBEC4"/>
-        </w:rPr>
-        <w:t>contratAssuranceHabitationDTO;</w:t>
+      <w:proofErr w:type="spellStart"/>
+      <w:r>
+        <w:rPr>
+          <w:color w:val="BCBEC4"/>
+        </w:rPr>
+        <w:t>contratAssuranceHabitationDTO</w:t>
+      </w:r>
+      <w:proofErr w:type="spellEnd"/>
+      <w:r>
+        <w:rPr>
+          <w:color w:val="BCBEC4"/>
+        </w:rPr>
+        <w:t>;</w:t>
       </w:r>
       <w:r>
         <w:rPr>
@@ -5892,7 +7072,35 @@
         <w:rPr>
           <w:lang w:val="fr-FR"/>
         </w:rPr>
-        <w:t>Apres avoir executer le projet sur le port 9095 les tables sont bien créer dans la base de donees </w:t>
+        <w:t xml:space="preserve">Apres avoir </w:t>
+      </w:r>
+      <w:proofErr w:type="spellStart"/>
+      <w:r>
+        <w:rPr>
+          <w:lang w:val="fr-FR"/>
+        </w:rPr>
+        <w:t>executer</w:t>
+      </w:r>
+      <w:proofErr w:type="spellEnd"/>
+      <w:r>
+        <w:rPr>
+          <w:lang w:val="fr-FR"/>
+        </w:rPr>
+        <w:t xml:space="preserve"> le projet sur le port 9095 les tables sont bien créer dans la base de </w:t>
+      </w:r>
+      <w:proofErr w:type="spellStart"/>
+      <w:r>
+        <w:rPr>
+          <w:lang w:val="fr-FR"/>
+        </w:rPr>
+        <w:t>donees</w:t>
+      </w:r>
+      <w:proofErr w:type="spellEnd"/>
+      <w:r>
+        <w:rPr>
+          <w:lang w:val="fr-FR"/>
+        </w:rPr>
+        <w:t> </w:t>
       </w:r>
     </w:p>
     <w:p>
@@ -5984,11 +7192,19 @@
         </w:rPr>
         <w:t xml:space="preserve">package </w:t>
       </w:r>
-      <w:r>
-        <w:rPr>
-          <w:color w:val="BCBEC4"/>
-        </w:rPr>
-        <w:t>ma.enset.examjee;</w:t>
+      <w:proofErr w:type="spellStart"/>
+      <w:r>
+        <w:rPr>
+          <w:color w:val="BCBEC4"/>
+        </w:rPr>
+        <w:t>ma.enset.examjee</w:t>
+      </w:r>
+      <w:proofErr w:type="spellEnd"/>
+      <w:r>
+        <w:rPr>
+          <w:color w:val="BCBEC4"/>
+        </w:rPr>
+        <w:t>;</w:t>
       </w:r>
       <w:r>
         <w:rPr>
@@ -6008,6 +7224,7 @@
         </w:rPr>
         <w:t xml:space="preserve">import </w:t>
       </w:r>
+      <w:proofErr w:type="spellStart"/>
       <w:r>
         <w:rPr>
           <w:color w:val="BCBEC4"/>
@@ -6020,6 +7237,7 @@
         </w:rPr>
         <w:t>RequiredArgsConstructor</w:t>
       </w:r>
+      <w:proofErr w:type="spellEnd"/>
       <w:r>
         <w:rPr>
           <w:color w:val="BCBEC4"/>
@@ -6038,11 +7256,19 @@
         </w:rPr>
         <w:t xml:space="preserve">import </w:t>
       </w:r>
-      <w:r>
-        <w:rPr>
-          <w:color w:val="BCBEC4"/>
-        </w:rPr>
-        <w:t>ma.enset.examjee.dto.ClientDTO;</w:t>
+      <w:proofErr w:type="spellStart"/>
+      <w:r>
+        <w:rPr>
+          <w:color w:val="BCBEC4"/>
+        </w:rPr>
+        <w:t>ma.enset.examjee.dto.ClientDTO</w:t>
+      </w:r>
+      <w:proofErr w:type="spellEnd"/>
+      <w:r>
+        <w:rPr>
+          <w:color w:val="BCBEC4"/>
+        </w:rPr>
+        <w:t>;</w:t>
       </w:r>
       <w:r>
         <w:rPr>
@@ -6056,11 +7282,19 @@
         </w:rPr>
         <w:t xml:space="preserve">import </w:t>
       </w:r>
-      <w:r>
-        <w:rPr>
-          <w:color w:val="BCBEC4"/>
-        </w:rPr>
-        <w:t>ma.enset.examjee.dto.ContratAssuranceHabitationDTO;</w:t>
+      <w:proofErr w:type="spellStart"/>
+      <w:r>
+        <w:rPr>
+          <w:color w:val="BCBEC4"/>
+        </w:rPr>
+        <w:t>ma.enset.examjee.dto.ContratAssuranceHabitationDTO</w:t>
+      </w:r>
+      <w:proofErr w:type="spellEnd"/>
+      <w:r>
+        <w:rPr>
+          <w:color w:val="BCBEC4"/>
+        </w:rPr>
+        <w:t>;</w:t>
       </w:r>
       <w:r>
         <w:rPr>
@@ -6074,11 +7308,19 @@
         </w:rPr>
         <w:t xml:space="preserve">import </w:t>
       </w:r>
-      <w:r>
-        <w:rPr>
-          <w:color w:val="BCBEC4"/>
-        </w:rPr>
-        <w:t>ma.enset.examjee.entity.Client;</w:t>
+      <w:proofErr w:type="spellStart"/>
+      <w:r>
+        <w:rPr>
+          <w:color w:val="BCBEC4"/>
+        </w:rPr>
+        <w:t>ma.enset.examjee.entity.Client</w:t>
+      </w:r>
+      <w:proofErr w:type="spellEnd"/>
+      <w:r>
+        <w:rPr>
+          <w:color w:val="BCBEC4"/>
+        </w:rPr>
+        <w:t>;</w:t>
       </w:r>
       <w:r>
         <w:rPr>
@@ -6092,11 +7334,19 @@
         </w:rPr>
         <w:t xml:space="preserve">import </w:t>
       </w:r>
-      <w:r>
-        <w:rPr>
-          <w:color w:val="BCBEC4"/>
-        </w:rPr>
-        <w:t>ma.enset.examjee.entity.ContratAssuranceHabitation;</w:t>
+      <w:proofErr w:type="spellStart"/>
+      <w:r>
+        <w:rPr>
+          <w:color w:val="BCBEC4"/>
+        </w:rPr>
+        <w:t>ma.enset.examjee.entity.ContratAssuranceHabitation</w:t>
+      </w:r>
+      <w:proofErr w:type="spellEnd"/>
+      <w:r>
+        <w:rPr>
+          <w:color w:val="BCBEC4"/>
+        </w:rPr>
+        <w:t>;</w:t>
       </w:r>
       <w:r>
         <w:rPr>
@@ -6110,11 +7360,19 @@
         </w:rPr>
         <w:t xml:space="preserve">import </w:t>
       </w:r>
-      <w:r>
-        <w:rPr>
-          <w:color w:val="BCBEC4"/>
-        </w:rPr>
-        <w:t>ma.enset.examjee.entity.enumiration.StatusContrat;</w:t>
+      <w:proofErr w:type="spellStart"/>
+      <w:r>
+        <w:rPr>
+          <w:color w:val="BCBEC4"/>
+        </w:rPr>
+        <w:t>ma.enset.examjee.entity.enumiration.StatusContrat</w:t>
+      </w:r>
+      <w:proofErr w:type="spellEnd"/>
+      <w:r>
+        <w:rPr>
+          <w:color w:val="BCBEC4"/>
+        </w:rPr>
+        <w:t>;</w:t>
       </w:r>
       <w:r>
         <w:rPr>
@@ -6128,11 +7386,19 @@
         </w:rPr>
         <w:t xml:space="preserve">import </w:t>
       </w:r>
-      <w:r>
-        <w:rPr>
-          <w:color w:val="BCBEC4"/>
-        </w:rPr>
-        <w:t>ma.enset.examjee.entity.enumiration.TypeLogement;</w:t>
+      <w:proofErr w:type="spellStart"/>
+      <w:r>
+        <w:rPr>
+          <w:color w:val="BCBEC4"/>
+        </w:rPr>
+        <w:t>ma.enset.examjee.entity.enumiration.TypeLogement</w:t>
+      </w:r>
+      <w:proofErr w:type="spellEnd"/>
+      <w:r>
+        <w:rPr>
+          <w:color w:val="BCBEC4"/>
+        </w:rPr>
+        <w:t>;</w:t>
       </w:r>
       <w:r>
         <w:rPr>
@@ -6146,11 +7412,19 @@
         </w:rPr>
         <w:t xml:space="preserve">import </w:t>
       </w:r>
-      <w:r>
-        <w:rPr>
-          <w:color w:val="BCBEC4"/>
-        </w:rPr>
-        <w:t>ma.enset.examjee.mapper.ClientMapper;</w:t>
+      <w:proofErr w:type="spellStart"/>
+      <w:r>
+        <w:rPr>
+          <w:color w:val="BCBEC4"/>
+        </w:rPr>
+        <w:t>ma.enset.examjee.mapper.ClientMapper</w:t>
+      </w:r>
+      <w:proofErr w:type="spellEnd"/>
+      <w:r>
+        <w:rPr>
+          <w:color w:val="BCBEC4"/>
+        </w:rPr>
+        <w:t>;</w:t>
       </w:r>
       <w:r>
         <w:rPr>
@@ -6164,11 +7438,19 @@
         </w:rPr>
         <w:t xml:space="preserve">import </w:t>
       </w:r>
-      <w:r>
-        <w:rPr>
-          <w:color w:val="BCBEC4"/>
-        </w:rPr>
-        <w:t>ma.enset.examjee.mapper.ContratAssuaranceMapper;</w:t>
+      <w:proofErr w:type="spellStart"/>
+      <w:r>
+        <w:rPr>
+          <w:color w:val="BCBEC4"/>
+        </w:rPr>
+        <w:t>ma.enset.examjee.mapper.ContratAssuaranceMapper</w:t>
+      </w:r>
+      <w:proofErr w:type="spellEnd"/>
+      <w:r>
+        <w:rPr>
+          <w:color w:val="BCBEC4"/>
+        </w:rPr>
+        <w:t>;</w:t>
       </w:r>
       <w:r>
         <w:rPr>
@@ -6182,11 +7464,19 @@
         </w:rPr>
         <w:t xml:space="preserve">import </w:t>
       </w:r>
-      <w:r>
-        <w:rPr>
-          <w:color w:val="BCBEC4"/>
-        </w:rPr>
-        <w:t>ma.enset.examjee.mapper.PaiementMapper;</w:t>
+      <w:proofErr w:type="spellStart"/>
+      <w:r>
+        <w:rPr>
+          <w:color w:val="BCBEC4"/>
+        </w:rPr>
+        <w:t>ma.enset.examjee.mapper.PaiementMapper</w:t>
+      </w:r>
+      <w:proofErr w:type="spellEnd"/>
+      <w:r>
+        <w:rPr>
+          <w:color w:val="BCBEC4"/>
+        </w:rPr>
+        <w:t>;</w:t>
       </w:r>
       <w:r>
         <w:rPr>
@@ -6200,11 +7490,19 @@
         </w:rPr>
         <w:t xml:space="preserve">import </w:t>
       </w:r>
-      <w:r>
-        <w:rPr>
-          <w:color w:val="BCBEC4"/>
-        </w:rPr>
-        <w:t>ma.enset.examjee.repository.ClientRepo;</w:t>
+      <w:proofErr w:type="spellStart"/>
+      <w:r>
+        <w:rPr>
+          <w:color w:val="BCBEC4"/>
+        </w:rPr>
+        <w:t>ma.enset.examjee.repository.ClientRepo</w:t>
+      </w:r>
+      <w:proofErr w:type="spellEnd"/>
+      <w:r>
+        <w:rPr>
+          <w:color w:val="BCBEC4"/>
+        </w:rPr>
+        <w:t>;</w:t>
       </w:r>
       <w:r>
         <w:rPr>
@@ -6218,11 +7516,19 @@
         </w:rPr>
         <w:t xml:space="preserve">import </w:t>
       </w:r>
-      <w:r>
-        <w:rPr>
-          <w:color w:val="BCBEC4"/>
-        </w:rPr>
-        <w:t>ma.enset.examjee.repository.ContratAssuranceRepo;</w:t>
+      <w:proofErr w:type="spellStart"/>
+      <w:r>
+        <w:rPr>
+          <w:color w:val="BCBEC4"/>
+        </w:rPr>
+        <w:t>ma.enset.examjee.repository.ContratAssuranceRepo</w:t>
+      </w:r>
+      <w:proofErr w:type="spellEnd"/>
+      <w:r>
+        <w:rPr>
+          <w:color w:val="BCBEC4"/>
+        </w:rPr>
+        <w:t>;</w:t>
       </w:r>
       <w:r>
         <w:rPr>
@@ -6236,11 +7542,19 @@
         </w:rPr>
         <w:t xml:space="preserve">import </w:t>
       </w:r>
-      <w:r>
-        <w:rPr>
-          <w:color w:val="BCBEC4"/>
-        </w:rPr>
-        <w:t>org.springframework.boot.CommandLineRunner;</w:t>
+      <w:proofErr w:type="spellStart"/>
+      <w:r>
+        <w:rPr>
+          <w:color w:val="BCBEC4"/>
+        </w:rPr>
+        <w:t>org.springframework.boot.CommandLineRunner</w:t>
+      </w:r>
+      <w:proofErr w:type="spellEnd"/>
+      <w:r>
+        <w:rPr>
+          <w:color w:val="BCBEC4"/>
+        </w:rPr>
+        <w:t>;</w:t>
       </w:r>
       <w:r>
         <w:rPr>
@@ -6254,11 +7568,19 @@
         </w:rPr>
         <w:t xml:space="preserve">import </w:t>
       </w:r>
-      <w:r>
-        <w:rPr>
-          <w:color w:val="BCBEC4"/>
-        </w:rPr>
-        <w:t>org.springframework.boot.SpringApplication;</w:t>
+      <w:proofErr w:type="spellStart"/>
+      <w:r>
+        <w:rPr>
+          <w:color w:val="BCBEC4"/>
+        </w:rPr>
+        <w:t>org.springframework.boot.SpringApplication</w:t>
+      </w:r>
+      <w:proofErr w:type="spellEnd"/>
+      <w:r>
+        <w:rPr>
+          <w:color w:val="BCBEC4"/>
+        </w:rPr>
+        <w:t>;</w:t>
       </w:r>
       <w:r>
         <w:rPr>
@@ -6272,6 +7594,7 @@
         </w:rPr>
         <w:t xml:space="preserve">import </w:t>
       </w:r>
+      <w:proofErr w:type="spellStart"/>
       <w:r>
         <w:rPr>
           <w:color w:val="BCBEC4"/>
@@ -6284,6 +7607,7 @@
         </w:rPr>
         <w:t>SpringBootApplication</w:t>
       </w:r>
+      <w:proofErr w:type="spellEnd"/>
       <w:r>
         <w:rPr>
           <w:color w:val="BCBEC4"/>
@@ -6302,6 +7626,7 @@
         </w:rPr>
         <w:t xml:space="preserve">import </w:t>
       </w:r>
+      <w:proofErr w:type="spellStart"/>
       <w:r>
         <w:rPr>
           <w:color w:val="BCBEC4"/>
@@ -6314,6 +7639,7 @@
         </w:rPr>
         <w:t>Bean</w:t>
       </w:r>
+      <w:proofErr w:type="spellEnd"/>
       <w:r>
         <w:rPr>
           <w:color w:val="BCBEC4"/>
@@ -6338,11 +7664,19 @@
         </w:rPr>
         <w:t xml:space="preserve">import </w:t>
       </w:r>
-      <w:r>
-        <w:rPr>
-          <w:color w:val="BCBEC4"/>
-        </w:rPr>
-        <w:t>java.time.LocalDate;</w:t>
+      <w:proofErr w:type="spellStart"/>
+      <w:r>
+        <w:rPr>
+          <w:color w:val="BCBEC4"/>
+        </w:rPr>
+        <w:t>java.time.LocalDate</w:t>
+      </w:r>
+      <w:proofErr w:type="spellEnd"/>
+      <w:r>
+        <w:rPr>
+          <w:color w:val="BCBEC4"/>
+        </w:rPr>
+        <w:t>;</w:t>
       </w:r>
       <w:r>
         <w:rPr>
@@ -6356,11 +7690,19 @@
         </w:rPr>
         <w:t xml:space="preserve">import </w:t>
       </w:r>
-      <w:r>
-        <w:rPr>
-          <w:color w:val="BCBEC4"/>
-        </w:rPr>
-        <w:t>java.util.List;</w:t>
+      <w:proofErr w:type="spellStart"/>
+      <w:r>
+        <w:rPr>
+          <w:color w:val="BCBEC4"/>
+        </w:rPr>
+        <w:t>java.util.List</w:t>
+      </w:r>
+      <w:proofErr w:type="spellEnd"/>
+      <w:r>
+        <w:rPr>
+          <w:color w:val="BCBEC4"/>
+        </w:rPr>
+        <w:t>;</w:t>
       </w:r>
       <w:r>
         <w:rPr>
@@ -6374,11 +7716,19 @@
         </w:rPr>
         <w:t xml:space="preserve">import </w:t>
       </w:r>
-      <w:r>
-        <w:rPr>
-          <w:color w:val="BCBEC4"/>
-        </w:rPr>
-        <w:t>java.util.stream.Stream;</w:t>
+      <w:proofErr w:type="spellStart"/>
+      <w:r>
+        <w:rPr>
+          <w:color w:val="BCBEC4"/>
+        </w:rPr>
+        <w:t>java.util.stream.Stream</w:t>
+      </w:r>
+      <w:proofErr w:type="spellEnd"/>
+      <w:r>
+        <w:rPr>
+          <w:color w:val="BCBEC4"/>
+        </w:rPr>
+        <w:t>;</w:t>
       </w:r>
       <w:r>
         <w:rPr>
@@ -6417,11 +7767,19 @@
         </w:rPr>
         <w:t xml:space="preserve">public class </w:t>
       </w:r>
-      <w:r>
-        <w:rPr>
-          <w:color w:val="BCBEC4"/>
-        </w:rPr>
-        <w:t>ExamJeeApplication {</w:t>
+      <w:proofErr w:type="spellStart"/>
+      <w:r>
+        <w:rPr>
+          <w:color w:val="BCBEC4"/>
+        </w:rPr>
+        <w:t>ExamJeeApplication</w:t>
+      </w:r>
+      <w:proofErr w:type="spellEnd"/>
+      <w:r>
+        <w:rPr>
+          <w:color w:val="BCBEC4"/>
+        </w:rPr>
+        <w:t xml:space="preserve"> {</w:t>
       </w:r>
       <w:r>
         <w:rPr>
@@ -6436,24 +7794,42 @@
         <w:br/>
         <w:t xml:space="preserve">    </w:t>
       </w:r>
-      <w:r>
-        <w:rPr>
-          <w:color w:val="CF8E6D"/>
-        </w:rPr>
-        <w:t xml:space="preserve">private final </w:t>
-      </w:r>
-      <w:r>
-        <w:rPr>
-          <w:color w:val="BCBEC4"/>
-        </w:rPr>
-        <w:t xml:space="preserve">ClientMapper </w:t>
-      </w:r>
+      <w:proofErr w:type="spellStart"/>
+      <w:r>
+        <w:rPr>
+          <w:color w:val="CF8E6D"/>
+        </w:rPr>
+        <w:t>private</w:t>
+      </w:r>
+      <w:proofErr w:type="spellEnd"/>
+      <w:r>
+        <w:rPr>
+          <w:color w:val="CF8E6D"/>
+        </w:rPr>
+        <w:t xml:space="preserve"> final </w:t>
+      </w:r>
+      <w:proofErr w:type="spellStart"/>
+      <w:r>
+        <w:rPr>
+          <w:color w:val="BCBEC4"/>
+        </w:rPr>
+        <w:t>ClientMapper</w:t>
+      </w:r>
+      <w:proofErr w:type="spellEnd"/>
+      <w:r>
+        <w:rPr>
+          <w:color w:val="BCBEC4"/>
+        </w:rPr>
+        <w:t xml:space="preserve"> </w:t>
+      </w:r>
+      <w:proofErr w:type="spellStart"/>
       <w:r>
         <w:rPr>
           <w:color w:val="C77DBB"/>
         </w:rPr>
         <w:t>clientMapper</w:t>
       </w:r>
+      <w:proofErr w:type="spellEnd"/>
       <w:r>
         <w:rPr>
           <w:color w:val="BCBEC4"/>
@@ -6467,24 +7843,42 @@
         <w:br/>
         <w:t xml:space="preserve">    </w:t>
       </w:r>
-      <w:r>
-        <w:rPr>
-          <w:color w:val="CF8E6D"/>
-        </w:rPr>
-        <w:t xml:space="preserve">private final </w:t>
-      </w:r>
-      <w:r>
-        <w:rPr>
-          <w:color w:val="BCBEC4"/>
-        </w:rPr>
-        <w:t xml:space="preserve">ContratAssuaranceMapper </w:t>
-      </w:r>
+      <w:proofErr w:type="spellStart"/>
+      <w:r>
+        <w:rPr>
+          <w:color w:val="CF8E6D"/>
+        </w:rPr>
+        <w:t>private</w:t>
+      </w:r>
+      <w:proofErr w:type="spellEnd"/>
+      <w:r>
+        <w:rPr>
+          <w:color w:val="CF8E6D"/>
+        </w:rPr>
+        <w:t xml:space="preserve"> final </w:t>
+      </w:r>
+      <w:proofErr w:type="spellStart"/>
+      <w:r>
+        <w:rPr>
+          <w:color w:val="BCBEC4"/>
+        </w:rPr>
+        <w:t>ContratAssuaranceMapper</w:t>
+      </w:r>
+      <w:proofErr w:type="spellEnd"/>
+      <w:r>
+        <w:rPr>
+          <w:color w:val="BCBEC4"/>
+        </w:rPr>
+        <w:t xml:space="preserve"> </w:t>
+      </w:r>
+      <w:proofErr w:type="spellStart"/>
       <w:r>
         <w:rPr>
           <w:color w:val="C77DBB"/>
         </w:rPr>
         <w:t>contratAssuaranceMapper</w:t>
       </w:r>
+      <w:proofErr w:type="spellEnd"/>
       <w:r>
         <w:rPr>
           <w:color w:val="BCBEC4"/>
@@ -6514,7 +7908,35 @@
         <w:rPr>
           <w:color w:val="CF8E6D"/>
         </w:rPr>
-        <w:t xml:space="preserve">public static void </w:t>
+        <w:t xml:space="preserve">public </w:t>
+      </w:r>
+      <w:proofErr w:type="spellStart"/>
+      <w:r>
+        <w:rPr>
+          <w:color w:val="CF8E6D"/>
+        </w:rPr>
+        <w:t>static</w:t>
+      </w:r>
+      <w:proofErr w:type="spellEnd"/>
+      <w:r>
+        <w:rPr>
+          <w:color w:val="CF8E6D"/>
+        </w:rPr>
+        <w:t xml:space="preserve"> </w:t>
+      </w:r>
+      <w:proofErr w:type="spellStart"/>
+      <w:r>
+        <w:rPr>
+          <w:color w:val="CF8E6D"/>
+        </w:rPr>
+        <w:t>void</w:t>
+      </w:r>
+      <w:proofErr w:type="spellEnd"/>
+      <w:r>
+        <w:rPr>
+          <w:color w:val="CF8E6D"/>
+        </w:rPr>
+        <w:t xml:space="preserve"> </w:t>
       </w:r>
       <w:r>
         <w:rPr>
@@ -6533,7 +7955,14 @@
           <w:color w:val="BCBEC4"/>
         </w:rPr>
         <w:br/>
-        <w:t xml:space="preserve">        SpringApplication.</w:t>
+        <w:t xml:space="preserve">        </w:t>
+      </w:r>
+      <w:proofErr w:type="spellStart"/>
+      <w:r>
+        <w:rPr>
+          <w:color w:val="BCBEC4"/>
+        </w:rPr>
+        <w:t>SpringApplication.</w:t>
       </w:r>
       <w:r>
         <w:rPr>
@@ -6543,11 +7972,19 @@
         </w:rPr>
         <w:t>run</w:t>
       </w:r>
-      <w:r>
-        <w:rPr>
-          <w:color w:val="BCBEC4"/>
-        </w:rPr>
-        <w:t>(ExamJeeApplication.</w:t>
+      <w:proofErr w:type="spellEnd"/>
+      <w:r>
+        <w:rPr>
+          <w:color w:val="BCBEC4"/>
+        </w:rPr>
+        <w:t>(</w:t>
+      </w:r>
+      <w:proofErr w:type="spellStart"/>
+      <w:r>
+        <w:rPr>
+          <w:color w:val="BCBEC4"/>
+        </w:rPr>
+        <w:t>ExamJeeApplication.</w:t>
       </w:r>
       <w:r>
         <w:rPr>
@@ -6555,6 +7992,7 @@
         </w:rPr>
         <w:t>class</w:t>
       </w:r>
+      <w:proofErr w:type="spellEnd"/>
       <w:r>
         <w:rPr>
           <w:color w:val="BCBEC4"/>
@@ -6600,23 +8038,117 @@
         <w:br/>
         <w:t xml:space="preserve">    </w:t>
       </w:r>
-      <w:r>
-        <w:rPr>
-          <w:color w:val="BCBEC4"/>
-        </w:rPr>
-        <w:t xml:space="preserve">CommandLineRunner </w:t>
-      </w:r>
+      <w:proofErr w:type="spellStart"/>
+      <w:r>
+        <w:rPr>
+          <w:color w:val="BCBEC4"/>
+        </w:rPr>
+        <w:t>CommandLineRunner</w:t>
+      </w:r>
+      <w:proofErr w:type="spellEnd"/>
+      <w:r>
+        <w:rPr>
+          <w:color w:val="BCBEC4"/>
+        </w:rPr>
+        <w:t xml:space="preserve"> </w:t>
+      </w:r>
+      <w:proofErr w:type="spellStart"/>
       <w:r>
         <w:rPr>
           <w:color w:val="56A8F5"/>
         </w:rPr>
         <w:t>runner</w:t>
       </w:r>
-      <w:r>
-        <w:rPr>
-          <w:color w:val="BCBEC4"/>
-        </w:rPr>
-        <w:t>(ClientRepo clientRepo, ContratAssuranceRepo contratAssuranceRepo, PaiementMapper paiementMapper) {</w:t>
+      <w:proofErr w:type="spellEnd"/>
+      <w:r>
+        <w:rPr>
+          <w:color w:val="BCBEC4"/>
+        </w:rPr>
+        <w:t>(</w:t>
+      </w:r>
+      <w:proofErr w:type="spellStart"/>
+      <w:r>
+        <w:rPr>
+          <w:color w:val="BCBEC4"/>
+        </w:rPr>
+        <w:t>ClientRepo</w:t>
+      </w:r>
+      <w:proofErr w:type="spellEnd"/>
+      <w:r>
+        <w:rPr>
+          <w:color w:val="BCBEC4"/>
+        </w:rPr>
+        <w:t xml:space="preserve"> </w:t>
+      </w:r>
+      <w:proofErr w:type="spellStart"/>
+      <w:r>
+        <w:rPr>
+          <w:color w:val="BCBEC4"/>
+        </w:rPr>
+        <w:t>clientRepo</w:t>
+      </w:r>
+      <w:proofErr w:type="spellEnd"/>
+      <w:r>
+        <w:rPr>
+          <w:color w:val="BCBEC4"/>
+        </w:rPr>
+        <w:t xml:space="preserve">, </w:t>
+      </w:r>
+      <w:proofErr w:type="spellStart"/>
+      <w:r>
+        <w:rPr>
+          <w:color w:val="BCBEC4"/>
+        </w:rPr>
+        <w:t>ContratAssuranceRepo</w:t>
+      </w:r>
+      <w:proofErr w:type="spellEnd"/>
+      <w:r>
+        <w:rPr>
+          <w:color w:val="BCBEC4"/>
+        </w:rPr>
+        <w:t xml:space="preserve"> </w:t>
+      </w:r>
+      <w:proofErr w:type="spellStart"/>
+      <w:r>
+        <w:rPr>
+          <w:color w:val="BCBEC4"/>
+        </w:rPr>
+        <w:t>contratAssuranceRepo</w:t>
+      </w:r>
+      <w:proofErr w:type="spellEnd"/>
+      <w:r>
+        <w:rPr>
+          <w:color w:val="BCBEC4"/>
+        </w:rPr>
+        <w:t xml:space="preserve">, </w:t>
+      </w:r>
+      <w:proofErr w:type="spellStart"/>
+      <w:r>
+        <w:rPr>
+          <w:color w:val="BCBEC4"/>
+        </w:rPr>
+        <w:t>PaiementMapper</w:t>
+      </w:r>
+      <w:proofErr w:type="spellEnd"/>
+      <w:r>
+        <w:rPr>
+          <w:color w:val="BCBEC4"/>
+        </w:rPr>
+        <w:t xml:space="preserve"> </w:t>
+      </w:r>
+      <w:proofErr w:type="spellStart"/>
+      <w:r>
+        <w:rPr>
+          <w:color w:val="BCBEC4"/>
+        </w:rPr>
+        <w:t>paiementMapper</w:t>
+      </w:r>
+      <w:proofErr w:type="spellEnd"/>
+      <w:r>
+        <w:rPr>
+          <w:color w:val="BCBEC4"/>
+        </w:rPr>
+        <w:t>) {</w:t>
       </w:r>
       <w:r>
         <w:rPr>
@@ -6648,7 +8180,14 @@
           <w:color w:val="BCBEC4"/>
         </w:rPr>
         <w:br/>
-        <w:t xml:space="preserve">            Stream.</w:t>
+        <w:t xml:space="preserve">            </w:t>
+      </w:r>
+      <w:proofErr w:type="spellStart"/>
+      <w:r>
+        <w:rPr>
+          <w:color w:val="BCBEC4"/>
+        </w:rPr>
+        <w:t>Stream.</w:t>
       </w:r>
       <w:r>
         <w:rPr>
@@ -6658,6 +8197,7 @@
         </w:rPr>
         <w:t>of</w:t>
       </w:r>
+      <w:proofErr w:type="spellEnd"/>
       <w:r>
         <w:rPr>
           <w:color w:val="BCBEC4"/>
@@ -6668,7 +8208,21 @@
         <w:rPr>
           <w:color w:val="6AAB73"/>
         </w:rPr>
-        <w:t>"omar"</w:t>
+        <w:t>"</w:t>
+      </w:r>
+      <w:proofErr w:type="spellStart"/>
+      <w:r>
+        <w:rPr>
+          <w:color w:val="6AAB73"/>
+        </w:rPr>
+        <w:t>omar</w:t>
+      </w:r>
+      <w:proofErr w:type="spellEnd"/>
+      <w:r>
+        <w:rPr>
+          <w:color w:val="6AAB73"/>
+        </w:rPr>
+        <w:t>"</w:t>
       </w:r>
       <w:r>
         <w:rPr>
@@ -6680,7 +8234,21 @@
         <w:rPr>
           <w:color w:val="6AAB73"/>
         </w:rPr>
-        <w:t>"hassan"</w:t>
+        <w:t>"</w:t>
+      </w:r>
+      <w:proofErr w:type="spellStart"/>
+      <w:r>
+        <w:rPr>
+          <w:color w:val="6AAB73"/>
+        </w:rPr>
+        <w:t>hassan</w:t>
+      </w:r>
+      <w:proofErr w:type="spellEnd"/>
+      <w:r>
+        <w:rPr>
+          <w:color w:val="6AAB73"/>
+        </w:rPr>
+        <w:t>"</w:t>
       </w:r>
       <w:r>
         <w:rPr>
@@ -6692,20 +8260,76 @@
         <w:rPr>
           <w:color w:val="6AAB73"/>
         </w:rPr>
-        <w:t>"yassin"</w:t>
-      </w:r>
-      <w:r>
-        <w:rPr>
-          <w:color w:val="BCBEC4"/>
-        </w:rPr>
-        <w:t>).forEach(client -&gt; {</w:t>
-      </w:r>
-      <w:r>
-        <w:rPr>
-          <w:color w:val="BCBEC4"/>
-        </w:rPr>
-        <w:br/>
-        <w:t xml:space="preserve">                ClientDTO clientDTO = </w:t>
+        <w:t>"</w:t>
+      </w:r>
+      <w:proofErr w:type="spellStart"/>
+      <w:r>
+        <w:rPr>
+          <w:color w:val="6AAB73"/>
+        </w:rPr>
+        <w:t>yassin</w:t>
+      </w:r>
+      <w:proofErr w:type="spellEnd"/>
+      <w:r>
+        <w:rPr>
+          <w:color w:val="6AAB73"/>
+        </w:rPr>
+        <w:t>"</w:t>
+      </w:r>
+      <w:r>
+        <w:rPr>
+          <w:color w:val="BCBEC4"/>
+        </w:rPr>
+        <w:t>).</w:t>
+      </w:r>
+      <w:proofErr w:type="spellStart"/>
+      <w:r>
+        <w:rPr>
+          <w:color w:val="BCBEC4"/>
+        </w:rPr>
+        <w:t>forEach</w:t>
+      </w:r>
+      <w:proofErr w:type="spellEnd"/>
+      <w:r>
+        <w:rPr>
+          <w:color w:val="BCBEC4"/>
+        </w:rPr>
+        <w:t>(client -&gt; {</w:t>
+      </w:r>
+      <w:r>
+        <w:rPr>
+          <w:color w:val="BCBEC4"/>
+        </w:rPr>
+        <w:br/>
+        <w:t xml:space="preserve">                </w:t>
+      </w:r>
+      <w:proofErr w:type="spellStart"/>
+      <w:r>
+        <w:rPr>
+          <w:color w:val="BCBEC4"/>
+        </w:rPr>
+        <w:t>ClientDTO</w:t>
+      </w:r>
+      <w:proofErr w:type="spellEnd"/>
+      <w:r>
+        <w:rPr>
+          <w:color w:val="BCBEC4"/>
+        </w:rPr>
+        <w:t xml:space="preserve"> </w:t>
+      </w:r>
+      <w:proofErr w:type="spellStart"/>
+      <w:r>
+        <w:rPr>
+          <w:color w:val="BCBEC4"/>
+        </w:rPr>
+        <w:t>clientDTO</w:t>
+      </w:r>
+      <w:proofErr w:type="spellEnd"/>
+      <w:r>
+        <w:rPr>
+          <w:color w:val="BCBEC4"/>
+        </w:rPr>
+        <w:t xml:space="preserve"> = </w:t>
       </w:r>
       <w:r>
         <w:rPr>
@@ -6713,25 +8337,61 @@
         </w:rPr>
         <w:t xml:space="preserve">new </w:t>
       </w:r>
-      <w:r>
-        <w:rPr>
-          <w:color w:val="BCBEC4"/>
-        </w:rPr>
-        <w:t>ClientDTO();</w:t>
-      </w:r>
-      <w:r>
-        <w:rPr>
-          <w:color w:val="BCBEC4"/>
-        </w:rPr>
-        <w:br/>
-        <w:t xml:space="preserve">                clientDTO.setNom(client);</w:t>
-      </w:r>
-      <w:r>
-        <w:rPr>
-          <w:color w:val="BCBEC4"/>
-        </w:rPr>
-        <w:br/>
-        <w:t xml:space="preserve">                clientDTO.setEmail(client+</w:t>
+      <w:proofErr w:type="spellStart"/>
+      <w:r>
+        <w:rPr>
+          <w:color w:val="BCBEC4"/>
+        </w:rPr>
+        <w:t>ClientDTO</w:t>
+      </w:r>
+      <w:proofErr w:type="spellEnd"/>
+      <w:r>
+        <w:rPr>
+          <w:color w:val="BCBEC4"/>
+        </w:rPr>
+        <w:t>();</w:t>
+      </w:r>
+      <w:r>
+        <w:rPr>
+          <w:color w:val="BCBEC4"/>
+        </w:rPr>
+        <w:br/>
+        <w:t xml:space="preserve">                </w:t>
+      </w:r>
+      <w:proofErr w:type="spellStart"/>
+      <w:r>
+        <w:rPr>
+          <w:color w:val="BCBEC4"/>
+        </w:rPr>
+        <w:t>clientDTO.setNom</w:t>
+      </w:r>
+      <w:proofErr w:type="spellEnd"/>
+      <w:r>
+        <w:rPr>
+          <w:color w:val="BCBEC4"/>
+        </w:rPr>
+        <w:t>(client);</w:t>
+      </w:r>
+      <w:r>
+        <w:rPr>
+          <w:color w:val="BCBEC4"/>
+        </w:rPr>
+        <w:br/>
+        <w:t xml:space="preserve">                </w:t>
+      </w:r>
+      <w:proofErr w:type="spellStart"/>
+      <w:r>
+        <w:rPr>
+          <w:color w:val="BCBEC4"/>
+        </w:rPr>
+        <w:t>clientDTO.setEmail</w:t>
+      </w:r>
+      <w:proofErr w:type="spellEnd"/>
+      <w:r>
+        <w:rPr>
+          <w:color w:val="BCBEC4"/>
+        </w:rPr>
+        <w:t>(client+</w:t>
       </w:r>
       <w:r>
         <w:rPr>
@@ -6752,6 +8412,7 @@
         <w:br/>
         <w:t xml:space="preserve">                </w:t>
       </w:r>
+      <w:proofErr w:type="spellStart"/>
       <w:r>
         <w:rPr>
           <w:color w:val="C77DBB"/>
@@ -6762,8 +8423,16 @@
         <w:rPr>
           <w:color w:val="BCBEC4"/>
         </w:rPr>
-        <w:t>.save(</w:t>
-      </w:r>
+        <w:t>.save</w:t>
+      </w:r>
+      <w:proofErr w:type="spellEnd"/>
+      <w:r>
+        <w:rPr>
+          <w:color w:val="BCBEC4"/>
+        </w:rPr>
+        <w:t>(</w:t>
+      </w:r>
+      <w:proofErr w:type="spellStart"/>
       <w:r>
         <w:rPr>
           <w:color w:val="C77DBB"/>
@@ -6774,7 +8443,28 @@
         <w:rPr>
           <w:color w:val="BCBEC4"/>
         </w:rPr>
-        <w:t>.formClientDTO(clientDTO));</w:t>
+        <w:t>.formClientDTO</w:t>
+      </w:r>
+      <w:proofErr w:type="spellEnd"/>
+      <w:r>
+        <w:rPr>
+          <w:color w:val="BCBEC4"/>
+        </w:rPr>
+        <w:t>(</w:t>
+      </w:r>
+      <w:proofErr w:type="spellStart"/>
+      <w:r>
+        <w:rPr>
+          <w:color w:val="BCBEC4"/>
+        </w:rPr>
+        <w:t>clientDTO</w:t>
+      </w:r>
+      <w:proofErr w:type="spellEnd"/>
+      <w:r>
+        <w:rPr>
+          <w:color w:val="BCBEC4"/>
+        </w:rPr>
+        <w:t>));</w:t>
       </w:r>
       <w:r>
         <w:rPr>
@@ -6795,8 +8485,23 @@
           <w:color w:val="BCBEC4"/>
         </w:rPr>
         <w:br/>
-        <w:t xml:space="preserve">            List&lt;Client&gt; list = </w:t>
-      </w:r>
+        <w:t xml:space="preserve">            List&lt;Client&gt; </w:t>
+      </w:r>
+      <w:proofErr w:type="spellStart"/>
+      <w:r>
+        <w:rPr>
+          <w:color w:val="BCBEC4"/>
+        </w:rPr>
+        <w:t>list</w:t>
+      </w:r>
+      <w:proofErr w:type="spellEnd"/>
+      <w:r>
+        <w:rPr>
+          <w:color w:val="BCBEC4"/>
+        </w:rPr>
+        <w:t xml:space="preserve"> = </w:t>
+      </w:r>
+      <w:proofErr w:type="spellStart"/>
       <w:r>
         <w:rPr>
           <w:color w:val="C77DBB"/>
@@ -6807,21 +8512,84 @@
         <w:rPr>
           <w:color w:val="BCBEC4"/>
         </w:rPr>
-        <w:t>.findAll();</w:t>
-      </w:r>
-      <w:r>
-        <w:rPr>
-          <w:color w:val="BCBEC4"/>
-        </w:rPr>
-        <w:br/>
-        <w:t xml:space="preserve">            list.stream().forEach(client -&gt; {</w:t>
-      </w:r>
-      <w:r>
-        <w:rPr>
-          <w:color w:val="BCBEC4"/>
-        </w:rPr>
-        <w:br/>
-        <w:t xml:space="preserve">                ContratAssuranceHabitationDTO contratAssuranceHabitationDTO = </w:t>
+        <w:t>.findAll</w:t>
+      </w:r>
+      <w:proofErr w:type="spellEnd"/>
+      <w:r>
+        <w:rPr>
+          <w:color w:val="BCBEC4"/>
+        </w:rPr>
+        <w:t>();</w:t>
+      </w:r>
+      <w:r>
+        <w:rPr>
+          <w:color w:val="BCBEC4"/>
+        </w:rPr>
+        <w:br/>
+        <w:t xml:space="preserve">            </w:t>
+      </w:r>
+      <w:proofErr w:type="spellStart"/>
+      <w:r>
+        <w:rPr>
+          <w:color w:val="BCBEC4"/>
+        </w:rPr>
+        <w:t>list.stream</w:t>
+      </w:r>
+      <w:proofErr w:type="spellEnd"/>
+      <w:r>
+        <w:rPr>
+          <w:color w:val="BCBEC4"/>
+        </w:rPr>
+        <w:t>().</w:t>
+      </w:r>
+      <w:proofErr w:type="spellStart"/>
+      <w:r>
+        <w:rPr>
+          <w:color w:val="BCBEC4"/>
+        </w:rPr>
+        <w:t>forEach</w:t>
+      </w:r>
+      <w:proofErr w:type="spellEnd"/>
+      <w:r>
+        <w:rPr>
+          <w:color w:val="BCBEC4"/>
+        </w:rPr>
+        <w:t>(client -&gt; {</w:t>
+      </w:r>
+      <w:r>
+        <w:rPr>
+          <w:color w:val="BCBEC4"/>
+        </w:rPr>
+        <w:br/>
+        <w:t xml:space="preserve">                </w:t>
+      </w:r>
+      <w:proofErr w:type="spellStart"/>
+      <w:r>
+        <w:rPr>
+          <w:color w:val="BCBEC4"/>
+        </w:rPr>
+        <w:t>ContratAssuranceHabitationDTO</w:t>
+      </w:r>
+      <w:proofErr w:type="spellEnd"/>
+      <w:r>
+        <w:rPr>
+          <w:color w:val="BCBEC4"/>
+        </w:rPr>
+        <w:t xml:space="preserve"> </w:t>
+      </w:r>
+      <w:proofErr w:type="spellStart"/>
+      <w:r>
+        <w:rPr>
+          <w:color w:val="BCBEC4"/>
+        </w:rPr>
+        <w:t>contratAssuranceHabitationDTO</w:t>
+      </w:r>
+      <w:proofErr w:type="spellEnd"/>
+      <w:r>
+        <w:rPr>
+          <w:color w:val="BCBEC4"/>
+        </w:rPr>
+        <w:t xml:space="preserve"> = </w:t>
       </w:r>
       <w:r>
         <w:rPr>
@@ -6829,11 +8597,19 @@
         </w:rPr>
         <w:t xml:space="preserve">new </w:t>
       </w:r>
-      <w:r>
-        <w:rPr>
-          <w:color w:val="BCBEC4"/>
-        </w:rPr>
-        <w:t>ContratAssuranceHabitationDTO();</w:t>
+      <w:proofErr w:type="spellStart"/>
+      <w:r>
+        <w:rPr>
+          <w:color w:val="BCBEC4"/>
+        </w:rPr>
+        <w:t>ContratAssuranceHabitationDTO</w:t>
+      </w:r>
+      <w:proofErr w:type="spellEnd"/>
+      <w:r>
+        <w:rPr>
+          <w:color w:val="BCBEC4"/>
+        </w:rPr>
+        <w:t>();</w:t>
       </w:r>
       <w:r>
         <w:rPr>
@@ -6890,14 +8666,49 @@
         <w:rPr>
           <w:color w:val="BCBEC4"/>
         </w:rPr>
-        <w:t>+ client.getNom());</w:t>
-      </w:r>
-      <w:r>
-        <w:rPr>
-          <w:color w:val="BCBEC4"/>
-        </w:rPr>
-        <w:br/>
-        <w:t xml:space="preserve">                contratAssuranceHabitationDTO.setSuperficie(Math.</w:t>
+        <w:t xml:space="preserve">+ </w:t>
+      </w:r>
+      <w:proofErr w:type="spellStart"/>
+      <w:r>
+        <w:rPr>
+          <w:color w:val="BCBEC4"/>
+        </w:rPr>
+        <w:t>client.getNom</w:t>
+      </w:r>
+      <w:proofErr w:type="spellEnd"/>
+      <w:r>
+        <w:rPr>
+          <w:color w:val="BCBEC4"/>
+        </w:rPr>
+        <w:t>());</w:t>
+      </w:r>
+      <w:r>
+        <w:rPr>
+          <w:color w:val="BCBEC4"/>
+        </w:rPr>
+        <w:br/>
+        <w:t xml:space="preserve">                </w:t>
+      </w:r>
+      <w:proofErr w:type="spellStart"/>
+      <w:r>
+        <w:rPr>
+          <w:color w:val="BCBEC4"/>
+        </w:rPr>
+        <w:t>contratAssuranceHabitationDTO.setSuperficie</w:t>
+      </w:r>
+      <w:proofErr w:type="spellEnd"/>
+      <w:r>
+        <w:rPr>
+          <w:color w:val="BCBEC4"/>
+        </w:rPr>
+        <w:t>(</w:t>
+      </w:r>
+      <w:proofErr w:type="spellStart"/>
+      <w:r>
+        <w:rPr>
+          <w:color w:val="BCBEC4"/>
+        </w:rPr>
+        <w:t>Math.</w:t>
       </w:r>
       <w:r>
         <w:rPr>
@@ -6907,6 +8718,7 @@
         </w:rPr>
         <w:t>random</w:t>
       </w:r>
+      <w:proofErr w:type="spellEnd"/>
       <w:r>
         <w:rPr>
           <w:color w:val="BCBEC4"/>
@@ -7005,7 +8817,21 @@
           <w:color w:val="BCBEC4"/>
         </w:rPr>
         <w:br/>
-        <w:t xml:space="preserve">                contratAssuranceHabitationDTO.setDureeContart(</w:t>
+        <w:t xml:space="preserve">                </w:t>
+      </w:r>
+      <w:proofErr w:type="spellStart"/>
+      <w:r>
+        <w:rPr>
+          <w:color w:val="BCBEC4"/>
+        </w:rPr>
+        <w:t>contratAssuranceHabitationDTO.setDureeContart</w:t>
+      </w:r>
+      <w:proofErr w:type="spellEnd"/>
+      <w:r>
+        <w:rPr>
+          <w:color w:val="BCBEC4"/>
+        </w:rPr>
+        <w:t>(</w:t>
       </w:r>
       <w:r>
         <w:rPr>
@@ -7024,7 +8850,28 @@
           <w:color w:val="BCBEC4"/>
         </w:rPr>
         <w:br/>
-        <w:t xml:space="preserve">                contratAssuranceHabitationDTO.setTauxCouverture(Math.</w:t>
+        <w:t xml:space="preserve">                </w:t>
+      </w:r>
+      <w:proofErr w:type="spellStart"/>
+      <w:r>
+        <w:rPr>
+          <w:color w:val="BCBEC4"/>
+        </w:rPr>
+        <w:t>contratAssuranceHabitationDTO.setTauxCouverture</w:t>
+      </w:r>
+      <w:proofErr w:type="spellEnd"/>
+      <w:r>
+        <w:rPr>
+          <w:color w:val="BCBEC4"/>
+        </w:rPr>
+        <w:t>(</w:t>
+      </w:r>
+      <w:proofErr w:type="spellStart"/>
+      <w:r>
+        <w:rPr>
+          <w:color w:val="BCBEC4"/>
+        </w:rPr>
+        <w:t>Math.</w:t>
       </w:r>
       <w:r>
         <w:rPr>
@@ -7034,6 +8881,7 @@
         </w:rPr>
         <w:t>random</w:t>
       </w:r>
+      <w:proofErr w:type="spellEnd"/>
       <w:r>
         <w:rPr>
           <w:color w:val="BCBEC4"/>
@@ -7066,7 +8914,28 @@
           <w:color w:val="BCBEC4"/>
         </w:rPr>
         <w:br/>
-        <w:t xml:space="preserve">                contratAssuranceHabitationDTO.setMontantCotisation(Math.</w:t>
+        <w:t xml:space="preserve">                </w:t>
+      </w:r>
+      <w:proofErr w:type="spellStart"/>
+      <w:r>
+        <w:rPr>
+          <w:color w:val="BCBEC4"/>
+        </w:rPr>
+        <w:t>contratAssuranceHabitationDTO.setMontantCotisation</w:t>
+      </w:r>
+      <w:proofErr w:type="spellEnd"/>
+      <w:r>
+        <w:rPr>
+          <w:color w:val="BCBEC4"/>
+        </w:rPr>
+        <w:t>(</w:t>
+      </w:r>
+      <w:proofErr w:type="spellStart"/>
+      <w:r>
+        <w:rPr>
+          <w:color w:val="BCBEC4"/>
+        </w:rPr>
+        <w:t>Math.</w:t>
       </w:r>
       <w:r>
         <w:rPr>
@@ -7076,6 +8945,7 @@
         </w:rPr>
         <w:t>random</w:t>
       </w:r>
+      <w:proofErr w:type="spellEnd"/>
       <w:r>
         <w:rPr>
           <w:color w:val="BCBEC4"/>
@@ -7099,7 +8969,35 @@
           <w:color w:val="BCBEC4"/>
         </w:rPr>
         <w:br/>
-        <w:t xml:space="preserve">                ContratAssuranceHabitation contratAssuranceHabitation = </w:t>
+        <w:t xml:space="preserve">                </w:t>
+      </w:r>
+      <w:proofErr w:type="spellStart"/>
+      <w:r>
+        <w:rPr>
+          <w:color w:val="BCBEC4"/>
+        </w:rPr>
+        <w:t>ContratAssuranceHabitation</w:t>
+      </w:r>
+      <w:proofErr w:type="spellEnd"/>
+      <w:r>
+        <w:rPr>
+          <w:color w:val="BCBEC4"/>
+        </w:rPr>
+        <w:t xml:space="preserve"> </w:t>
+      </w:r>
+      <w:proofErr w:type="spellStart"/>
+      <w:r>
+        <w:rPr>
+          <w:color w:val="BCBEC4"/>
+        </w:rPr>
+        <w:t>contratAssuranceHabitation</w:t>
+      </w:r>
+      <w:proofErr w:type="spellEnd"/>
+      <w:r>
+        <w:rPr>
+          <w:color w:val="BCBEC4"/>
+        </w:rPr>
+        <w:t xml:space="preserve"> = </w:t>
       </w:r>
       <w:r>
         <w:rPr>
@@ -7118,15 +9016,30 @@
           <w:color w:val="BCBEC4"/>
         </w:rPr>
         <w:br/>
-        <w:t xml:space="preserve">                contratAssuranceHabitation.setClient(client);</w:t>
-      </w:r>
-      <w:r>
-        <w:rPr>
-          <w:color w:val="BCBEC4"/>
-        </w:rPr>
-        <w:br/>
         <w:t xml:space="preserve">                </w:t>
       </w:r>
+      <w:proofErr w:type="spellStart"/>
+      <w:r>
+        <w:rPr>
+          <w:color w:val="BCBEC4"/>
+        </w:rPr>
+        <w:t>contratAssuranceHabitation.setClient</w:t>
+      </w:r>
+      <w:proofErr w:type="spellEnd"/>
+      <w:r>
+        <w:rPr>
+          <w:color w:val="BCBEC4"/>
+        </w:rPr>
+        <w:t>(client);</w:t>
+      </w:r>
+      <w:r>
+        <w:rPr>
+          <w:color w:val="BCBEC4"/>
+        </w:rPr>
+        <w:br/>
+        <w:t xml:space="preserve">                </w:t>
+      </w:r>
+      <w:proofErr w:type="spellStart"/>
       <w:r>
         <w:rPr>
           <w:color w:val="C77DBB"/>
@@ -7137,7 +9050,28 @@
         <w:rPr>
           <w:color w:val="BCBEC4"/>
         </w:rPr>
-        <w:t>.save(contratAssuranceHabitation);</w:t>
+        <w:t>.save</w:t>
+      </w:r>
+      <w:proofErr w:type="spellEnd"/>
+      <w:r>
+        <w:rPr>
+          <w:color w:val="BCBEC4"/>
+        </w:rPr>
+        <w:t>(</w:t>
+      </w:r>
+      <w:proofErr w:type="spellStart"/>
+      <w:r>
+        <w:rPr>
+          <w:color w:val="BCBEC4"/>
+        </w:rPr>
+        <w:t>contratAssuranceHabitation</w:t>
+      </w:r>
+      <w:proofErr w:type="spellEnd"/>
+      <w:r>
+        <w:rPr>
+          <w:color w:val="BCBEC4"/>
+        </w:rPr>
+        <w:t>);</w:t>
       </w:r>
       <w:r>
         <w:rPr>
@@ -7266,11 +9200,19 @@
         </w:rPr>
         <w:t xml:space="preserve">package </w:t>
       </w:r>
-      <w:r>
-        <w:rPr>
-          <w:color w:val="BCBEC4"/>
-        </w:rPr>
-        <w:t>ma.enset.examjee.service.serviceImpl;</w:t>
+      <w:proofErr w:type="spellStart"/>
+      <w:r>
+        <w:rPr>
+          <w:color w:val="BCBEC4"/>
+        </w:rPr>
+        <w:t>ma.enset.examjee.service.serviceImpl</w:t>
+      </w:r>
+      <w:proofErr w:type="spellEnd"/>
+      <w:r>
+        <w:rPr>
+          <w:color w:val="BCBEC4"/>
+        </w:rPr>
+        <w:t>;</w:t>
       </w:r>
       <w:r>
         <w:rPr>
@@ -7290,6 +9232,7 @@
         </w:rPr>
         <w:t xml:space="preserve">import </w:t>
       </w:r>
+      <w:proofErr w:type="spellStart"/>
       <w:r>
         <w:rPr>
           <w:color w:val="BCBEC4"/>
@@ -7302,6 +9245,7 @@
         </w:rPr>
         <w:t>RequiredArgsConstructor</w:t>
       </w:r>
+      <w:proofErr w:type="spellEnd"/>
       <w:r>
         <w:rPr>
           <w:color w:val="BCBEC4"/>
@@ -7320,11 +9264,19 @@
         </w:rPr>
         <w:t xml:space="preserve">import </w:t>
       </w:r>
-      <w:r>
-        <w:rPr>
-          <w:color w:val="BCBEC4"/>
-        </w:rPr>
-        <w:t>ma.enset.examjee.dto.ClientDTO;</w:t>
+      <w:proofErr w:type="spellStart"/>
+      <w:r>
+        <w:rPr>
+          <w:color w:val="BCBEC4"/>
+        </w:rPr>
+        <w:t>ma.enset.examjee.dto.ClientDTO</w:t>
+      </w:r>
+      <w:proofErr w:type="spellEnd"/>
+      <w:r>
+        <w:rPr>
+          <w:color w:val="BCBEC4"/>
+        </w:rPr>
+        <w:t>;</w:t>
       </w:r>
       <w:r>
         <w:rPr>
@@ -7338,11 +9290,19 @@
         </w:rPr>
         <w:t xml:space="preserve">import </w:t>
       </w:r>
-      <w:r>
-        <w:rPr>
-          <w:color w:val="BCBEC4"/>
-        </w:rPr>
-        <w:t>ma.enset.examjee.dto.ContratAssuranceDTO;</w:t>
+      <w:proofErr w:type="spellStart"/>
+      <w:r>
+        <w:rPr>
+          <w:color w:val="BCBEC4"/>
+        </w:rPr>
+        <w:t>ma.enset.examjee.dto.ContratAssuranceDTO</w:t>
+      </w:r>
+      <w:proofErr w:type="spellEnd"/>
+      <w:r>
+        <w:rPr>
+          <w:color w:val="BCBEC4"/>
+        </w:rPr>
+        <w:t>;</w:t>
       </w:r>
       <w:r>
         <w:rPr>
@@ -7356,11 +9316,19 @@
         </w:rPr>
         <w:t xml:space="preserve">import </w:t>
       </w:r>
-      <w:r>
-        <w:rPr>
-          <w:color w:val="BCBEC4"/>
-        </w:rPr>
-        <w:t>ma.enset.examjee.entity.*;</w:t>
+      <w:proofErr w:type="spellStart"/>
+      <w:r>
+        <w:rPr>
+          <w:color w:val="BCBEC4"/>
+        </w:rPr>
+        <w:t>ma.enset.examjee.entity</w:t>
+      </w:r>
+      <w:proofErr w:type="spellEnd"/>
+      <w:r>
+        <w:rPr>
+          <w:color w:val="BCBEC4"/>
+        </w:rPr>
+        <w:t>.*;</w:t>
       </w:r>
       <w:r>
         <w:rPr>
@@ -7374,11 +9342,19 @@
         </w:rPr>
         <w:t xml:space="preserve">import </w:t>
       </w:r>
-      <w:r>
-        <w:rPr>
-          <w:color w:val="BCBEC4"/>
-        </w:rPr>
-        <w:t>ma.enset.examjee.exception.ClientNotFoundException;</w:t>
+      <w:proofErr w:type="spellStart"/>
+      <w:r>
+        <w:rPr>
+          <w:color w:val="BCBEC4"/>
+        </w:rPr>
+        <w:t>ma.enset.examjee.exception.ClientNotFoundException</w:t>
+      </w:r>
+      <w:proofErr w:type="spellEnd"/>
+      <w:r>
+        <w:rPr>
+          <w:color w:val="BCBEC4"/>
+        </w:rPr>
+        <w:t>;</w:t>
       </w:r>
       <w:r>
         <w:rPr>
@@ -7392,11 +9368,19 @@
         </w:rPr>
         <w:t xml:space="preserve">import </w:t>
       </w:r>
-      <w:r>
-        <w:rPr>
-          <w:color w:val="BCBEC4"/>
-        </w:rPr>
-        <w:t>ma.enset.examjee.mapper.ClientMapper;</w:t>
+      <w:proofErr w:type="spellStart"/>
+      <w:r>
+        <w:rPr>
+          <w:color w:val="BCBEC4"/>
+        </w:rPr>
+        <w:t>ma.enset.examjee.mapper.ClientMapper</w:t>
+      </w:r>
+      <w:proofErr w:type="spellEnd"/>
+      <w:r>
+        <w:rPr>
+          <w:color w:val="BCBEC4"/>
+        </w:rPr>
+        <w:t>;</w:t>
       </w:r>
       <w:r>
         <w:rPr>
@@ -7410,11 +9394,19 @@
         </w:rPr>
         <w:t xml:space="preserve">import </w:t>
       </w:r>
-      <w:r>
-        <w:rPr>
-          <w:color w:val="BCBEC4"/>
-        </w:rPr>
-        <w:t>ma.enset.examjee.mapper.ContratAssuaranceMapper;</w:t>
+      <w:proofErr w:type="spellStart"/>
+      <w:r>
+        <w:rPr>
+          <w:color w:val="BCBEC4"/>
+        </w:rPr>
+        <w:t>ma.enset.examjee.mapper.ContratAssuaranceMapper</w:t>
+      </w:r>
+      <w:proofErr w:type="spellEnd"/>
+      <w:r>
+        <w:rPr>
+          <w:color w:val="BCBEC4"/>
+        </w:rPr>
+        <w:t>;</w:t>
       </w:r>
       <w:r>
         <w:rPr>
@@ -7428,11 +9420,19 @@
         </w:rPr>
         <w:t xml:space="preserve">import </w:t>
       </w:r>
-      <w:r>
-        <w:rPr>
-          <w:color w:val="BCBEC4"/>
-        </w:rPr>
-        <w:t>ma.enset.examjee.repository.ClientRepo;</w:t>
+      <w:proofErr w:type="spellStart"/>
+      <w:r>
+        <w:rPr>
+          <w:color w:val="BCBEC4"/>
+        </w:rPr>
+        <w:t>ma.enset.examjee.repository.ClientRepo</w:t>
+      </w:r>
+      <w:proofErr w:type="spellEnd"/>
+      <w:r>
+        <w:rPr>
+          <w:color w:val="BCBEC4"/>
+        </w:rPr>
+        <w:t>;</w:t>
       </w:r>
       <w:r>
         <w:rPr>
@@ -7446,11 +9446,19 @@
         </w:rPr>
         <w:t xml:space="preserve">import </w:t>
       </w:r>
-      <w:r>
-        <w:rPr>
-          <w:color w:val="BCBEC4"/>
-        </w:rPr>
-        <w:t>ma.enset.examjee.repository.ContratAssuranceRepo;</w:t>
+      <w:proofErr w:type="spellStart"/>
+      <w:r>
+        <w:rPr>
+          <w:color w:val="BCBEC4"/>
+        </w:rPr>
+        <w:t>ma.enset.examjee.repository.ContratAssuranceRepo</w:t>
+      </w:r>
+      <w:proofErr w:type="spellEnd"/>
+      <w:r>
+        <w:rPr>
+          <w:color w:val="BCBEC4"/>
+        </w:rPr>
+        <w:t>;</w:t>
       </w:r>
       <w:r>
         <w:rPr>
@@ -7464,11 +9472,19 @@
         </w:rPr>
         <w:t xml:space="preserve">import </w:t>
       </w:r>
-      <w:r>
-        <w:rPr>
-          <w:color w:val="BCBEC4"/>
-        </w:rPr>
-        <w:t>ma.enset.examjee.service.IClientService;</w:t>
+      <w:proofErr w:type="spellStart"/>
+      <w:r>
+        <w:rPr>
+          <w:color w:val="BCBEC4"/>
+        </w:rPr>
+        <w:t>ma.enset.examjee.service.IClientService</w:t>
+      </w:r>
+      <w:proofErr w:type="spellEnd"/>
+      <w:r>
+        <w:rPr>
+          <w:color w:val="BCBEC4"/>
+        </w:rPr>
+        <w:t>;</w:t>
       </w:r>
       <w:r>
         <w:rPr>
@@ -7482,6 +9498,7 @@
         </w:rPr>
         <w:t xml:space="preserve">import </w:t>
       </w:r>
+      <w:proofErr w:type="spellStart"/>
       <w:r>
         <w:rPr>
           <w:color w:val="BCBEC4"/>
@@ -7494,6 +9511,7 @@
         </w:rPr>
         <w:t>Service</w:t>
       </w:r>
+      <w:proofErr w:type="spellEnd"/>
       <w:r>
         <w:rPr>
           <w:color w:val="BCBEC4"/>
@@ -7518,11 +9536,19 @@
         </w:rPr>
         <w:t xml:space="preserve">import </w:t>
       </w:r>
-      <w:r>
-        <w:rPr>
-          <w:color w:val="BCBEC4"/>
-        </w:rPr>
-        <w:t>java.util.List;</w:t>
+      <w:proofErr w:type="spellStart"/>
+      <w:r>
+        <w:rPr>
+          <w:color w:val="BCBEC4"/>
+        </w:rPr>
+        <w:t>java.util.List</w:t>
+      </w:r>
+      <w:proofErr w:type="spellEnd"/>
+      <w:r>
+        <w:rPr>
+          <w:color w:val="BCBEC4"/>
+        </w:rPr>
+        <w:t>;</w:t>
       </w:r>
       <w:r>
         <w:rPr>
@@ -7561,23 +9587,47 @@
         </w:rPr>
         <w:t xml:space="preserve">public class </w:t>
       </w:r>
-      <w:r>
-        <w:rPr>
-          <w:color w:val="BCBEC4"/>
-        </w:rPr>
-        <w:t xml:space="preserve">ClientService </w:t>
-      </w:r>
-      <w:r>
-        <w:rPr>
-          <w:color w:val="CF8E6D"/>
-        </w:rPr>
-        <w:t xml:space="preserve">implements </w:t>
-      </w:r>
-      <w:r>
-        <w:rPr>
-          <w:color w:val="BCBEC4"/>
-        </w:rPr>
-        <w:t>IClientService {</w:t>
+      <w:proofErr w:type="spellStart"/>
+      <w:r>
+        <w:rPr>
+          <w:color w:val="BCBEC4"/>
+        </w:rPr>
+        <w:t>ClientService</w:t>
+      </w:r>
+      <w:proofErr w:type="spellEnd"/>
+      <w:r>
+        <w:rPr>
+          <w:color w:val="BCBEC4"/>
+        </w:rPr>
+        <w:t xml:space="preserve"> </w:t>
+      </w:r>
+      <w:proofErr w:type="spellStart"/>
+      <w:r>
+        <w:rPr>
+          <w:color w:val="CF8E6D"/>
+        </w:rPr>
+        <w:t>implements</w:t>
+      </w:r>
+      <w:proofErr w:type="spellEnd"/>
+      <w:r>
+        <w:rPr>
+          <w:color w:val="CF8E6D"/>
+        </w:rPr>
+        <w:t xml:space="preserve"> </w:t>
+      </w:r>
+      <w:proofErr w:type="spellStart"/>
+      <w:r>
+        <w:rPr>
+          <w:color w:val="BCBEC4"/>
+        </w:rPr>
+        <w:t>IClientService</w:t>
+      </w:r>
+      <w:proofErr w:type="spellEnd"/>
+      <w:r>
+        <w:rPr>
+          <w:color w:val="BCBEC4"/>
+        </w:rPr>
+        <w:t xml:space="preserve"> {</w:t>
       </w:r>
       <w:r>
         <w:rPr>
@@ -7592,24 +9642,42 @@
         <w:br/>
         <w:t xml:space="preserve">    </w:t>
       </w:r>
-      <w:r>
-        <w:rPr>
-          <w:color w:val="CF8E6D"/>
-        </w:rPr>
-        <w:t xml:space="preserve">private final </w:t>
-      </w:r>
-      <w:r>
-        <w:rPr>
-          <w:color w:val="BCBEC4"/>
-        </w:rPr>
-        <w:t xml:space="preserve">ClientRepo </w:t>
-      </w:r>
+      <w:proofErr w:type="spellStart"/>
+      <w:r>
+        <w:rPr>
+          <w:color w:val="CF8E6D"/>
+        </w:rPr>
+        <w:t>private</w:t>
+      </w:r>
+      <w:proofErr w:type="spellEnd"/>
+      <w:r>
+        <w:rPr>
+          <w:color w:val="CF8E6D"/>
+        </w:rPr>
+        <w:t xml:space="preserve"> final </w:t>
+      </w:r>
+      <w:proofErr w:type="spellStart"/>
+      <w:r>
+        <w:rPr>
+          <w:color w:val="BCBEC4"/>
+        </w:rPr>
+        <w:t>ClientRepo</w:t>
+      </w:r>
+      <w:proofErr w:type="spellEnd"/>
+      <w:r>
+        <w:rPr>
+          <w:color w:val="BCBEC4"/>
+        </w:rPr>
+        <w:t xml:space="preserve"> </w:t>
+      </w:r>
+      <w:proofErr w:type="spellStart"/>
       <w:r>
         <w:rPr>
           <w:color w:val="C77DBB"/>
         </w:rPr>
         <w:t>clientRepo</w:t>
       </w:r>
+      <w:proofErr w:type="spellEnd"/>
       <w:r>
         <w:rPr>
           <w:color w:val="BCBEC4"/>
@@ -7623,24 +9691,42 @@
         <w:br/>
         <w:t xml:space="preserve">    </w:t>
       </w:r>
-      <w:r>
-        <w:rPr>
-          <w:color w:val="CF8E6D"/>
-        </w:rPr>
-        <w:t xml:space="preserve">private final </w:t>
-      </w:r>
-      <w:r>
-        <w:rPr>
-          <w:color w:val="BCBEC4"/>
-        </w:rPr>
-        <w:t xml:space="preserve">ClientMapper </w:t>
-      </w:r>
+      <w:proofErr w:type="spellStart"/>
+      <w:r>
+        <w:rPr>
+          <w:color w:val="CF8E6D"/>
+        </w:rPr>
+        <w:t>private</w:t>
+      </w:r>
+      <w:proofErr w:type="spellEnd"/>
+      <w:r>
+        <w:rPr>
+          <w:color w:val="CF8E6D"/>
+        </w:rPr>
+        <w:t xml:space="preserve"> final </w:t>
+      </w:r>
+      <w:proofErr w:type="spellStart"/>
+      <w:r>
+        <w:rPr>
+          <w:color w:val="BCBEC4"/>
+        </w:rPr>
+        <w:t>ClientMapper</w:t>
+      </w:r>
+      <w:proofErr w:type="spellEnd"/>
+      <w:r>
+        <w:rPr>
+          <w:color w:val="BCBEC4"/>
+        </w:rPr>
+        <w:t xml:space="preserve"> </w:t>
+      </w:r>
+      <w:proofErr w:type="spellStart"/>
       <w:r>
         <w:rPr>
           <w:color w:val="C77DBB"/>
         </w:rPr>
         <w:t>clientMapper</w:t>
       </w:r>
+      <w:proofErr w:type="spellEnd"/>
       <w:r>
         <w:rPr>
           <w:color w:val="BCBEC4"/>
@@ -7654,24 +9740,42 @@
         <w:br/>
         <w:t xml:space="preserve">    </w:t>
       </w:r>
-      <w:r>
-        <w:rPr>
-          <w:color w:val="CF8E6D"/>
-        </w:rPr>
-        <w:t xml:space="preserve">private final </w:t>
-      </w:r>
-      <w:r>
-        <w:rPr>
-          <w:color w:val="BCBEC4"/>
-        </w:rPr>
-        <w:t xml:space="preserve">ContratAssuaranceMapper </w:t>
-      </w:r>
+      <w:proofErr w:type="spellStart"/>
+      <w:r>
+        <w:rPr>
+          <w:color w:val="CF8E6D"/>
+        </w:rPr>
+        <w:t>private</w:t>
+      </w:r>
+      <w:proofErr w:type="spellEnd"/>
+      <w:r>
+        <w:rPr>
+          <w:color w:val="CF8E6D"/>
+        </w:rPr>
+        <w:t xml:space="preserve"> final </w:t>
+      </w:r>
+      <w:proofErr w:type="spellStart"/>
+      <w:r>
+        <w:rPr>
+          <w:color w:val="BCBEC4"/>
+        </w:rPr>
+        <w:t>ContratAssuaranceMapper</w:t>
+      </w:r>
+      <w:proofErr w:type="spellEnd"/>
+      <w:r>
+        <w:rPr>
+          <w:color w:val="BCBEC4"/>
+        </w:rPr>
+        <w:t xml:space="preserve"> </w:t>
+      </w:r>
+      <w:proofErr w:type="spellStart"/>
       <w:r>
         <w:rPr>
           <w:color w:val="C77DBB"/>
         </w:rPr>
         <w:t>contratAssuaranceMapper</w:t>
       </w:r>
+      <w:proofErr w:type="spellEnd"/>
       <w:r>
         <w:rPr>
           <w:color w:val="BCBEC4"/>
@@ -7710,31 +9814,84 @@
         </w:rPr>
         <w:t xml:space="preserve">public </w:t>
       </w:r>
-      <w:r>
-        <w:rPr>
-          <w:color w:val="BCBEC4"/>
-        </w:rPr>
-        <w:t xml:space="preserve">ClientDTO </w:t>
-      </w:r>
+      <w:proofErr w:type="spellStart"/>
+      <w:r>
+        <w:rPr>
+          <w:color w:val="BCBEC4"/>
+        </w:rPr>
+        <w:t>ClientDTO</w:t>
+      </w:r>
+      <w:proofErr w:type="spellEnd"/>
+      <w:r>
+        <w:rPr>
+          <w:color w:val="BCBEC4"/>
+        </w:rPr>
+        <w:t xml:space="preserve"> </w:t>
+      </w:r>
+      <w:proofErr w:type="spellStart"/>
       <w:r>
         <w:rPr>
           <w:color w:val="56A8F5"/>
         </w:rPr>
         <w:t>createClient</w:t>
       </w:r>
-      <w:r>
-        <w:rPr>
-          <w:color w:val="BCBEC4"/>
-        </w:rPr>
-        <w:t>(ClientDTO clientDTO) {</w:t>
-      </w:r>
-      <w:r>
-        <w:rPr>
-          <w:color w:val="BCBEC4"/>
-        </w:rPr>
-        <w:br/>
-        <w:t xml:space="preserve">        Client client = </w:t>
-      </w:r>
+      <w:proofErr w:type="spellEnd"/>
+      <w:r>
+        <w:rPr>
+          <w:color w:val="BCBEC4"/>
+        </w:rPr>
+        <w:t>(</w:t>
+      </w:r>
+      <w:proofErr w:type="spellStart"/>
+      <w:r>
+        <w:rPr>
+          <w:color w:val="BCBEC4"/>
+        </w:rPr>
+        <w:t>ClientDTO</w:t>
+      </w:r>
+      <w:proofErr w:type="spellEnd"/>
+      <w:r>
+        <w:rPr>
+          <w:color w:val="BCBEC4"/>
+        </w:rPr>
+        <w:t xml:space="preserve"> </w:t>
+      </w:r>
+      <w:proofErr w:type="spellStart"/>
+      <w:r>
+        <w:rPr>
+          <w:color w:val="BCBEC4"/>
+        </w:rPr>
+        <w:t>clientDTO</w:t>
+      </w:r>
+      <w:proofErr w:type="spellEnd"/>
+      <w:r>
+        <w:rPr>
+          <w:color w:val="BCBEC4"/>
+        </w:rPr>
+        <w:t>) {</w:t>
+      </w:r>
+      <w:r>
+        <w:rPr>
+          <w:color w:val="BCBEC4"/>
+        </w:rPr>
+        <w:br/>
+        <w:t xml:space="preserve">        Client </w:t>
+      </w:r>
+      <w:proofErr w:type="spellStart"/>
+      <w:r>
+        <w:rPr>
+          <w:color w:val="BCBEC4"/>
+        </w:rPr>
+        <w:t>client</w:t>
+      </w:r>
+      <w:proofErr w:type="spellEnd"/>
+      <w:r>
+        <w:rPr>
+          <w:color w:val="BCBEC4"/>
+        </w:rPr>
+        <w:t xml:space="preserve"> = </w:t>
+      </w:r>
+      <w:proofErr w:type="spellStart"/>
       <w:r>
         <w:rPr>
           <w:color w:val="C77DBB"/>
@@ -7745,7 +9902,28 @@
         <w:rPr>
           <w:color w:val="BCBEC4"/>
         </w:rPr>
-        <w:t>.formClientDTO(clientDTO);</w:t>
+        <w:t>.formClientDTO</w:t>
+      </w:r>
+      <w:proofErr w:type="spellEnd"/>
+      <w:r>
+        <w:rPr>
+          <w:color w:val="BCBEC4"/>
+        </w:rPr>
+        <w:t>(</w:t>
+      </w:r>
+      <w:proofErr w:type="spellStart"/>
+      <w:r>
+        <w:rPr>
+          <w:color w:val="BCBEC4"/>
+        </w:rPr>
+        <w:t>clientDTO</w:t>
+      </w:r>
+      <w:proofErr w:type="spellEnd"/>
+      <w:r>
+        <w:rPr>
+          <w:color w:val="BCBEC4"/>
+        </w:rPr>
+        <w:t>);</w:t>
       </w:r>
       <w:r>
         <w:rPr>
@@ -7760,6 +9938,7 @@
         </w:rPr>
         <w:t xml:space="preserve">return </w:t>
       </w:r>
+      <w:proofErr w:type="spellStart"/>
       <w:r>
         <w:rPr>
           <w:color w:val="C77DBB"/>
@@ -7770,8 +9949,16 @@
         <w:rPr>
           <w:color w:val="BCBEC4"/>
         </w:rPr>
-        <w:t>.fromClient(</w:t>
-      </w:r>
+        <w:t>.fromClient</w:t>
+      </w:r>
+      <w:proofErr w:type="spellEnd"/>
+      <w:r>
+        <w:rPr>
+          <w:color w:val="BCBEC4"/>
+        </w:rPr>
+        <w:t>(</w:t>
+      </w:r>
+      <w:proofErr w:type="spellStart"/>
       <w:r>
         <w:rPr>
           <w:color w:val="C77DBB"/>
@@ -7782,7 +9969,14 @@
         <w:rPr>
           <w:color w:val="BCBEC4"/>
         </w:rPr>
-        <w:t>.save(client));</w:t>
+        <w:t>.save</w:t>
+      </w:r>
+      <w:proofErr w:type="spellEnd"/>
+      <w:r>
+        <w:rPr>
+          <w:color w:val="BCBEC4"/>
+        </w:rPr>
+        <w:t>(client));</w:t>
       </w:r>
       <w:r>
         <w:rPr>
@@ -7827,14 +10021,30 @@
         <w:rPr>
           <w:color w:val="BCBEC4"/>
         </w:rPr>
-        <w:t xml:space="preserve">List&lt;ClientDTO&gt; </w:t>
-      </w:r>
+        <w:t>List&lt;</w:t>
+      </w:r>
+      <w:proofErr w:type="spellStart"/>
+      <w:r>
+        <w:rPr>
+          <w:color w:val="BCBEC4"/>
+        </w:rPr>
+        <w:t>ClientDTO</w:t>
+      </w:r>
+      <w:proofErr w:type="spellEnd"/>
+      <w:r>
+        <w:rPr>
+          <w:color w:val="BCBEC4"/>
+        </w:rPr>
+        <w:t xml:space="preserve">&gt; </w:t>
+      </w:r>
+      <w:proofErr w:type="spellStart"/>
       <w:r>
         <w:rPr>
           <w:color w:val="56A8F5"/>
         </w:rPr>
         <w:t>getAllClients</w:t>
       </w:r>
+      <w:proofErr w:type="spellEnd"/>
       <w:r>
         <w:rPr>
           <w:color w:val="BCBEC4"/>
@@ -7848,6 +10058,7 @@
         <w:br/>
         <w:t xml:space="preserve">        List&lt;Client&gt; clients = </w:t>
       </w:r>
+      <w:proofErr w:type="spellStart"/>
       <w:r>
         <w:rPr>
           <w:color w:val="C77DBB"/>
@@ -7858,7 +10069,14 @@
         <w:rPr>
           <w:color w:val="BCBEC4"/>
         </w:rPr>
-        <w:t>.findAll();</w:t>
+        <w:t>.findAll</w:t>
+      </w:r>
+      <w:proofErr w:type="spellEnd"/>
+      <w:r>
+        <w:rPr>
+          <w:color w:val="BCBEC4"/>
+        </w:rPr>
+        <w:t>();</w:t>
       </w:r>
       <w:r>
         <w:rPr>
@@ -7873,23 +10091,75 @@
         </w:rPr>
         <w:t xml:space="preserve">return </w:t>
       </w:r>
-      <w:r>
-        <w:rPr>
-          <w:color w:val="BCBEC4"/>
-        </w:rPr>
-        <w:t>clients.stream().map(</w:t>
-      </w:r>
+      <w:proofErr w:type="spellStart"/>
+      <w:r>
+        <w:rPr>
+          <w:color w:val="BCBEC4"/>
+        </w:rPr>
+        <w:t>clients.stream</w:t>
+      </w:r>
+      <w:proofErr w:type="spellEnd"/>
+      <w:r>
+        <w:rPr>
+          <w:color w:val="BCBEC4"/>
+        </w:rPr>
+        <w:t>().</w:t>
+      </w:r>
+      <w:proofErr w:type="spellStart"/>
+      <w:r>
+        <w:rPr>
+          <w:color w:val="BCBEC4"/>
+        </w:rPr>
+        <w:t>map</w:t>
+      </w:r>
+      <w:proofErr w:type="spellEnd"/>
+      <w:r>
+        <w:rPr>
+          <w:color w:val="BCBEC4"/>
+        </w:rPr>
+        <w:t>(</w:t>
+      </w:r>
+      <w:proofErr w:type="spellStart"/>
       <w:r>
         <w:rPr>
           <w:color w:val="C77DBB"/>
         </w:rPr>
         <w:t>clientMapper</w:t>
       </w:r>
-      <w:r>
-        <w:rPr>
-          <w:color w:val="BCBEC4"/>
-        </w:rPr>
-        <w:t>::fromClient).toList();</w:t>
+      <w:proofErr w:type="spellEnd"/>
+      <w:r>
+        <w:rPr>
+          <w:color w:val="BCBEC4"/>
+        </w:rPr>
+        <w:t>::</w:t>
+      </w:r>
+      <w:proofErr w:type="spellStart"/>
+      <w:r>
+        <w:rPr>
+          <w:color w:val="BCBEC4"/>
+        </w:rPr>
+        <w:t>fromClient</w:t>
+      </w:r>
+      <w:proofErr w:type="spellEnd"/>
+      <w:r>
+        <w:rPr>
+          <w:color w:val="BCBEC4"/>
+        </w:rPr>
+        <w:t>).</w:t>
+      </w:r>
+      <w:proofErr w:type="spellStart"/>
+      <w:r>
+        <w:rPr>
+          <w:color w:val="BCBEC4"/>
+        </w:rPr>
+        <w:t>toList</w:t>
+      </w:r>
+      <w:proofErr w:type="spellEnd"/>
+      <w:r>
+        <w:rPr>
+          <w:color w:val="BCBEC4"/>
+        </w:rPr>
+        <w:t>();</w:t>
       </w:r>
       <w:r>
         <w:rPr>
@@ -7930,18 +10200,28 @@
         </w:rPr>
         <w:t xml:space="preserve">public </w:t>
       </w:r>
-      <w:r>
-        <w:rPr>
-          <w:color w:val="BCBEC4"/>
-        </w:rPr>
-        <w:t xml:space="preserve">ClientDTO </w:t>
-      </w:r>
+      <w:proofErr w:type="spellStart"/>
+      <w:r>
+        <w:rPr>
+          <w:color w:val="BCBEC4"/>
+        </w:rPr>
+        <w:t>ClientDTO</w:t>
+      </w:r>
+      <w:proofErr w:type="spellEnd"/>
+      <w:r>
+        <w:rPr>
+          <w:color w:val="BCBEC4"/>
+        </w:rPr>
+        <w:t xml:space="preserve"> </w:t>
+      </w:r>
+      <w:proofErr w:type="spellStart"/>
       <w:r>
         <w:rPr>
           <w:color w:val="56A8F5"/>
         </w:rPr>
         <w:t>getClientByNom</w:t>
       </w:r>
+      <w:proofErr w:type="spellEnd"/>
       <w:r>
         <w:rPr>
           <w:color w:val="BCBEC4"/>
@@ -7953,8 +10233,23 @@
           <w:color w:val="BCBEC4"/>
         </w:rPr>
         <w:br/>
-        <w:t xml:space="preserve">        Client client = </w:t>
-      </w:r>
+        <w:t xml:space="preserve">        Client </w:t>
+      </w:r>
+      <w:proofErr w:type="spellStart"/>
+      <w:r>
+        <w:rPr>
+          <w:color w:val="BCBEC4"/>
+        </w:rPr>
+        <w:t>client</w:t>
+      </w:r>
+      <w:proofErr w:type="spellEnd"/>
+      <w:r>
+        <w:rPr>
+          <w:color w:val="BCBEC4"/>
+        </w:rPr>
+        <w:t xml:space="preserve"> = </w:t>
+      </w:r>
+      <w:proofErr w:type="spellStart"/>
       <w:r>
         <w:rPr>
           <w:color w:val="C77DBB"/>
@@ -7965,7 +10260,14 @@
         <w:rPr>
           <w:color w:val="BCBEC4"/>
         </w:rPr>
-        <w:t>.findByNom(nom);</w:t>
+        <w:t>.findByNom</w:t>
+      </w:r>
+      <w:proofErr w:type="spellEnd"/>
+      <w:r>
+        <w:rPr>
+          <w:color w:val="BCBEC4"/>
+        </w:rPr>
+        <w:t>(nom);</w:t>
       </w:r>
       <w:r>
         <w:rPr>
@@ -7980,6 +10282,7 @@
         </w:rPr>
         <w:t xml:space="preserve">return </w:t>
       </w:r>
+      <w:proofErr w:type="spellStart"/>
       <w:r>
         <w:rPr>
           <w:color w:val="C77DBB"/>
@@ -7990,7 +10293,14 @@
         <w:rPr>
           <w:color w:val="BCBEC4"/>
         </w:rPr>
-        <w:t>.fromClient(client);</w:t>
+        <w:t>.fromClient</w:t>
+      </w:r>
+      <w:proofErr w:type="spellEnd"/>
+      <w:r>
+        <w:rPr>
+          <w:color w:val="BCBEC4"/>
+        </w:rPr>
+        <w:t>(client);</w:t>
       </w:r>
       <w:r>
         <w:rPr>
@@ -8035,14 +10345,30 @@
         <w:rPr>
           <w:color w:val="BCBEC4"/>
         </w:rPr>
-        <w:t xml:space="preserve">List&lt;ContratAssuranceDTO&gt; </w:t>
-      </w:r>
+        <w:t>List&lt;</w:t>
+      </w:r>
+      <w:proofErr w:type="spellStart"/>
+      <w:r>
+        <w:rPr>
+          <w:color w:val="BCBEC4"/>
+        </w:rPr>
+        <w:t>ContratAssuranceDTO</w:t>
+      </w:r>
+      <w:proofErr w:type="spellEnd"/>
+      <w:r>
+        <w:rPr>
+          <w:color w:val="BCBEC4"/>
+        </w:rPr>
+        <w:t xml:space="preserve">&gt; </w:t>
+      </w:r>
+      <w:proofErr w:type="spellStart"/>
       <w:r>
         <w:rPr>
           <w:color w:val="56A8F5"/>
         </w:rPr>
         <w:t>getListContratbyClientId</w:t>
       </w:r>
+      <w:proofErr w:type="spellEnd"/>
       <w:r>
         <w:rPr>
           <w:color w:val="BCBEC4"/>
@@ -8055,19 +10381,42 @@
         </w:rPr>
         <w:t xml:space="preserve">long </w:t>
       </w:r>
-      <w:r>
-        <w:rPr>
-          <w:color w:val="BCBEC4"/>
-        </w:rPr>
-        <w:t>clientId) {</w:t>
-      </w:r>
-      <w:r>
-        <w:rPr>
-          <w:color w:val="BCBEC4"/>
-        </w:rPr>
-        <w:br/>
-        <w:t xml:space="preserve">        Client client = </w:t>
-      </w:r>
+      <w:proofErr w:type="spellStart"/>
+      <w:r>
+        <w:rPr>
+          <w:color w:val="BCBEC4"/>
+        </w:rPr>
+        <w:t>clientId</w:t>
+      </w:r>
+      <w:proofErr w:type="spellEnd"/>
+      <w:r>
+        <w:rPr>
+          <w:color w:val="BCBEC4"/>
+        </w:rPr>
+        <w:t>) {</w:t>
+      </w:r>
+      <w:r>
+        <w:rPr>
+          <w:color w:val="BCBEC4"/>
+        </w:rPr>
+        <w:br/>
+        <w:t xml:space="preserve">        Client </w:t>
+      </w:r>
+      <w:proofErr w:type="spellStart"/>
+      <w:r>
+        <w:rPr>
+          <w:color w:val="BCBEC4"/>
+        </w:rPr>
+        <w:t>client</w:t>
+      </w:r>
+      <w:proofErr w:type="spellEnd"/>
+      <w:r>
+        <w:rPr>
+          <w:color w:val="BCBEC4"/>
+        </w:rPr>
+        <w:t xml:space="preserve"> = </w:t>
+      </w:r>
+      <w:proofErr w:type="spellStart"/>
       <w:r>
         <w:rPr>
           <w:color w:val="C77DBB"/>
@@ -8078,7 +10427,42 @@
         <w:rPr>
           <w:color w:val="BCBEC4"/>
         </w:rPr>
-        <w:t xml:space="preserve">.findById(clientId).orElseThrow(() -&gt; </w:t>
+        <w:t>.findById</w:t>
+      </w:r>
+      <w:proofErr w:type="spellEnd"/>
+      <w:r>
+        <w:rPr>
+          <w:color w:val="BCBEC4"/>
+        </w:rPr>
+        <w:t>(</w:t>
+      </w:r>
+      <w:proofErr w:type="spellStart"/>
+      <w:r>
+        <w:rPr>
+          <w:color w:val="BCBEC4"/>
+        </w:rPr>
+        <w:t>clientId</w:t>
+      </w:r>
+      <w:proofErr w:type="spellEnd"/>
+      <w:r>
+        <w:rPr>
+          <w:color w:val="BCBEC4"/>
+        </w:rPr>
+        <w:t>).</w:t>
+      </w:r>
+      <w:proofErr w:type="spellStart"/>
+      <w:r>
+        <w:rPr>
+          <w:color w:val="BCBEC4"/>
+        </w:rPr>
+        <w:t>orElseThrow</w:t>
+      </w:r>
+      <w:proofErr w:type="spellEnd"/>
+      <w:r>
+        <w:rPr>
+          <w:color w:val="BCBEC4"/>
+        </w:rPr>
+        <w:t xml:space="preserve">(() -&gt; </w:t>
       </w:r>
       <w:r>
         <w:rPr>
@@ -8086,17 +10470,39 @@
         </w:rPr>
         <w:t xml:space="preserve">new </w:t>
       </w:r>
-      <w:r>
-        <w:rPr>
-          <w:color w:val="BCBEC4"/>
-        </w:rPr>
-        <w:t>ClientNotFoundException(</w:t>
+      <w:proofErr w:type="spellStart"/>
+      <w:r>
+        <w:rPr>
+          <w:color w:val="BCBEC4"/>
+        </w:rPr>
+        <w:t>ClientNotFoundException</w:t>
+      </w:r>
+      <w:proofErr w:type="spellEnd"/>
+      <w:r>
+        <w:rPr>
+          <w:color w:val="BCBEC4"/>
+        </w:rPr>
+        <w:t>(</w:t>
       </w:r>
       <w:r>
         <w:rPr>
           <w:color w:val="6AAB73"/>
         </w:rPr>
-        <w:t xml:space="preserve">"client with id " </w:t>
+        <w:t xml:space="preserve">"client </w:t>
+      </w:r>
+      <w:proofErr w:type="spellStart"/>
+      <w:r>
+        <w:rPr>
+          <w:color w:val="6AAB73"/>
+        </w:rPr>
+        <w:t>with</w:t>
+      </w:r>
+      <w:proofErr w:type="spellEnd"/>
+      <w:r>
+        <w:rPr>
+          <w:color w:val="6AAB73"/>
+        </w:rPr>
+        <w:t xml:space="preserve"> id " </w:t>
       </w:r>
       <w:r>
         <w:rPr>
@@ -8104,11 +10510,19 @@
         </w:rPr>
         <w:t xml:space="preserve">+ </w:t>
       </w:r>
+      <w:proofErr w:type="spellStart"/>
       <w:r>
         <w:rPr>
           <w:color w:val="C77DBB"/>
         </w:rPr>
-        <w:t xml:space="preserve">clientId </w:t>
+        <w:t>clientId</w:t>
+      </w:r>
+      <w:proofErr w:type="spellEnd"/>
+      <w:r>
+        <w:rPr>
+          <w:color w:val="C77DBB"/>
+        </w:rPr>
+        <w:t xml:space="preserve"> </w:t>
       </w:r>
       <w:r>
         <w:rPr>
@@ -8120,7 +10534,21 @@
         <w:rPr>
           <w:color w:val="6AAB73"/>
         </w:rPr>
-        <w:t>" not found"</w:t>
+        <w:t xml:space="preserve">" not </w:t>
+      </w:r>
+      <w:proofErr w:type="spellStart"/>
+      <w:r>
+        <w:rPr>
+          <w:color w:val="6AAB73"/>
+        </w:rPr>
+        <w:t>found</w:t>
+      </w:r>
+      <w:proofErr w:type="spellEnd"/>
+      <w:r>
+        <w:rPr>
+          <w:color w:val="6AAB73"/>
+        </w:rPr>
+        <w:t>"</w:t>
       </w:r>
       <w:r>
         <w:rPr>
@@ -8140,7 +10568,49 @@
           <w:color w:val="BCBEC4"/>
         </w:rPr>
         <w:br/>
-        <w:t xml:space="preserve">        List&lt;ContratAssurance&gt; list = client.getContratAssuranceList();</w:t>
+        <w:t xml:space="preserve">        List&lt;</w:t>
+      </w:r>
+      <w:proofErr w:type="spellStart"/>
+      <w:r>
+        <w:rPr>
+          <w:color w:val="BCBEC4"/>
+        </w:rPr>
+        <w:t>ContratAssurance</w:t>
+      </w:r>
+      <w:proofErr w:type="spellEnd"/>
+      <w:r>
+        <w:rPr>
+          <w:color w:val="BCBEC4"/>
+        </w:rPr>
+        <w:t xml:space="preserve">&gt; </w:t>
+      </w:r>
+      <w:proofErr w:type="spellStart"/>
+      <w:r>
+        <w:rPr>
+          <w:color w:val="BCBEC4"/>
+        </w:rPr>
+        <w:t>list</w:t>
+      </w:r>
+      <w:proofErr w:type="spellEnd"/>
+      <w:r>
+        <w:rPr>
+          <w:color w:val="BCBEC4"/>
+        </w:rPr>
+        <w:t xml:space="preserve"> = </w:t>
+      </w:r>
+      <w:proofErr w:type="spellStart"/>
+      <w:r>
+        <w:rPr>
+          <w:color w:val="BCBEC4"/>
+        </w:rPr>
+        <w:t>client.getContratAssuranceList</w:t>
+      </w:r>
+      <w:proofErr w:type="spellEnd"/>
+      <w:r>
+        <w:rPr>
+          <w:color w:val="BCBEC4"/>
+        </w:rPr>
+        <w:t>();</w:t>
       </w:r>
       <w:r>
         <w:rPr>
@@ -8162,11 +10632,33 @@
         </w:rPr>
         <w:t xml:space="preserve">return </w:t>
       </w:r>
-      <w:r>
-        <w:rPr>
-          <w:color w:val="BCBEC4"/>
-        </w:rPr>
-        <w:t>list.stream().map(contrat -&gt; {</w:t>
+      <w:proofErr w:type="spellStart"/>
+      <w:r>
+        <w:rPr>
+          <w:color w:val="BCBEC4"/>
+        </w:rPr>
+        <w:t>list.stream</w:t>
+      </w:r>
+      <w:proofErr w:type="spellEnd"/>
+      <w:r>
+        <w:rPr>
+          <w:color w:val="BCBEC4"/>
+        </w:rPr>
+        <w:t>().</w:t>
+      </w:r>
+      <w:proofErr w:type="spellStart"/>
+      <w:r>
+        <w:rPr>
+          <w:color w:val="BCBEC4"/>
+        </w:rPr>
+        <w:t>map</w:t>
+      </w:r>
+      <w:proofErr w:type="spellEnd"/>
+      <w:r>
+        <w:rPr>
+          <w:color w:val="BCBEC4"/>
+        </w:rPr>
+        <w:t>(contrat -&gt; {</w:t>
       </w:r>
       <w:r>
         <w:rPr>
@@ -8187,17 +10679,47 @@
         </w:rPr>
         <w:t xml:space="preserve">(contrat </w:t>
       </w:r>
-      <w:r>
-        <w:rPr>
-          <w:color w:val="CF8E6D"/>
-        </w:rPr>
-        <w:t xml:space="preserve">instanceof </w:t>
-      </w:r>
-      <w:r>
-        <w:rPr>
-          <w:color w:val="BCBEC4"/>
-        </w:rPr>
-        <w:t>ContratAssuranceAutomobile contratAssuranceAutomobile) {</w:t>
+      <w:proofErr w:type="spellStart"/>
+      <w:r>
+        <w:rPr>
+          <w:color w:val="CF8E6D"/>
+        </w:rPr>
+        <w:t>instanceof</w:t>
+      </w:r>
+      <w:proofErr w:type="spellEnd"/>
+      <w:r>
+        <w:rPr>
+          <w:color w:val="CF8E6D"/>
+        </w:rPr>
+        <w:t xml:space="preserve"> </w:t>
+      </w:r>
+      <w:proofErr w:type="spellStart"/>
+      <w:r>
+        <w:rPr>
+          <w:color w:val="BCBEC4"/>
+        </w:rPr>
+        <w:t>ContratAssuranceAutomobile</w:t>
+      </w:r>
+      <w:proofErr w:type="spellEnd"/>
+      <w:r>
+        <w:rPr>
+          <w:color w:val="BCBEC4"/>
+        </w:rPr>
+        <w:t xml:space="preserve"> </w:t>
+      </w:r>
+      <w:proofErr w:type="spellStart"/>
+      <w:r>
+        <w:rPr>
+          <w:color w:val="BCBEC4"/>
+        </w:rPr>
+        <w:t>contratAssuranceAutomobile</w:t>
+      </w:r>
+      <w:proofErr w:type="spellEnd"/>
+      <w:r>
+        <w:rPr>
+          <w:color w:val="BCBEC4"/>
+        </w:rPr>
+        <w:t>) {</w:t>
       </w:r>
       <w:r>
         <w:rPr>
@@ -8237,11 +10759,19 @@
         <w:lastRenderedPageBreak/>
         <w:t xml:space="preserve">            }</w:t>
       </w:r>
-      <w:r>
-        <w:rPr>
-          <w:color w:val="CF8E6D"/>
-        </w:rPr>
-        <w:t xml:space="preserve">else if </w:t>
+      <w:proofErr w:type="spellStart"/>
+      <w:r>
+        <w:rPr>
+          <w:color w:val="CF8E6D"/>
+        </w:rPr>
+        <w:t>else</w:t>
+      </w:r>
+      <w:proofErr w:type="spellEnd"/>
+      <w:r>
+        <w:rPr>
+          <w:color w:val="CF8E6D"/>
+        </w:rPr>
+        <w:t xml:space="preserve"> if </w:t>
       </w:r>
       <w:r>
         <w:rPr>
@@ -8249,17 +10779,47 @@
         </w:rPr>
         <w:t xml:space="preserve">(contrat </w:t>
       </w:r>
-      <w:r>
-        <w:rPr>
-          <w:color w:val="CF8E6D"/>
-        </w:rPr>
-        <w:t xml:space="preserve">instanceof </w:t>
-      </w:r>
-      <w:r>
-        <w:rPr>
-          <w:color w:val="BCBEC4"/>
-        </w:rPr>
-        <w:t>ContratAssuranceHabitation contratAssuranceHabitation) {</w:t>
+      <w:proofErr w:type="spellStart"/>
+      <w:r>
+        <w:rPr>
+          <w:color w:val="CF8E6D"/>
+        </w:rPr>
+        <w:t>instanceof</w:t>
+      </w:r>
+      <w:proofErr w:type="spellEnd"/>
+      <w:r>
+        <w:rPr>
+          <w:color w:val="CF8E6D"/>
+        </w:rPr>
+        <w:t xml:space="preserve"> </w:t>
+      </w:r>
+      <w:proofErr w:type="spellStart"/>
+      <w:r>
+        <w:rPr>
+          <w:color w:val="BCBEC4"/>
+        </w:rPr>
+        <w:t>ContratAssuranceHabitation</w:t>
+      </w:r>
+      <w:proofErr w:type="spellEnd"/>
+      <w:r>
+        <w:rPr>
+          <w:color w:val="BCBEC4"/>
+        </w:rPr>
+        <w:t xml:space="preserve"> </w:t>
+      </w:r>
+      <w:proofErr w:type="spellStart"/>
+      <w:r>
+        <w:rPr>
+          <w:color w:val="BCBEC4"/>
+        </w:rPr>
+        <w:t>contratAssuranceHabitation</w:t>
+      </w:r>
+      <w:proofErr w:type="spellEnd"/>
+      <w:r>
+        <w:rPr>
+          <w:color w:val="BCBEC4"/>
+        </w:rPr>
+        <w:t>) {</w:t>
       </w:r>
       <w:r>
         <w:rPr>
@@ -8293,11 +10853,19 @@
         <w:br/>
         <w:t xml:space="preserve">            }</w:t>
       </w:r>
-      <w:r>
-        <w:rPr>
-          <w:color w:val="CF8E6D"/>
-        </w:rPr>
-        <w:t xml:space="preserve">else </w:t>
+      <w:proofErr w:type="spellStart"/>
+      <w:r>
+        <w:rPr>
+          <w:color w:val="CF8E6D"/>
+        </w:rPr>
+        <w:t>else</w:t>
+      </w:r>
+      <w:proofErr w:type="spellEnd"/>
+      <w:r>
+        <w:rPr>
+          <w:color w:val="CF8E6D"/>
+        </w:rPr>
+        <w:t xml:space="preserve"> </w:t>
       </w:r>
       <w:r>
         <w:rPr>
@@ -8310,21 +10878,64 @@
           <w:color w:val="BCBEC4"/>
         </w:rPr>
         <w:br/>
-        <w:t xml:space="preserve">                ContratAssuranceSante contratAssuranceSante = (ContratAssuranceSante) contrat;</w:t>
-      </w:r>
-      <w:r>
-        <w:rPr>
-          <w:color w:val="BCBEC4"/>
-        </w:rPr>
-        <w:br/>
         <w:t xml:space="preserve">                </w:t>
       </w:r>
+      <w:proofErr w:type="spellStart"/>
+      <w:r>
+        <w:rPr>
+          <w:color w:val="BCBEC4"/>
+        </w:rPr>
+        <w:t>ContratAssuranceSante</w:t>
+      </w:r>
+      <w:proofErr w:type="spellEnd"/>
+      <w:r>
+        <w:rPr>
+          <w:color w:val="BCBEC4"/>
+        </w:rPr>
+        <w:t xml:space="preserve"> </w:t>
+      </w:r>
+      <w:proofErr w:type="spellStart"/>
+      <w:r>
+        <w:rPr>
+          <w:color w:val="BCBEC4"/>
+        </w:rPr>
+        <w:t>contratAssuranceSante</w:t>
+      </w:r>
+      <w:proofErr w:type="spellEnd"/>
+      <w:r>
+        <w:rPr>
+          <w:color w:val="BCBEC4"/>
+        </w:rPr>
+        <w:t xml:space="preserve"> = (</w:t>
+      </w:r>
+      <w:proofErr w:type="spellStart"/>
+      <w:r>
+        <w:rPr>
+          <w:color w:val="BCBEC4"/>
+        </w:rPr>
+        <w:t>ContratAssuranceSante</w:t>
+      </w:r>
+      <w:proofErr w:type="spellEnd"/>
+      <w:r>
+        <w:rPr>
+          <w:color w:val="BCBEC4"/>
+        </w:rPr>
+        <w:t>) contrat;</w:t>
+      </w:r>
+      <w:r>
+        <w:rPr>
+          <w:color w:val="BCBEC4"/>
+        </w:rPr>
+        <w:br/>
+        <w:t xml:space="preserve">                </w:t>
+      </w:r>
       <w:r>
         <w:rPr>
           <w:color w:val="CF8E6D"/>
         </w:rPr>
         <w:t xml:space="preserve">return </w:t>
       </w:r>
+      <w:proofErr w:type="spellStart"/>
       <w:r>
         <w:rPr>
           <w:color w:val="C77DBB"/>
@@ -8335,7 +10946,28 @@
         <w:rPr>
           <w:color w:val="BCBEC4"/>
         </w:rPr>
-        <w:t>.fromContratSante(contratAssuranceSante);</w:t>
+        <w:t>.fromContratSante</w:t>
+      </w:r>
+      <w:proofErr w:type="spellEnd"/>
+      <w:r>
+        <w:rPr>
+          <w:color w:val="BCBEC4"/>
+        </w:rPr>
+        <w:t>(</w:t>
+      </w:r>
+      <w:proofErr w:type="spellStart"/>
+      <w:r>
+        <w:rPr>
+          <w:color w:val="BCBEC4"/>
+        </w:rPr>
+        <w:t>contratAssuranceSante</w:t>
+      </w:r>
+      <w:proofErr w:type="spellEnd"/>
+      <w:r>
+        <w:rPr>
+          <w:color w:val="BCBEC4"/>
+        </w:rPr>
+        <w:t>);</w:t>
       </w:r>
       <w:r>
         <w:rPr>
@@ -8349,7 +10981,21 @@
           <w:color w:val="BCBEC4"/>
         </w:rPr>
         <w:br/>
-        <w:t xml:space="preserve">        }).toList();</w:t>
+        <w:t xml:space="preserve">        }).</w:t>
+      </w:r>
+      <w:proofErr w:type="spellStart"/>
+      <w:r>
+        <w:rPr>
+          <w:color w:val="BCBEC4"/>
+        </w:rPr>
+        <w:t>toList</w:t>
+      </w:r>
+      <w:proofErr w:type="spellEnd"/>
+      <w:r>
+        <w:rPr>
+          <w:color w:val="BCBEC4"/>
+        </w:rPr>
+        <w:t>();</w:t>
       </w:r>
       <w:r>
         <w:rPr>
@@ -8368,15 +11014,292 @@
     </w:p>
     <w:p>
       <w:pPr>
-        <w:pStyle w:val="ListParagraph"/>
-        <w:rPr>
-          <w:lang w:val="fr-FR"/>
-        </w:rPr>
-      </w:pPr>
+        <w:pStyle w:val="HTMLPreformatted"/>
+        <w:shd w:val="clear" w:color="auto" w:fill="1E1F22"/>
+        <w:rPr>
+          <w:color w:val="BCBEC4"/>
+          <w:lang w:val="en-US"/>
+        </w:rPr>
+      </w:pPr>
+      <w:r>
+        <w:rPr>
+          <w:color w:val="BCBEC4"/>
+          <w:lang w:val="en-US"/>
+        </w:rPr>
+        <w:t xml:space="preserve">    </w:t>
+      </w:r>
+      <w:r>
+        <w:rPr>
+          <w:color w:val="B3AE60"/>
+          <w:lang w:val="en-US"/>
+        </w:rPr>
+        <w:t>@Override</w:t>
+      </w:r>
+      <w:r>
+        <w:rPr>
+          <w:color w:val="B3AE60"/>
+          <w:lang w:val="en-US"/>
+        </w:rPr>
+        <w:br/>
+      </w:r>
+      <w:r>
+        <w:rPr>
+          <w:color w:val="CF8E6D"/>
+          <w:lang w:val="en-US"/>
+        </w:rPr>
+        <w:t xml:space="preserve">public void </w:t>
+      </w:r>
+      <w:proofErr w:type="spellStart"/>
+      <w:r>
+        <w:rPr>
+          <w:color w:val="56A8F5"/>
+          <w:lang w:val="en-US"/>
+        </w:rPr>
+        <w:t>deleteClient</w:t>
+      </w:r>
+      <w:proofErr w:type="spellEnd"/>
+      <w:r>
+        <w:rPr>
+          <w:color w:val="BCBEC4"/>
+          <w:lang w:val="en-US"/>
+        </w:rPr>
+        <w:t>(</w:t>
+      </w:r>
+      <w:r>
+        <w:rPr>
+          <w:color w:val="CF8E6D"/>
+          <w:lang w:val="en-US"/>
+        </w:rPr>
+        <w:t xml:space="preserve">long </w:t>
+      </w:r>
+      <w:proofErr w:type="spellStart"/>
+      <w:r>
+        <w:rPr>
+          <w:color w:val="BCBEC4"/>
+          <w:lang w:val="en-US"/>
+        </w:rPr>
+        <w:t>clientId</w:t>
+      </w:r>
+      <w:proofErr w:type="spellEnd"/>
+      <w:r>
+        <w:rPr>
+          <w:color w:val="BCBEC4"/>
+          <w:lang w:val="en-US"/>
+        </w:rPr>
+        <w:t>) {</w:t>
+      </w:r>
+      <w:r>
+        <w:rPr>
+          <w:color w:val="BCBEC4"/>
+          <w:lang w:val="en-US"/>
+        </w:rPr>
+        <w:br/>
+        <w:t xml:space="preserve">    Client </w:t>
+      </w:r>
+      <w:proofErr w:type="spellStart"/>
+      <w:r>
+        <w:rPr>
+          <w:color w:val="BCBEC4"/>
+          <w:lang w:val="en-US"/>
+        </w:rPr>
+        <w:t>client</w:t>
+      </w:r>
+      <w:proofErr w:type="spellEnd"/>
+      <w:r>
+        <w:rPr>
+          <w:color w:val="BCBEC4"/>
+          <w:lang w:val="en-US"/>
+        </w:rPr>
+        <w:t xml:space="preserve"> = </w:t>
+      </w:r>
+      <w:proofErr w:type="spellStart"/>
+      <w:r>
+        <w:rPr>
+          <w:color w:val="C77DBB"/>
+          <w:lang w:val="en-US"/>
+        </w:rPr>
+        <w:t>clientRepo</w:t>
+      </w:r>
+      <w:r>
+        <w:rPr>
+          <w:color w:val="BCBEC4"/>
+          <w:lang w:val="en-US"/>
+        </w:rPr>
+        <w:t>.findById</w:t>
+      </w:r>
+      <w:proofErr w:type="spellEnd"/>
+      <w:r>
+        <w:rPr>
+          <w:color w:val="BCBEC4"/>
+          <w:lang w:val="en-US"/>
+        </w:rPr>
+        <w:t>(</w:t>
+      </w:r>
+      <w:proofErr w:type="spellStart"/>
+      <w:r>
+        <w:rPr>
+          <w:color w:val="BCBEC4"/>
+          <w:lang w:val="en-US"/>
+        </w:rPr>
+        <w:t>clientId</w:t>
+      </w:r>
+      <w:proofErr w:type="spellEnd"/>
+      <w:r>
+        <w:rPr>
+          <w:color w:val="BCBEC4"/>
+          <w:lang w:val="en-US"/>
+        </w:rPr>
+        <w:t>).</w:t>
+      </w:r>
+      <w:proofErr w:type="spellStart"/>
+      <w:r>
+        <w:rPr>
+          <w:color w:val="BCBEC4"/>
+          <w:lang w:val="en-US"/>
+        </w:rPr>
+        <w:t>orElseThrow</w:t>
+      </w:r>
+      <w:proofErr w:type="spellEnd"/>
+      <w:r>
+        <w:rPr>
+          <w:color w:val="BCBEC4"/>
+          <w:lang w:val="en-US"/>
+        </w:rPr>
+        <w:t xml:space="preserve">(() -&gt; </w:t>
+      </w:r>
+      <w:r>
+        <w:rPr>
+          <w:color w:val="CF8E6D"/>
+          <w:lang w:val="en-US"/>
+        </w:rPr>
+        <w:t xml:space="preserve">new </w:t>
+      </w:r>
+      <w:proofErr w:type="spellStart"/>
+      <w:r>
+        <w:rPr>
+          <w:color w:val="BCBEC4"/>
+          <w:lang w:val="en-US"/>
+        </w:rPr>
+        <w:t>ClientNotFoundException</w:t>
+      </w:r>
+      <w:proofErr w:type="spellEnd"/>
+      <w:r>
+        <w:rPr>
+          <w:color w:val="BCBEC4"/>
+          <w:lang w:val="en-US"/>
+        </w:rPr>
+        <w:t>(</w:t>
+      </w:r>
+      <w:r>
+        <w:rPr>
+          <w:color w:val="6AAB73"/>
+          <w:lang w:val="en-US"/>
+        </w:rPr>
+        <w:t>"not found"</w:t>
+      </w:r>
+      <w:r>
+        <w:rPr>
+          <w:color w:val="BCBEC4"/>
+          <w:lang w:val="en-US"/>
+        </w:rPr>
+        <w:t>));</w:t>
+      </w:r>
+      <w:r>
+        <w:rPr>
+          <w:color w:val="BCBEC4"/>
+          <w:lang w:val="en-US"/>
+        </w:rPr>
+        <w:br/>
+        <w:t xml:space="preserve">    </w:t>
+      </w:r>
+      <w:proofErr w:type="spellStart"/>
+      <w:r>
+        <w:rPr>
+          <w:color w:val="BCBEC4"/>
+          <w:lang w:val="en-US"/>
+        </w:rPr>
+        <w:t>client.setActive</w:t>
+      </w:r>
+      <w:proofErr w:type="spellEnd"/>
+      <w:r>
+        <w:rPr>
+          <w:color w:val="BCBEC4"/>
+          <w:lang w:val="en-US"/>
+        </w:rPr>
+        <w:t>(</w:t>
+      </w:r>
+      <w:r>
+        <w:rPr>
+          <w:color w:val="CF8E6D"/>
+          <w:lang w:val="en-US"/>
+        </w:rPr>
+        <w:t>false</w:t>
+      </w:r>
+      <w:r>
+        <w:rPr>
+          <w:color w:val="BCBEC4"/>
+          <w:lang w:val="en-US"/>
+        </w:rPr>
+        <w:t>);</w:t>
+      </w:r>
+      <w:r>
+        <w:rPr>
+          <w:color w:val="BCBEC4"/>
+          <w:lang w:val="en-US"/>
+        </w:rPr>
+        <w:br/>
+        <w:t xml:space="preserve">    </w:t>
+      </w:r>
+      <w:proofErr w:type="spellStart"/>
+      <w:r>
+        <w:rPr>
+          <w:color w:val="C77DBB"/>
+          <w:lang w:val="en-US"/>
+        </w:rPr>
+        <w:t>clientRepo</w:t>
+      </w:r>
+      <w:r>
+        <w:rPr>
+          <w:color w:val="BCBEC4"/>
+          <w:lang w:val="en-US"/>
+        </w:rPr>
+        <w:t>.save</w:t>
+      </w:r>
+      <w:proofErr w:type="spellEnd"/>
+      <w:r>
+        <w:rPr>
+          <w:color w:val="BCBEC4"/>
+          <w:lang w:val="en-US"/>
+        </w:rPr>
+        <w:t>(client);</w:t>
+      </w:r>
+      <w:r>
+        <w:rPr>
+          <w:color w:val="BCBEC4"/>
+          <w:lang w:val="en-US"/>
+        </w:rPr>
+        <w:br/>
+        <w:t>}</w:t>
+      </w:r>
     </w:p>
     <w:p>
       <w:pPr>
+        <w:pStyle w:val="HTMLPreformatted"/>
+        <w:shd w:val="clear" w:color="auto" w:fill="1E1F22"/>
+        <w:rPr>
+          <w:color w:val="BCBEC4"/>
+          <w:lang w:val="en-US"/>
+        </w:rPr>
+      </w:pPr>
+    </w:p>
+    <w:p>
+      <w:pPr>
         <w:pStyle w:val="ListParagraph"/>
+      </w:pPr>
+    </w:p>
+    <w:p>
+      <w:pPr>
+        <w:pStyle w:val="ListParagraph"/>
         <w:rPr>
           <w:lang w:val="fr-FR"/>
         </w:rPr>
@@ -8385,7 +11308,35 @@
         <w:rPr>
           <w:lang w:val="fr-FR"/>
         </w:rPr>
-        <w:t xml:space="preserve">4- realisation de la couche controller </w:t>
+        <w:t xml:space="preserve">4- </w:t>
+      </w:r>
+      <w:proofErr w:type="spellStart"/>
+      <w:r>
+        <w:rPr>
+          <w:lang w:val="fr-FR"/>
+        </w:rPr>
+        <w:t>realisation</w:t>
+      </w:r>
+      <w:proofErr w:type="spellEnd"/>
+      <w:r>
+        <w:rPr>
+          <w:lang w:val="fr-FR"/>
+        </w:rPr>
+        <w:t xml:space="preserve"> de la couche </w:t>
+      </w:r>
+      <w:proofErr w:type="spellStart"/>
+      <w:r>
+        <w:rPr>
+          <w:lang w:val="fr-FR"/>
+        </w:rPr>
+        <w:t>controller</w:t>
+      </w:r>
+      <w:proofErr w:type="spellEnd"/>
+      <w:r>
+        <w:rPr>
+          <w:lang w:val="fr-FR"/>
+        </w:rPr>
+        <w:t xml:space="preserve"> </w:t>
       </w:r>
     </w:p>
     <w:p>
@@ -8399,11 +11350,19 @@
           <w:lang w:val="fr-FR"/>
         </w:rPr>
       </w:pPr>
+      <w:proofErr w:type="spellStart"/>
       <w:r>
         <w:rPr>
           <w:lang w:val="fr-FR"/>
         </w:rPr>
-        <w:t>ClientController :</w:t>
+        <w:t>ClientController</w:t>
+      </w:r>
+      <w:proofErr w:type="spellEnd"/>
+      <w:r>
+        <w:rPr>
+          <w:lang w:val="fr-FR"/>
+        </w:rPr>
+        <w:t> :</w:t>
       </w:r>
     </w:p>
     <w:p>
@@ -8424,11 +11383,19 @@
         </w:rPr>
         <w:t xml:space="preserve">package </w:t>
       </w:r>
-      <w:r>
-        <w:rPr>
-          <w:color w:val="BCBEC4"/>
-        </w:rPr>
-        <w:t>ma.enset.examjee.controller;</w:t>
+      <w:proofErr w:type="spellStart"/>
+      <w:r>
+        <w:rPr>
+          <w:color w:val="BCBEC4"/>
+        </w:rPr>
+        <w:t>ma.enset.examjee.controller</w:t>
+      </w:r>
+      <w:proofErr w:type="spellEnd"/>
+      <w:r>
+        <w:rPr>
+          <w:color w:val="BCBEC4"/>
+        </w:rPr>
+        <w:t>;</w:t>
       </w:r>
       <w:r>
         <w:rPr>
@@ -8448,6 +11415,7 @@
         </w:rPr>
         <w:t xml:space="preserve">import </w:t>
       </w:r>
+      <w:proofErr w:type="spellStart"/>
       <w:r>
         <w:rPr>
           <w:color w:val="BCBEC4"/>
@@ -8460,6 +11428,7 @@
         </w:rPr>
         <w:t>RequiredArgsConstructor</w:t>
       </w:r>
+      <w:proofErr w:type="spellEnd"/>
       <w:r>
         <w:rPr>
           <w:color w:val="BCBEC4"/>
@@ -8478,11 +11447,19 @@
         </w:rPr>
         <w:t xml:space="preserve">import </w:t>
       </w:r>
-      <w:r>
-        <w:rPr>
-          <w:color w:val="BCBEC4"/>
-        </w:rPr>
-        <w:t>ma.enset.examjee.dto.ClientDTO;</w:t>
+      <w:proofErr w:type="spellStart"/>
+      <w:r>
+        <w:rPr>
+          <w:color w:val="BCBEC4"/>
+        </w:rPr>
+        <w:t>ma.enset.examjee.dto.ClientDTO</w:t>
+      </w:r>
+      <w:proofErr w:type="spellEnd"/>
+      <w:r>
+        <w:rPr>
+          <w:color w:val="BCBEC4"/>
+        </w:rPr>
+        <w:t>;</w:t>
       </w:r>
       <w:r>
         <w:rPr>
@@ -8496,11 +11473,19 @@
         </w:rPr>
         <w:t xml:space="preserve">import </w:t>
       </w:r>
-      <w:r>
-        <w:rPr>
-          <w:color w:val="BCBEC4"/>
-        </w:rPr>
-        <w:t>ma.enset.examjee.dto.ContratAssuranceDTO;</w:t>
+      <w:proofErr w:type="spellStart"/>
+      <w:r>
+        <w:rPr>
+          <w:color w:val="BCBEC4"/>
+        </w:rPr>
+        <w:t>ma.enset.examjee.dto.ContratAssuranceDTO</w:t>
+      </w:r>
+      <w:proofErr w:type="spellEnd"/>
+      <w:r>
+        <w:rPr>
+          <w:color w:val="BCBEC4"/>
+        </w:rPr>
+        <w:t>;</w:t>
       </w:r>
       <w:r>
         <w:rPr>
@@ -8514,11 +11499,19 @@
         </w:rPr>
         <w:t xml:space="preserve">import </w:t>
       </w:r>
-      <w:r>
-        <w:rPr>
-          <w:color w:val="BCBEC4"/>
-        </w:rPr>
-        <w:t>ma.enset.examjee.service.IClientService;</w:t>
+      <w:proofErr w:type="spellStart"/>
+      <w:r>
+        <w:rPr>
+          <w:color w:val="BCBEC4"/>
+        </w:rPr>
+        <w:t>ma.enset.examjee.service.IClientService</w:t>
+      </w:r>
+      <w:proofErr w:type="spellEnd"/>
+      <w:r>
+        <w:rPr>
+          <w:color w:val="BCBEC4"/>
+        </w:rPr>
+        <w:t>;</w:t>
       </w:r>
       <w:r>
         <w:rPr>
@@ -8532,11 +11525,19 @@
         </w:rPr>
         <w:t xml:space="preserve">import </w:t>
       </w:r>
-      <w:r>
-        <w:rPr>
-          <w:color w:val="BCBEC4"/>
-        </w:rPr>
-        <w:t>org.springframework.http.HttpStatus;</w:t>
+      <w:proofErr w:type="spellStart"/>
+      <w:r>
+        <w:rPr>
+          <w:color w:val="BCBEC4"/>
+        </w:rPr>
+        <w:t>org.springframework.http.HttpStatus</w:t>
+      </w:r>
+      <w:proofErr w:type="spellEnd"/>
+      <w:r>
+        <w:rPr>
+          <w:color w:val="BCBEC4"/>
+        </w:rPr>
+        <w:t>;</w:t>
       </w:r>
       <w:r>
         <w:rPr>
@@ -8550,11 +11551,19 @@
         </w:rPr>
         <w:t xml:space="preserve">import </w:t>
       </w:r>
-      <w:r>
-        <w:rPr>
-          <w:color w:val="BCBEC4"/>
-        </w:rPr>
-        <w:t>org.springframework.http.ResponseEntity;</w:t>
+      <w:proofErr w:type="spellStart"/>
+      <w:r>
+        <w:rPr>
+          <w:color w:val="BCBEC4"/>
+        </w:rPr>
+        <w:t>org.springframework.http.ResponseEntity</w:t>
+      </w:r>
+      <w:proofErr w:type="spellEnd"/>
+      <w:r>
+        <w:rPr>
+          <w:color w:val="BCBEC4"/>
+        </w:rPr>
+        <w:t>;</w:t>
       </w:r>
       <w:r>
         <w:rPr>
@@ -8568,11 +11577,19 @@
         </w:rPr>
         <w:t xml:space="preserve">import </w:t>
       </w:r>
-      <w:r>
-        <w:rPr>
-          <w:color w:val="BCBEC4"/>
-        </w:rPr>
-        <w:t>org.springframework.web.bind.annotation.*;</w:t>
+      <w:proofErr w:type="spellStart"/>
+      <w:r>
+        <w:rPr>
+          <w:color w:val="BCBEC4"/>
+        </w:rPr>
+        <w:t>org.springframework.web.bind.annotation</w:t>
+      </w:r>
+      <w:proofErr w:type="spellEnd"/>
+      <w:r>
+        <w:rPr>
+          <w:color w:val="BCBEC4"/>
+        </w:rPr>
+        <w:t>.*;</w:t>
       </w:r>
       <w:r>
         <w:rPr>
@@ -8592,11 +11609,19 @@
         </w:rPr>
         <w:t xml:space="preserve">import </w:t>
       </w:r>
-      <w:r>
-        <w:rPr>
-          <w:color w:val="BCBEC4"/>
-        </w:rPr>
-        <w:t>java.util.List;</w:t>
+      <w:proofErr w:type="spellStart"/>
+      <w:r>
+        <w:rPr>
+          <w:color w:val="BCBEC4"/>
+        </w:rPr>
+        <w:t>java.util.List</w:t>
+      </w:r>
+      <w:proofErr w:type="spellEnd"/>
+      <w:r>
+        <w:rPr>
+          <w:color w:val="BCBEC4"/>
+        </w:rPr>
+        <w:t>;</w:t>
       </w:r>
       <w:r>
         <w:rPr>
@@ -8665,11 +11690,19 @@
         </w:rPr>
         <w:t xml:space="preserve">public class </w:t>
       </w:r>
-      <w:r>
-        <w:rPr>
-          <w:color w:val="BCBEC4"/>
-        </w:rPr>
-        <w:t>ClientController {</w:t>
+      <w:proofErr w:type="spellStart"/>
+      <w:r>
+        <w:rPr>
+          <w:color w:val="BCBEC4"/>
+        </w:rPr>
+        <w:t>ClientController</w:t>
+      </w:r>
+      <w:proofErr w:type="spellEnd"/>
+      <w:r>
+        <w:rPr>
+          <w:color w:val="BCBEC4"/>
+        </w:rPr>
+        <w:t xml:space="preserve"> {</w:t>
       </w:r>
       <w:r>
         <w:rPr>
@@ -8678,24 +11711,42 @@
         <w:br/>
         <w:t xml:space="preserve">    </w:t>
       </w:r>
-      <w:r>
-        <w:rPr>
-          <w:color w:val="CF8E6D"/>
-        </w:rPr>
-        <w:t xml:space="preserve">private final </w:t>
-      </w:r>
-      <w:r>
-        <w:rPr>
-          <w:color w:val="BCBEC4"/>
-        </w:rPr>
-        <w:t xml:space="preserve">IClientService </w:t>
-      </w:r>
+      <w:proofErr w:type="spellStart"/>
+      <w:r>
+        <w:rPr>
+          <w:color w:val="CF8E6D"/>
+        </w:rPr>
+        <w:t>private</w:t>
+      </w:r>
+      <w:proofErr w:type="spellEnd"/>
+      <w:r>
+        <w:rPr>
+          <w:color w:val="CF8E6D"/>
+        </w:rPr>
+        <w:t xml:space="preserve"> final </w:t>
+      </w:r>
+      <w:proofErr w:type="spellStart"/>
+      <w:r>
+        <w:rPr>
+          <w:color w:val="BCBEC4"/>
+        </w:rPr>
+        <w:t>IClientService</w:t>
+      </w:r>
+      <w:proofErr w:type="spellEnd"/>
+      <w:r>
+        <w:rPr>
+          <w:color w:val="BCBEC4"/>
+        </w:rPr>
+        <w:t xml:space="preserve"> </w:t>
+      </w:r>
+      <w:proofErr w:type="spellStart"/>
       <w:r>
         <w:rPr>
           <w:color w:val="C77DBB"/>
         </w:rPr>
         <w:t>clientService</w:t>
       </w:r>
+      <w:proofErr w:type="spellEnd"/>
       <w:r>
         <w:rPr>
           <w:color w:val="BCBEC4"/>
@@ -8742,18 +11793,42 @@
         </w:rPr>
         <w:t xml:space="preserve">public </w:t>
       </w:r>
-      <w:r>
-        <w:rPr>
-          <w:color w:val="BCBEC4"/>
-        </w:rPr>
-        <w:t xml:space="preserve">ResponseEntity&lt;ClientDTO&gt; </w:t>
-      </w:r>
+      <w:proofErr w:type="spellStart"/>
+      <w:r>
+        <w:rPr>
+          <w:color w:val="BCBEC4"/>
+        </w:rPr>
+        <w:t>ResponseEntity</w:t>
+      </w:r>
+      <w:proofErr w:type="spellEnd"/>
+      <w:r>
+        <w:rPr>
+          <w:color w:val="BCBEC4"/>
+        </w:rPr>
+        <w:t>&lt;</w:t>
+      </w:r>
+      <w:proofErr w:type="spellStart"/>
+      <w:r>
+        <w:rPr>
+          <w:color w:val="BCBEC4"/>
+        </w:rPr>
+        <w:t>ClientDTO</w:t>
+      </w:r>
+      <w:proofErr w:type="spellEnd"/>
+      <w:r>
+        <w:rPr>
+          <w:color w:val="BCBEC4"/>
+        </w:rPr>
+        <w:t xml:space="preserve">&gt; </w:t>
+      </w:r>
+      <w:proofErr w:type="spellStart"/>
       <w:r>
         <w:rPr>
           <w:color w:val="56A8F5"/>
         </w:rPr>
         <w:t>createClientDto</w:t>
       </w:r>
+      <w:proofErr w:type="spellEnd"/>
       <w:r>
         <w:rPr>
           <w:color w:val="BCBEC4"/>
@@ -8766,11 +11841,33 @@
         </w:rPr>
         <w:t xml:space="preserve">@RequestBody </w:t>
       </w:r>
-      <w:r>
-        <w:rPr>
-          <w:color w:val="BCBEC4"/>
-        </w:rPr>
-        <w:t>ClientDTO clientDTO) {</w:t>
+      <w:proofErr w:type="spellStart"/>
+      <w:r>
+        <w:rPr>
+          <w:color w:val="BCBEC4"/>
+        </w:rPr>
+        <w:t>ClientDTO</w:t>
+      </w:r>
+      <w:proofErr w:type="spellEnd"/>
+      <w:r>
+        <w:rPr>
+          <w:color w:val="BCBEC4"/>
+        </w:rPr>
+        <w:t xml:space="preserve"> </w:t>
+      </w:r>
+      <w:proofErr w:type="spellStart"/>
+      <w:r>
+        <w:rPr>
+          <w:color w:val="BCBEC4"/>
+        </w:rPr>
+        <w:t>clientDTO</w:t>
+      </w:r>
+      <w:proofErr w:type="spellEnd"/>
+      <w:r>
+        <w:rPr>
+          <w:color w:val="BCBEC4"/>
+        </w:rPr>
+        <w:t>) {</w:t>
       </w:r>
       <w:r>
         <w:rPr>
@@ -8785,12 +11882,21 @@
         </w:rPr>
         <w:t xml:space="preserve">return new </w:t>
       </w:r>
-      <w:r>
-        <w:rPr>
-          <w:color w:val="BCBEC4"/>
-        </w:rPr>
-        <w:t>ResponseEntity&lt;&gt;(</w:t>
-      </w:r>
+      <w:proofErr w:type="spellStart"/>
+      <w:r>
+        <w:rPr>
+          <w:color w:val="BCBEC4"/>
+        </w:rPr>
+        <w:t>ResponseEntity</w:t>
+      </w:r>
+      <w:proofErr w:type="spellEnd"/>
+      <w:r>
+        <w:rPr>
+          <w:color w:val="BCBEC4"/>
+        </w:rPr>
+        <w:t>&lt;&gt;(</w:t>
+      </w:r>
+      <w:proofErr w:type="spellStart"/>
       <w:r>
         <w:rPr>
           <w:color w:val="C77DBB"/>
@@ -8801,7 +11907,35 @@
         <w:rPr>
           <w:color w:val="BCBEC4"/>
         </w:rPr>
-        <w:t>.createClient(clientDTO), HttpStatus.</w:t>
+        <w:t>.createClient</w:t>
+      </w:r>
+      <w:proofErr w:type="spellEnd"/>
+      <w:r>
+        <w:rPr>
+          <w:color w:val="BCBEC4"/>
+        </w:rPr>
+        <w:t>(</w:t>
+      </w:r>
+      <w:proofErr w:type="spellStart"/>
+      <w:r>
+        <w:rPr>
+          <w:color w:val="BCBEC4"/>
+        </w:rPr>
+        <w:t>clientDTO</w:t>
+      </w:r>
+      <w:proofErr w:type="spellEnd"/>
+      <w:r>
+        <w:rPr>
+          <w:color w:val="BCBEC4"/>
+        </w:rPr>
+        <w:t xml:space="preserve">), </w:t>
+      </w:r>
+      <w:proofErr w:type="spellStart"/>
+      <w:r>
+        <w:rPr>
+          <w:color w:val="BCBEC4"/>
+        </w:rPr>
+        <w:t>HttpStatus.</w:t>
       </w:r>
       <w:r>
         <w:rPr>
@@ -8811,6 +11945,7 @@
         </w:rPr>
         <w:t>CREATED</w:t>
       </w:r>
+      <w:proofErr w:type="spellEnd"/>
       <w:r>
         <w:rPr>
           <w:color w:val="BCBEC4"/>
@@ -8857,18 +11992,42 @@
         </w:rPr>
         <w:t xml:space="preserve">public </w:t>
       </w:r>
-      <w:r>
-        <w:rPr>
-          <w:color w:val="BCBEC4"/>
-        </w:rPr>
-        <w:t xml:space="preserve">ResponseEntity&lt;List&lt;ClientDTO&gt;&gt; </w:t>
-      </w:r>
+      <w:proofErr w:type="spellStart"/>
+      <w:r>
+        <w:rPr>
+          <w:color w:val="BCBEC4"/>
+        </w:rPr>
+        <w:t>ResponseEntity</w:t>
+      </w:r>
+      <w:proofErr w:type="spellEnd"/>
+      <w:r>
+        <w:rPr>
+          <w:color w:val="BCBEC4"/>
+        </w:rPr>
+        <w:t>&lt;List&lt;</w:t>
+      </w:r>
+      <w:proofErr w:type="spellStart"/>
+      <w:r>
+        <w:rPr>
+          <w:color w:val="BCBEC4"/>
+        </w:rPr>
+        <w:t>ClientDTO</w:t>
+      </w:r>
+      <w:proofErr w:type="spellEnd"/>
+      <w:r>
+        <w:rPr>
+          <w:color w:val="BCBEC4"/>
+        </w:rPr>
+        <w:t xml:space="preserve">&gt;&gt; </w:t>
+      </w:r>
+      <w:proofErr w:type="spellStart"/>
       <w:r>
         <w:rPr>
           <w:color w:val="56A8F5"/>
         </w:rPr>
         <w:t>getAllClients</w:t>
       </w:r>
+      <w:proofErr w:type="spellEnd"/>
       <w:r>
         <w:rPr>
           <w:color w:val="BCBEC4"/>
@@ -8888,12 +12047,21 @@
         </w:rPr>
         <w:t xml:space="preserve">return new </w:t>
       </w:r>
-      <w:r>
-        <w:rPr>
-          <w:color w:val="BCBEC4"/>
-        </w:rPr>
-        <w:t>ResponseEntity&lt;&gt;(</w:t>
-      </w:r>
+      <w:proofErr w:type="spellStart"/>
+      <w:r>
+        <w:rPr>
+          <w:color w:val="BCBEC4"/>
+        </w:rPr>
+        <w:t>ResponseEntity</w:t>
+      </w:r>
+      <w:proofErr w:type="spellEnd"/>
+      <w:r>
+        <w:rPr>
+          <w:color w:val="BCBEC4"/>
+        </w:rPr>
+        <w:t>&lt;&gt;(</w:t>
+      </w:r>
+      <w:proofErr w:type="spellStart"/>
       <w:r>
         <w:rPr>
           <w:color w:val="C77DBB"/>
@@ -8904,7 +12072,21 @@
         <w:rPr>
           <w:color w:val="BCBEC4"/>
         </w:rPr>
-        <w:t>.getAllClients(), HttpStatus.</w:t>
+        <w:t>.getAllClients</w:t>
+      </w:r>
+      <w:proofErr w:type="spellEnd"/>
+      <w:r>
+        <w:rPr>
+          <w:color w:val="BCBEC4"/>
+        </w:rPr>
+        <w:t xml:space="preserve">(), </w:t>
+      </w:r>
+      <w:proofErr w:type="spellStart"/>
+      <w:r>
+        <w:rPr>
+          <w:color w:val="BCBEC4"/>
+        </w:rPr>
+        <w:t>HttpStatus.</w:t>
       </w:r>
       <w:r>
         <w:rPr>
@@ -8914,6 +12096,7 @@
         </w:rPr>
         <w:t>OK</w:t>
       </w:r>
+      <w:proofErr w:type="spellEnd"/>
       <w:r>
         <w:rPr>
           <w:color w:val="BCBEC4"/>
@@ -8978,18 +12161,42 @@
         </w:rPr>
         <w:t xml:space="preserve">public </w:t>
       </w:r>
-      <w:r>
-        <w:rPr>
-          <w:color w:val="BCBEC4"/>
-        </w:rPr>
-        <w:t xml:space="preserve">ResponseEntity&lt;ClientDTO&gt; </w:t>
-      </w:r>
+      <w:proofErr w:type="spellStart"/>
+      <w:r>
+        <w:rPr>
+          <w:color w:val="BCBEC4"/>
+        </w:rPr>
+        <w:t>ResponseEntity</w:t>
+      </w:r>
+      <w:proofErr w:type="spellEnd"/>
+      <w:r>
+        <w:rPr>
+          <w:color w:val="BCBEC4"/>
+        </w:rPr>
+        <w:t>&lt;</w:t>
+      </w:r>
+      <w:proofErr w:type="spellStart"/>
+      <w:r>
+        <w:rPr>
+          <w:color w:val="BCBEC4"/>
+        </w:rPr>
+        <w:t>ClientDTO</w:t>
+      </w:r>
+      <w:proofErr w:type="spellEnd"/>
+      <w:r>
+        <w:rPr>
+          <w:color w:val="BCBEC4"/>
+        </w:rPr>
+        <w:t xml:space="preserve">&gt; </w:t>
+      </w:r>
+      <w:proofErr w:type="spellStart"/>
       <w:r>
         <w:rPr>
           <w:color w:val="56A8F5"/>
         </w:rPr>
         <w:t>getClientByNom</w:t>
       </w:r>
+      <w:proofErr w:type="spellEnd"/>
       <w:r>
         <w:rPr>
           <w:color w:val="BCBEC4"/>
@@ -9006,6 +12213,7 @@
         <w:rPr>
           <w:color w:val="BCBEC4"/>
         </w:rPr>
+        <w:lastRenderedPageBreak/>
         <w:t>String nom) {</w:t>
       </w:r>
       <w:r>
@@ -9021,12 +12229,21 @@
         </w:rPr>
         <w:t xml:space="preserve">return new </w:t>
       </w:r>
-      <w:r>
-        <w:rPr>
-          <w:color w:val="BCBEC4"/>
-        </w:rPr>
-        <w:t>ResponseEntity&lt;&gt;(</w:t>
-      </w:r>
+      <w:proofErr w:type="spellStart"/>
+      <w:r>
+        <w:rPr>
+          <w:color w:val="BCBEC4"/>
+        </w:rPr>
+        <w:t>ResponseEntity</w:t>
+      </w:r>
+      <w:proofErr w:type="spellEnd"/>
+      <w:r>
+        <w:rPr>
+          <w:color w:val="BCBEC4"/>
+        </w:rPr>
+        <w:t>&lt;&gt;(</w:t>
+      </w:r>
+      <w:proofErr w:type="spellStart"/>
       <w:r>
         <w:rPr>
           <w:color w:val="C77DBB"/>
@@ -9037,7 +12254,21 @@
         <w:rPr>
           <w:color w:val="BCBEC4"/>
         </w:rPr>
-        <w:t>.getClientByNom(nom), HttpStatus.</w:t>
+        <w:t>.getClientByNom</w:t>
+      </w:r>
+      <w:proofErr w:type="spellEnd"/>
+      <w:r>
+        <w:rPr>
+          <w:color w:val="BCBEC4"/>
+        </w:rPr>
+        <w:t xml:space="preserve">(nom), </w:t>
+      </w:r>
+      <w:proofErr w:type="spellStart"/>
+      <w:r>
+        <w:rPr>
+          <w:color w:val="BCBEC4"/>
+        </w:rPr>
+        <w:t>HttpStatus.</w:t>
       </w:r>
       <w:r>
         <w:rPr>
@@ -9047,6 +12278,7 @@
         </w:rPr>
         <w:t>OK</w:t>
       </w:r>
+      <w:proofErr w:type="spellEnd"/>
       <w:r>
         <w:rPr>
           <w:color w:val="BCBEC4"/>
@@ -9111,18 +12343,42 @@
         </w:rPr>
         <w:t xml:space="preserve">public </w:t>
       </w:r>
-      <w:r>
-        <w:rPr>
-          <w:color w:val="BCBEC4"/>
-        </w:rPr>
-        <w:t xml:space="preserve">ResponseEntity&lt;List&lt;ContratAssuranceDTO&gt;&gt; </w:t>
-      </w:r>
+      <w:proofErr w:type="spellStart"/>
+      <w:r>
+        <w:rPr>
+          <w:color w:val="BCBEC4"/>
+        </w:rPr>
+        <w:t>ResponseEntity</w:t>
+      </w:r>
+      <w:proofErr w:type="spellEnd"/>
+      <w:r>
+        <w:rPr>
+          <w:color w:val="BCBEC4"/>
+        </w:rPr>
+        <w:t>&lt;List&lt;</w:t>
+      </w:r>
+      <w:proofErr w:type="spellStart"/>
+      <w:r>
+        <w:rPr>
+          <w:color w:val="BCBEC4"/>
+        </w:rPr>
+        <w:t>ContratAssuranceDTO</w:t>
+      </w:r>
+      <w:proofErr w:type="spellEnd"/>
+      <w:r>
+        <w:rPr>
+          <w:color w:val="BCBEC4"/>
+        </w:rPr>
+        <w:t xml:space="preserve">&gt;&gt; </w:t>
+      </w:r>
+      <w:proofErr w:type="spellStart"/>
       <w:r>
         <w:rPr>
           <w:color w:val="56A8F5"/>
         </w:rPr>
         <w:t>getContratAssuranceByCid</w:t>
       </w:r>
+      <w:proofErr w:type="spellEnd"/>
       <w:r>
         <w:rPr>
           <w:color w:val="BCBEC4"/>
@@ -9152,12 +12408,6 @@
           <w:color w:val="BCBEC4"/>
         </w:rPr>
         <w:br/>
-      </w:r>
-      <w:r>
-        <w:rPr>
-          <w:color w:val="BCBEC4"/>
-        </w:rPr>
-        <w:lastRenderedPageBreak/>
         <w:t xml:space="preserve">        </w:t>
       </w:r>
       <w:r>
@@ -9166,12 +12416,21 @@
         </w:rPr>
         <w:t xml:space="preserve">return new </w:t>
       </w:r>
-      <w:r>
-        <w:rPr>
-          <w:color w:val="BCBEC4"/>
-        </w:rPr>
-        <w:t>ResponseEntity&lt;&gt;(</w:t>
-      </w:r>
+      <w:proofErr w:type="spellStart"/>
+      <w:r>
+        <w:rPr>
+          <w:color w:val="BCBEC4"/>
+        </w:rPr>
+        <w:t>ResponseEntity</w:t>
+      </w:r>
+      <w:proofErr w:type="spellEnd"/>
+      <w:r>
+        <w:rPr>
+          <w:color w:val="BCBEC4"/>
+        </w:rPr>
+        <w:t>&lt;&gt;(</w:t>
+      </w:r>
+      <w:proofErr w:type="spellStart"/>
       <w:r>
         <w:rPr>
           <w:color w:val="C77DBB"/>
@@ -9182,7 +12441,21 @@
         <w:rPr>
           <w:color w:val="BCBEC4"/>
         </w:rPr>
-        <w:t>.getListContratbyClientId(id), HttpStatus.</w:t>
+        <w:t>.getListContratbyClientId</w:t>
+      </w:r>
+      <w:proofErr w:type="spellEnd"/>
+      <w:r>
+        <w:rPr>
+          <w:color w:val="BCBEC4"/>
+        </w:rPr>
+        <w:t xml:space="preserve">(id), </w:t>
+      </w:r>
+      <w:proofErr w:type="spellStart"/>
+      <w:r>
+        <w:rPr>
+          <w:color w:val="BCBEC4"/>
+        </w:rPr>
+        <w:t>HttpStatus.</w:t>
       </w:r>
       <w:r>
         <w:rPr>
@@ -9192,6 +12465,7 @@
         </w:rPr>
         <w:t>OK</w:t>
       </w:r>
+      <w:proofErr w:type="spellEnd"/>
       <w:r>
         <w:rPr>
           <w:color w:val="BCBEC4"/>
@@ -9222,10 +12496,170 @@
     </w:p>
     <w:p>
       <w:pPr>
+        <w:pStyle w:val="HTMLPreformatted"/>
+        <w:shd w:val="clear" w:color="auto" w:fill="1E1F22"/>
         <w:ind w:left="360"/>
         <w:rPr>
-          <w:lang w:val="fr-FR"/>
-        </w:rPr>
+          <w:color w:val="BCBEC4"/>
+        </w:rPr>
+      </w:pPr>
+    </w:p>
+    <w:p>
+      <w:pPr>
+        <w:pStyle w:val="HTMLPreformatted"/>
+        <w:shd w:val="clear" w:color="auto" w:fill="1E1F22"/>
+        <w:ind w:left="360"/>
+        <w:rPr>
+          <w:color w:val="BCBEC4"/>
+          <w:lang w:val="en-US"/>
+        </w:rPr>
+      </w:pPr>
+      <w:r>
+        <w:rPr>
+          <w:color w:val="B3AE60"/>
+          <w:lang w:val="en-US"/>
+        </w:rPr>
+        <w:t xml:space="preserve"> </w:t>
+      </w:r>
+      <w:r>
+        <w:rPr>
+          <w:color w:val="B3AE60"/>
+          <w:lang w:val="en-US"/>
+        </w:rPr>
+        <w:tab/>
+      </w:r>
+      <w:r>
+        <w:rPr>
+          <w:color w:val="B3AE60"/>
+          <w:lang w:val="en-US"/>
+        </w:rPr>
+        <w:t>@DeleteMapping</w:t>
+      </w:r>
+      <w:r>
+        <w:rPr>
+          <w:color w:val="BCBEC4"/>
+          <w:lang w:val="en-US"/>
+        </w:rPr>
+        <w:t>(</w:t>
+      </w:r>
+      <w:r>
+        <w:rPr>
+          <w:color w:val="6AAB73"/>
+          <w:lang w:val="en-US"/>
+        </w:rPr>
+        <w:t>"{id}"</w:t>
+      </w:r>
+      <w:r>
+        <w:rPr>
+          <w:color w:val="BCBEC4"/>
+          <w:lang w:val="en-US"/>
+        </w:rPr>
+        <w:t>)</w:t>
+      </w:r>
+      <w:r>
+        <w:rPr>
+          <w:color w:val="BCBEC4"/>
+          <w:lang w:val="en-US"/>
+        </w:rPr>
+        <w:br/>
+      </w:r>
+      <w:r>
+        <w:rPr>
+          <w:color w:val="CF8E6D"/>
+          <w:lang w:val="en-US"/>
+        </w:rPr>
+        <w:t xml:space="preserve">public void </w:t>
+      </w:r>
+      <w:proofErr w:type="spellStart"/>
+      <w:r>
+        <w:rPr>
+          <w:color w:val="56A8F5"/>
+          <w:lang w:val="en-US"/>
+        </w:rPr>
+        <w:t>deleteClient</w:t>
+      </w:r>
+      <w:proofErr w:type="spellEnd"/>
+      <w:r>
+        <w:rPr>
+          <w:color w:val="BCBEC4"/>
+          <w:lang w:val="en-US"/>
+        </w:rPr>
+        <w:t>(</w:t>
+      </w:r>
+      <w:r>
+        <w:rPr>
+          <w:color w:val="B3AE60"/>
+          <w:lang w:val="en-US"/>
+        </w:rPr>
+        <w:t xml:space="preserve">@PathVariable </w:t>
+      </w:r>
+      <w:r>
+        <w:rPr>
+          <w:color w:val="CF8E6D"/>
+          <w:lang w:val="en-US"/>
+        </w:rPr>
+        <w:t xml:space="preserve">long </w:t>
+      </w:r>
+      <w:r>
+        <w:rPr>
+          <w:color w:val="BCBEC4"/>
+          <w:lang w:val="en-US"/>
+        </w:rPr>
+        <w:t>id) {</w:t>
+      </w:r>
+      <w:r>
+        <w:rPr>
+          <w:color w:val="BCBEC4"/>
+          <w:lang w:val="en-US"/>
+        </w:rPr>
+        <w:br/>
+        <w:t xml:space="preserve">    </w:t>
+      </w:r>
+      <w:proofErr w:type="spellStart"/>
+      <w:r>
+        <w:rPr>
+          <w:color w:val="C77DBB"/>
+          <w:lang w:val="en-US"/>
+        </w:rPr>
+        <w:t>clientService</w:t>
+      </w:r>
+      <w:r>
+        <w:rPr>
+          <w:color w:val="BCBEC4"/>
+          <w:lang w:val="en-US"/>
+        </w:rPr>
+        <w:t>.deleteClient</w:t>
+      </w:r>
+      <w:proofErr w:type="spellEnd"/>
+      <w:r>
+        <w:rPr>
+          <w:color w:val="BCBEC4"/>
+          <w:lang w:val="en-US"/>
+        </w:rPr>
+        <w:t>(id);</w:t>
+      </w:r>
+      <w:r>
+        <w:rPr>
+          <w:color w:val="BCBEC4"/>
+          <w:lang w:val="en-US"/>
+        </w:rPr>
+        <w:br/>
+        <w:t>}</w:t>
+      </w:r>
+    </w:p>
+    <w:p>
+      <w:pPr>
+        <w:pStyle w:val="HTMLPreformatted"/>
+        <w:shd w:val="clear" w:color="auto" w:fill="1E1F22"/>
+        <w:rPr>
+          <w:color w:val="BCBEC4"/>
+          <w:lang w:val="en-US"/>
+        </w:rPr>
+      </w:pPr>
+    </w:p>
+    <w:p>
+      <w:pPr>
+        <w:ind w:left="360"/>
       </w:pPr>
     </w:p>
     <w:p>
@@ -9243,7 +12677,35 @@
         <w:rPr>
           <w:lang w:val="fr-FR"/>
         </w:rPr>
-        <w:t xml:space="preserve">j’ai tester mes endpoints utilisant swagger sa marche : </w:t>
+        <w:t xml:space="preserve">j’ai tester mes </w:t>
+      </w:r>
+      <w:proofErr w:type="spellStart"/>
+      <w:r>
+        <w:rPr>
+          <w:lang w:val="fr-FR"/>
+        </w:rPr>
+        <w:t>endpoints</w:t>
+      </w:r>
+      <w:proofErr w:type="spellEnd"/>
+      <w:r>
+        <w:rPr>
+          <w:lang w:val="fr-FR"/>
+        </w:rPr>
+        <w:t xml:space="preserve"> utilisant </w:t>
+      </w:r>
+      <w:proofErr w:type="spellStart"/>
+      <w:r>
+        <w:rPr>
+          <w:lang w:val="fr-FR"/>
+        </w:rPr>
+        <w:t>swagger</w:t>
+      </w:r>
+      <w:proofErr w:type="spellEnd"/>
+      <w:r>
+        <w:rPr>
+          <w:lang w:val="fr-FR"/>
+        </w:rPr>
+        <w:t xml:space="preserve"> sa marche : </w:t>
       </w:r>
     </w:p>
     <w:p>
@@ -9313,6 +12775,7 @@
         <w:rPr>
           <w:lang w:val="fr-FR"/>
         </w:rPr>
+        <w:lastRenderedPageBreak/>
         <w:drawing>
           <wp:inline distT="0" distB="0" distL="0" distR="0" wp14:anchorId="5763B73D" wp14:editId="0DA7C606">
             <wp:extent cx="5760720" cy="2931160"/>
@@ -9408,12 +12871,28 @@
           <w:lang w:val="fr-FR"/>
         </w:rPr>
       </w:pPr>
+      <w:proofErr w:type="spellStart"/>
       <w:r>
         <w:rPr>
           <w:lang w:val="fr-FR"/>
         </w:rPr>
-        <w:t>ng new ExamJeeContrat</w:t>
-      </w:r>
+        <w:t>ng</w:t>
+      </w:r>
+      <w:proofErr w:type="spellEnd"/>
+      <w:r>
+        <w:rPr>
+          <w:lang w:val="fr-FR"/>
+        </w:rPr>
+        <w:t xml:space="preserve"> new </w:t>
+      </w:r>
+      <w:proofErr w:type="spellStart"/>
+      <w:r>
+        <w:rPr>
+          <w:lang w:val="fr-FR"/>
+        </w:rPr>
+        <w:t>ExamJeeContrat</w:t>
+      </w:r>
+      <w:proofErr w:type="spellEnd"/>
     </w:p>
     <w:p>
       <w:pPr>
@@ -9426,7 +12905,6 @@
         <w:rPr>
           <w:lang w:val="fr-FR"/>
         </w:rPr>
-        <w:lastRenderedPageBreak/>
         <w:drawing>
           <wp:inline distT="0" distB="0" distL="0" distR="0" wp14:anchorId="4957A59E" wp14:editId="39556FDF">
             <wp:extent cx="5760720" cy="673100"/>

--- a/Documentation/Architechture de Projet.docx
+++ b/Documentation/Architechture de Projet.docx
@@ -4075,21 +4075,7 @@
         <w:rPr>
           <w:lang w:val="fr-FR"/>
         </w:rPr>
-        <w:t xml:space="preserve">J’ai </w:t>
-      </w:r>
-      <w:proofErr w:type="spellStart"/>
-      <w:r>
-        <w:rPr>
-          <w:lang w:val="fr-FR"/>
-        </w:rPr>
-        <w:t>ajouter</w:t>
-      </w:r>
-      <w:proofErr w:type="spellEnd"/>
-      <w:r>
-        <w:rPr>
-          <w:lang w:val="fr-FR"/>
-        </w:rPr>
-        <w:t xml:space="preserve"> la couche DTO :</w:t>
+        <w:t>J’ai ajouter la couche DTO :</w:t>
       </w:r>
       <w:r>
         <w:rPr>
@@ -4155,21 +4141,7 @@
         <w:rPr>
           <w:lang w:val="fr-FR"/>
         </w:rPr>
-        <w:t xml:space="preserve">Et j’ai </w:t>
-      </w:r>
-      <w:proofErr w:type="spellStart"/>
-      <w:r>
-        <w:rPr>
-          <w:lang w:val="fr-FR"/>
-        </w:rPr>
-        <w:t>créer</w:t>
-      </w:r>
-      <w:proofErr w:type="spellEnd"/>
-      <w:r>
-        <w:rPr>
-          <w:lang w:val="fr-FR"/>
-        </w:rPr>
-        <w:t xml:space="preserve"> les mapper : </w:t>
+        <w:t xml:space="preserve">Et j’ai créer les mapper : </w:t>
       </w:r>
     </w:p>
     <w:p>
@@ -4278,14 +4250,96 @@
         <w:lastRenderedPageBreak/>
         <w:t xml:space="preserve">package </w:t>
       </w:r>
-      <w:proofErr w:type="spellStart"/>
-      <w:r>
-        <w:rPr>
-          <w:color w:val="BCBEC4"/>
-        </w:rPr>
-        <w:t>ma.enset.examjee.mapper</w:t>
-      </w:r>
-      <w:proofErr w:type="spellEnd"/>
+      <w:r>
+        <w:rPr>
+          <w:color w:val="BCBEC4"/>
+        </w:rPr>
+        <w:t>ma.enset.examjee.mapper;</w:t>
+      </w:r>
+      <w:r>
+        <w:rPr>
+          <w:color w:val="BCBEC4"/>
+        </w:rPr>
+        <w:br/>
+      </w:r>
+      <w:r>
+        <w:rPr>
+          <w:color w:val="BCBEC4"/>
+        </w:rPr>
+        <w:br/>
+      </w:r>
+      <w:r>
+        <w:rPr>
+          <w:color w:val="CF8E6D"/>
+        </w:rPr>
+        <w:t xml:space="preserve">import </w:t>
+      </w:r>
+      <w:r>
+        <w:rPr>
+          <w:color w:val="BCBEC4"/>
+        </w:rPr>
+        <w:t>ma.enset.examjee.dto.ClientDTO;</w:t>
+      </w:r>
+      <w:r>
+        <w:rPr>
+          <w:color w:val="BCBEC4"/>
+        </w:rPr>
+        <w:br/>
+      </w:r>
+      <w:r>
+        <w:rPr>
+          <w:color w:val="CF8E6D"/>
+        </w:rPr>
+        <w:t xml:space="preserve">import </w:t>
+      </w:r>
+      <w:r>
+        <w:rPr>
+          <w:color w:val="BCBEC4"/>
+        </w:rPr>
+        <w:t>ma.enset.examjee.entity.Client;</w:t>
+      </w:r>
+      <w:r>
+        <w:rPr>
+          <w:color w:val="BCBEC4"/>
+        </w:rPr>
+        <w:br/>
+      </w:r>
+      <w:r>
+        <w:rPr>
+          <w:color w:val="CF8E6D"/>
+        </w:rPr>
+        <w:t xml:space="preserve">import </w:t>
+      </w:r>
+      <w:r>
+        <w:rPr>
+          <w:color w:val="BCBEC4"/>
+        </w:rPr>
+        <w:t>org.springframework.beans.BeanUtils;</w:t>
+      </w:r>
+      <w:r>
+        <w:rPr>
+          <w:color w:val="BCBEC4"/>
+        </w:rPr>
+        <w:br/>
+      </w:r>
+      <w:r>
+        <w:rPr>
+          <w:color w:val="CF8E6D"/>
+        </w:rPr>
+        <w:t xml:space="preserve">import </w:t>
+      </w:r>
+      <w:r>
+        <w:rPr>
+          <w:color w:val="BCBEC4"/>
+        </w:rPr>
+        <w:t>org.springframework.context.annotation.</w:t>
+      </w:r>
+      <w:r>
+        <w:rPr>
+          <w:color w:val="B3AE60"/>
+        </w:rPr>
+        <w:t>Bean</w:t>
+      </w:r>
       <w:r>
         <w:rPr>
           <w:color w:val="BCBEC4"/>
@@ -4300,24 +4354,22 @@
       </w:r>
       <w:r>
         <w:rPr>
-          <w:color w:val="BCBEC4"/>
-        </w:rPr>
-        <w:br/>
-      </w:r>
-      <w:r>
-        <w:rPr>
           <w:color w:val="CF8E6D"/>
         </w:rPr>
         <w:t xml:space="preserve">import </w:t>
       </w:r>
-      <w:proofErr w:type="spellStart"/>
-      <w:r>
-        <w:rPr>
-          <w:color w:val="BCBEC4"/>
-        </w:rPr>
-        <w:t>ma.enset.examjee.dto.ClientDTO</w:t>
-      </w:r>
-      <w:proofErr w:type="spellEnd"/>
+      <w:r>
+        <w:rPr>
+          <w:color w:val="BCBEC4"/>
+        </w:rPr>
+        <w:t>org.springframework.stereotype.</w:t>
+      </w:r>
+      <w:r>
+        <w:rPr>
+          <w:color w:val="B3AE60"/>
+        </w:rPr>
+        <w:t>Component</w:t>
+      </w:r>
       <w:r>
         <w:rPr>
           <w:color w:val="BCBEC4"/>
@@ -4332,136 +4384,20 @@
       </w:r>
       <w:r>
         <w:rPr>
-          <w:color w:val="CF8E6D"/>
-        </w:rPr>
-        <w:t xml:space="preserve">import </w:t>
-      </w:r>
-      <w:proofErr w:type="spellStart"/>
-      <w:r>
-        <w:rPr>
-          <w:color w:val="BCBEC4"/>
-        </w:rPr>
-        <w:t>ma.enset.examjee.entity.Client</w:t>
-      </w:r>
-      <w:proofErr w:type="spellEnd"/>
-      <w:r>
-        <w:rPr>
-          <w:color w:val="BCBEC4"/>
-        </w:rPr>
-        <w:t>;</w:t>
-      </w:r>
-      <w:r>
-        <w:rPr>
-          <w:color w:val="BCBEC4"/>
-        </w:rPr>
-        <w:br/>
-      </w:r>
-      <w:r>
-        <w:rPr>
-          <w:color w:val="CF8E6D"/>
-        </w:rPr>
-        <w:t xml:space="preserve">import </w:t>
-      </w:r>
-      <w:proofErr w:type="spellStart"/>
-      <w:r>
-        <w:rPr>
-          <w:color w:val="BCBEC4"/>
-        </w:rPr>
-        <w:t>org.springframework.beans.BeanUtils</w:t>
-      </w:r>
-      <w:proofErr w:type="spellEnd"/>
-      <w:r>
-        <w:rPr>
-          <w:color w:val="BCBEC4"/>
-        </w:rPr>
-        <w:t>;</w:t>
-      </w:r>
-      <w:r>
-        <w:rPr>
-          <w:color w:val="BCBEC4"/>
-        </w:rPr>
-        <w:br/>
-      </w:r>
-      <w:r>
-        <w:rPr>
-          <w:color w:val="CF8E6D"/>
-        </w:rPr>
-        <w:t xml:space="preserve">import </w:t>
-      </w:r>
-      <w:proofErr w:type="spellStart"/>
-      <w:r>
-        <w:rPr>
-          <w:color w:val="BCBEC4"/>
-        </w:rPr>
-        <w:t>org.springframework.context.annotation.</w:t>
+          <w:color w:val="BCBEC4"/>
+        </w:rPr>
+        <w:br/>
       </w:r>
       <w:r>
         <w:rPr>
           <w:color w:val="B3AE60"/>
         </w:rPr>
-        <w:t>Bean</w:t>
-      </w:r>
-      <w:proofErr w:type="spellEnd"/>
-      <w:r>
-        <w:rPr>
-          <w:color w:val="BCBEC4"/>
-        </w:rPr>
-        <w:t>;</w:t>
-      </w:r>
-      <w:r>
-        <w:rPr>
-          <w:color w:val="BCBEC4"/>
-        </w:rPr>
-        <w:br/>
-      </w:r>
-      <w:r>
-        <w:rPr>
-          <w:color w:val="CF8E6D"/>
-        </w:rPr>
-        <w:t xml:space="preserve">import </w:t>
-      </w:r>
-      <w:proofErr w:type="spellStart"/>
-      <w:r>
-        <w:rPr>
-          <w:color w:val="BCBEC4"/>
-        </w:rPr>
-        <w:t>org.springframework.stereotype.</w:t>
+        <w:t>@Component</w:t>
       </w:r>
       <w:r>
         <w:rPr>
           <w:color w:val="B3AE60"/>
         </w:rPr>
-        <w:t>Component</w:t>
-      </w:r>
-      <w:proofErr w:type="spellEnd"/>
-      <w:r>
-        <w:rPr>
-          <w:color w:val="BCBEC4"/>
-        </w:rPr>
-        <w:t>;</w:t>
-      </w:r>
-      <w:r>
-        <w:rPr>
-          <w:color w:val="BCBEC4"/>
-        </w:rPr>
-        <w:br/>
-      </w:r>
-      <w:r>
-        <w:rPr>
-          <w:color w:val="BCBEC4"/>
-        </w:rPr>
-        <w:br/>
-      </w:r>
-      <w:r>
-        <w:rPr>
-          <w:color w:val="B3AE60"/>
-        </w:rPr>
-        <w:t>@Component</w:t>
-      </w:r>
-      <w:r>
-        <w:rPr>
-          <w:color w:val="B3AE60"/>
-        </w:rPr>
         <w:br/>
       </w:r>
       <w:r>
@@ -4470,19 +4406,11 @@
         </w:rPr>
         <w:t xml:space="preserve">public class </w:t>
       </w:r>
-      <w:proofErr w:type="spellStart"/>
-      <w:r>
-        <w:rPr>
-          <w:color w:val="BCBEC4"/>
-        </w:rPr>
-        <w:t>ClientMapper</w:t>
-      </w:r>
-      <w:proofErr w:type="spellEnd"/>
-      <w:r>
-        <w:rPr>
-          <w:color w:val="BCBEC4"/>
-        </w:rPr>
-        <w:t xml:space="preserve"> {</w:t>
+      <w:r>
+        <w:rPr>
+          <w:color w:val="BCBEC4"/>
+        </w:rPr>
+        <w:t>ClientMapper {</w:t>
       </w:r>
       <w:r>
         <w:rPr>
@@ -4509,68 +4437,24 @@
         </w:rPr>
         <w:t xml:space="preserve">Client </w:t>
       </w:r>
-      <w:proofErr w:type="spellStart"/>
       <w:r>
         <w:rPr>
           <w:color w:val="56A8F5"/>
         </w:rPr>
         <w:t>formClientDTO</w:t>
       </w:r>
-      <w:proofErr w:type="spellEnd"/>
-      <w:r>
-        <w:rPr>
-          <w:color w:val="BCBEC4"/>
-        </w:rPr>
-        <w:t>(</w:t>
-      </w:r>
-      <w:proofErr w:type="spellStart"/>
-      <w:r>
-        <w:rPr>
-          <w:color w:val="BCBEC4"/>
-        </w:rPr>
-        <w:t>ClientDTO</w:t>
-      </w:r>
-      <w:proofErr w:type="spellEnd"/>
-      <w:r>
-        <w:rPr>
-          <w:color w:val="BCBEC4"/>
-        </w:rPr>
-        <w:t xml:space="preserve"> </w:t>
-      </w:r>
-      <w:proofErr w:type="spellStart"/>
-      <w:r>
-        <w:rPr>
-          <w:color w:val="BCBEC4"/>
-        </w:rPr>
-        <w:t>clientDTO</w:t>
-      </w:r>
-      <w:proofErr w:type="spellEnd"/>
-      <w:r>
-        <w:rPr>
-          <w:color w:val="BCBEC4"/>
-        </w:rPr>
-        <w:t>) {</w:t>
-      </w:r>
-      <w:r>
-        <w:rPr>
-          <w:color w:val="BCBEC4"/>
-        </w:rPr>
-        <w:br/>
-        <w:t xml:space="preserve">        Client </w:t>
-      </w:r>
-      <w:proofErr w:type="spellStart"/>
-      <w:r>
-        <w:rPr>
-          <w:color w:val="BCBEC4"/>
-        </w:rPr>
-        <w:t>client</w:t>
-      </w:r>
-      <w:proofErr w:type="spellEnd"/>
-      <w:r>
-        <w:rPr>
-          <w:color w:val="BCBEC4"/>
-        </w:rPr>
-        <w:t xml:space="preserve"> = </w:t>
+      <w:r>
+        <w:rPr>
+          <w:color w:val="BCBEC4"/>
+        </w:rPr>
+        <w:t>(ClientDTO clientDTO) {</w:t>
+      </w:r>
+      <w:r>
+        <w:rPr>
+          <w:color w:val="BCBEC4"/>
+        </w:rPr>
+        <w:br/>
+        <w:t xml:space="preserve">        Client client = </w:t>
       </w:r>
       <w:r>
         <w:rPr>
@@ -4589,14 +4473,7 @@
           <w:color w:val="BCBEC4"/>
         </w:rPr>
         <w:br/>
-        <w:t xml:space="preserve">        </w:t>
-      </w:r>
-      <w:proofErr w:type="spellStart"/>
-      <w:r>
-        <w:rPr>
-          <w:color w:val="BCBEC4"/>
-        </w:rPr>
-        <w:t>BeanUtils.</w:t>
+        <w:t xml:space="preserve">        BeanUtils.</w:t>
       </w:r>
       <w:r>
         <w:rPr>
@@ -4606,26 +4483,11 @@
         </w:rPr>
         <w:t>copyProperties</w:t>
       </w:r>
-      <w:proofErr w:type="spellEnd"/>
-      <w:r>
-        <w:rPr>
-          <w:color w:val="BCBEC4"/>
-        </w:rPr>
-        <w:t>(</w:t>
-      </w:r>
-      <w:proofErr w:type="spellStart"/>
-      <w:r>
-        <w:rPr>
-          <w:color w:val="BCBEC4"/>
-        </w:rPr>
-        <w:t>clientDTO</w:t>
-      </w:r>
-      <w:proofErr w:type="spellEnd"/>
-      <w:r>
-        <w:rPr>
-          <w:color w:val="BCBEC4"/>
-        </w:rPr>
-        <w:t>, client);</w:t>
+      <w:r>
+        <w:rPr>
+          <w:color w:val="BCBEC4"/>
+        </w:rPr>
+        <w:t>(clientDTO, client);</w:t>
       </w:r>
       <w:r>
         <w:rPr>
@@ -4672,28 +4534,18 @@
         </w:rPr>
         <w:t xml:space="preserve">public </w:t>
       </w:r>
-      <w:proofErr w:type="spellStart"/>
-      <w:r>
-        <w:rPr>
-          <w:color w:val="BCBEC4"/>
-        </w:rPr>
-        <w:t>ClientDTO</w:t>
-      </w:r>
-      <w:proofErr w:type="spellEnd"/>
-      <w:r>
-        <w:rPr>
-          <w:color w:val="BCBEC4"/>
-        </w:rPr>
-        <w:t xml:space="preserve"> </w:t>
-      </w:r>
-      <w:proofErr w:type="spellStart"/>
+      <w:r>
+        <w:rPr>
+          <w:color w:val="BCBEC4"/>
+        </w:rPr>
+        <w:t xml:space="preserve">ClientDTO </w:t>
+      </w:r>
       <w:r>
         <w:rPr>
           <w:color w:val="56A8F5"/>
         </w:rPr>
         <w:t>fromClient</w:t>
       </w:r>
-      <w:proofErr w:type="spellEnd"/>
       <w:r>
         <w:rPr>
           <w:color w:val="BCBEC4"/>
@@ -4705,35 +4557,7 @@
           <w:color w:val="BCBEC4"/>
         </w:rPr>
         <w:br/>
-        <w:t xml:space="preserve">        </w:t>
-      </w:r>
-      <w:proofErr w:type="spellStart"/>
-      <w:r>
-        <w:rPr>
-          <w:color w:val="BCBEC4"/>
-        </w:rPr>
-        <w:t>ClientDTO</w:t>
-      </w:r>
-      <w:proofErr w:type="spellEnd"/>
-      <w:r>
-        <w:rPr>
-          <w:color w:val="BCBEC4"/>
-        </w:rPr>
-        <w:t xml:space="preserve"> </w:t>
-      </w:r>
-      <w:proofErr w:type="spellStart"/>
-      <w:r>
-        <w:rPr>
-          <w:color w:val="BCBEC4"/>
-        </w:rPr>
-        <w:t>clientDTO</w:t>
-      </w:r>
-      <w:proofErr w:type="spellEnd"/>
-      <w:r>
-        <w:rPr>
-          <w:color w:val="BCBEC4"/>
-        </w:rPr>
-        <w:t xml:space="preserve"> = </w:t>
+        <w:t xml:space="preserve">        ClientDTO clientDTO = </w:t>
       </w:r>
       <w:r>
         <w:rPr>
@@ -4741,33 +4565,18 @@
         </w:rPr>
         <w:t xml:space="preserve">new </w:t>
       </w:r>
-      <w:proofErr w:type="spellStart"/>
-      <w:r>
-        <w:rPr>
-          <w:color w:val="BCBEC4"/>
-        </w:rPr>
-        <w:t>ClientDTO</w:t>
-      </w:r>
-      <w:proofErr w:type="spellEnd"/>
-      <w:r>
-        <w:rPr>
-          <w:color w:val="BCBEC4"/>
-        </w:rPr>
-        <w:t>();</w:t>
-      </w:r>
-      <w:r>
-        <w:rPr>
-          <w:color w:val="BCBEC4"/>
-        </w:rPr>
-        <w:br/>
-        <w:t xml:space="preserve">        </w:t>
-      </w:r>
-      <w:proofErr w:type="spellStart"/>
-      <w:r>
-        <w:rPr>
-          <w:color w:val="BCBEC4"/>
-        </w:rPr>
-        <w:t>BeanUtils.</w:t>
+      <w:r>
+        <w:rPr>
+          <w:color w:val="BCBEC4"/>
+        </w:rPr>
+        <w:t>ClientDTO();</w:t>
+      </w:r>
+      <w:r>
+        <w:rPr>
+          <w:color w:val="BCBEC4"/>
+        </w:rPr>
+        <w:br/>
+        <w:t xml:space="preserve">        BeanUtils.</w:t>
       </w:r>
       <w:r>
         <w:rPr>
@@ -4777,26 +4586,11 @@
         </w:rPr>
         <w:t>copyProperties</w:t>
       </w:r>
-      <w:proofErr w:type="spellEnd"/>
-      <w:r>
-        <w:rPr>
-          <w:color w:val="BCBEC4"/>
-        </w:rPr>
-        <w:t xml:space="preserve">(client, </w:t>
-      </w:r>
-      <w:proofErr w:type="spellStart"/>
-      <w:r>
-        <w:rPr>
-          <w:color w:val="BCBEC4"/>
-        </w:rPr>
-        <w:t>clientDTO</w:t>
-      </w:r>
-      <w:proofErr w:type="spellEnd"/>
-      <w:r>
-        <w:rPr>
-          <w:color w:val="BCBEC4"/>
-        </w:rPr>
-        <w:t>);</w:t>
+      <w:r>
+        <w:rPr>
+          <w:color w:val="BCBEC4"/>
+        </w:rPr>
+        <w:t>(client, clientDTO);</w:t>
       </w:r>
       <w:r>
         <w:rPr>
@@ -4811,19 +4605,11 @@
         </w:rPr>
         <w:t xml:space="preserve">return </w:t>
       </w:r>
-      <w:proofErr w:type="spellStart"/>
-      <w:r>
-        <w:rPr>
-          <w:color w:val="BCBEC4"/>
-        </w:rPr>
-        <w:t>clientDTO</w:t>
-      </w:r>
-      <w:proofErr w:type="spellEnd"/>
-      <w:r>
-        <w:rPr>
-          <w:color w:val="BCBEC4"/>
-        </w:rPr>
-        <w:t>;</w:t>
+      <w:r>
+        <w:rPr>
+          <w:color w:val="BCBEC4"/>
+        </w:rPr>
+        <w:t>clientDTO;</w:t>
       </w:r>
       <w:r>
         <w:rPr>
@@ -4861,14 +4647,96 @@
         </w:rPr>
         <w:t xml:space="preserve">package </w:t>
       </w:r>
-      <w:proofErr w:type="spellStart"/>
-      <w:r>
-        <w:rPr>
-          <w:color w:val="BCBEC4"/>
-        </w:rPr>
-        <w:t>ma.enset.examjee.mapper</w:t>
-      </w:r>
-      <w:proofErr w:type="spellEnd"/>
+      <w:r>
+        <w:rPr>
+          <w:color w:val="BCBEC4"/>
+        </w:rPr>
+        <w:t>ma.enset.examjee.mapper;</w:t>
+      </w:r>
+      <w:r>
+        <w:rPr>
+          <w:color w:val="BCBEC4"/>
+        </w:rPr>
+        <w:br/>
+      </w:r>
+      <w:r>
+        <w:rPr>
+          <w:color w:val="BCBEC4"/>
+        </w:rPr>
+        <w:br/>
+      </w:r>
+      <w:r>
+        <w:rPr>
+          <w:color w:val="CF8E6D"/>
+        </w:rPr>
+        <w:t xml:space="preserve">import </w:t>
+      </w:r>
+      <w:r>
+        <w:rPr>
+          <w:color w:val="BCBEC4"/>
+        </w:rPr>
+        <w:t>ma.enset.examjee.dto.PaiementsDTO;</w:t>
+      </w:r>
+      <w:r>
+        <w:rPr>
+          <w:color w:val="BCBEC4"/>
+        </w:rPr>
+        <w:br/>
+      </w:r>
+      <w:r>
+        <w:rPr>
+          <w:color w:val="CF8E6D"/>
+        </w:rPr>
+        <w:t xml:space="preserve">import </w:t>
+      </w:r>
+      <w:r>
+        <w:rPr>
+          <w:color w:val="BCBEC4"/>
+        </w:rPr>
+        <w:t>ma.enset.examjee.entity.Paiements;</w:t>
+      </w:r>
+      <w:r>
+        <w:rPr>
+          <w:color w:val="BCBEC4"/>
+        </w:rPr>
+        <w:br/>
+      </w:r>
+      <w:r>
+        <w:rPr>
+          <w:color w:val="CF8E6D"/>
+        </w:rPr>
+        <w:t xml:space="preserve">import </w:t>
+      </w:r>
+      <w:r>
+        <w:rPr>
+          <w:color w:val="BCBEC4"/>
+        </w:rPr>
+        <w:t>org.springframework.beans.BeanUtils;</w:t>
+      </w:r>
+      <w:r>
+        <w:rPr>
+          <w:color w:val="BCBEC4"/>
+        </w:rPr>
+        <w:br/>
+      </w:r>
+      <w:r>
+        <w:rPr>
+          <w:color w:val="CF8E6D"/>
+        </w:rPr>
+        <w:t xml:space="preserve">import </w:t>
+      </w:r>
+      <w:r>
+        <w:rPr>
+          <w:color w:val="BCBEC4"/>
+        </w:rPr>
+        <w:t>org.springframework.stereotype.</w:t>
+      </w:r>
+      <w:r>
+        <w:rPr>
+          <w:color w:val="B3AE60"/>
+        </w:rPr>
+        <w:t>Component</w:t>
+      </w:r>
       <w:r>
         <w:rPr>
           <w:color w:val="BCBEC4"/>
@@ -4889,130 +4757,14 @@
       </w:r>
       <w:r>
         <w:rPr>
-          <w:color w:val="CF8E6D"/>
-        </w:rPr>
-        <w:t xml:space="preserve">import </w:t>
-      </w:r>
-      <w:proofErr w:type="spellStart"/>
-      <w:r>
-        <w:rPr>
-          <w:color w:val="BCBEC4"/>
-        </w:rPr>
-        <w:t>ma.enset.examjee.dto.PaiementsDTO</w:t>
-      </w:r>
-      <w:proofErr w:type="spellEnd"/>
-      <w:r>
-        <w:rPr>
-          <w:color w:val="BCBEC4"/>
-        </w:rPr>
-        <w:t>;</w:t>
-      </w:r>
-      <w:r>
-        <w:rPr>
-          <w:color w:val="BCBEC4"/>
-        </w:rPr>
-        <w:br/>
-      </w:r>
-      <w:r>
-        <w:rPr>
-          <w:color w:val="CF8E6D"/>
-        </w:rPr>
-        <w:t xml:space="preserve">import </w:t>
-      </w:r>
-      <w:proofErr w:type="spellStart"/>
-      <w:r>
-        <w:rPr>
-          <w:color w:val="BCBEC4"/>
-        </w:rPr>
-        <w:t>ma.enset.examjee.entity.Paiements</w:t>
-      </w:r>
-      <w:proofErr w:type="spellEnd"/>
-      <w:r>
-        <w:rPr>
-          <w:color w:val="BCBEC4"/>
-        </w:rPr>
-        <w:t>;</w:t>
-      </w:r>
-      <w:r>
-        <w:rPr>
-          <w:color w:val="BCBEC4"/>
-        </w:rPr>
-        <w:br/>
-      </w:r>
-      <w:r>
-        <w:rPr>
-          <w:color w:val="CF8E6D"/>
-        </w:rPr>
-        <w:t xml:space="preserve">import </w:t>
-      </w:r>
-      <w:proofErr w:type="spellStart"/>
-      <w:r>
-        <w:rPr>
-          <w:color w:val="BCBEC4"/>
-        </w:rPr>
-        <w:t>org.springframework.beans.BeanUtils</w:t>
-      </w:r>
-      <w:proofErr w:type="spellEnd"/>
-      <w:r>
-        <w:rPr>
-          <w:color w:val="BCBEC4"/>
-        </w:rPr>
-        <w:t>;</w:t>
-      </w:r>
-      <w:r>
-        <w:rPr>
-          <w:color w:val="BCBEC4"/>
-        </w:rPr>
-        <w:br/>
-      </w:r>
-      <w:r>
-        <w:rPr>
-          <w:color w:val="CF8E6D"/>
-        </w:rPr>
-        <w:t xml:space="preserve">import </w:t>
-      </w:r>
-      <w:proofErr w:type="spellStart"/>
-      <w:r>
-        <w:rPr>
-          <w:color w:val="BCBEC4"/>
-        </w:rPr>
-        <w:t>org.springframework.stereotype.</w:t>
-      </w:r>
-      <w:r>
-        <w:rPr>
           <w:color w:val="B3AE60"/>
         </w:rPr>
-        <w:t>Component</w:t>
-      </w:r>
-      <w:proofErr w:type="spellEnd"/>
-      <w:r>
-        <w:rPr>
-          <w:color w:val="BCBEC4"/>
-        </w:rPr>
-        <w:t>;</w:t>
-      </w:r>
-      <w:r>
-        <w:rPr>
-          <w:color w:val="BCBEC4"/>
-        </w:rPr>
-        <w:br/>
-      </w:r>
-      <w:r>
-        <w:rPr>
-          <w:color w:val="BCBEC4"/>
-        </w:rPr>
-        <w:br/>
+        <w:t>@Component</w:t>
       </w:r>
       <w:r>
         <w:rPr>
           <w:color w:val="B3AE60"/>
         </w:rPr>
-        <w:t>@Component</w:t>
-      </w:r>
-      <w:r>
-        <w:rPr>
-          <w:color w:val="B3AE60"/>
-        </w:rPr>
         <w:br/>
       </w:r>
       <w:r>
@@ -5021,19 +4773,11 @@
         </w:rPr>
         <w:t xml:space="preserve">public class </w:t>
       </w:r>
-      <w:proofErr w:type="spellStart"/>
-      <w:r>
-        <w:rPr>
-          <w:color w:val="BCBEC4"/>
-        </w:rPr>
-        <w:t>PaiementMapper</w:t>
-      </w:r>
-      <w:proofErr w:type="spellEnd"/>
-      <w:r>
-        <w:rPr>
-          <w:color w:val="BCBEC4"/>
-        </w:rPr>
-        <w:t xml:space="preserve"> {</w:t>
+      <w:r>
+        <w:rPr>
+          <w:color w:val="BCBEC4"/>
+        </w:rPr>
+        <w:t>PaiementMapper {</w:t>
       </w:r>
       <w:r>
         <w:rPr>
@@ -5060,68 +4804,24 @@
         </w:rPr>
         <w:t xml:space="preserve">Paiements </w:t>
       </w:r>
-      <w:proofErr w:type="spellStart"/>
       <w:r>
         <w:rPr>
           <w:color w:val="56A8F5"/>
         </w:rPr>
         <w:t>fromPaiementDTO</w:t>
       </w:r>
-      <w:proofErr w:type="spellEnd"/>
-      <w:r>
-        <w:rPr>
-          <w:color w:val="BCBEC4"/>
-        </w:rPr>
-        <w:t>(</w:t>
-      </w:r>
-      <w:proofErr w:type="spellStart"/>
-      <w:r>
-        <w:rPr>
-          <w:color w:val="BCBEC4"/>
-        </w:rPr>
-        <w:t>PaiementsDTO</w:t>
-      </w:r>
-      <w:proofErr w:type="spellEnd"/>
-      <w:r>
-        <w:rPr>
-          <w:color w:val="BCBEC4"/>
-        </w:rPr>
-        <w:t xml:space="preserve"> </w:t>
-      </w:r>
-      <w:proofErr w:type="spellStart"/>
-      <w:r>
-        <w:rPr>
-          <w:color w:val="BCBEC4"/>
-        </w:rPr>
-        <w:t>paiementsDTO</w:t>
-      </w:r>
-      <w:proofErr w:type="spellEnd"/>
-      <w:r>
-        <w:rPr>
-          <w:color w:val="BCBEC4"/>
-        </w:rPr>
-        <w:t>) {</w:t>
-      </w:r>
-      <w:r>
-        <w:rPr>
-          <w:color w:val="BCBEC4"/>
-        </w:rPr>
-        <w:br/>
-        <w:t xml:space="preserve">        Paiements </w:t>
-      </w:r>
-      <w:proofErr w:type="spellStart"/>
-      <w:r>
-        <w:rPr>
-          <w:color w:val="BCBEC4"/>
-        </w:rPr>
-        <w:t>paiements</w:t>
-      </w:r>
-      <w:proofErr w:type="spellEnd"/>
-      <w:r>
-        <w:rPr>
-          <w:color w:val="BCBEC4"/>
-        </w:rPr>
-        <w:t xml:space="preserve"> = </w:t>
+      <w:r>
+        <w:rPr>
+          <w:color w:val="BCBEC4"/>
+        </w:rPr>
+        <w:t>(PaiementsDTO paiementsDTO) {</w:t>
+      </w:r>
+      <w:r>
+        <w:rPr>
+          <w:color w:val="BCBEC4"/>
+        </w:rPr>
+        <w:br/>
+        <w:t xml:space="preserve">        Paiements paiements = </w:t>
       </w:r>
       <w:r>
         <w:rPr>
@@ -5140,14 +4840,7 @@
           <w:color w:val="BCBEC4"/>
         </w:rPr>
         <w:br/>
-        <w:t xml:space="preserve">        </w:t>
-      </w:r>
-      <w:proofErr w:type="spellStart"/>
-      <w:r>
-        <w:rPr>
-          <w:color w:val="BCBEC4"/>
-        </w:rPr>
-        <w:t>BeanUtils.</w:t>
+        <w:t xml:space="preserve">        BeanUtils.</w:t>
       </w:r>
       <w:r>
         <w:rPr>
@@ -5157,26 +4850,11 @@
         </w:rPr>
         <w:t>copyProperties</w:t>
       </w:r>
-      <w:proofErr w:type="spellEnd"/>
-      <w:r>
-        <w:rPr>
-          <w:color w:val="BCBEC4"/>
-        </w:rPr>
-        <w:t>(</w:t>
-      </w:r>
-      <w:proofErr w:type="spellStart"/>
-      <w:r>
-        <w:rPr>
-          <w:color w:val="BCBEC4"/>
-        </w:rPr>
-        <w:t>paiementsDTO</w:t>
-      </w:r>
-      <w:proofErr w:type="spellEnd"/>
-      <w:r>
-        <w:rPr>
-          <w:color w:val="BCBEC4"/>
-        </w:rPr>
-        <w:t>, paiements);</w:t>
+      <w:r>
+        <w:rPr>
+          <w:color w:val="BCBEC4"/>
+        </w:rPr>
+        <w:t>(paiementsDTO, paiements);</w:t>
       </w:r>
       <w:r>
         <w:rPr>
@@ -5223,28 +4901,18 @@
         </w:rPr>
         <w:t xml:space="preserve">public </w:t>
       </w:r>
-      <w:proofErr w:type="spellStart"/>
-      <w:r>
-        <w:rPr>
-          <w:color w:val="BCBEC4"/>
-        </w:rPr>
-        <w:t>PaiementsDTO</w:t>
-      </w:r>
-      <w:proofErr w:type="spellEnd"/>
-      <w:r>
-        <w:rPr>
-          <w:color w:val="BCBEC4"/>
-        </w:rPr>
-        <w:t xml:space="preserve"> </w:t>
-      </w:r>
-      <w:proofErr w:type="spellStart"/>
+      <w:r>
+        <w:rPr>
+          <w:color w:val="BCBEC4"/>
+        </w:rPr>
+        <w:t xml:space="preserve">PaiementsDTO </w:t>
+      </w:r>
       <w:r>
         <w:rPr>
           <w:color w:val="56A8F5"/>
         </w:rPr>
         <w:t>fromPaiement</w:t>
       </w:r>
-      <w:proofErr w:type="spellEnd"/>
       <w:r>
         <w:rPr>
           <w:color w:val="BCBEC4"/>
@@ -5256,35 +4924,7 @@
           <w:color w:val="BCBEC4"/>
         </w:rPr>
         <w:br/>
-        <w:t xml:space="preserve">        </w:t>
-      </w:r>
-      <w:proofErr w:type="spellStart"/>
-      <w:r>
-        <w:rPr>
-          <w:color w:val="BCBEC4"/>
-        </w:rPr>
-        <w:t>PaiementsDTO</w:t>
-      </w:r>
-      <w:proofErr w:type="spellEnd"/>
-      <w:r>
-        <w:rPr>
-          <w:color w:val="BCBEC4"/>
-        </w:rPr>
-        <w:t xml:space="preserve"> </w:t>
-      </w:r>
-      <w:proofErr w:type="spellStart"/>
-      <w:r>
-        <w:rPr>
-          <w:color w:val="BCBEC4"/>
-        </w:rPr>
-        <w:t>paiementsDTO</w:t>
-      </w:r>
-      <w:proofErr w:type="spellEnd"/>
-      <w:r>
-        <w:rPr>
-          <w:color w:val="BCBEC4"/>
-        </w:rPr>
-        <w:t xml:space="preserve"> = </w:t>
+        <w:t xml:space="preserve">        PaiementsDTO paiementsDTO = </w:t>
       </w:r>
       <w:r>
         <w:rPr>
@@ -5292,33 +4932,18 @@
         </w:rPr>
         <w:t xml:space="preserve">new </w:t>
       </w:r>
-      <w:proofErr w:type="spellStart"/>
-      <w:r>
-        <w:rPr>
-          <w:color w:val="BCBEC4"/>
-        </w:rPr>
-        <w:t>PaiementsDTO</w:t>
-      </w:r>
-      <w:proofErr w:type="spellEnd"/>
-      <w:r>
-        <w:rPr>
-          <w:color w:val="BCBEC4"/>
-        </w:rPr>
-        <w:t>();</w:t>
-      </w:r>
-      <w:r>
-        <w:rPr>
-          <w:color w:val="BCBEC4"/>
-        </w:rPr>
-        <w:br/>
-        <w:t xml:space="preserve">        </w:t>
-      </w:r>
-      <w:proofErr w:type="spellStart"/>
-      <w:r>
-        <w:rPr>
-          <w:color w:val="BCBEC4"/>
-        </w:rPr>
-        <w:t>BeanUtils.</w:t>
+      <w:r>
+        <w:rPr>
+          <w:color w:val="BCBEC4"/>
+        </w:rPr>
+        <w:t>PaiementsDTO();</w:t>
+      </w:r>
+      <w:r>
+        <w:rPr>
+          <w:color w:val="BCBEC4"/>
+        </w:rPr>
+        <w:br/>
+        <w:t xml:space="preserve">        BeanUtils.</w:t>
       </w:r>
       <w:r>
         <w:rPr>
@@ -5328,26 +4953,11 @@
         </w:rPr>
         <w:t>copyProperties</w:t>
       </w:r>
-      <w:proofErr w:type="spellEnd"/>
-      <w:r>
-        <w:rPr>
-          <w:color w:val="BCBEC4"/>
-        </w:rPr>
-        <w:t xml:space="preserve">(paiements, </w:t>
-      </w:r>
-      <w:proofErr w:type="spellStart"/>
-      <w:r>
-        <w:rPr>
-          <w:color w:val="BCBEC4"/>
-        </w:rPr>
-        <w:t>paiementsDTO</w:t>
-      </w:r>
-      <w:proofErr w:type="spellEnd"/>
-      <w:r>
-        <w:rPr>
-          <w:color w:val="BCBEC4"/>
-        </w:rPr>
-        <w:t>);</w:t>
+      <w:r>
+        <w:rPr>
+          <w:color w:val="BCBEC4"/>
+        </w:rPr>
+        <w:t>(paiements, paiementsDTO);</w:t>
       </w:r>
       <w:r>
         <w:rPr>
@@ -5362,19 +4972,11 @@
         </w:rPr>
         <w:t xml:space="preserve">return </w:t>
       </w:r>
-      <w:proofErr w:type="spellStart"/>
-      <w:r>
-        <w:rPr>
-          <w:color w:val="BCBEC4"/>
-        </w:rPr>
-        <w:t>paiementsDTO</w:t>
-      </w:r>
-      <w:proofErr w:type="spellEnd"/>
-      <w:r>
-        <w:rPr>
-          <w:color w:val="BCBEC4"/>
-        </w:rPr>
-        <w:t>;</w:t>
+      <w:r>
+        <w:rPr>
+          <w:color w:val="BCBEC4"/>
+        </w:rPr>
+        <w:t>paiementsDTO;</w:t>
       </w:r>
       <w:r>
         <w:rPr>
@@ -5424,14 +5026,168 @@
         </w:rPr>
         <w:t xml:space="preserve">package </w:t>
       </w:r>
-      <w:proofErr w:type="spellStart"/>
-      <w:r>
-        <w:rPr>
-          <w:color w:val="BCBEC4"/>
-        </w:rPr>
-        <w:t>ma.enset.examjee.mapper</w:t>
-      </w:r>
-      <w:proofErr w:type="spellEnd"/>
+      <w:r>
+        <w:rPr>
+          <w:color w:val="BCBEC4"/>
+        </w:rPr>
+        <w:t>ma.enset.examjee.mapper;</w:t>
+      </w:r>
+      <w:r>
+        <w:rPr>
+          <w:color w:val="BCBEC4"/>
+        </w:rPr>
+        <w:br/>
+      </w:r>
+      <w:r>
+        <w:rPr>
+          <w:color w:val="BCBEC4"/>
+        </w:rPr>
+        <w:br/>
+      </w:r>
+      <w:r>
+        <w:rPr>
+          <w:color w:val="CF8E6D"/>
+        </w:rPr>
+        <w:t xml:space="preserve">import </w:t>
+      </w:r>
+      <w:r>
+        <w:rPr>
+          <w:color w:val="BCBEC4"/>
+        </w:rPr>
+        <w:t>ma.enset.examjee.dto.ContratAssuranceAutomobileDTO;</w:t>
+      </w:r>
+      <w:r>
+        <w:rPr>
+          <w:color w:val="BCBEC4"/>
+        </w:rPr>
+        <w:br/>
+      </w:r>
+      <w:r>
+        <w:rPr>
+          <w:color w:val="CF8E6D"/>
+        </w:rPr>
+        <w:t xml:space="preserve">import </w:t>
+      </w:r>
+      <w:r>
+        <w:rPr>
+          <w:color w:val="BCBEC4"/>
+        </w:rPr>
+        <w:t>ma.enset.examjee.dto.ContratAssuranceHabitationDTO;</w:t>
+      </w:r>
+      <w:r>
+        <w:rPr>
+          <w:color w:val="BCBEC4"/>
+        </w:rPr>
+        <w:br/>
+      </w:r>
+      <w:r>
+        <w:rPr>
+          <w:color w:val="CF8E6D"/>
+        </w:rPr>
+        <w:t xml:space="preserve">import </w:t>
+      </w:r>
+      <w:r>
+        <w:rPr>
+          <w:color w:val="BCBEC4"/>
+        </w:rPr>
+        <w:t>ma.enset.examjee.dto.ContratAssuranceSanteDTO;</w:t>
+      </w:r>
+      <w:r>
+        <w:rPr>
+          <w:color w:val="BCBEC4"/>
+        </w:rPr>
+        <w:br/>
+      </w:r>
+      <w:r>
+        <w:rPr>
+          <w:color w:val="CF8E6D"/>
+        </w:rPr>
+        <w:t xml:space="preserve">import </w:t>
+      </w:r>
+      <w:r>
+        <w:rPr>
+          <w:color w:val="BCBEC4"/>
+        </w:rPr>
+        <w:t>ma.enset.examjee.entity.ContratAssuranceAutomobile;</w:t>
+      </w:r>
+      <w:r>
+        <w:rPr>
+          <w:color w:val="BCBEC4"/>
+        </w:rPr>
+        <w:br/>
+      </w:r>
+      <w:r>
+        <w:rPr>
+          <w:color w:val="CF8E6D"/>
+        </w:rPr>
+        <w:t xml:space="preserve">import </w:t>
+      </w:r>
+      <w:r>
+        <w:rPr>
+          <w:color w:val="BCBEC4"/>
+        </w:rPr>
+        <w:t>ma.enset.examjee.entity.ContratAssuranceHabitation;</w:t>
+      </w:r>
+      <w:r>
+        <w:rPr>
+          <w:color w:val="BCBEC4"/>
+        </w:rPr>
+        <w:br/>
+      </w:r>
+      <w:r>
+        <w:rPr>
+          <w:color w:val="CF8E6D"/>
+        </w:rPr>
+        <w:t xml:space="preserve">import </w:t>
+      </w:r>
+      <w:r>
+        <w:rPr>
+          <w:color w:val="BCBEC4"/>
+        </w:rPr>
+        <w:t>ma.enset.examjee.entity.ContratAssuranceSante;</w:t>
+      </w:r>
+      <w:r>
+        <w:rPr>
+          <w:color w:val="BCBEC4"/>
+        </w:rPr>
+        <w:br/>
+      </w:r>
+      <w:r>
+        <w:rPr>
+          <w:color w:val="CF8E6D"/>
+        </w:rPr>
+        <w:t xml:space="preserve">import </w:t>
+      </w:r>
+      <w:r>
+        <w:rPr>
+          <w:color w:val="BCBEC4"/>
+        </w:rPr>
+        <w:t>org.springframework.beans.BeanUtils;</w:t>
+      </w:r>
+      <w:r>
+        <w:rPr>
+          <w:color w:val="BCBEC4"/>
+        </w:rPr>
+        <w:br/>
+      </w:r>
+      <w:r>
+        <w:rPr>
+          <w:color w:val="CF8E6D"/>
+        </w:rPr>
+        <w:t xml:space="preserve">import </w:t>
+      </w:r>
+      <w:r>
+        <w:rPr>
+          <w:color w:val="BCBEC4"/>
+        </w:rPr>
+        <w:t>org.springframework.stereotype.</w:t>
+      </w:r>
+      <w:r>
+        <w:rPr>
+          <w:color w:val="B3AE60"/>
+        </w:rPr>
+        <w:t>Component</w:t>
+      </w:r>
       <w:r>
         <w:rPr>
           <w:color w:val="BCBEC4"/>
@@ -5448,239 +5204,19 @@
         <w:rPr>
           <w:color w:val="BCBEC4"/>
         </w:rPr>
-        <w:br/>
-      </w:r>
-      <w:r>
-        <w:rPr>
-          <w:color w:val="CF8E6D"/>
-        </w:rPr>
-        <w:t xml:space="preserve">import </w:t>
-      </w:r>
-      <w:proofErr w:type="spellStart"/>
-      <w:r>
-        <w:rPr>
-          <w:color w:val="BCBEC4"/>
-        </w:rPr>
-        <w:t>ma.enset.examjee.dto.ContratAssuranceAutomobileDTO</w:t>
-      </w:r>
-      <w:proofErr w:type="spellEnd"/>
-      <w:r>
-        <w:rPr>
-          <w:color w:val="BCBEC4"/>
-        </w:rPr>
-        <w:t>;</w:t>
-      </w:r>
-      <w:r>
-        <w:rPr>
-          <w:color w:val="BCBEC4"/>
-        </w:rPr>
-        <w:br/>
-      </w:r>
-      <w:r>
-        <w:rPr>
-          <w:color w:val="CF8E6D"/>
-        </w:rPr>
-        <w:t xml:space="preserve">import </w:t>
-      </w:r>
-      <w:proofErr w:type="spellStart"/>
-      <w:r>
-        <w:rPr>
-          <w:color w:val="BCBEC4"/>
-        </w:rPr>
-        <w:t>ma.enset.examjee.dto.ContratAssuranceHabitationDTO</w:t>
-      </w:r>
-      <w:proofErr w:type="spellEnd"/>
-      <w:r>
-        <w:rPr>
-          <w:color w:val="BCBEC4"/>
-        </w:rPr>
-        <w:t>;</w:t>
-      </w:r>
-      <w:r>
-        <w:rPr>
-          <w:color w:val="BCBEC4"/>
-        </w:rPr>
-        <w:br/>
-      </w:r>
-      <w:r>
-        <w:rPr>
-          <w:color w:val="CF8E6D"/>
-        </w:rPr>
-        <w:t xml:space="preserve">import </w:t>
-      </w:r>
-      <w:proofErr w:type="spellStart"/>
-      <w:r>
-        <w:rPr>
-          <w:color w:val="BCBEC4"/>
-        </w:rPr>
-        <w:t>ma.enset.examjee.dto.ContratAssuranceSanteDTO</w:t>
-      </w:r>
-      <w:proofErr w:type="spellEnd"/>
-      <w:r>
-        <w:rPr>
-          <w:color w:val="BCBEC4"/>
-        </w:rPr>
-        <w:t>;</w:t>
-      </w:r>
-      <w:r>
-        <w:rPr>
-          <w:color w:val="BCBEC4"/>
-        </w:rPr>
-        <w:br/>
-      </w:r>
-      <w:r>
-        <w:rPr>
-          <w:color w:val="CF8E6D"/>
-        </w:rPr>
-        <w:t xml:space="preserve">import </w:t>
-      </w:r>
-      <w:proofErr w:type="spellStart"/>
-      <w:r>
-        <w:rPr>
-          <w:color w:val="BCBEC4"/>
-        </w:rPr>
-        <w:t>ma.enset.examjee.entity.ContratAssuranceAutomobile</w:t>
-      </w:r>
-      <w:proofErr w:type="spellEnd"/>
-      <w:r>
-        <w:rPr>
-          <w:color w:val="BCBEC4"/>
-        </w:rPr>
-        <w:t>;</w:t>
-      </w:r>
-      <w:r>
-        <w:rPr>
-          <w:color w:val="BCBEC4"/>
-        </w:rPr>
-        <w:br/>
-      </w:r>
-      <w:r>
-        <w:rPr>
-          <w:color w:val="CF8E6D"/>
-        </w:rPr>
-        <w:t xml:space="preserve">import </w:t>
-      </w:r>
-      <w:proofErr w:type="spellStart"/>
-      <w:r>
-        <w:rPr>
-          <w:color w:val="BCBEC4"/>
-        </w:rPr>
-        <w:t>ma.enset.examjee.entity.ContratAssuranceHabitation</w:t>
-      </w:r>
-      <w:proofErr w:type="spellEnd"/>
-      <w:r>
-        <w:rPr>
-          <w:color w:val="BCBEC4"/>
-        </w:rPr>
-        <w:t>;</w:t>
-      </w:r>
-      <w:r>
-        <w:rPr>
-          <w:color w:val="BCBEC4"/>
-        </w:rPr>
-        <w:br/>
-      </w:r>
-      <w:r>
-        <w:rPr>
-          <w:color w:val="CF8E6D"/>
-        </w:rPr>
-        <w:t xml:space="preserve">import </w:t>
-      </w:r>
-      <w:proofErr w:type="spellStart"/>
-      <w:r>
-        <w:rPr>
-          <w:color w:val="BCBEC4"/>
-        </w:rPr>
-        <w:t>ma.enset.examjee.entity.ContratAssuranceSante</w:t>
-      </w:r>
-      <w:proofErr w:type="spellEnd"/>
-      <w:r>
-        <w:rPr>
-          <w:color w:val="BCBEC4"/>
-        </w:rPr>
-        <w:t>;</w:t>
-      </w:r>
-      <w:r>
-        <w:rPr>
-          <w:color w:val="BCBEC4"/>
-        </w:rPr>
-        <w:br/>
-      </w:r>
-      <w:r>
-        <w:rPr>
-          <w:color w:val="CF8E6D"/>
-        </w:rPr>
-        <w:t xml:space="preserve">import </w:t>
-      </w:r>
-      <w:proofErr w:type="spellStart"/>
-      <w:r>
-        <w:rPr>
-          <w:color w:val="BCBEC4"/>
-        </w:rPr>
-        <w:t>org.springframework.beans.BeanUtils</w:t>
-      </w:r>
-      <w:proofErr w:type="spellEnd"/>
-      <w:r>
-        <w:rPr>
-          <w:color w:val="BCBEC4"/>
-        </w:rPr>
-        <w:t>;</w:t>
-      </w:r>
-      <w:r>
-        <w:rPr>
-          <w:color w:val="BCBEC4"/>
-        </w:rPr>
-        <w:br/>
-      </w:r>
-      <w:r>
-        <w:rPr>
-          <w:color w:val="CF8E6D"/>
-        </w:rPr>
-        <w:t xml:space="preserve">import </w:t>
-      </w:r>
-      <w:proofErr w:type="spellStart"/>
-      <w:r>
-        <w:rPr>
-          <w:color w:val="BCBEC4"/>
-        </w:rPr>
-        <w:t>org.springframework.stereotype.</w:t>
+        <w:lastRenderedPageBreak/>
+        <w:br/>
       </w:r>
       <w:r>
         <w:rPr>
           <w:color w:val="B3AE60"/>
         </w:rPr>
-        <w:t>Component</w:t>
-      </w:r>
-      <w:proofErr w:type="spellEnd"/>
-      <w:r>
-        <w:rPr>
-          <w:color w:val="BCBEC4"/>
-        </w:rPr>
-        <w:t>;</w:t>
-      </w:r>
-      <w:r>
-        <w:rPr>
-          <w:color w:val="BCBEC4"/>
-        </w:rPr>
-        <w:br/>
-      </w:r>
-      <w:r>
-        <w:rPr>
-          <w:color w:val="BCBEC4"/>
-        </w:rPr>
-        <w:lastRenderedPageBreak/>
-        <w:br/>
+        <w:t>@Component</w:t>
       </w:r>
       <w:r>
         <w:rPr>
           <w:color w:val="B3AE60"/>
         </w:rPr>
-        <w:t>@Component</w:t>
-      </w:r>
-      <w:r>
-        <w:rPr>
-          <w:color w:val="B3AE60"/>
-        </w:rPr>
         <w:br/>
       </w:r>
       <w:r>
@@ -5689,19 +5225,11 @@
         </w:rPr>
         <w:t xml:space="preserve">public class </w:t>
       </w:r>
-      <w:proofErr w:type="spellStart"/>
-      <w:r>
-        <w:rPr>
-          <w:color w:val="BCBEC4"/>
-        </w:rPr>
-        <w:t>ContratAssuaranceMapper</w:t>
-      </w:r>
-      <w:proofErr w:type="spellEnd"/>
-      <w:r>
-        <w:rPr>
-          <w:color w:val="BCBEC4"/>
-        </w:rPr>
-        <w:t xml:space="preserve"> {</w:t>
+      <w:r>
+        <w:rPr>
+          <w:color w:val="BCBEC4"/>
+        </w:rPr>
+        <w:t>ContratAssuaranceMapper {</w:t>
       </w:r>
       <w:r>
         <w:rPr>
@@ -5722,96 +5250,30 @@
         </w:rPr>
         <w:t xml:space="preserve">public </w:t>
       </w:r>
-      <w:proofErr w:type="spellStart"/>
-      <w:r>
-        <w:rPr>
-          <w:color w:val="BCBEC4"/>
-        </w:rPr>
-        <w:t>ContratAssuranceSante</w:t>
-      </w:r>
-      <w:proofErr w:type="spellEnd"/>
-      <w:r>
-        <w:rPr>
-          <w:color w:val="BCBEC4"/>
-        </w:rPr>
-        <w:t xml:space="preserve"> </w:t>
-      </w:r>
-      <w:proofErr w:type="spellStart"/>
+      <w:r>
+        <w:rPr>
+          <w:color w:val="BCBEC4"/>
+        </w:rPr>
+        <w:t xml:space="preserve">ContratAssuranceSante </w:t>
+      </w:r>
       <w:r>
         <w:rPr>
           <w:color w:val="56A8F5"/>
         </w:rPr>
         <w:t>fromContratSanteDTO</w:t>
       </w:r>
-      <w:proofErr w:type="spellEnd"/>
-      <w:r>
-        <w:rPr>
-          <w:color w:val="BCBEC4"/>
-        </w:rPr>
-        <w:t>(</w:t>
-      </w:r>
-      <w:proofErr w:type="spellStart"/>
-      <w:r>
-        <w:rPr>
-          <w:color w:val="BCBEC4"/>
-        </w:rPr>
-        <w:t>ContratAssuranceSanteDTO</w:t>
-      </w:r>
-      <w:proofErr w:type="spellEnd"/>
-      <w:r>
-        <w:rPr>
-          <w:color w:val="BCBEC4"/>
-        </w:rPr>
-        <w:t xml:space="preserve"> </w:t>
-      </w:r>
-      <w:proofErr w:type="spellStart"/>
-      <w:r>
-        <w:rPr>
-          <w:color w:val="BCBEC4"/>
-        </w:rPr>
-        <w:t>contratAssuranceSanteDTO</w:t>
-      </w:r>
-      <w:proofErr w:type="spellEnd"/>
-      <w:r>
-        <w:rPr>
-          <w:color w:val="BCBEC4"/>
-        </w:rPr>
-        <w:t>) {</w:t>
-      </w:r>
-      <w:r>
-        <w:rPr>
-          <w:color w:val="BCBEC4"/>
-        </w:rPr>
-        <w:br/>
-        <w:t xml:space="preserve">        </w:t>
-      </w:r>
-      <w:proofErr w:type="spellStart"/>
-      <w:r>
-        <w:rPr>
-          <w:color w:val="BCBEC4"/>
-        </w:rPr>
-        <w:t>ContratAssuranceSante</w:t>
-      </w:r>
-      <w:proofErr w:type="spellEnd"/>
-      <w:r>
-        <w:rPr>
-          <w:color w:val="BCBEC4"/>
-        </w:rPr>
-        <w:t xml:space="preserve"> </w:t>
-      </w:r>
-      <w:proofErr w:type="spellStart"/>
-      <w:r>
-        <w:rPr>
-          <w:color w:val="BCBEC4"/>
-        </w:rPr>
-        <w:t>contratAssuranceSante</w:t>
-      </w:r>
-      <w:proofErr w:type="spellEnd"/>
-      <w:r>
-        <w:rPr>
-          <w:color w:val="BCBEC4"/>
-        </w:rPr>
-        <w:t xml:space="preserve"> = </w:t>
+      <w:r>
+        <w:rPr>
+          <w:color w:val="BCBEC4"/>
+        </w:rPr>
+        <w:t>(ContratAssuranceSanteDTO contratAssuranceSanteDTO) {</w:t>
+      </w:r>
+      <w:r>
+        <w:rPr>
+          <w:color w:val="BCBEC4"/>
+        </w:rPr>
+        <w:br/>
+        <w:t xml:space="preserve">        ContratAssuranceSante contratAssuranceSante = </w:t>
       </w:r>
       <w:r>
         <w:rPr>
@@ -5819,33 +5281,18 @@
         </w:rPr>
         <w:t xml:space="preserve">new </w:t>
       </w:r>
-      <w:proofErr w:type="spellStart"/>
-      <w:r>
-        <w:rPr>
-          <w:color w:val="BCBEC4"/>
-        </w:rPr>
-        <w:t>ContratAssuranceSante</w:t>
-      </w:r>
-      <w:proofErr w:type="spellEnd"/>
-      <w:r>
-        <w:rPr>
-          <w:color w:val="BCBEC4"/>
-        </w:rPr>
-        <w:t>();</w:t>
-      </w:r>
-      <w:r>
-        <w:rPr>
-          <w:color w:val="BCBEC4"/>
-        </w:rPr>
-        <w:br/>
-        <w:t xml:space="preserve">        </w:t>
-      </w:r>
-      <w:proofErr w:type="spellStart"/>
-      <w:r>
-        <w:rPr>
-          <w:color w:val="BCBEC4"/>
-        </w:rPr>
-        <w:t>BeanUtils.</w:t>
+      <w:r>
+        <w:rPr>
+          <w:color w:val="BCBEC4"/>
+        </w:rPr>
+        <w:t>ContratAssuranceSante();</w:t>
+      </w:r>
+      <w:r>
+        <w:rPr>
+          <w:color w:val="BCBEC4"/>
+        </w:rPr>
+        <w:br/>
+        <w:t xml:space="preserve">        BeanUtils.</w:t>
       </w:r>
       <w:r>
         <w:rPr>
@@ -5855,40 +5302,11 @@
         </w:rPr>
         <w:t>copyProperties</w:t>
       </w:r>
-      <w:proofErr w:type="spellEnd"/>
-      <w:r>
-        <w:rPr>
-          <w:color w:val="BCBEC4"/>
-        </w:rPr>
-        <w:t>(</w:t>
-      </w:r>
-      <w:proofErr w:type="spellStart"/>
-      <w:r>
-        <w:rPr>
-          <w:color w:val="BCBEC4"/>
-        </w:rPr>
-        <w:t>contratAssuranceSanteDTO</w:t>
-      </w:r>
-      <w:proofErr w:type="spellEnd"/>
-      <w:r>
-        <w:rPr>
-          <w:color w:val="BCBEC4"/>
-        </w:rPr>
-        <w:t xml:space="preserve">, </w:t>
-      </w:r>
-      <w:proofErr w:type="spellStart"/>
-      <w:r>
-        <w:rPr>
-          <w:color w:val="BCBEC4"/>
-        </w:rPr>
-        <w:t>contratAssuranceSante</w:t>
-      </w:r>
-      <w:proofErr w:type="spellEnd"/>
-      <w:r>
-        <w:rPr>
-          <w:color w:val="BCBEC4"/>
-        </w:rPr>
-        <w:t>);</w:t>
+      <w:r>
+        <w:rPr>
+          <w:color w:val="BCBEC4"/>
+        </w:rPr>
+        <w:t>(contratAssuranceSanteDTO, contratAssuranceSante);</w:t>
       </w:r>
       <w:r>
         <w:rPr>
@@ -5903,19 +5321,11 @@
         </w:rPr>
         <w:t xml:space="preserve">return </w:t>
       </w:r>
-      <w:proofErr w:type="spellStart"/>
-      <w:r>
-        <w:rPr>
-          <w:color w:val="BCBEC4"/>
-        </w:rPr>
-        <w:t>contratAssuranceSante</w:t>
-      </w:r>
-      <w:proofErr w:type="spellEnd"/>
-      <w:r>
-        <w:rPr>
-          <w:color w:val="BCBEC4"/>
-        </w:rPr>
-        <w:t>;</w:t>
+      <w:r>
+        <w:rPr>
+          <w:color w:val="BCBEC4"/>
+        </w:rPr>
+        <w:t>contratAssuranceSante;</w:t>
       </w:r>
       <w:r>
         <w:rPr>
@@ -5943,96 +5353,30 @@
         </w:rPr>
         <w:t xml:space="preserve">public </w:t>
       </w:r>
-      <w:proofErr w:type="spellStart"/>
-      <w:r>
-        <w:rPr>
-          <w:color w:val="BCBEC4"/>
-        </w:rPr>
-        <w:t>ContratAssuranceSanteDTO</w:t>
-      </w:r>
-      <w:proofErr w:type="spellEnd"/>
-      <w:r>
-        <w:rPr>
-          <w:color w:val="BCBEC4"/>
-        </w:rPr>
-        <w:t xml:space="preserve"> </w:t>
-      </w:r>
-      <w:proofErr w:type="spellStart"/>
+      <w:r>
+        <w:rPr>
+          <w:color w:val="BCBEC4"/>
+        </w:rPr>
+        <w:t xml:space="preserve">ContratAssuranceSanteDTO </w:t>
+      </w:r>
       <w:r>
         <w:rPr>
           <w:color w:val="56A8F5"/>
         </w:rPr>
         <w:t>fromContratSante</w:t>
       </w:r>
-      <w:proofErr w:type="spellEnd"/>
-      <w:r>
-        <w:rPr>
-          <w:color w:val="BCBEC4"/>
-        </w:rPr>
-        <w:t>(</w:t>
-      </w:r>
-      <w:proofErr w:type="spellStart"/>
-      <w:r>
-        <w:rPr>
-          <w:color w:val="BCBEC4"/>
-        </w:rPr>
-        <w:t>ContratAssuranceSante</w:t>
-      </w:r>
-      <w:proofErr w:type="spellEnd"/>
-      <w:r>
-        <w:rPr>
-          <w:color w:val="BCBEC4"/>
-        </w:rPr>
-        <w:t xml:space="preserve"> </w:t>
-      </w:r>
-      <w:proofErr w:type="spellStart"/>
-      <w:r>
-        <w:rPr>
-          <w:color w:val="BCBEC4"/>
-        </w:rPr>
-        <w:t>contratAssuranceSante</w:t>
-      </w:r>
-      <w:proofErr w:type="spellEnd"/>
-      <w:r>
-        <w:rPr>
-          <w:color w:val="BCBEC4"/>
-        </w:rPr>
-        <w:t>) {</w:t>
-      </w:r>
-      <w:r>
-        <w:rPr>
-          <w:color w:val="BCBEC4"/>
-        </w:rPr>
-        <w:br/>
-        <w:t xml:space="preserve">        </w:t>
-      </w:r>
-      <w:proofErr w:type="spellStart"/>
-      <w:r>
-        <w:rPr>
-          <w:color w:val="BCBEC4"/>
-        </w:rPr>
-        <w:t>ContratAssuranceSanteDTO</w:t>
-      </w:r>
-      <w:proofErr w:type="spellEnd"/>
-      <w:r>
-        <w:rPr>
-          <w:color w:val="BCBEC4"/>
-        </w:rPr>
-        <w:t xml:space="preserve"> </w:t>
-      </w:r>
-      <w:proofErr w:type="spellStart"/>
-      <w:r>
-        <w:rPr>
-          <w:color w:val="BCBEC4"/>
-        </w:rPr>
-        <w:t>contratAssuranceSanteDTO</w:t>
-      </w:r>
-      <w:proofErr w:type="spellEnd"/>
-      <w:r>
-        <w:rPr>
-          <w:color w:val="BCBEC4"/>
-        </w:rPr>
-        <w:t xml:space="preserve"> = </w:t>
+      <w:r>
+        <w:rPr>
+          <w:color w:val="BCBEC4"/>
+        </w:rPr>
+        <w:t>(ContratAssuranceSante contratAssuranceSante) {</w:t>
+      </w:r>
+      <w:r>
+        <w:rPr>
+          <w:color w:val="BCBEC4"/>
+        </w:rPr>
+        <w:br/>
+        <w:t xml:space="preserve">        ContratAssuranceSanteDTO contratAssuranceSanteDTO = </w:t>
       </w:r>
       <w:r>
         <w:rPr>
@@ -6040,33 +5384,18 @@
         </w:rPr>
         <w:t xml:space="preserve">new </w:t>
       </w:r>
-      <w:proofErr w:type="spellStart"/>
-      <w:r>
-        <w:rPr>
-          <w:color w:val="BCBEC4"/>
-        </w:rPr>
-        <w:t>ContratAssuranceSanteDTO</w:t>
-      </w:r>
-      <w:proofErr w:type="spellEnd"/>
-      <w:r>
-        <w:rPr>
-          <w:color w:val="BCBEC4"/>
-        </w:rPr>
-        <w:t>();</w:t>
-      </w:r>
-      <w:r>
-        <w:rPr>
-          <w:color w:val="BCBEC4"/>
-        </w:rPr>
-        <w:br/>
-        <w:t xml:space="preserve">        </w:t>
-      </w:r>
-      <w:proofErr w:type="spellStart"/>
-      <w:r>
-        <w:rPr>
-          <w:color w:val="BCBEC4"/>
-        </w:rPr>
-        <w:t>BeanUtils.</w:t>
+      <w:r>
+        <w:rPr>
+          <w:color w:val="BCBEC4"/>
+        </w:rPr>
+        <w:t>ContratAssuranceSanteDTO();</w:t>
+      </w:r>
+      <w:r>
+        <w:rPr>
+          <w:color w:val="BCBEC4"/>
+        </w:rPr>
+        <w:br/>
+        <w:t xml:space="preserve">        BeanUtils.</w:t>
       </w:r>
       <w:r>
         <w:rPr>
@@ -6076,40 +5405,11 @@
         </w:rPr>
         <w:t>copyProperties</w:t>
       </w:r>
-      <w:proofErr w:type="spellEnd"/>
-      <w:r>
-        <w:rPr>
-          <w:color w:val="BCBEC4"/>
-        </w:rPr>
-        <w:t>(</w:t>
-      </w:r>
-      <w:proofErr w:type="spellStart"/>
-      <w:r>
-        <w:rPr>
-          <w:color w:val="BCBEC4"/>
-        </w:rPr>
-        <w:t>contratAssuranceSante</w:t>
-      </w:r>
-      <w:proofErr w:type="spellEnd"/>
-      <w:r>
-        <w:rPr>
-          <w:color w:val="BCBEC4"/>
-        </w:rPr>
-        <w:t xml:space="preserve">, </w:t>
-      </w:r>
-      <w:proofErr w:type="spellStart"/>
-      <w:r>
-        <w:rPr>
-          <w:color w:val="BCBEC4"/>
-        </w:rPr>
-        <w:t>contratAssuranceSanteDTO</w:t>
-      </w:r>
-      <w:proofErr w:type="spellEnd"/>
-      <w:r>
-        <w:rPr>
-          <w:color w:val="BCBEC4"/>
-        </w:rPr>
-        <w:t>);</w:t>
+      <w:r>
+        <w:rPr>
+          <w:color w:val="BCBEC4"/>
+        </w:rPr>
+        <w:t>(contratAssuranceSante, contratAssuranceSanteDTO);</w:t>
       </w:r>
       <w:r>
         <w:rPr>
@@ -6124,19 +5424,11 @@
         </w:rPr>
         <w:t xml:space="preserve">return </w:t>
       </w:r>
-      <w:proofErr w:type="spellStart"/>
-      <w:r>
-        <w:rPr>
-          <w:color w:val="BCBEC4"/>
-        </w:rPr>
-        <w:t>contratAssuranceSanteDTO</w:t>
-      </w:r>
-      <w:proofErr w:type="spellEnd"/>
-      <w:r>
-        <w:rPr>
-          <w:color w:val="BCBEC4"/>
-        </w:rPr>
-        <w:t>;</w:t>
+      <w:r>
+        <w:rPr>
+          <w:color w:val="BCBEC4"/>
+        </w:rPr>
+        <w:t>contratAssuranceSanteDTO;</w:t>
       </w:r>
       <w:r>
         <w:rPr>
@@ -6164,96 +5456,30 @@
         </w:rPr>
         <w:t xml:space="preserve">public </w:t>
       </w:r>
-      <w:proofErr w:type="spellStart"/>
-      <w:r>
-        <w:rPr>
-          <w:color w:val="BCBEC4"/>
-        </w:rPr>
-        <w:t>ContratAssuranceAutomobile</w:t>
-      </w:r>
-      <w:proofErr w:type="spellEnd"/>
-      <w:r>
-        <w:rPr>
-          <w:color w:val="BCBEC4"/>
-        </w:rPr>
-        <w:t xml:space="preserve"> </w:t>
-      </w:r>
-      <w:proofErr w:type="spellStart"/>
+      <w:r>
+        <w:rPr>
+          <w:color w:val="BCBEC4"/>
+        </w:rPr>
+        <w:t xml:space="preserve">ContratAssuranceAutomobile </w:t>
+      </w:r>
       <w:r>
         <w:rPr>
           <w:color w:val="56A8F5"/>
         </w:rPr>
         <w:t>fromContratAutomobileDTO</w:t>
       </w:r>
-      <w:proofErr w:type="spellEnd"/>
-      <w:r>
-        <w:rPr>
-          <w:color w:val="BCBEC4"/>
-        </w:rPr>
-        <w:t>(</w:t>
-      </w:r>
-      <w:proofErr w:type="spellStart"/>
-      <w:r>
-        <w:rPr>
-          <w:color w:val="BCBEC4"/>
-        </w:rPr>
-        <w:t>ContratAssuranceAutomobileDTO</w:t>
-      </w:r>
-      <w:proofErr w:type="spellEnd"/>
-      <w:r>
-        <w:rPr>
-          <w:color w:val="BCBEC4"/>
-        </w:rPr>
-        <w:t xml:space="preserve"> </w:t>
-      </w:r>
-      <w:proofErr w:type="spellStart"/>
-      <w:r>
-        <w:rPr>
-          <w:color w:val="BCBEC4"/>
-        </w:rPr>
-        <w:t>contratAssuranceAutomobileDTO</w:t>
-      </w:r>
-      <w:proofErr w:type="spellEnd"/>
-      <w:r>
-        <w:rPr>
-          <w:color w:val="BCBEC4"/>
-        </w:rPr>
-        <w:t>) {</w:t>
-      </w:r>
-      <w:r>
-        <w:rPr>
-          <w:color w:val="BCBEC4"/>
-        </w:rPr>
-        <w:br/>
-        <w:t xml:space="preserve">        </w:t>
-      </w:r>
-      <w:proofErr w:type="spellStart"/>
-      <w:r>
-        <w:rPr>
-          <w:color w:val="BCBEC4"/>
-        </w:rPr>
-        <w:t>ContratAssuranceAutomobile</w:t>
-      </w:r>
-      <w:proofErr w:type="spellEnd"/>
-      <w:r>
-        <w:rPr>
-          <w:color w:val="BCBEC4"/>
-        </w:rPr>
-        <w:t xml:space="preserve"> </w:t>
-      </w:r>
-      <w:proofErr w:type="spellStart"/>
-      <w:r>
-        <w:rPr>
-          <w:color w:val="BCBEC4"/>
-        </w:rPr>
-        <w:t>contratAssuranceAutomobile</w:t>
-      </w:r>
-      <w:proofErr w:type="spellEnd"/>
-      <w:r>
-        <w:rPr>
-          <w:color w:val="BCBEC4"/>
-        </w:rPr>
-        <w:t xml:space="preserve"> = </w:t>
+      <w:r>
+        <w:rPr>
+          <w:color w:val="BCBEC4"/>
+        </w:rPr>
+        <w:t>(ContratAssuranceAutomobileDTO contratAssuranceAutomobileDTO) {</w:t>
+      </w:r>
+      <w:r>
+        <w:rPr>
+          <w:color w:val="BCBEC4"/>
+        </w:rPr>
+        <w:br/>
+        <w:t xml:space="preserve">        ContratAssuranceAutomobile contratAssuranceAutomobile = </w:t>
       </w:r>
       <w:r>
         <w:rPr>
@@ -6261,33 +5487,18 @@
         </w:rPr>
         <w:t xml:space="preserve">new </w:t>
       </w:r>
-      <w:proofErr w:type="spellStart"/>
-      <w:r>
-        <w:rPr>
-          <w:color w:val="BCBEC4"/>
-        </w:rPr>
-        <w:t>ContratAssuranceAutomobile</w:t>
-      </w:r>
-      <w:proofErr w:type="spellEnd"/>
-      <w:r>
-        <w:rPr>
-          <w:color w:val="BCBEC4"/>
-        </w:rPr>
-        <w:t>();</w:t>
-      </w:r>
-      <w:r>
-        <w:rPr>
-          <w:color w:val="BCBEC4"/>
-        </w:rPr>
-        <w:br/>
-        <w:t xml:space="preserve">        </w:t>
-      </w:r>
-      <w:proofErr w:type="spellStart"/>
-      <w:r>
-        <w:rPr>
-          <w:color w:val="BCBEC4"/>
-        </w:rPr>
-        <w:t>BeanUtils.</w:t>
+      <w:r>
+        <w:rPr>
+          <w:color w:val="BCBEC4"/>
+        </w:rPr>
+        <w:t>ContratAssuranceAutomobile();</w:t>
+      </w:r>
+      <w:r>
+        <w:rPr>
+          <w:color w:val="BCBEC4"/>
+        </w:rPr>
+        <w:br/>
+        <w:t xml:space="preserve">        BeanUtils.</w:t>
       </w:r>
       <w:r>
         <w:rPr>
@@ -6297,40 +5508,11 @@
         </w:rPr>
         <w:t>copyProperties</w:t>
       </w:r>
-      <w:proofErr w:type="spellEnd"/>
-      <w:r>
-        <w:rPr>
-          <w:color w:val="BCBEC4"/>
-        </w:rPr>
-        <w:t>(</w:t>
-      </w:r>
-      <w:proofErr w:type="spellStart"/>
-      <w:r>
-        <w:rPr>
-          <w:color w:val="BCBEC4"/>
-        </w:rPr>
-        <w:t>contratAssuranceAutomobileDTO</w:t>
-      </w:r>
-      <w:proofErr w:type="spellEnd"/>
-      <w:r>
-        <w:rPr>
-          <w:color w:val="BCBEC4"/>
-        </w:rPr>
-        <w:t xml:space="preserve">, </w:t>
-      </w:r>
-      <w:proofErr w:type="spellStart"/>
-      <w:r>
-        <w:rPr>
-          <w:color w:val="BCBEC4"/>
-        </w:rPr>
-        <w:t>contratAssuranceAutomobile</w:t>
-      </w:r>
-      <w:proofErr w:type="spellEnd"/>
-      <w:r>
-        <w:rPr>
-          <w:color w:val="BCBEC4"/>
-        </w:rPr>
-        <w:t>);</w:t>
+      <w:r>
+        <w:rPr>
+          <w:color w:val="BCBEC4"/>
+        </w:rPr>
+        <w:t>(contratAssuranceAutomobileDTO, contratAssuranceAutomobile);</w:t>
       </w:r>
       <w:r>
         <w:rPr>
@@ -6345,19 +5527,11 @@
         </w:rPr>
         <w:t xml:space="preserve">return </w:t>
       </w:r>
-      <w:proofErr w:type="spellStart"/>
-      <w:r>
-        <w:rPr>
-          <w:color w:val="BCBEC4"/>
-        </w:rPr>
-        <w:t>contratAssuranceAutomobile</w:t>
-      </w:r>
-      <w:proofErr w:type="spellEnd"/>
-      <w:r>
-        <w:rPr>
-          <w:color w:val="BCBEC4"/>
-        </w:rPr>
-        <w:t>;</w:t>
+      <w:r>
+        <w:rPr>
+          <w:color w:val="BCBEC4"/>
+        </w:rPr>
+        <w:t>contratAssuranceAutomobile;</w:t>
       </w:r>
       <w:r>
         <w:rPr>
@@ -6385,96 +5559,30 @@
         </w:rPr>
         <w:t xml:space="preserve">public </w:t>
       </w:r>
-      <w:proofErr w:type="spellStart"/>
-      <w:r>
-        <w:rPr>
-          <w:color w:val="BCBEC4"/>
-        </w:rPr>
-        <w:t>ContratAssuranceAutomobileDTO</w:t>
-      </w:r>
-      <w:proofErr w:type="spellEnd"/>
-      <w:r>
-        <w:rPr>
-          <w:color w:val="BCBEC4"/>
-        </w:rPr>
-        <w:t xml:space="preserve"> </w:t>
-      </w:r>
-      <w:proofErr w:type="spellStart"/>
+      <w:r>
+        <w:rPr>
+          <w:color w:val="BCBEC4"/>
+        </w:rPr>
+        <w:t xml:space="preserve">ContratAssuranceAutomobileDTO </w:t>
+      </w:r>
       <w:r>
         <w:rPr>
           <w:color w:val="56A8F5"/>
         </w:rPr>
         <w:t>fromContratAutomobile</w:t>
       </w:r>
-      <w:proofErr w:type="spellEnd"/>
-      <w:r>
-        <w:rPr>
-          <w:color w:val="BCBEC4"/>
-        </w:rPr>
-        <w:t>(</w:t>
-      </w:r>
-      <w:proofErr w:type="spellStart"/>
-      <w:r>
-        <w:rPr>
-          <w:color w:val="BCBEC4"/>
-        </w:rPr>
-        <w:t>ContratAssuranceAutomobile</w:t>
-      </w:r>
-      <w:proofErr w:type="spellEnd"/>
-      <w:r>
-        <w:rPr>
-          <w:color w:val="BCBEC4"/>
-        </w:rPr>
-        <w:t xml:space="preserve"> </w:t>
-      </w:r>
-      <w:proofErr w:type="spellStart"/>
-      <w:r>
-        <w:rPr>
-          <w:color w:val="BCBEC4"/>
-        </w:rPr>
-        <w:t>contratAssuranceAutomobile</w:t>
-      </w:r>
-      <w:proofErr w:type="spellEnd"/>
-      <w:r>
-        <w:rPr>
-          <w:color w:val="BCBEC4"/>
-        </w:rPr>
-        <w:t>) {</w:t>
-      </w:r>
-      <w:r>
-        <w:rPr>
-          <w:color w:val="BCBEC4"/>
-        </w:rPr>
-        <w:br/>
-        <w:t xml:space="preserve">        </w:t>
-      </w:r>
-      <w:proofErr w:type="spellStart"/>
-      <w:r>
-        <w:rPr>
-          <w:color w:val="BCBEC4"/>
-        </w:rPr>
-        <w:t>ContratAssuranceAutomobileDTO</w:t>
-      </w:r>
-      <w:proofErr w:type="spellEnd"/>
-      <w:r>
-        <w:rPr>
-          <w:color w:val="BCBEC4"/>
-        </w:rPr>
-        <w:t xml:space="preserve"> </w:t>
-      </w:r>
-      <w:proofErr w:type="spellStart"/>
-      <w:r>
-        <w:rPr>
-          <w:color w:val="BCBEC4"/>
-        </w:rPr>
-        <w:t>contratAssuranceAutomobileDTO</w:t>
-      </w:r>
-      <w:proofErr w:type="spellEnd"/>
-      <w:r>
-        <w:rPr>
-          <w:color w:val="BCBEC4"/>
-        </w:rPr>
-        <w:t xml:space="preserve"> = </w:t>
+      <w:r>
+        <w:rPr>
+          <w:color w:val="BCBEC4"/>
+        </w:rPr>
+        <w:t>(ContratAssuranceAutomobile contratAssuranceAutomobile) {</w:t>
+      </w:r>
+      <w:r>
+        <w:rPr>
+          <w:color w:val="BCBEC4"/>
+        </w:rPr>
+        <w:br/>
+        <w:t xml:space="preserve">        ContratAssuranceAutomobileDTO contratAssuranceAutomobileDTO = </w:t>
       </w:r>
       <w:r>
         <w:rPr>
@@ -6482,33 +5590,18 @@
         </w:rPr>
         <w:t xml:space="preserve">new </w:t>
       </w:r>
-      <w:proofErr w:type="spellStart"/>
-      <w:r>
-        <w:rPr>
-          <w:color w:val="BCBEC4"/>
-        </w:rPr>
-        <w:t>ContratAssuranceAutomobileDTO</w:t>
-      </w:r>
-      <w:proofErr w:type="spellEnd"/>
-      <w:r>
-        <w:rPr>
-          <w:color w:val="BCBEC4"/>
-        </w:rPr>
-        <w:t>();</w:t>
-      </w:r>
-      <w:r>
-        <w:rPr>
-          <w:color w:val="BCBEC4"/>
-        </w:rPr>
-        <w:br/>
-        <w:t xml:space="preserve">        </w:t>
-      </w:r>
-      <w:proofErr w:type="spellStart"/>
-      <w:r>
-        <w:rPr>
-          <w:color w:val="BCBEC4"/>
-        </w:rPr>
-        <w:t>BeanUtils.</w:t>
+      <w:r>
+        <w:rPr>
+          <w:color w:val="BCBEC4"/>
+        </w:rPr>
+        <w:t>ContratAssuranceAutomobileDTO();</w:t>
+      </w:r>
+      <w:r>
+        <w:rPr>
+          <w:color w:val="BCBEC4"/>
+        </w:rPr>
+        <w:br/>
+        <w:t xml:space="preserve">        BeanUtils.</w:t>
       </w:r>
       <w:r>
         <w:rPr>
@@ -6518,40 +5611,11 @@
         </w:rPr>
         <w:t>copyProperties</w:t>
       </w:r>
-      <w:proofErr w:type="spellEnd"/>
-      <w:r>
-        <w:rPr>
-          <w:color w:val="BCBEC4"/>
-        </w:rPr>
-        <w:t>(</w:t>
-      </w:r>
-      <w:proofErr w:type="spellStart"/>
-      <w:r>
-        <w:rPr>
-          <w:color w:val="BCBEC4"/>
-        </w:rPr>
-        <w:t>contratAssuranceAutomobile</w:t>
-      </w:r>
-      <w:proofErr w:type="spellEnd"/>
-      <w:r>
-        <w:rPr>
-          <w:color w:val="BCBEC4"/>
-        </w:rPr>
-        <w:t xml:space="preserve">, </w:t>
-      </w:r>
-      <w:proofErr w:type="spellStart"/>
-      <w:r>
-        <w:rPr>
-          <w:color w:val="BCBEC4"/>
-        </w:rPr>
-        <w:t>contratAssuranceAutomobileDTO</w:t>
-      </w:r>
-      <w:proofErr w:type="spellEnd"/>
-      <w:r>
-        <w:rPr>
-          <w:color w:val="BCBEC4"/>
-        </w:rPr>
-        <w:t>);</w:t>
+      <w:r>
+        <w:rPr>
+          <w:color w:val="BCBEC4"/>
+        </w:rPr>
+        <w:t>(contratAssuranceAutomobile, contratAssuranceAutomobileDTO);</w:t>
       </w:r>
       <w:r>
         <w:rPr>
@@ -6566,19 +5630,11 @@
         </w:rPr>
         <w:t xml:space="preserve">return </w:t>
       </w:r>
-      <w:proofErr w:type="spellStart"/>
-      <w:r>
-        <w:rPr>
-          <w:color w:val="BCBEC4"/>
-        </w:rPr>
-        <w:t>contratAssuranceAutomobileDTO</w:t>
-      </w:r>
-      <w:proofErr w:type="spellEnd"/>
-      <w:r>
-        <w:rPr>
-          <w:color w:val="BCBEC4"/>
-        </w:rPr>
-        <w:t>;</w:t>
+      <w:r>
+        <w:rPr>
+          <w:color w:val="BCBEC4"/>
+        </w:rPr>
+        <w:t>contratAssuranceAutomobileDTO;</w:t>
       </w:r>
       <w:r>
         <w:rPr>
@@ -6612,96 +5668,30 @@
         </w:rPr>
         <w:t xml:space="preserve">public </w:t>
       </w:r>
-      <w:proofErr w:type="spellStart"/>
-      <w:r>
-        <w:rPr>
-          <w:color w:val="BCBEC4"/>
-        </w:rPr>
-        <w:t>ContratAssuranceHabitation</w:t>
-      </w:r>
-      <w:proofErr w:type="spellEnd"/>
-      <w:r>
-        <w:rPr>
-          <w:color w:val="BCBEC4"/>
-        </w:rPr>
-        <w:t xml:space="preserve"> </w:t>
-      </w:r>
-      <w:proofErr w:type="spellStart"/>
+      <w:r>
+        <w:rPr>
+          <w:color w:val="BCBEC4"/>
+        </w:rPr>
+        <w:t xml:space="preserve">ContratAssuranceHabitation </w:t>
+      </w:r>
       <w:r>
         <w:rPr>
           <w:color w:val="56A8F5"/>
         </w:rPr>
         <w:t>fromContratHabitationDTO</w:t>
       </w:r>
-      <w:proofErr w:type="spellEnd"/>
-      <w:r>
-        <w:rPr>
-          <w:color w:val="BCBEC4"/>
-        </w:rPr>
-        <w:t>(</w:t>
-      </w:r>
-      <w:proofErr w:type="spellStart"/>
-      <w:r>
-        <w:rPr>
-          <w:color w:val="BCBEC4"/>
-        </w:rPr>
-        <w:t>ContratAssuranceHabitationDTO</w:t>
-      </w:r>
-      <w:proofErr w:type="spellEnd"/>
-      <w:r>
-        <w:rPr>
-          <w:color w:val="BCBEC4"/>
-        </w:rPr>
-        <w:t xml:space="preserve"> </w:t>
-      </w:r>
-      <w:proofErr w:type="spellStart"/>
-      <w:r>
-        <w:rPr>
-          <w:color w:val="BCBEC4"/>
-        </w:rPr>
-        <w:t>contratAssuranceHabitationDTO</w:t>
-      </w:r>
-      <w:proofErr w:type="spellEnd"/>
-      <w:r>
-        <w:rPr>
-          <w:color w:val="BCBEC4"/>
-        </w:rPr>
-        <w:t>) {</w:t>
-      </w:r>
-      <w:r>
-        <w:rPr>
-          <w:color w:val="BCBEC4"/>
-        </w:rPr>
-        <w:br/>
-        <w:t xml:space="preserve">        </w:t>
-      </w:r>
-      <w:proofErr w:type="spellStart"/>
-      <w:r>
-        <w:rPr>
-          <w:color w:val="BCBEC4"/>
-        </w:rPr>
-        <w:t>ContratAssuranceHabitation</w:t>
-      </w:r>
-      <w:proofErr w:type="spellEnd"/>
-      <w:r>
-        <w:rPr>
-          <w:color w:val="BCBEC4"/>
-        </w:rPr>
-        <w:t xml:space="preserve"> </w:t>
-      </w:r>
-      <w:proofErr w:type="spellStart"/>
-      <w:r>
-        <w:rPr>
-          <w:color w:val="BCBEC4"/>
-        </w:rPr>
-        <w:t>contratAssuranceHabitation</w:t>
-      </w:r>
-      <w:proofErr w:type="spellEnd"/>
-      <w:r>
-        <w:rPr>
-          <w:color w:val="BCBEC4"/>
-        </w:rPr>
-        <w:t xml:space="preserve"> = </w:t>
+      <w:r>
+        <w:rPr>
+          <w:color w:val="BCBEC4"/>
+        </w:rPr>
+        <w:t>(ContratAssuranceHabitationDTO contratAssuranceHabitationDTO) {</w:t>
+      </w:r>
+      <w:r>
+        <w:rPr>
+          <w:color w:val="BCBEC4"/>
+        </w:rPr>
+        <w:br/>
+        <w:t xml:space="preserve">        ContratAssuranceHabitation contratAssuranceHabitation = </w:t>
       </w:r>
       <w:r>
         <w:rPr>
@@ -6709,33 +5699,18 @@
         </w:rPr>
         <w:t xml:space="preserve">new </w:t>
       </w:r>
-      <w:proofErr w:type="spellStart"/>
-      <w:r>
-        <w:rPr>
-          <w:color w:val="BCBEC4"/>
-        </w:rPr>
-        <w:t>ContratAssuranceHabitation</w:t>
-      </w:r>
-      <w:proofErr w:type="spellEnd"/>
-      <w:r>
-        <w:rPr>
-          <w:color w:val="BCBEC4"/>
-        </w:rPr>
-        <w:t>();</w:t>
-      </w:r>
-      <w:r>
-        <w:rPr>
-          <w:color w:val="BCBEC4"/>
-        </w:rPr>
-        <w:br/>
-        <w:t xml:space="preserve">        </w:t>
-      </w:r>
-      <w:proofErr w:type="spellStart"/>
-      <w:r>
-        <w:rPr>
-          <w:color w:val="BCBEC4"/>
-        </w:rPr>
-        <w:t>BeanUtils.</w:t>
+      <w:r>
+        <w:rPr>
+          <w:color w:val="BCBEC4"/>
+        </w:rPr>
+        <w:t>ContratAssuranceHabitation();</w:t>
+      </w:r>
+      <w:r>
+        <w:rPr>
+          <w:color w:val="BCBEC4"/>
+        </w:rPr>
+        <w:br/>
+        <w:t xml:space="preserve">        BeanUtils.</w:t>
       </w:r>
       <w:r>
         <w:rPr>
@@ -6745,40 +5720,11 @@
         </w:rPr>
         <w:t>copyProperties</w:t>
       </w:r>
-      <w:proofErr w:type="spellEnd"/>
-      <w:r>
-        <w:rPr>
-          <w:color w:val="BCBEC4"/>
-        </w:rPr>
-        <w:t>(</w:t>
-      </w:r>
-      <w:proofErr w:type="spellStart"/>
-      <w:r>
-        <w:rPr>
-          <w:color w:val="BCBEC4"/>
-        </w:rPr>
-        <w:t>contratAssuranceHabitationDTO</w:t>
-      </w:r>
-      <w:proofErr w:type="spellEnd"/>
-      <w:r>
-        <w:rPr>
-          <w:color w:val="BCBEC4"/>
-        </w:rPr>
-        <w:t xml:space="preserve">, </w:t>
-      </w:r>
-      <w:proofErr w:type="spellStart"/>
-      <w:r>
-        <w:rPr>
-          <w:color w:val="BCBEC4"/>
-        </w:rPr>
-        <w:t>contratAssuranceHabitation</w:t>
-      </w:r>
-      <w:proofErr w:type="spellEnd"/>
-      <w:r>
-        <w:rPr>
-          <w:color w:val="BCBEC4"/>
-        </w:rPr>
-        <w:t>);</w:t>
+      <w:r>
+        <w:rPr>
+          <w:color w:val="BCBEC4"/>
+        </w:rPr>
+        <w:t>(contratAssuranceHabitationDTO, contratAssuranceHabitation);</w:t>
       </w:r>
       <w:r>
         <w:rPr>
@@ -6793,19 +5739,11 @@
         </w:rPr>
         <w:t xml:space="preserve">return </w:t>
       </w:r>
-      <w:proofErr w:type="spellStart"/>
-      <w:r>
-        <w:rPr>
-          <w:color w:val="BCBEC4"/>
-        </w:rPr>
-        <w:t>contratAssuranceHabitation</w:t>
-      </w:r>
-      <w:proofErr w:type="spellEnd"/>
-      <w:r>
-        <w:rPr>
-          <w:color w:val="BCBEC4"/>
-        </w:rPr>
-        <w:t>;</w:t>
+      <w:r>
+        <w:rPr>
+          <w:color w:val="BCBEC4"/>
+        </w:rPr>
+        <w:t>contratAssuranceHabitation;</w:t>
       </w:r>
       <w:r>
         <w:rPr>
@@ -6833,96 +5771,30 @@
         </w:rPr>
         <w:t xml:space="preserve">public </w:t>
       </w:r>
-      <w:proofErr w:type="spellStart"/>
-      <w:r>
-        <w:rPr>
-          <w:color w:val="BCBEC4"/>
-        </w:rPr>
-        <w:t>ContratAssuranceHabitationDTO</w:t>
-      </w:r>
-      <w:proofErr w:type="spellEnd"/>
-      <w:r>
-        <w:rPr>
-          <w:color w:val="BCBEC4"/>
-        </w:rPr>
-        <w:t xml:space="preserve"> </w:t>
-      </w:r>
-      <w:proofErr w:type="spellStart"/>
+      <w:r>
+        <w:rPr>
+          <w:color w:val="BCBEC4"/>
+        </w:rPr>
+        <w:t xml:space="preserve">ContratAssuranceHabitationDTO </w:t>
+      </w:r>
       <w:r>
         <w:rPr>
           <w:color w:val="56A8F5"/>
         </w:rPr>
         <w:t>fromContratHabitation</w:t>
       </w:r>
-      <w:proofErr w:type="spellEnd"/>
-      <w:r>
-        <w:rPr>
-          <w:color w:val="BCBEC4"/>
-        </w:rPr>
-        <w:t>(</w:t>
-      </w:r>
-      <w:proofErr w:type="spellStart"/>
-      <w:r>
-        <w:rPr>
-          <w:color w:val="BCBEC4"/>
-        </w:rPr>
-        <w:t>ContratAssuranceHabitation</w:t>
-      </w:r>
-      <w:proofErr w:type="spellEnd"/>
-      <w:r>
-        <w:rPr>
-          <w:color w:val="BCBEC4"/>
-        </w:rPr>
-        <w:t xml:space="preserve"> </w:t>
-      </w:r>
-      <w:proofErr w:type="spellStart"/>
-      <w:r>
-        <w:rPr>
-          <w:color w:val="BCBEC4"/>
-        </w:rPr>
-        <w:t>contratAssuranceHabitation</w:t>
-      </w:r>
-      <w:proofErr w:type="spellEnd"/>
-      <w:r>
-        <w:rPr>
-          <w:color w:val="BCBEC4"/>
-        </w:rPr>
-        <w:t>) {</w:t>
-      </w:r>
-      <w:r>
-        <w:rPr>
-          <w:color w:val="BCBEC4"/>
-        </w:rPr>
-        <w:br/>
-        <w:t xml:space="preserve">        </w:t>
-      </w:r>
-      <w:proofErr w:type="spellStart"/>
-      <w:r>
-        <w:rPr>
-          <w:color w:val="BCBEC4"/>
-        </w:rPr>
-        <w:t>ContratAssuranceHabitationDTO</w:t>
-      </w:r>
-      <w:proofErr w:type="spellEnd"/>
-      <w:r>
-        <w:rPr>
-          <w:color w:val="BCBEC4"/>
-        </w:rPr>
-        <w:t xml:space="preserve"> </w:t>
-      </w:r>
-      <w:proofErr w:type="spellStart"/>
-      <w:r>
-        <w:rPr>
-          <w:color w:val="BCBEC4"/>
-        </w:rPr>
-        <w:t>contratAssuranceHabitationDTO</w:t>
-      </w:r>
-      <w:proofErr w:type="spellEnd"/>
-      <w:r>
-        <w:rPr>
-          <w:color w:val="BCBEC4"/>
-        </w:rPr>
-        <w:t xml:space="preserve"> = </w:t>
+      <w:r>
+        <w:rPr>
+          <w:color w:val="BCBEC4"/>
+        </w:rPr>
+        <w:t>(ContratAssuranceHabitation contratAssuranceHabitation) {</w:t>
+      </w:r>
+      <w:r>
+        <w:rPr>
+          <w:color w:val="BCBEC4"/>
+        </w:rPr>
+        <w:br/>
+        <w:t xml:space="preserve">        ContratAssuranceHabitationDTO contratAssuranceHabitationDTO = </w:t>
       </w:r>
       <w:r>
         <w:rPr>
@@ -6930,33 +5802,18 @@
         </w:rPr>
         <w:t xml:space="preserve">new </w:t>
       </w:r>
-      <w:proofErr w:type="spellStart"/>
-      <w:r>
-        <w:rPr>
-          <w:color w:val="BCBEC4"/>
-        </w:rPr>
-        <w:t>ContratAssuranceHabitationDTO</w:t>
-      </w:r>
-      <w:proofErr w:type="spellEnd"/>
-      <w:r>
-        <w:rPr>
-          <w:color w:val="BCBEC4"/>
-        </w:rPr>
-        <w:t>();</w:t>
-      </w:r>
-      <w:r>
-        <w:rPr>
-          <w:color w:val="BCBEC4"/>
-        </w:rPr>
-        <w:br/>
-        <w:t xml:space="preserve">        </w:t>
-      </w:r>
-      <w:proofErr w:type="spellStart"/>
-      <w:r>
-        <w:rPr>
-          <w:color w:val="BCBEC4"/>
-        </w:rPr>
-        <w:t>BeanUtils.</w:t>
+      <w:r>
+        <w:rPr>
+          <w:color w:val="BCBEC4"/>
+        </w:rPr>
+        <w:t>ContratAssuranceHabitationDTO();</w:t>
+      </w:r>
+      <w:r>
+        <w:rPr>
+          <w:color w:val="BCBEC4"/>
+        </w:rPr>
+        <w:br/>
+        <w:t xml:space="preserve">        BeanUtils.</w:t>
       </w:r>
       <w:r>
         <w:rPr>
@@ -6966,40 +5823,11 @@
         </w:rPr>
         <w:t>copyProperties</w:t>
       </w:r>
-      <w:proofErr w:type="spellEnd"/>
-      <w:r>
-        <w:rPr>
-          <w:color w:val="BCBEC4"/>
-        </w:rPr>
-        <w:t>(</w:t>
-      </w:r>
-      <w:proofErr w:type="spellStart"/>
-      <w:r>
-        <w:rPr>
-          <w:color w:val="BCBEC4"/>
-        </w:rPr>
-        <w:t>contratAssuranceHabitation</w:t>
-      </w:r>
-      <w:proofErr w:type="spellEnd"/>
-      <w:r>
-        <w:rPr>
-          <w:color w:val="BCBEC4"/>
-        </w:rPr>
-        <w:t xml:space="preserve">, </w:t>
-      </w:r>
-      <w:proofErr w:type="spellStart"/>
-      <w:r>
-        <w:rPr>
-          <w:color w:val="BCBEC4"/>
-        </w:rPr>
-        <w:t>contratAssuranceHabitationDTO</w:t>
-      </w:r>
-      <w:proofErr w:type="spellEnd"/>
-      <w:r>
-        <w:rPr>
-          <w:color w:val="BCBEC4"/>
-        </w:rPr>
-        <w:t>);</w:t>
+      <w:r>
+        <w:rPr>
+          <w:color w:val="BCBEC4"/>
+        </w:rPr>
+        <w:t>(contratAssuranceHabitation, contratAssuranceHabitationDTO);</w:t>
       </w:r>
       <w:r>
         <w:rPr>
@@ -7014,19 +5842,11 @@
         </w:rPr>
         <w:t xml:space="preserve">return </w:t>
       </w:r>
-      <w:proofErr w:type="spellStart"/>
-      <w:r>
-        <w:rPr>
-          <w:color w:val="BCBEC4"/>
-        </w:rPr>
-        <w:t>contratAssuranceHabitationDTO</w:t>
-      </w:r>
-      <w:proofErr w:type="spellEnd"/>
-      <w:r>
-        <w:rPr>
-          <w:color w:val="BCBEC4"/>
-        </w:rPr>
-        <w:t>;</w:t>
+      <w:r>
+        <w:rPr>
+          <w:color w:val="BCBEC4"/>
+        </w:rPr>
+        <w:t>contratAssuranceHabitationDTO;</w:t>
       </w:r>
       <w:r>
         <w:rPr>
@@ -7072,35 +5892,7 @@
         <w:rPr>
           <w:lang w:val="fr-FR"/>
         </w:rPr>
-        <w:t xml:space="preserve">Apres avoir </w:t>
-      </w:r>
-      <w:proofErr w:type="spellStart"/>
-      <w:r>
-        <w:rPr>
-          <w:lang w:val="fr-FR"/>
-        </w:rPr>
-        <w:t>executer</w:t>
-      </w:r>
-      <w:proofErr w:type="spellEnd"/>
-      <w:r>
-        <w:rPr>
-          <w:lang w:val="fr-FR"/>
-        </w:rPr>
-        <w:t xml:space="preserve"> le projet sur le port 9095 les tables sont bien créer dans la base de </w:t>
-      </w:r>
-      <w:proofErr w:type="spellStart"/>
-      <w:r>
-        <w:rPr>
-          <w:lang w:val="fr-FR"/>
-        </w:rPr>
-        <w:t>donees</w:t>
-      </w:r>
-      <w:proofErr w:type="spellEnd"/>
-      <w:r>
-        <w:rPr>
-          <w:lang w:val="fr-FR"/>
-        </w:rPr>
-        <w:t> </w:t>
+        <w:t>Apres avoir executer le projet sur le port 9095 les tables sont bien créer dans la base de donees </w:t>
       </w:r>
     </w:p>
     <w:p>
@@ -7192,14 +5984,42 @@
         </w:rPr>
         <w:t xml:space="preserve">package </w:t>
       </w:r>
-      <w:proofErr w:type="spellStart"/>
-      <w:r>
-        <w:rPr>
-          <w:color w:val="BCBEC4"/>
-        </w:rPr>
-        <w:t>ma.enset.examjee</w:t>
-      </w:r>
-      <w:proofErr w:type="spellEnd"/>
+      <w:r>
+        <w:rPr>
+          <w:color w:val="BCBEC4"/>
+        </w:rPr>
+        <w:t>ma.enset.examjee;</w:t>
+      </w:r>
+      <w:r>
+        <w:rPr>
+          <w:color w:val="BCBEC4"/>
+        </w:rPr>
+        <w:br/>
+      </w:r>
+      <w:r>
+        <w:rPr>
+          <w:color w:val="BCBEC4"/>
+        </w:rPr>
+        <w:br/>
+      </w:r>
+      <w:r>
+        <w:rPr>
+          <w:color w:val="CF8E6D"/>
+        </w:rPr>
+        <w:t xml:space="preserve">import </w:t>
+      </w:r>
+      <w:r>
+        <w:rPr>
+          <w:color w:val="BCBEC4"/>
+        </w:rPr>
+        <w:t>lombok.</w:t>
+      </w:r>
+      <w:r>
+        <w:rPr>
+          <w:color w:val="B3AE60"/>
+        </w:rPr>
+        <w:t>RequiredArgsConstructor</w:t>
+      </w:r>
       <w:r>
         <w:rPr>
           <w:color w:val="BCBEC4"/>
@@ -7214,30 +6034,256 @@
       </w:r>
       <w:r>
         <w:rPr>
-          <w:color w:val="BCBEC4"/>
-        </w:rPr>
-        <w:br/>
-      </w:r>
-      <w:r>
-        <w:rPr>
           <w:color w:val="CF8E6D"/>
         </w:rPr>
         <w:t xml:space="preserve">import </w:t>
       </w:r>
-      <w:proofErr w:type="spellStart"/>
-      <w:r>
-        <w:rPr>
-          <w:color w:val="BCBEC4"/>
-        </w:rPr>
-        <w:t>lombok.</w:t>
+      <w:r>
+        <w:rPr>
+          <w:color w:val="BCBEC4"/>
+        </w:rPr>
+        <w:t>ma.enset.examjee.dto.ClientDTO;</w:t>
+      </w:r>
+      <w:r>
+        <w:rPr>
+          <w:color w:val="BCBEC4"/>
+        </w:rPr>
+        <w:br/>
+      </w:r>
+      <w:r>
+        <w:rPr>
+          <w:color w:val="CF8E6D"/>
+        </w:rPr>
+        <w:t xml:space="preserve">import </w:t>
+      </w:r>
+      <w:r>
+        <w:rPr>
+          <w:color w:val="BCBEC4"/>
+        </w:rPr>
+        <w:t>ma.enset.examjee.dto.ContratAssuranceHabitationDTO;</w:t>
+      </w:r>
+      <w:r>
+        <w:rPr>
+          <w:color w:val="BCBEC4"/>
+        </w:rPr>
+        <w:br/>
+      </w:r>
+      <w:r>
+        <w:rPr>
+          <w:color w:val="CF8E6D"/>
+        </w:rPr>
+        <w:t xml:space="preserve">import </w:t>
+      </w:r>
+      <w:r>
+        <w:rPr>
+          <w:color w:val="BCBEC4"/>
+        </w:rPr>
+        <w:t>ma.enset.examjee.entity.Client;</w:t>
+      </w:r>
+      <w:r>
+        <w:rPr>
+          <w:color w:val="BCBEC4"/>
+        </w:rPr>
+        <w:br/>
+      </w:r>
+      <w:r>
+        <w:rPr>
+          <w:color w:val="CF8E6D"/>
+        </w:rPr>
+        <w:t xml:space="preserve">import </w:t>
+      </w:r>
+      <w:r>
+        <w:rPr>
+          <w:color w:val="BCBEC4"/>
+        </w:rPr>
+        <w:t>ma.enset.examjee.entity.ContratAssuranceHabitation;</w:t>
+      </w:r>
+      <w:r>
+        <w:rPr>
+          <w:color w:val="BCBEC4"/>
+        </w:rPr>
+        <w:br/>
+      </w:r>
+      <w:r>
+        <w:rPr>
+          <w:color w:val="CF8E6D"/>
+        </w:rPr>
+        <w:t xml:space="preserve">import </w:t>
+      </w:r>
+      <w:r>
+        <w:rPr>
+          <w:color w:val="BCBEC4"/>
+        </w:rPr>
+        <w:t>ma.enset.examjee.entity.enumiration.StatusContrat;</w:t>
+      </w:r>
+      <w:r>
+        <w:rPr>
+          <w:color w:val="BCBEC4"/>
+        </w:rPr>
+        <w:br/>
+      </w:r>
+      <w:r>
+        <w:rPr>
+          <w:color w:val="CF8E6D"/>
+        </w:rPr>
+        <w:t xml:space="preserve">import </w:t>
+      </w:r>
+      <w:r>
+        <w:rPr>
+          <w:color w:val="BCBEC4"/>
+        </w:rPr>
+        <w:t>ma.enset.examjee.entity.enumiration.TypeLogement;</w:t>
+      </w:r>
+      <w:r>
+        <w:rPr>
+          <w:color w:val="BCBEC4"/>
+        </w:rPr>
+        <w:br/>
+      </w:r>
+      <w:r>
+        <w:rPr>
+          <w:color w:val="CF8E6D"/>
+        </w:rPr>
+        <w:t xml:space="preserve">import </w:t>
+      </w:r>
+      <w:r>
+        <w:rPr>
+          <w:color w:val="BCBEC4"/>
+        </w:rPr>
+        <w:t>ma.enset.examjee.mapper.ClientMapper;</w:t>
+      </w:r>
+      <w:r>
+        <w:rPr>
+          <w:color w:val="BCBEC4"/>
+        </w:rPr>
+        <w:br/>
+      </w:r>
+      <w:r>
+        <w:rPr>
+          <w:color w:val="CF8E6D"/>
+        </w:rPr>
+        <w:t xml:space="preserve">import </w:t>
+      </w:r>
+      <w:r>
+        <w:rPr>
+          <w:color w:val="BCBEC4"/>
+        </w:rPr>
+        <w:t>ma.enset.examjee.mapper.ContratAssuaranceMapper;</w:t>
+      </w:r>
+      <w:r>
+        <w:rPr>
+          <w:color w:val="BCBEC4"/>
+        </w:rPr>
+        <w:br/>
+      </w:r>
+      <w:r>
+        <w:rPr>
+          <w:color w:val="CF8E6D"/>
+        </w:rPr>
+        <w:t xml:space="preserve">import </w:t>
+      </w:r>
+      <w:r>
+        <w:rPr>
+          <w:color w:val="BCBEC4"/>
+        </w:rPr>
+        <w:t>ma.enset.examjee.mapper.PaiementMapper;</w:t>
+      </w:r>
+      <w:r>
+        <w:rPr>
+          <w:color w:val="BCBEC4"/>
+        </w:rPr>
+        <w:br/>
+      </w:r>
+      <w:r>
+        <w:rPr>
+          <w:color w:val="CF8E6D"/>
+        </w:rPr>
+        <w:t xml:space="preserve">import </w:t>
+      </w:r>
+      <w:r>
+        <w:rPr>
+          <w:color w:val="BCBEC4"/>
+        </w:rPr>
+        <w:t>ma.enset.examjee.repository.ClientRepo;</w:t>
+      </w:r>
+      <w:r>
+        <w:rPr>
+          <w:color w:val="BCBEC4"/>
+        </w:rPr>
+        <w:br/>
+      </w:r>
+      <w:r>
+        <w:rPr>
+          <w:color w:val="CF8E6D"/>
+        </w:rPr>
+        <w:t xml:space="preserve">import </w:t>
+      </w:r>
+      <w:r>
+        <w:rPr>
+          <w:color w:val="BCBEC4"/>
+        </w:rPr>
+        <w:t>ma.enset.examjee.repository.ContratAssuranceRepo;</w:t>
+      </w:r>
+      <w:r>
+        <w:rPr>
+          <w:color w:val="BCBEC4"/>
+        </w:rPr>
+        <w:br/>
+      </w:r>
+      <w:r>
+        <w:rPr>
+          <w:color w:val="CF8E6D"/>
+        </w:rPr>
+        <w:t xml:space="preserve">import </w:t>
+      </w:r>
+      <w:r>
+        <w:rPr>
+          <w:color w:val="BCBEC4"/>
+        </w:rPr>
+        <w:t>org.springframework.boot.CommandLineRunner;</w:t>
+      </w:r>
+      <w:r>
+        <w:rPr>
+          <w:color w:val="BCBEC4"/>
+        </w:rPr>
+        <w:br/>
+      </w:r>
+      <w:r>
+        <w:rPr>
+          <w:color w:val="CF8E6D"/>
+        </w:rPr>
+        <w:t xml:space="preserve">import </w:t>
+      </w:r>
+      <w:r>
+        <w:rPr>
+          <w:color w:val="BCBEC4"/>
+        </w:rPr>
+        <w:t>org.springframework.boot.SpringApplication;</w:t>
+      </w:r>
+      <w:r>
+        <w:rPr>
+          <w:color w:val="BCBEC4"/>
+        </w:rPr>
+        <w:br/>
+      </w:r>
+      <w:r>
+        <w:rPr>
+          <w:color w:val="CF8E6D"/>
+        </w:rPr>
+        <w:t xml:space="preserve">import </w:t>
+      </w:r>
+      <w:r>
+        <w:rPr>
+          <w:color w:val="BCBEC4"/>
+        </w:rPr>
+        <w:t>org.springframework.boot.autoconfigure.</w:t>
       </w:r>
       <w:r>
         <w:rPr>
           <w:color w:val="B3AE60"/>
         </w:rPr>
-        <w:t>RequiredArgsConstructor</w:t>
-      </w:r>
-      <w:proofErr w:type="spellEnd"/>
+        <w:t>SpringBootApplication</w:t>
+      </w:r>
       <w:r>
         <w:rPr>
           <w:color w:val="BCBEC4"/>
@@ -7256,14 +6302,18 @@
         </w:rPr>
         <w:t xml:space="preserve">import </w:t>
       </w:r>
-      <w:proofErr w:type="spellStart"/>
-      <w:r>
-        <w:rPr>
-          <w:color w:val="BCBEC4"/>
-        </w:rPr>
-        <w:t>ma.enset.examjee.dto.ClientDTO</w:t>
-      </w:r>
-      <w:proofErr w:type="spellEnd"/>
+      <w:r>
+        <w:rPr>
+          <w:color w:val="BCBEC4"/>
+        </w:rPr>
+        <w:t>org.springframework.context.annotation.</w:t>
+      </w:r>
+      <w:r>
+        <w:rPr>
+          <w:color w:val="B3AE60"/>
+        </w:rPr>
+        <w:t>Bean</w:t>
+      </w:r>
       <w:r>
         <w:rPr>
           <w:color w:val="BCBEC4"/>
@@ -7278,18 +6328,132 @@
       </w:r>
       <w:r>
         <w:rPr>
+          <w:color w:val="BCBEC4"/>
+        </w:rPr>
+        <w:br/>
+      </w:r>
+      <w:r>
+        <w:rPr>
           <w:color w:val="CF8E6D"/>
         </w:rPr>
         <w:t xml:space="preserve">import </w:t>
       </w:r>
-      <w:proofErr w:type="spellStart"/>
-      <w:r>
-        <w:rPr>
-          <w:color w:val="BCBEC4"/>
-        </w:rPr>
-        <w:t>ma.enset.examjee.dto.ContratAssuranceHabitationDTO</w:t>
-      </w:r>
-      <w:proofErr w:type="spellEnd"/>
+      <w:r>
+        <w:rPr>
+          <w:color w:val="BCBEC4"/>
+        </w:rPr>
+        <w:t>java.time.LocalDate;</w:t>
+      </w:r>
+      <w:r>
+        <w:rPr>
+          <w:color w:val="BCBEC4"/>
+        </w:rPr>
+        <w:br/>
+      </w:r>
+      <w:r>
+        <w:rPr>
+          <w:color w:val="CF8E6D"/>
+        </w:rPr>
+        <w:t xml:space="preserve">import </w:t>
+      </w:r>
+      <w:r>
+        <w:rPr>
+          <w:color w:val="BCBEC4"/>
+        </w:rPr>
+        <w:t>java.util.List;</w:t>
+      </w:r>
+      <w:r>
+        <w:rPr>
+          <w:color w:val="BCBEC4"/>
+        </w:rPr>
+        <w:br/>
+      </w:r>
+      <w:r>
+        <w:rPr>
+          <w:color w:val="CF8E6D"/>
+        </w:rPr>
+        <w:t xml:space="preserve">import </w:t>
+      </w:r>
+      <w:r>
+        <w:rPr>
+          <w:color w:val="BCBEC4"/>
+        </w:rPr>
+        <w:t>java.util.stream.Stream;</w:t>
+      </w:r>
+      <w:r>
+        <w:rPr>
+          <w:color w:val="BCBEC4"/>
+        </w:rPr>
+        <w:br/>
+      </w:r>
+      <w:r>
+        <w:rPr>
+          <w:color w:val="BCBEC4"/>
+        </w:rPr>
+        <w:br/>
+      </w:r>
+      <w:r>
+        <w:rPr>
+          <w:color w:val="B3AE60"/>
+        </w:rPr>
+        <w:t>@SpringBootApplication</w:t>
+      </w:r>
+      <w:r>
+        <w:rPr>
+          <w:color w:val="B3AE60"/>
+        </w:rPr>
+        <w:br/>
+        <w:t>@RequiredArgsConstructor</w:t>
+      </w:r>
+      <w:r>
+        <w:rPr>
+          <w:color w:val="B3AE60"/>
+        </w:rPr>
+        <w:br/>
+      </w:r>
+      <w:r>
+        <w:rPr>
+          <w:color w:val="CF8E6D"/>
+        </w:rPr>
+        <w:t xml:space="preserve">public class </w:t>
+      </w:r>
+      <w:r>
+        <w:rPr>
+          <w:color w:val="BCBEC4"/>
+        </w:rPr>
+        <w:t>ExamJeeApplication {</w:t>
+      </w:r>
+      <w:r>
+        <w:rPr>
+          <w:color w:val="BCBEC4"/>
+        </w:rPr>
+        <w:br/>
+      </w:r>
+      <w:r>
+        <w:rPr>
+          <w:color w:val="BCBEC4"/>
+        </w:rPr>
+        <w:br/>
+        <w:t xml:space="preserve">    </w:t>
+      </w:r>
+      <w:r>
+        <w:rPr>
+          <w:color w:val="CF8E6D"/>
+        </w:rPr>
+        <w:t xml:space="preserve">private final </w:t>
+      </w:r>
+      <w:r>
+        <w:rPr>
+          <w:color w:val="BCBEC4"/>
+        </w:rPr>
+        <w:t xml:space="preserve">ClientMapper </w:t>
+      </w:r>
+      <w:r>
+        <w:rPr>
+          <w:color w:val="C77DBB"/>
+        </w:rPr>
+        <w:t>clientMapper</w:t>
+      </w:r>
       <w:r>
         <w:rPr>
           <w:color w:val="BCBEC4"/>
@@ -7301,584 +6465,26 @@
           <w:color w:val="BCBEC4"/>
         </w:rPr>
         <w:br/>
-      </w:r>
-      <w:r>
-        <w:rPr>
-          <w:color w:val="CF8E6D"/>
-        </w:rPr>
-        <w:t xml:space="preserve">import </w:t>
-      </w:r>
-      <w:proofErr w:type="spellStart"/>
-      <w:r>
-        <w:rPr>
-          <w:color w:val="BCBEC4"/>
-        </w:rPr>
-        <w:t>ma.enset.examjee.entity.Client</w:t>
-      </w:r>
-      <w:proofErr w:type="spellEnd"/>
-      <w:r>
-        <w:rPr>
-          <w:color w:val="BCBEC4"/>
-        </w:rPr>
-        <w:t>;</w:t>
-      </w:r>
-      <w:r>
-        <w:rPr>
-          <w:color w:val="BCBEC4"/>
-        </w:rPr>
-        <w:br/>
-      </w:r>
-      <w:r>
-        <w:rPr>
-          <w:color w:val="CF8E6D"/>
-        </w:rPr>
-        <w:t xml:space="preserve">import </w:t>
-      </w:r>
-      <w:proofErr w:type="spellStart"/>
-      <w:r>
-        <w:rPr>
-          <w:color w:val="BCBEC4"/>
-        </w:rPr>
-        <w:t>ma.enset.examjee.entity.ContratAssuranceHabitation</w:t>
-      </w:r>
-      <w:proofErr w:type="spellEnd"/>
-      <w:r>
-        <w:rPr>
-          <w:color w:val="BCBEC4"/>
-        </w:rPr>
-        <w:t>;</w:t>
-      </w:r>
-      <w:r>
-        <w:rPr>
-          <w:color w:val="BCBEC4"/>
-        </w:rPr>
-        <w:br/>
-      </w:r>
-      <w:r>
-        <w:rPr>
-          <w:color w:val="CF8E6D"/>
-        </w:rPr>
-        <w:t xml:space="preserve">import </w:t>
-      </w:r>
-      <w:proofErr w:type="spellStart"/>
-      <w:r>
-        <w:rPr>
-          <w:color w:val="BCBEC4"/>
-        </w:rPr>
-        <w:t>ma.enset.examjee.entity.enumiration.StatusContrat</w:t>
-      </w:r>
-      <w:proofErr w:type="spellEnd"/>
-      <w:r>
-        <w:rPr>
-          <w:color w:val="BCBEC4"/>
-        </w:rPr>
-        <w:t>;</w:t>
-      </w:r>
-      <w:r>
-        <w:rPr>
-          <w:color w:val="BCBEC4"/>
-        </w:rPr>
-        <w:br/>
-      </w:r>
-      <w:r>
-        <w:rPr>
-          <w:color w:val="CF8E6D"/>
-        </w:rPr>
-        <w:t xml:space="preserve">import </w:t>
-      </w:r>
-      <w:proofErr w:type="spellStart"/>
-      <w:r>
-        <w:rPr>
-          <w:color w:val="BCBEC4"/>
-        </w:rPr>
-        <w:t>ma.enset.examjee.entity.enumiration.TypeLogement</w:t>
-      </w:r>
-      <w:proofErr w:type="spellEnd"/>
-      <w:r>
-        <w:rPr>
-          <w:color w:val="BCBEC4"/>
-        </w:rPr>
-        <w:t>;</w:t>
-      </w:r>
-      <w:r>
-        <w:rPr>
-          <w:color w:val="BCBEC4"/>
-        </w:rPr>
-        <w:br/>
-      </w:r>
-      <w:r>
-        <w:rPr>
-          <w:color w:val="CF8E6D"/>
-        </w:rPr>
-        <w:t xml:space="preserve">import </w:t>
-      </w:r>
-      <w:proofErr w:type="spellStart"/>
-      <w:r>
-        <w:rPr>
-          <w:color w:val="BCBEC4"/>
-        </w:rPr>
-        <w:t>ma.enset.examjee.mapper.ClientMapper</w:t>
-      </w:r>
-      <w:proofErr w:type="spellEnd"/>
-      <w:r>
-        <w:rPr>
-          <w:color w:val="BCBEC4"/>
-        </w:rPr>
-        <w:t>;</w:t>
-      </w:r>
-      <w:r>
-        <w:rPr>
-          <w:color w:val="BCBEC4"/>
-        </w:rPr>
-        <w:br/>
-      </w:r>
-      <w:r>
-        <w:rPr>
-          <w:color w:val="CF8E6D"/>
-        </w:rPr>
-        <w:t xml:space="preserve">import </w:t>
-      </w:r>
-      <w:proofErr w:type="spellStart"/>
-      <w:r>
-        <w:rPr>
-          <w:color w:val="BCBEC4"/>
-        </w:rPr>
-        <w:t>ma.enset.examjee.mapper.ContratAssuaranceMapper</w:t>
-      </w:r>
-      <w:proofErr w:type="spellEnd"/>
-      <w:r>
-        <w:rPr>
-          <w:color w:val="BCBEC4"/>
-        </w:rPr>
-        <w:t>;</w:t>
-      </w:r>
-      <w:r>
-        <w:rPr>
-          <w:color w:val="BCBEC4"/>
-        </w:rPr>
-        <w:br/>
-      </w:r>
-      <w:r>
-        <w:rPr>
-          <w:color w:val="CF8E6D"/>
-        </w:rPr>
-        <w:t xml:space="preserve">import </w:t>
-      </w:r>
-      <w:proofErr w:type="spellStart"/>
-      <w:r>
-        <w:rPr>
-          <w:color w:val="BCBEC4"/>
-        </w:rPr>
-        <w:t>ma.enset.examjee.mapper.PaiementMapper</w:t>
-      </w:r>
-      <w:proofErr w:type="spellEnd"/>
-      <w:r>
-        <w:rPr>
-          <w:color w:val="BCBEC4"/>
-        </w:rPr>
-        <w:t>;</w:t>
-      </w:r>
-      <w:r>
-        <w:rPr>
-          <w:color w:val="BCBEC4"/>
-        </w:rPr>
-        <w:br/>
-      </w:r>
-      <w:r>
-        <w:rPr>
-          <w:color w:val="CF8E6D"/>
-        </w:rPr>
-        <w:t xml:space="preserve">import </w:t>
-      </w:r>
-      <w:proofErr w:type="spellStart"/>
-      <w:r>
-        <w:rPr>
-          <w:color w:val="BCBEC4"/>
-        </w:rPr>
-        <w:t>ma.enset.examjee.repository.ClientRepo</w:t>
-      </w:r>
-      <w:proofErr w:type="spellEnd"/>
-      <w:r>
-        <w:rPr>
-          <w:color w:val="BCBEC4"/>
-        </w:rPr>
-        <w:t>;</w:t>
-      </w:r>
-      <w:r>
-        <w:rPr>
-          <w:color w:val="BCBEC4"/>
-        </w:rPr>
-        <w:br/>
-      </w:r>
-      <w:r>
-        <w:rPr>
-          <w:color w:val="CF8E6D"/>
-        </w:rPr>
-        <w:t xml:space="preserve">import </w:t>
-      </w:r>
-      <w:proofErr w:type="spellStart"/>
-      <w:r>
-        <w:rPr>
-          <w:color w:val="BCBEC4"/>
-        </w:rPr>
-        <w:t>ma.enset.examjee.repository.ContratAssuranceRepo</w:t>
-      </w:r>
-      <w:proofErr w:type="spellEnd"/>
-      <w:r>
-        <w:rPr>
-          <w:color w:val="BCBEC4"/>
-        </w:rPr>
-        <w:t>;</w:t>
-      </w:r>
-      <w:r>
-        <w:rPr>
-          <w:color w:val="BCBEC4"/>
-        </w:rPr>
-        <w:br/>
-      </w:r>
-      <w:r>
-        <w:rPr>
-          <w:color w:val="CF8E6D"/>
-        </w:rPr>
-        <w:t xml:space="preserve">import </w:t>
-      </w:r>
-      <w:proofErr w:type="spellStart"/>
-      <w:r>
-        <w:rPr>
-          <w:color w:val="BCBEC4"/>
-        </w:rPr>
-        <w:t>org.springframework.boot.CommandLineRunner</w:t>
-      </w:r>
-      <w:proofErr w:type="spellEnd"/>
-      <w:r>
-        <w:rPr>
-          <w:color w:val="BCBEC4"/>
-        </w:rPr>
-        <w:t>;</w:t>
-      </w:r>
-      <w:r>
-        <w:rPr>
-          <w:color w:val="BCBEC4"/>
-        </w:rPr>
-        <w:br/>
-      </w:r>
-      <w:r>
-        <w:rPr>
-          <w:color w:val="CF8E6D"/>
-        </w:rPr>
-        <w:t xml:space="preserve">import </w:t>
-      </w:r>
-      <w:proofErr w:type="spellStart"/>
-      <w:r>
-        <w:rPr>
-          <w:color w:val="BCBEC4"/>
-        </w:rPr>
-        <w:t>org.springframework.boot.SpringApplication</w:t>
-      </w:r>
-      <w:proofErr w:type="spellEnd"/>
-      <w:r>
-        <w:rPr>
-          <w:color w:val="BCBEC4"/>
-        </w:rPr>
-        <w:t>;</w:t>
-      </w:r>
-      <w:r>
-        <w:rPr>
-          <w:color w:val="BCBEC4"/>
-        </w:rPr>
-        <w:br/>
-      </w:r>
-      <w:r>
-        <w:rPr>
-          <w:color w:val="CF8E6D"/>
-        </w:rPr>
-        <w:t xml:space="preserve">import </w:t>
-      </w:r>
-      <w:proofErr w:type="spellStart"/>
-      <w:r>
-        <w:rPr>
-          <w:color w:val="BCBEC4"/>
-        </w:rPr>
-        <w:t>org.springframework.boot.autoconfigure.</w:t>
-      </w:r>
-      <w:r>
-        <w:rPr>
-          <w:color w:val="B3AE60"/>
-        </w:rPr>
-        <w:t>SpringBootApplication</w:t>
-      </w:r>
-      <w:proofErr w:type="spellEnd"/>
-      <w:r>
-        <w:rPr>
-          <w:color w:val="BCBEC4"/>
-        </w:rPr>
-        <w:t>;</w:t>
-      </w:r>
-      <w:r>
-        <w:rPr>
-          <w:color w:val="BCBEC4"/>
-        </w:rPr>
-        <w:br/>
-      </w:r>
-      <w:r>
-        <w:rPr>
-          <w:color w:val="CF8E6D"/>
-        </w:rPr>
-        <w:t xml:space="preserve">import </w:t>
-      </w:r>
-      <w:proofErr w:type="spellStart"/>
-      <w:r>
-        <w:rPr>
-          <w:color w:val="BCBEC4"/>
-        </w:rPr>
-        <w:t>org.springframework.context.annotation.</w:t>
-      </w:r>
-      <w:r>
-        <w:rPr>
-          <w:color w:val="B3AE60"/>
-        </w:rPr>
-        <w:t>Bean</w:t>
-      </w:r>
-      <w:proofErr w:type="spellEnd"/>
-      <w:r>
-        <w:rPr>
-          <w:color w:val="BCBEC4"/>
-        </w:rPr>
-        <w:t>;</w:t>
-      </w:r>
-      <w:r>
-        <w:rPr>
-          <w:color w:val="BCBEC4"/>
-        </w:rPr>
-        <w:br/>
-      </w:r>
-      <w:r>
-        <w:rPr>
-          <w:color w:val="BCBEC4"/>
-        </w:rPr>
-        <w:br/>
-      </w:r>
-      <w:r>
-        <w:rPr>
-          <w:color w:val="CF8E6D"/>
-        </w:rPr>
-        <w:t xml:space="preserve">import </w:t>
-      </w:r>
-      <w:proofErr w:type="spellStart"/>
-      <w:r>
-        <w:rPr>
-          <w:color w:val="BCBEC4"/>
-        </w:rPr>
-        <w:t>java.time.LocalDate</w:t>
-      </w:r>
-      <w:proofErr w:type="spellEnd"/>
-      <w:r>
-        <w:rPr>
-          <w:color w:val="BCBEC4"/>
-        </w:rPr>
-        <w:t>;</w:t>
-      </w:r>
-      <w:r>
-        <w:rPr>
-          <w:color w:val="BCBEC4"/>
-        </w:rPr>
-        <w:br/>
-      </w:r>
-      <w:r>
-        <w:rPr>
-          <w:color w:val="CF8E6D"/>
-        </w:rPr>
-        <w:t xml:space="preserve">import </w:t>
-      </w:r>
-      <w:proofErr w:type="spellStart"/>
-      <w:r>
-        <w:rPr>
-          <w:color w:val="BCBEC4"/>
-        </w:rPr>
-        <w:t>java.util.List</w:t>
-      </w:r>
-      <w:proofErr w:type="spellEnd"/>
-      <w:r>
-        <w:rPr>
-          <w:color w:val="BCBEC4"/>
-        </w:rPr>
-        <w:t>;</w:t>
-      </w:r>
-      <w:r>
-        <w:rPr>
-          <w:color w:val="BCBEC4"/>
-        </w:rPr>
-        <w:br/>
-      </w:r>
-      <w:r>
-        <w:rPr>
-          <w:color w:val="CF8E6D"/>
-        </w:rPr>
-        <w:t xml:space="preserve">import </w:t>
-      </w:r>
-      <w:proofErr w:type="spellStart"/>
-      <w:r>
-        <w:rPr>
-          <w:color w:val="BCBEC4"/>
-        </w:rPr>
-        <w:t>java.util.stream.Stream</w:t>
-      </w:r>
-      <w:proofErr w:type="spellEnd"/>
-      <w:r>
-        <w:rPr>
-          <w:color w:val="BCBEC4"/>
-        </w:rPr>
-        <w:t>;</w:t>
-      </w:r>
-      <w:r>
-        <w:rPr>
-          <w:color w:val="BCBEC4"/>
-        </w:rPr>
-        <w:br/>
-      </w:r>
-      <w:r>
-        <w:rPr>
-          <w:color w:val="BCBEC4"/>
-        </w:rPr>
-        <w:br/>
-      </w:r>
-      <w:r>
-        <w:rPr>
-          <w:color w:val="B3AE60"/>
-        </w:rPr>
-        <w:t>@SpringBootApplication</w:t>
-      </w:r>
-      <w:r>
-        <w:rPr>
-          <w:color w:val="B3AE60"/>
-        </w:rPr>
-        <w:br/>
-        <w:t>@RequiredArgsConstructor</w:t>
-      </w:r>
-      <w:r>
-        <w:rPr>
-          <w:color w:val="B3AE60"/>
-        </w:rPr>
-        <w:br/>
-      </w:r>
-      <w:r>
-        <w:rPr>
-          <w:color w:val="CF8E6D"/>
-        </w:rPr>
-        <w:t xml:space="preserve">public class </w:t>
-      </w:r>
-      <w:proofErr w:type="spellStart"/>
-      <w:r>
-        <w:rPr>
-          <w:color w:val="BCBEC4"/>
-        </w:rPr>
-        <w:t>ExamJeeApplication</w:t>
-      </w:r>
-      <w:proofErr w:type="spellEnd"/>
-      <w:r>
-        <w:rPr>
-          <w:color w:val="BCBEC4"/>
-        </w:rPr>
-        <w:t xml:space="preserve"> {</w:t>
-      </w:r>
-      <w:r>
-        <w:rPr>
-          <w:color w:val="BCBEC4"/>
-        </w:rPr>
-        <w:br/>
-      </w:r>
-      <w:r>
-        <w:rPr>
-          <w:color w:val="BCBEC4"/>
-        </w:rPr>
-        <w:br/>
         <w:t xml:space="preserve">    </w:t>
       </w:r>
-      <w:proofErr w:type="spellStart"/>
-      <w:r>
-        <w:rPr>
-          <w:color w:val="CF8E6D"/>
-        </w:rPr>
-        <w:t>private</w:t>
-      </w:r>
-      <w:proofErr w:type="spellEnd"/>
-      <w:r>
-        <w:rPr>
-          <w:color w:val="CF8E6D"/>
-        </w:rPr>
-        <w:t xml:space="preserve"> final </w:t>
-      </w:r>
-      <w:proofErr w:type="spellStart"/>
-      <w:r>
-        <w:rPr>
-          <w:color w:val="BCBEC4"/>
-        </w:rPr>
-        <w:t>ClientMapper</w:t>
-      </w:r>
-      <w:proofErr w:type="spellEnd"/>
-      <w:r>
-        <w:rPr>
-          <w:color w:val="BCBEC4"/>
-        </w:rPr>
-        <w:t xml:space="preserve"> </w:t>
-      </w:r>
-      <w:proofErr w:type="spellStart"/>
+      <w:r>
+        <w:rPr>
+          <w:color w:val="CF8E6D"/>
+        </w:rPr>
+        <w:t xml:space="preserve">private final </w:t>
+      </w:r>
+      <w:r>
+        <w:rPr>
+          <w:color w:val="BCBEC4"/>
+        </w:rPr>
+        <w:t xml:space="preserve">ContratAssuaranceMapper </w:t>
+      </w:r>
       <w:r>
         <w:rPr>
           <w:color w:val="C77DBB"/>
         </w:rPr>
-        <w:t>clientMapper</w:t>
-      </w:r>
-      <w:proofErr w:type="spellEnd"/>
-      <w:r>
-        <w:rPr>
-          <w:color w:val="BCBEC4"/>
-        </w:rPr>
-        <w:t>;</w:t>
-      </w:r>
-      <w:r>
-        <w:rPr>
-          <w:color w:val="BCBEC4"/>
-        </w:rPr>
-        <w:br/>
-        <w:t xml:space="preserve">    </w:t>
-      </w:r>
-      <w:proofErr w:type="spellStart"/>
-      <w:r>
-        <w:rPr>
-          <w:color w:val="CF8E6D"/>
-        </w:rPr>
-        <w:t>private</w:t>
-      </w:r>
-      <w:proofErr w:type="spellEnd"/>
-      <w:r>
-        <w:rPr>
-          <w:color w:val="CF8E6D"/>
-        </w:rPr>
-        <w:t xml:space="preserve"> final </w:t>
-      </w:r>
-      <w:proofErr w:type="spellStart"/>
-      <w:r>
-        <w:rPr>
-          <w:color w:val="BCBEC4"/>
-        </w:rPr>
-        <w:t>ContratAssuaranceMapper</w:t>
-      </w:r>
-      <w:proofErr w:type="spellEnd"/>
-      <w:r>
-        <w:rPr>
-          <w:color w:val="BCBEC4"/>
-        </w:rPr>
-        <w:t xml:space="preserve"> </w:t>
-      </w:r>
-      <w:proofErr w:type="spellStart"/>
-      <w:r>
-        <w:rPr>
-          <w:color w:val="C77DBB"/>
-        </w:rPr>
         <w:t>contratAssuaranceMapper</w:t>
       </w:r>
-      <w:proofErr w:type="spellEnd"/>
       <w:r>
         <w:rPr>
           <w:color w:val="BCBEC4"/>
@@ -7908,35 +6514,7 @@
         <w:rPr>
           <w:color w:val="CF8E6D"/>
         </w:rPr>
-        <w:t xml:space="preserve">public </w:t>
-      </w:r>
-      <w:proofErr w:type="spellStart"/>
-      <w:r>
-        <w:rPr>
-          <w:color w:val="CF8E6D"/>
-        </w:rPr>
-        <w:t>static</w:t>
-      </w:r>
-      <w:proofErr w:type="spellEnd"/>
-      <w:r>
-        <w:rPr>
-          <w:color w:val="CF8E6D"/>
-        </w:rPr>
-        <w:t xml:space="preserve"> </w:t>
-      </w:r>
-      <w:proofErr w:type="spellStart"/>
-      <w:r>
-        <w:rPr>
-          <w:color w:val="CF8E6D"/>
-        </w:rPr>
-        <w:t>void</w:t>
-      </w:r>
-      <w:proofErr w:type="spellEnd"/>
-      <w:r>
-        <w:rPr>
-          <w:color w:val="CF8E6D"/>
-        </w:rPr>
-        <w:t xml:space="preserve"> </w:t>
+        <w:t xml:space="preserve">public static void </w:t>
       </w:r>
       <w:r>
         <w:rPr>
@@ -7955,14 +6533,7 @@
           <w:color w:val="BCBEC4"/>
         </w:rPr>
         <w:br/>
-        <w:t xml:space="preserve">        </w:t>
-      </w:r>
-      <w:proofErr w:type="spellStart"/>
-      <w:r>
-        <w:rPr>
-          <w:color w:val="BCBEC4"/>
-        </w:rPr>
-        <w:t>SpringApplication.</w:t>
+        <w:t xml:space="preserve">        SpringApplication.</w:t>
       </w:r>
       <w:r>
         <w:rPr>
@@ -7972,19 +6543,11 @@
         </w:rPr>
         <w:t>run</w:t>
       </w:r>
-      <w:proofErr w:type="spellEnd"/>
-      <w:r>
-        <w:rPr>
-          <w:color w:val="BCBEC4"/>
-        </w:rPr>
-        <w:t>(</w:t>
-      </w:r>
-      <w:proofErr w:type="spellStart"/>
-      <w:r>
-        <w:rPr>
-          <w:color w:val="BCBEC4"/>
-        </w:rPr>
-        <w:t>ExamJeeApplication.</w:t>
+      <w:r>
+        <w:rPr>
+          <w:color w:val="BCBEC4"/>
+        </w:rPr>
+        <w:t>(ExamJeeApplication.</w:t>
       </w:r>
       <w:r>
         <w:rPr>
@@ -7992,7 +6555,6 @@
         </w:rPr>
         <w:t>class</w:t>
       </w:r>
-      <w:proofErr w:type="spellEnd"/>
       <w:r>
         <w:rPr>
           <w:color w:val="BCBEC4"/>
@@ -8038,117 +6600,23 @@
         <w:br/>
         <w:t xml:space="preserve">    </w:t>
       </w:r>
-      <w:proofErr w:type="spellStart"/>
-      <w:r>
-        <w:rPr>
-          <w:color w:val="BCBEC4"/>
-        </w:rPr>
-        <w:t>CommandLineRunner</w:t>
-      </w:r>
-      <w:proofErr w:type="spellEnd"/>
-      <w:r>
-        <w:rPr>
-          <w:color w:val="BCBEC4"/>
-        </w:rPr>
-        <w:t xml:space="preserve"> </w:t>
-      </w:r>
-      <w:proofErr w:type="spellStart"/>
+      <w:r>
+        <w:rPr>
+          <w:color w:val="BCBEC4"/>
+        </w:rPr>
+        <w:t xml:space="preserve">CommandLineRunner </w:t>
+      </w:r>
       <w:r>
         <w:rPr>
           <w:color w:val="56A8F5"/>
         </w:rPr>
         <w:t>runner</w:t>
       </w:r>
-      <w:proofErr w:type="spellEnd"/>
-      <w:r>
-        <w:rPr>
-          <w:color w:val="BCBEC4"/>
-        </w:rPr>
-        <w:t>(</w:t>
-      </w:r>
-      <w:proofErr w:type="spellStart"/>
-      <w:r>
-        <w:rPr>
-          <w:color w:val="BCBEC4"/>
-        </w:rPr>
-        <w:t>ClientRepo</w:t>
-      </w:r>
-      <w:proofErr w:type="spellEnd"/>
-      <w:r>
-        <w:rPr>
-          <w:color w:val="BCBEC4"/>
-        </w:rPr>
-        <w:t xml:space="preserve"> </w:t>
-      </w:r>
-      <w:proofErr w:type="spellStart"/>
-      <w:r>
-        <w:rPr>
-          <w:color w:val="BCBEC4"/>
-        </w:rPr>
-        <w:t>clientRepo</w:t>
-      </w:r>
-      <w:proofErr w:type="spellEnd"/>
-      <w:r>
-        <w:rPr>
-          <w:color w:val="BCBEC4"/>
-        </w:rPr>
-        <w:t xml:space="preserve">, </w:t>
-      </w:r>
-      <w:proofErr w:type="spellStart"/>
-      <w:r>
-        <w:rPr>
-          <w:color w:val="BCBEC4"/>
-        </w:rPr>
-        <w:t>ContratAssuranceRepo</w:t>
-      </w:r>
-      <w:proofErr w:type="spellEnd"/>
-      <w:r>
-        <w:rPr>
-          <w:color w:val="BCBEC4"/>
-        </w:rPr>
-        <w:t xml:space="preserve"> </w:t>
-      </w:r>
-      <w:proofErr w:type="spellStart"/>
-      <w:r>
-        <w:rPr>
-          <w:color w:val="BCBEC4"/>
-        </w:rPr>
-        <w:t>contratAssuranceRepo</w:t>
-      </w:r>
-      <w:proofErr w:type="spellEnd"/>
-      <w:r>
-        <w:rPr>
-          <w:color w:val="BCBEC4"/>
-        </w:rPr>
-        <w:t xml:space="preserve">, </w:t>
-      </w:r>
-      <w:proofErr w:type="spellStart"/>
-      <w:r>
-        <w:rPr>
-          <w:color w:val="BCBEC4"/>
-        </w:rPr>
-        <w:t>PaiementMapper</w:t>
-      </w:r>
-      <w:proofErr w:type="spellEnd"/>
-      <w:r>
-        <w:rPr>
-          <w:color w:val="BCBEC4"/>
-        </w:rPr>
-        <w:t xml:space="preserve"> </w:t>
-      </w:r>
-      <w:proofErr w:type="spellStart"/>
-      <w:r>
-        <w:rPr>
-          <w:color w:val="BCBEC4"/>
-        </w:rPr>
-        <w:t>paiementMapper</w:t>
-      </w:r>
-      <w:proofErr w:type="spellEnd"/>
-      <w:r>
-        <w:rPr>
-          <w:color w:val="BCBEC4"/>
-        </w:rPr>
-        <w:t>) {</w:t>
+      <w:r>
+        <w:rPr>
+          <w:color w:val="BCBEC4"/>
+        </w:rPr>
+        <w:t>(ClientRepo clientRepo, ContratAssuranceRepo contratAssuranceRepo, PaiementMapper paiementMapper) {</w:t>
       </w:r>
       <w:r>
         <w:rPr>
@@ -8180,14 +6648,7 @@
           <w:color w:val="BCBEC4"/>
         </w:rPr>
         <w:br/>
-        <w:t xml:space="preserve">            </w:t>
-      </w:r>
-      <w:proofErr w:type="spellStart"/>
-      <w:r>
-        <w:rPr>
-          <w:color w:val="BCBEC4"/>
-        </w:rPr>
-        <w:t>Stream.</w:t>
+        <w:t xml:space="preserve">            Stream.</w:t>
       </w:r>
       <w:r>
         <w:rPr>
@@ -8197,7 +6658,6 @@
         </w:rPr>
         <w:t>of</w:t>
       </w:r>
-      <w:proofErr w:type="spellEnd"/>
       <w:r>
         <w:rPr>
           <w:color w:val="BCBEC4"/>
@@ -8208,93 +6668,82 @@
         <w:rPr>
           <w:color w:val="6AAB73"/>
         </w:rPr>
-        <w:t>"</w:t>
-      </w:r>
-      <w:proofErr w:type="spellStart"/>
+        <w:t>"omar"</w:t>
+      </w:r>
+      <w:r>
+        <w:rPr>
+          <w:color w:val="BCBEC4"/>
+        </w:rPr>
+        <w:t xml:space="preserve">, </w:t>
+      </w:r>
       <w:r>
         <w:rPr>
           <w:color w:val="6AAB73"/>
         </w:rPr>
-        <w:t>omar</w:t>
-      </w:r>
-      <w:proofErr w:type="spellEnd"/>
+        <w:t>"hassan"</w:t>
+      </w:r>
+      <w:r>
+        <w:rPr>
+          <w:color w:val="BCBEC4"/>
+        </w:rPr>
+        <w:t xml:space="preserve">, </w:t>
+      </w:r>
       <w:r>
         <w:rPr>
           <w:color w:val="6AAB73"/>
         </w:rPr>
-        <w:t>"</w:t>
-      </w:r>
-      <w:r>
-        <w:rPr>
-          <w:color w:val="BCBEC4"/>
-        </w:rPr>
-        <w:t xml:space="preserve">, </w:t>
+        <w:t>"yassin"</w:t>
+      </w:r>
+      <w:r>
+        <w:rPr>
+          <w:color w:val="BCBEC4"/>
+        </w:rPr>
+        <w:t>).forEach(client -&gt; {</w:t>
+      </w:r>
+      <w:r>
+        <w:rPr>
+          <w:color w:val="BCBEC4"/>
+        </w:rPr>
+        <w:br/>
+        <w:t xml:space="preserve">                ClientDTO clientDTO = </w:t>
+      </w:r>
+      <w:r>
+        <w:rPr>
+          <w:color w:val="CF8E6D"/>
+        </w:rPr>
+        <w:t xml:space="preserve">new </w:t>
+      </w:r>
+      <w:r>
+        <w:rPr>
+          <w:color w:val="BCBEC4"/>
+        </w:rPr>
+        <w:t>ClientDTO();</w:t>
+      </w:r>
+      <w:r>
+        <w:rPr>
+          <w:color w:val="BCBEC4"/>
+        </w:rPr>
+        <w:br/>
+        <w:t xml:space="preserve">                clientDTO.setNom(client);</w:t>
+      </w:r>
+      <w:r>
+        <w:rPr>
+          <w:color w:val="BCBEC4"/>
+        </w:rPr>
+        <w:br/>
+        <w:t xml:space="preserve">                clientDTO.setEmail(client+</w:t>
       </w:r>
       <w:r>
         <w:rPr>
           <w:color w:val="6AAB73"/>
         </w:rPr>
-        <w:t>"</w:t>
-      </w:r>
-      <w:proofErr w:type="spellStart"/>
-      <w:r>
-        <w:rPr>
-          <w:color w:val="6AAB73"/>
-        </w:rPr>
-        <w:t>hassan</w:t>
-      </w:r>
-      <w:proofErr w:type="spellEnd"/>
-      <w:r>
-        <w:rPr>
-          <w:color w:val="6AAB73"/>
-        </w:rPr>
-        <w:t>"</w:t>
-      </w:r>
-      <w:r>
-        <w:rPr>
-          <w:color w:val="BCBEC4"/>
-        </w:rPr>
-        <w:t xml:space="preserve">, </w:t>
-      </w:r>
-      <w:r>
-        <w:rPr>
-          <w:color w:val="6AAB73"/>
-        </w:rPr>
-        <w:t>"</w:t>
-      </w:r>
-      <w:proofErr w:type="spellStart"/>
-      <w:r>
-        <w:rPr>
-          <w:color w:val="6AAB73"/>
-        </w:rPr>
-        <w:t>yassin</w:t>
-      </w:r>
-      <w:proofErr w:type="spellEnd"/>
-      <w:r>
-        <w:rPr>
-          <w:color w:val="6AAB73"/>
-        </w:rPr>
-        <w:t>"</w:t>
-      </w:r>
-      <w:r>
-        <w:rPr>
-          <w:color w:val="BCBEC4"/>
-        </w:rPr>
-        <w:t>).</w:t>
-      </w:r>
-      <w:proofErr w:type="spellStart"/>
-      <w:r>
-        <w:rPr>
-          <w:color w:val="BCBEC4"/>
-        </w:rPr>
-        <w:t>forEach</w:t>
-      </w:r>
-      <w:proofErr w:type="spellEnd"/>
-      <w:r>
-        <w:rPr>
-          <w:color w:val="BCBEC4"/>
-        </w:rPr>
-        <w:t>(client -&gt; {</w:t>
+        <w:t>"@gmail.com"</w:t>
+      </w:r>
+      <w:r>
+        <w:rPr>
+          <w:color w:val="BCBEC4"/>
+        </w:rPr>
+        <w:t>);</w:t>
       </w:r>
       <w:r>
         <w:rPr>
@@ -8303,33 +6752,76 @@
         <w:br/>
         <w:t xml:space="preserve">                </w:t>
       </w:r>
-      <w:proofErr w:type="spellStart"/>
-      <w:r>
-        <w:rPr>
-          <w:color w:val="BCBEC4"/>
-        </w:rPr>
-        <w:t>ClientDTO</w:t>
-      </w:r>
-      <w:proofErr w:type="spellEnd"/>
-      <w:r>
-        <w:rPr>
-          <w:color w:val="BCBEC4"/>
-        </w:rPr>
-        <w:t xml:space="preserve"> </w:t>
-      </w:r>
-      <w:proofErr w:type="spellStart"/>
-      <w:r>
-        <w:rPr>
-          <w:color w:val="BCBEC4"/>
-        </w:rPr>
-        <w:t>clientDTO</w:t>
-      </w:r>
-      <w:proofErr w:type="spellEnd"/>
-      <w:r>
-        <w:rPr>
-          <w:color w:val="BCBEC4"/>
-        </w:rPr>
-        <w:t xml:space="preserve"> = </w:t>
+      <w:r>
+        <w:rPr>
+          <w:color w:val="C77DBB"/>
+        </w:rPr>
+        <w:t>clientRepo</w:t>
+      </w:r>
+      <w:r>
+        <w:rPr>
+          <w:color w:val="BCBEC4"/>
+        </w:rPr>
+        <w:t>.save(</w:t>
+      </w:r>
+      <w:r>
+        <w:rPr>
+          <w:color w:val="C77DBB"/>
+        </w:rPr>
+        <w:t>clientMapper</w:t>
+      </w:r>
+      <w:r>
+        <w:rPr>
+          <w:color w:val="BCBEC4"/>
+        </w:rPr>
+        <w:t>.formClientDTO(clientDTO));</w:t>
+      </w:r>
+      <w:r>
+        <w:rPr>
+          <w:color w:val="BCBEC4"/>
+        </w:rPr>
+        <w:br/>
+        <w:t xml:space="preserve">            });</w:t>
+      </w:r>
+      <w:r>
+        <w:rPr>
+          <w:color w:val="BCBEC4"/>
+        </w:rPr>
+        <w:br/>
+        <w:t xml:space="preserve">            </w:t>
+      </w:r>
+      <w:r>
+        <w:rPr>
+          <w:color w:val="BCBEC4"/>
+        </w:rPr>
+        <w:br/>
+        <w:t xml:space="preserve">            List&lt;Client&gt; list = </w:t>
+      </w:r>
+      <w:r>
+        <w:rPr>
+          <w:color w:val="C77DBB"/>
+        </w:rPr>
+        <w:t>clientRepo</w:t>
+      </w:r>
+      <w:r>
+        <w:rPr>
+          <w:color w:val="BCBEC4"/>
+        </w:rPr>
+        <w:t>.findAll();</w:t>
+      </w:r>
+      <w:r>
+        <w:rPr>
+          <w:color w:val="BCBEC4"/>
+        </w:rPr>
+        <w:br/>
+        <w:t xml:space="preserve">            list.stream().forEach(client -&gt; {</w:t>
+      </w:r>
+      <w:r>
+        <w:rPr>
+          <w:color w:val="BCBEC4"/>
+        </w:rPr>
+        <w:br/>
+        <w:t xml:space="preserve">                ContratAssuranceHabitationDTO contratAssuranceHabitationDTO = </w:t>
       </w:r>
       <w:r>
         <w:rPr>
@@ -8337,279 +6829,11 @@
         </w:rPr>
         <w:t xml:space="preserve">new </w:t>
       </w:r>
-      <w:proofErr w:type="spellStart"/>
-      <w:r>
-        <w:rPr>
-          <w:color w:val="BCBEC4"/>
-        </w:rPr>
-        <w:t>ClientDTO</w:t>
-      </w:r>
-      <w:proofErr w:type="spellEnd"/>
-      <w:r>
-        <w:rPr>
-          <w:color w:val="BCBEC4"/>
-        </w:rPr>
-        <w:t>();</w:t>
-      </w:r>
-      <w:r>
-        <w:rPr>
-          <w:color w:val="BCBEC4"/>
-        </w:rPr>
-        <w:br/>
-        <w:t xml:space="preserve">                </w:t>
-      </w:r>
-      <w:proofErr w:type="spellStart"/>
-      <w:r>
-        <w:rPr>
-          <w:color w:val="BCBEC4"/>
-        </w:rPr>
-        <w:t>clientDTO.setNom</w:t>
-      </w:r>
-      <w:proofErr w:type="spellEnd"/>
-      <w:r>
-        <w:rPr>
-          <w:color w:val="BCBEC4"/>
-        </w:rPr>
-        <w:t>(client);</w:t>
-      </w:r>
-      <w:r>
-        <w:rPr>
-          <w:color w:val="BCBEC4"/>
-        </w:rPr>
-        <w:br/>
-        <w:t xml:space="preserve">                </w:t>
-      </w:r>
-      <w:proofErr w:type="spellStart"/>
-      <w:r>
-        <w:rPr>
-          <w:color w:val="BCBEC4"/>
-        </w:rPr>
-        <w:t>clientDTO.setEmail</w:t>
-      </w:r>
-      <w:proofErr w:type="spellEnd"/>
-      <w:r>
-        <w:rPr>
-          <w:color w:val="BCBEC4"/>
-        </w:rPr>
-        <w:t>(client+</w:t>
-      </w:r>
-      <w:r>
-        <w:rPr>
-          <w:color w:val="6AAB73"/>
-        </w:rPr>
-        <w:t>"@gmail.com"</w:t>
-      </w:r>
-      <w:r>
-        <w:rPr>
-          <w:color w:val="BCBEC4"/>
-        </w:rPr>
-        <w:t>);</w:t>
-      </w:r>
-      <w:r>
-        <w:rPr>
-          <w:color w:val="BCBEC4"/>
-        </w:rPr>
-        <w:br/>
-        <w:t xml:space="preserve">                </w:t>
-      </w:r>
-      <w:proofErr w:type="spellStart"/>
-      <w:r>
-        <w:rPr>
-          <w:color w:val="C77DBB"/>
-        </w:rPr>
-        <w:t>clientRepo</w:t>
-      </w:r>
-      <w:r>
-        <w:rPr>
-          <w:color w:val="BCBEC4"/>
-        </w:rPr>
-        <w:t>.save</w:t>
-      </w:r>
-      <w:proofErr w:type="spellEnd"/>
-      <w:r>
-        <w:rPr>
-          <w:color w:val="BCBEC4"/>
-        </w:rPr>
-        <w:t>(</w:t>
-      </w:r>
-      <w:proofErr w:type="spellStart"/>
-      <w:r>
-        <w:rPr>
-          <w:color w:val="C77DBB"/>
-        </w:rPr>
-        <w:t>clientMapper</w:t>
-      </w:r>
-      <w:r>
-        <w:rPr>
-          <w:color w:val="BCBEC4"/>
-        </w:rPr>
-        <w:t>.formClientDTO</w:t>
-      </w:r>
-      <w:proofErr w:type="spellEnd"/>
-      <w:r>
-        <w:rPr>
-          <w:color w:val="BCBEC4"/>
-        </w:rPr>
-        <w:t>(</w:t>
-      </w:r>
-      <w:proofErr w:type="spellStart"/>
-      <w:r>
-        <w:rPr>
-          <w:color w:val="BCBEC4"/>
-        </w:rPr>
-        <w:t>clientDTO</w:t>
-      </w:r>
-      <w:proofErr w:type="spellEnd"/>
-      <w:r>
-        <w:rPr>
-          <w:color w:val="BCBEC4"/>
-        </w:rPr>
-        <w:t>));</w:t>
-      </w:r>
-      <w:r>
-        <w:rPr>
-          <w:color w:val="BCBEC4"/>
-        </w:rPr>
-        <w:br/>
-        <w:t xml:space="preserve">            });</w:t>
-      </w:r>
-      <w:r>
-        <w:rPr>
-          <w:color w:val="BCBEC4"/>
-        </w:rPr>
-        <w:br/>
-        <w:t xml:space="preserve">            </w:t>
-      </w:r>
-      <w:r>
-        <w:rPr>
-          <w:color w:val="BCBEC4"/>
-        </w:rPr>
-        <w:br/>
-        <w:t xml:space="preserve">            List&lt;Client&gt; </w:t>
-      </w:r>
-      <w:proofErr w:type="spellStart"/>
-      <w:r>
-        <w:rPr>
-          <w:color w:val="BCBEC4"/>
-        </w:rPr>
-        <w:t>list</w:t>
-      </w:r>
-      <w:proofErr w:type="spellEnd"/>
-      <w:r>
-        <w:rPr>
-          <w:color w:val="BCBEC4"/>
-        </w:rPr>
-        <w:t xml:space="preserve"> = </w:t>
-      </w:r>
-      <w:proofErr w:type="spellStart"/>
-      <w:r>
-        <w:rPr>
-          <w:color w:val="C77DBB"/>
-        </w:rPr>
-        <w:t>clientRepo</w:t>
-      </w:r>
-      <w:r>
-        <w:rPr>
-          <w:color w:val="BCBEC4"/>
-        </w:rPr>
-        <w:t>.findAll</w:t>
-      </w:r>
-      <w:proofErr w:type="spellEnd"/>
-      <w:r>
-        <w:rPr>
-          <w:color w:val="BCBEC4"/>
-        </w:rPr>
-        <w:t>();</w:t>
-      </w:r>
-      <w:r>
-        <w:rPr>
-          <w:color w:val="BCBEC4"/>
-        </w:rPr>
-        <w:br/>
-        <w:t xml:space="preserve">            </w:t>
-      </w:r>
-      <w:proofErr w:type="spellStart"/>
-      <w:r>
-        <w:rPr>
-          <w:color w:val="BCBEC4"/>
-        </w:rPr>
-        <w:t>list.stream</w:t>
-      </w:r>
-      <w:proofErr w:type="spellEnd"/>
-      <w:r>
-        <w:rPr>
-          <w:color w:val="BCBEC4"/>
-        </w:rPr>
-        <w:t>().</w:t>
-      </w:r>
-      <w:proofErr w:type="spellStart"/>
-      <w:r>
-        <w:rPr>
-          <w:color w:val="BCBEC4"/>
-        </w:rPr>
-        <w:t>forEach</w:t>
-      </w:r>
-      <w:proofErr w:type="spellEnd"/>
-      <w:r>
-        <w:rPr>
-          <w:color w:val="BCBEC4"/>
-        </w:rPr>
-        <w:t>(client -&gt; {</w:t>
-      </w:r>
-      <w:r>
-        <w:rPr>
-          <w:color w:val="BCBEC4"/>
-        </w:rPr>
-        <w:br/>
-        <w:t xml:space="preserve">                </w:t>
-      </w:r>
-      <w:proofErr w:type="spellStart"/>
-      <w:r>
-        <w:rPr>
-          <w:color w:val="BCBEC4"/>
-        </w:rPr>
-        <w:t>ContratAssuranceHabitationDTO</w:t>
-      </w:r>
-      <w:proofErr w:type="spellEnd"/>
-      <w:r>
-        <w:rPr>
-          <w:color w:val="BCBEC4"/>
-        </w:rPr>
-        <w:t xml:space="preserve"> </w:t>
-      </w:r>
-      <w:proofErr w:type="spellStart"/>
-      <w:r>
-        <w:rPr>
-          <w:color w:val="BCBEC4"/>
-        </w:rPr>
-        <w:t>contratAssuranceHabitationDTO</w:t>
-      </w:r>
-      <w:proofErr w:type="spellEnd"/>
-      <w:r>
-        <w:rPr>
-          <w:color w:val="BCBEC4"/>
-        </w:rPr>
-        <w:t xml:space="preserve"> = </w:t>
-      </w:r>
-      <w:r>
-        <w:rPr>
-          <w:color w:val="CF8E6D"/>
-        </w:rPr>
-        <w:t xml:space="preserve">new </w:t>
-      </w:r>
-      <w:proofErr w:type="spellStart"/>
-      <w:r>
-        <w:rPr>
-          <w:color w:val="BCBEC4"/>
-        </w:rPr>
-        <w:t>ContratAssuranceHabitationDTO</w:t>
-      </w:r>
-      <w:proofErr w:type="spellEnd"/>
-      <w:r>
-        <w:rPr>
-          <w:color w:val="BCBEC4"/>
-        </w:rPr>
-        <w:t>();</w:t>
+      <w:r>
+        <w:rPr>
+          <w:color w:val="BCBEC4"/>
+        </w:rPr>
+        <w:t>ContratAssuranceHabitationDTO();</w:t>
       </w:r>
       <w:r>
         <w:rPr>
@@ -8666,49 +6890,14 @@
         <w:rPr>
           <w:color w:val="BCBEC4"/>
         </w:rPr>
-        <w:t xml:space="preserve">+ </w:t>
-      </w:r>
-      <w:proofErr w:type="spellStart"/>
-      <w:r>
-        <w:rPr>
-          <w:color w:val="BCBEC4"/>
-        </w:rPr>
-        <w:t>client.getNom</w:t>
-      </w:r>
-      <w:proofErr w:type="spellEnd"/>
-      <w:r>
-        <w:rPr>
-          <w:color w:val="BCBEC4"/>
-        </w:rPr>
-        <w:t>());</w:t>
-      </w:r>
-      <w:r>
-        <w:rPr>
-          <w:color w:val="BCBEC4"/>
-        </w:rPr>
-        <w:br/>
-        <w:t xml:space="preserve">                </w:t>
-      </w:r>
-      <w:proofErr w:type="spellStart"/>
-      <w:r>
-        <w:rPr>
-          <w:color w:val="BCBEC4"/>
-        </w:rPr>
-        <w:t>contratAssuranceHabitationDTO.setSuperficie</w:t>
-      </w:r>
-      <w:proofErr w:type="spellEnd"/>
-      <w:r>
-        <w:rPr>
-          <w:color w:val="BCBEC4"/>
-        </w:rPr>
-        <w:t>(</w:t>
-      </w:r>
-      <w:proofErr w:type="spellStart"/>
-      <w:r>
-        <w:rPr>
-          <w:color w:val="BCBEC4"/>
-        </w:rPr>
-        <w:t>Math.</w:t>
+        <w:t>+ client.getNom());</w:t>
+      </w:r>
+      <w:r>
+        <w:rPr>
+          <w:color w:val="BCBEC4"/>
+        </w:rPr>
+        <w:br/>
+        <w:t xml:space="preserve">                contratAssuranceHabitationDTO.setSuperficie(Math.</w:t>
       </w:r>
       <w:r>
         <w:rPr>
@@ -8718,7 +6907,6 @@
         </w:rPr>
         <w:t>random</w:t>
       </w:r>
-      <w:proofErr w:type="spellEnd"/>
       <w:r>
         <w:rPr>
           <w:color w:val="BCBEC4"/>
@@ -8817,21 +7005,7 @@
           <w:color w:val="BCBEC4"/>
         </w:rPr>
         <w:br/>
-        <w:t xml:space="preserve">                </w:t>
-      </w:r>
-      <w:proofErr w:type="spellStart"/>
-      <w:r>
-        <w:rPr>
-          <w:color w:val="BCBEC4"/>
-        </w:rPr>
-        <w:t>contratAssuranceHabitationDTO.setDureeContart</w:t>
-      </w:r>
-      <w:proofErr w:type="spellEnd"/>
-      <w:r>
-        <w:rPr>
-          <w:color w:val="BCBEC4"/>
-        </w:rPr>
-        <w:t>(</w:t>
+        <w:t xml:space="preserve">                contratAssuranceHabitationDTO.setDureeContart(</w:t>
       </w:r>
       <w:r>
         <w:rPr>
@@ -8850,28 +7024,7 @@
           <w:color w:val="BCBEC4"/>
         </w:rPr>
         <w:br/>
-        <w:t xml:space="preserve">                </w:t>
-      </w:r>
-      <w:proofErr w:type="spellStart"/>
-      <w:r>
-        <w:rPr>
-          <w:color w:val="BCBEC4"/>
-        </w:rPr>
-        <w:t>contratAssuranceHabitationDTO.setTauxCouverture</w:t>
-      </w:r>
-      <w:proofErr w:type="spellEnd"/>
-      <w:r>
-        <w:rPr>
-          <w:color w:val="BCBEC4"/>
-        </w:rPr>
-        <w:t>(</w:t>
-      </w:r>
-      <w:proofErr w:type="spellStart"/>
-      <w:r>
-        <w:rPr>
-          <w:color w:val="BCBEC4"/>
-        </w:rPr>
-        <w:t>Math.</w:t>
+        <w:t xml:space="preserve">                contratAssuranceHabitationDTO.setTauxCouverture(Math.</w:t>
       </w:r>
       <w:r>
         <w:rPr>
@@ -8881,7 +7034,6 @@
         </w:rPr>
         <w:t>random</w:t>
       </w:r>
-      <w:proofErr w:type="spellEnd"/>
       <w:r>
         <w:rPr>
           <w:color w:val="BCBEC4"/>
@@ -8914,28 +7066,7 @@
           <w:color w:val="BCBEC4"/>
         </w:rPr>
         <w:br/>
-        <w:t xml:space="preserve">                </w:t>
-      </w:r>
-      <w:proofErr w:type="spellStart"/>
-      <w:r>
-        <w:rPr>
-          <w:color w:val="BCBEC4"/>
-        </w:rPr>
-        <w:t>contratAssuranceHabitationDTO.setMontantCotisation</w:t>
-      </w:r>
-      <w:proofErr w:type="spellEnd"/>
-      <w:r>
-        <w:rPr>
-          <w:color w:val="BCBEC4"/>
-        </w:rPr>
-        <w:t>(</w:t>
-      </w:r>
-      <w:proofErr w:type="spellStart"/>
-      <w:r>
-        <w:rPr>
-          <w:color w:val="BCBEC4"/>
-        </w:rPr>
-        <w:t>Math.</w:t>
+        <w:t xml:space="preserve">                contratAssuranceHabitationDTO.setMontantCotisation(Math.</w:t>
       </w:r>
       <w:r>
         <w:rPr>
@@ -8945,7 +7076,6 @@
         </w:rPr>
         <w:t>random</w:t>
       </w:r>
-      <w:proofErr w:type="spellEnd"/>
       <w:r>
         <w:rPr>
           <w:color w:val="BCBEC4"/>
@@ -8969,109 +7099,45 @@
           <w:color w:val="BCBEC4"/>
         </w:rPr>
         <w:br/>
+        <w:t xml:space="preserve">                ContratAssuranceHabitation contratAssuranceHabitation = </w:t>
+      </w:r>
+      <w:r>
+        <w:rPr>
+          <w:color w:val="C77DBB"/>
+        </w:rPr>
+        <w:t>contratAssuaranceMapper</w:t>
+      </w:r>
+      <w:r>
+        <w:rPr>
+          <w:color w:val="BCBEC4"/>
+        </w:rPr>
+        <w:t>.fromContratHabitationDTO(contratAssuranceHabitationDTO);</w:t>
+      </w:r>
+      <w:r>
+        <w:rPr>
+          <w:color w:val="BCBEC4"/>
+        </w:rPr>
+        <w:br/>
+        <w:t xml:space="preserve">                contratAssuranceHabitation.setClient(client);</w:t>
+      </w:r>
+      <w:r>
+        <w:rPr>
+          <w:color w:val="BCBEC4"/>
+        </w:rPr>
+        <w:br/>
         <w:t xml:space="preserve">                </w:t>
       </w:r>
-      <w:proofErr w:type="spellStart"/>
-      <w:r>
-        <w:rPr>
-          <w:color w:val="BCBEC4"/>
-        </w:rPr>
-        <w:t>ContratAssuranceHabitation</w:t>
-      </w:r>
-      <w:proofErr w:type="spellEnd"/>
-      <w:r>
-        <w:rPr>
-          <w:color w:val="BCBEC4"/>
-        </w:rPr>
-        <w:t xml:space="preserve"> </w:t>
-      </w:r>
-      <w:proofErr w:type="spellStart"/>
-      <w:r>
-        <w:rPr>
-          <w:color w:val="BCBEC4"/>
-        </w:rPr>
-        <w:t>contratAssuranceHabitation</w:t>
-      </w:r>
-      <w:proofErr w:type="spellEnd"/>
-      <w:r>
-        <w:rPr>
-          <w:color w:val="BCBEC4"/>
-        </w:rPr>
-        <w:t xml:space="preserve"> = </w:t>
-      </w:r>
       <w:r>
         <w:rPr>
           <w:color w:val="C77DBB"/>
         </w:rPr>
-        <w:t>contratAssuaranceMapper</w:t>
-      </w:r>
-      <w:r>
-        <w:rPr>
-          <w:color w:val="BCBEC4"/>
-        </w:rPr>
-        <w:t>.fromContratHabitationDTO(contratAssuranceHabitationDTO);</w:t>
-      </w:r>
-      <w:r>
-        <w:rPr>
-          <w:color w:val="BCBEC4"/>
-        </w:rPr>
-        <w:br/>
-        <w:t xml:space="preserve">                </w:t>
-      </w:r>
-      <w:proofErr w:type="spellStart"/>
-      <w:r>
-        <w:rPr>
-          <w:color w:val="BCBEC4"/>
-        </w:rPr>
-        <w:t>contratAssuranceHabitation.setClient</w:t>
-      </w:r>
-      <w:proofErr w:type="spellEnd"/>
-      <w:r>
-        <w:rPr>
-          <w:color w:val="BCBEC4"/>
-        </w:rPr>
-        <w:t>(client);</w:t>
-      </w:r>
-      <w:r>
-        <w:rPr>
-          <w:color w:val="BCBEC4"/>
-        </w:rPr>
-        <w:br/>
-        <w:t xml:space="preserve">                </w:t>
-      </w:r>
-      <w:proofErr w:type="spellStart"/>
-      <w:r>
-        <w:rPr>
-          <w:color w:val="C77DBB"/>
-        </w:rPr>
         <w:t>contratAssuranceRepo</w:t>
       </w:r>
       <w:r>
         <w:rPr>
           <w:color w:val="BCBEC4"/>
         </w:rPr>
-        <w:t>.save</w:t>
-      </w:r>
-      <w:proofErr w:type="spellEnd"/>
-      <w:r>
-        <w:rPr>
-          <w:color w:val="BCBEC4"/>
-        </w:rPr>
-        <w:t>(</w:t>
-      </w:r>
-      <w:proofErr w:type="spellStart"/>
-      <w:r>
-        <w:rPr>
-          <w:color w:val="BCBEC4"/>
-        </w:rPr>
-        <w:t>contratAssuranceHabitation</w:t>
-      </w:r>
-      <w:proofErr w:type="spellEnd"/>
-      <w:r>
-        <w:rPr>
-          <w:color w:val="BCBEC4"/>
-        </w:rPr>
-        <w:t>);</w:t>
+        <w:t>.save(contratAssuranceHabitation);</w:t>
       </w:r>
       <w:r>
         <w:rPr>
@@ -9200,14 +7266,42 @@
         </w:rPr>
         <w:t xml:space="preserve">package </w:t>
       </w:r>
-      <w:proofErr w:type="spellStart"/>
-      <w:r>
-        <w:rPr>
-          <w:color w:val="BCBEC4"/>
-        </w:rPr>
-        <w:t>ma.enset.examjee.service.serviceImpl</w:t>
-      </w:r>
-      <w:proofErr w:type="spellEnd"/>
+      <w:r>
+        <w:rPr>
+          <w:color w:val="BCBEC4"/>
+        </w:rPr>
+        <w:t>ma.enset.examjee.service.serviceImpl;</w:t>
+      </w:r>
+      <w:r>
+        <w:rPr>
+          <w:color w:val="BCBEC4"/>
+        </w:rPr>
+        <w:br/>
+      </w:r>
+      <w:r>
+        <w:rPr>
+          <w:color w:val="BCBEC4"/>
+        </w:rPr>
+        <w:br/>
+      </w:r>
+      <w:r>
+        <w:rPr>
+          <w:color w:val="CF8E6D"/>
+        </w:rPr>
+        <w:t xml:space="preserve">import </w:t>
+      </w:r>
+      <w:r>
+        <w:rPr>
+          <w:color w:val="BCBEC4"/>
+        </w:rPr>
+        <w:t>lombok.</w:t>
+      </w:r>
+      <w:r>
+        <w:rPr>
+          <w:color w:val="B3AE60"/>
+        </w:rPr>
+        <w:t>RequiredArgsConstructor</w:t>
+      </w:r>
       <w:r>
         <w:rPr>
           <w:color w:val="BCBEC4"/>
@@ -9222,30 +7316,184 @@
       </w:r>
       <w:r>
         <w:rPr>
-          <w:color w:val="BCBEC4"/>
-        </w:rPr>
-        <w:br/>
-      </w:r>
-      <w:r>
-        <w:rPr>
           <w:color w:val="CF8E6D"/>
         </w:rPr>
         <w:t xml:space="preserve">import </w:t>
       </w:r>
-      <w:proofErr w:type="spellStart"/>
-      <w:r>
-        <w:rPr>
-          <w:color w:val="BCBEC4"/>
-        </w:rPr>
-        <w:t>lombok.</w:t>
+      <w:r>
+        <w:rPr>
+          <w:color w:val="BCBEC4"/>
+        </w:rPr>
+        <w:t>ma.enset.examjee.dto.ClientDTO;</w:t>
+      </w:r>
+      <w:r>
+        <w:rPr>
+          <w:color w:val="BCBEC4"/>
+        </w:rPr>
+        <w:br/>
+      </w:r>
+      <w:r>
+        <w:rPr>
+          <w:color w:val="CF8E6D"/>
+        </w:rPr>
+        <w:t xml:space="preserve">import </w:t>
+      </w:r>
+      <w:r>
+        <w:rPr>
+          <w:color w:val="BCBEC4"/>
+        </w:rPr>
+        <w:t>ma.enset.examjee.dto.ContratAssuranceDTO;</w:t>
+      </w:r>
+      <w:r>
+        <w:rPr>
+          <w:color w:val="BCBEC4"/>
+        </w:rPr>
+        <w:br/>
+      </w:r>
+      <w:r>
+        <w:rPr>
+          <w:color w:val="CF8E6D"/>
+        </w:rPr>
+        <w:t xml:space="preserve">import </w:t>
+      </w:r>
+      <w:r>
+        <w:rPr>
+          <w:color w:val="BCBEC4"/>
+        </w:rPr>
+        <w:t>ma.enset.examjee.entity.*;</w:t>
+      </w:r>
+      <w:r>
+        <w:rPr>
+          <w:color w:val="BCBEC4"/>
+        </w:rPr>
+        <w:br/>
+      </w:r>
+      <w:r>
+        <w:rPr>
+          <w:color w:val="CF8E6D"/>
+        </w:rPr>
+        <w:t xml:space="preserve">import </w:t>
+      </w:r>
+      <w:r>
+        <w:rPr>
+          <w:color w:val="BCBEC4"/>
+        </w:rPr>
+        <w:t>ma.enset.examjee.exception.ClientNotFoundException;</w:t>
+      </w:r>
+      <w:r>
+        <w:rPr>
+          <w:color w:val="BCBEC4"/>
+        </w:rPr>
+        <w:br/>
+      </w:r>
+      <w:r>
+        <w:rPr>
+          <w:color w:val="CF8E6D"/>
+        </w:rPr>
+        <w:t xml:space="preserve">import </w:t>
+      </w:r>
+      <w:r>
+        <w:rPr>
+          <w:color w:val="BCBEC4"/>
+        </w:rPr>
+        <w:t>ma.enset.examjee.mapper.ClientMapper;</w:t>
+      </w:r>
+      <w:r>
+        <w:rPr>
+          <w:color w:val="BCBEC4"/>
+        </w:rPr>
+        <w:br/>
+      </w:r>
+      <w:r>
+        <w:rPr>
+          <w:color w:val="CF8E6D"/>
+        </w:rPr>
+        <w:t xml:space="preserve">import </w:t>
+      </w:r>
+      <w:r>
+        <w:rPr>
+          <w:color w:val="BCBEC4"/>
+        </w:rPr>
+        <w:t>ma.enset.examjee.mapper.ContratAssuaranceMapper;</w:t>
+      </w:r>
+      <w:r>
+        <w:rPr>
+          <w:color w:val="BCBEC4"/>
+        </w:rPr>
+        <w:br/>
+      </w:r>
+      <w:r>
+        <w:rPr>
+          <w:color w:val="CF8E6D"/>
+        </w:rPr>
+        <w:t xml:space="preserve">import </w:t>
+      </w:r>
+      <w:r>
+        <w:rPr>
+          <w:color w:val="BCBEC4"/>
+        </w:rPr>
+        <w:t>ma.enset.examjee.repository.ClientRepo;</w:t>
+      </w:r>
+      <w:r>
+        <w:rPr>
+          <w:color w:val="BCBEC4"/>
+        </w:rPr>
+        <w:br/>
+      </w:r>
+      <w:r>
+        <w:rPr>
+          <w:color w:val="CF8E6D"/>
+        </w:rPr>
+        <w:t xml:space="preserve">import </w:t>
+      </w:r>
+      <w:r>
+        <w:rPr>
+          <w:color w:val="BCBEC4"/>
+        </w:rPr>
+        <w:t>ma.enset.examjee.repository.ContratAssuranceRepo;</w:t>
+      </w:r>
+      <w:r>
+        <w:rPr>
+          <w:color w:val="BCBEC4"/>
+        </w:rPr>
+        <w:br/>
+      </w:r>
+      <w:r>
+        <w:rPr>
+          <w:color w:val="CF8E6D"/>
+        </w:rPr>
+        <w:t xml:space="preserve">import </w:t>
+      </w:r>
+      <w:r>
+        <w:rPr>
+          <w:color w:val="BCBEC4"/>
+        </w:rPr>
+        <w:t>ma.enset.examjee.service.IClientService;</w:t>
+      </w:r>
+      <w:r>
+        <w:rPr>
+          <w:color w:val="BCBEC4"/>
+        </w:rPr>
+        <w:br/>
+      </w:r>
+      <w:r>
+        <w:rPr>
+          <w:color w:val="CF8E6D"/>
+        </w:rPr>
+        <w:t xml:space="preserve">import </w:t>
+      </w:r>
+      <w:r>
+        <w:rPr>
+          <w:color w:val="BCBEC4"/>
+        </w:rPr>
+        <w:t>org.springframework.stereotype.</w:t>
       </w:r>
       <w:r>
         <w:rPr>
           <w:color w:val="B3AE60"/>
         </w:rPr>
-        <w:t>RequiredArgsConstructor</w:t>
-      </w:r>
-      <w:proofErr w:type="spellEnd"/>
+        <w:t>Service</w:t>
+      </w:r>
       <w:r>
         <w:rPr>
           <w:color w:val="BCBEC4"/>
@@ -9260,18 +7508,108 @@
       </w:r>
       <w:r>
         <w:rPr>
+          <w:color w:val="BCBEC4"/>
+        </w:rPr>
+        <w:br/>
+      </w:r>
+      <w:r>
+        <w:rPr>
           <w:color w:val="CF8E6D"/>
         </w:rPr>
         <w:t xml:space="preserve">import </w:t>
       </w:r>
-      <w:proofErr w:type="spellStart"/>
-      <w:r>
-        <w:rPr>
-          <w:color w:val="BCBEC4"/>
-        </w:rPr>
-        <w:t>ma.enset.examjee.dto.ClientDTO</w:t>
-      </w:r>
-      <w:proofErr w:type="spellEnd"/>
+      <w:r>
+        <w:rPr>
+          <w:color w:val="BCBEC4"/>
+        </w:rPr>
+        <w:t>java.util.List;</w:t>
+      </w:r>
+      <w:r>
+        <w:rPr>
+          <w:color w:val="BCBEC4"/>
+        </w:rPr>
+        <w:br/>
+      </w:r>
+      <w:r>
+        <w:rPr>
+          <w:color w:val="BCBEC4"/>
+        </w:rPr>
+        <w:br/>
+      </w:r>
+      <w:r>
+        <w:rPr>
+          <w:color w:val="B3AE60"/>
+        </w:rPr>
+        <w:t>@Service</w:t>
+      </w:r>
+      <w:r>
+        <w:rPr>
+          <w:color w:val="B3AE60"/>
+        </w:rPr>
+        <w:br/>
+        <w:t>@RequiredArgsConstructor</w:t>
+      </w:r>
+      <w:r>
+        <w:rPr>
+          <w:color w:val="B3AE60"/>
+        </w:rPr>
+        <w:br/>
+      </w:r>
+      <w:r>
+        <w:rPr>
+          <w:color w:val="CF8E6D"/>
+        </w:rPr>
+        <w:t xml:space="preserve">public class </w:t>
+      </w:r>
+      <w:r>
+        <w:rPr>
+          <w:color w:val="BCBEC4"/>
+        </w:rPr>
+        <w:t xml:space="preserve">ClientService </w:t>
+      </w:r>
+      <w:r>
+        <w:rPr>
+          <w:color w:val="CF8E6D"/>
+        </w:rPr>
+        <w:t xml:space="preserve">implements </w:t>
+      </w:r>
+      <w:r>
+        <w:rPr>
+          <w:color w:val="BCBEC4"/>
+        </w:rPr>
+        <w:t>IClientService {</w:t>
+      </w:r>
+      <w:r>
+        <w:rPr>
+          <w:color w:val="BCBEC4"/>
+        </w:rPr>
+        <w:br/>
+      </w:r>
+      <w:r>
+        <w:rPr>
+          <w:color w:val="BCBEC4"/>
+        </w:rPr>
+        <w:br/>
+        <w:t xml:space="preserve">    </w:t>
+      </w:r>
+      <w:r>
+        <w:rPr>
+          <w:color w:val="CF8E6D"/>
+        </w:rPr>
+        <w:t xml:space="preserve">private final </w:t>
+      </w:r>
+      <w:r>
+        <w:rPr>
+          <w:color w:val="BCBEC4"/>
+        </w:rPr>
+        <w:t xml:space="preserve">ClientRepo </w:t>
+      </w:r>
+      <w:r>
+        <w:rPr>
+          <w:color w:val="C77DBB"/>
+        </w:rPr>
+        <w:t>clientRepo</w:t>
+      </w:r>
       <w:r>
         <w:rPr>
           <w:color w:val="BCBEC4"/>
@@ -9283,21 +7621,26 @@
           <w:color w:val="BCBEC4"/>
         </w:rPr>
         <w:br/>
-      </w:r>
-      <w:r>
-        <w:rPr>
-          <w:color w:val="CF8E6D"/>
-        </w:rPr>
-        <w:t xml:space="preserve">import </w:t>
-      </w:r>
-      <w:proofErr w:type="spellStart"/>
-      <w:r>
-        <w:rPr>
-          <w:color w:val="BCBEC4"/>
-        </w:rPr>
-        <w:t>ma.enset.examjee.dto.ContratAssuranceDTO</w:t>
-      </w:r>
-      <w:proofErr w:type="spellEnd"/>
+        <w:t xml:space="preserve">    </w:t>
+      </w:r>
+      <w:r>
+        <w:rPr>
+          <w:color w:val="CF8E6D"/>
+        </w:rPr>
+        <w:t xml:space="preserve">private final </w:t>
+      </w:r>
+      <w:r>
+        <w:rPr>
+          <w:color w:val="BCBEC4"/>
+        </w:rPr>
+        <w:t xml:space="preserve">ClientMapper </w:t>
+      </w:r>
+      <w:r>
+        <w:rPr>
+          <w:color w:val="C77DBB"/>
+        </w:rPr>
+        <w:t>clientMapper</w:t>
+      </w:r>
       <w:r>
         <w:rPr>
           <w:color w:val="BCBEC4"/>
@@ -9309,47 +7652,26 @@
           <w:color w:val="BCBEC4"/>
         </w:rPr>
         <w:br/>
-      </w:r>
-      <w:r>
-        <w:rPr>
-          <w:color w:val="CF8E6D"/>
-        </w:rPr>
-        <w:t xml:space="preserve">import </w:t>
-      </w:r>
-      <w:proofErr w:type="spellStart"/>
-      <w:r>
-        <w:rPr>
-          <w:color w:val="BCBEC4"/>
-        </w:rPr>
-        <w:t>ma.enset.examjee.entity</w:t>
-      </w:r>
-      <w:proofErr w:type="spellEnd"/>
-      <w:r>
-        <w:rPr>
-          <w:color w:val="BCBEC4"/>
-        </w:rPr>
-        <w:t>.*;</w:t>
-      </w:r>
-      <w:r>
-        <w:rPr>
-          <w:color w:val="BCBEC4"/>
-        </w:rPr>
-        <w:br/>
-      </w:r>
-      <w:r>
-        <w:rPr>
-          <w:color w:val="CF8E6D"/>
-        </w:rPr>
-        <w:t xml:space="preserve">import </w:t>
-      </w:r>
-      <w:proofErr w:type="spellStart"/>
-      <w:r>
-        <w:rPr>
-          <w:color w:val="BCBEC4"/>
-        </w:rPr>
-        <w:t>ma.enset.examjee.exception.ClientNotFoundException</w:t>
-      </w:r>
-      <w:proofErr w:type="spellEnd"/>
+        <w:t xml:space="preserve">    </w:t>
+      </w:r>
+      <w:r>
+        <w:rPr>
+          <w:color w:val="CF8E6D"/>
+        </w:rPr>
+        <w:t xml:space="preserve">private final </w:t>
+      </w:r>
+      <w:r>
+        <w:rPr>
+          <w:color w:val="BCBEC4"/>
+        </w:rPr>
+        <w:t xml:space="preserve">ContratAssuaranceMapper </w:t>
+      </w:r>
+      <w:r>
+        <w:rPr>
+          <w:color w:val="C77DBB"/>
+        </w:rPr>
+        <w:t>contratAssuaranceMapper</w:t>
+      </w:r>
       <w:r>
         <w:rPr>
           <w:color w:val="BCBEC4"/>
@@ -9364,325 +7686,223 @@
       </w:r>
       <w:r>
         <w:rPr>
-          <w:color w:val="CF8E6D"/>
-        </w:rPr>
-        <w:t xml:space="preserve">import </w:t>
-      </w:r>
-      <w:proofErr w:type="spellStart"/>
-      <w:r>
-        <w:rPr>
-          <w:color w:val="BCBEC4"/>
-        </w:rPr>
-        <w:t>ma.enset.examjee.mapper.ClientMapper</w:t>
-      </w:r>
-      <w:proofErr w:type="spellEnd"/>
-      <w:r>
-        <w:rPr>
-          <w:color w:val="BCBEC4"/>
-        </w:rPr>
-        <w:t>;</w:t>
-      </w:r>
-      <w:r>
-        <w:rPr>
-          <w:color w:val="BCBEC4"/>
-        </w:rPr>
-        <w:br/>
-      </w:r>
-      <w:r>
-        <w:rPr>
-          <w:color w:val="CF8E6D"/>
-        </w:rPr>
-        <w:t xml:space="preserve">import </w:t>
-      </w:r>
-      <w:proofErr w:type="spellStart"/>
-      <w:r>
-        <w:rPr>
-          <w:color w:val="BCBEC4"/>
-        </w:rPr>
-        <w:t>ma.enset.examjee.mapper.ContratAssuaranceMapper</w:t>
-      </w:r>
-      <w:proofErr w:type="spellEnd"/>
-      <w:r>
-        <w:rPr>
-          <w:color w:val="BCBEC4"/>
-        </w:rPr>
-        <w:t>;</w:t>
-      </w:r>
-      <w:r>
-        <w:rPr>
-          <w:color w:val="BCBEC4"/>
-        </w:rPr>
-        <w:br/>
-      </w:r>
-      <w:r>
-        <w:rPr>
-          <w:color w:val="CF8E6D"/>
-        </w:rPr>
-        <w:t xml:space="preserve">import </w:t>
-      </w:r>
-      <w:proofErr w:type="spellStart"/>
-      <w:r>
-        <w:rPr>
-          <w:color w:val="BCBEC4"/>
-        </w:rPr>
-        <w:t>ma.enset.examjee.repository.ClientRepo</w:t>
-      </w:r>
-      <w:proofErr w:type="spellEnd"/>
-      <w:r>
-        <w:rPr>
-          <w:color w:val="BCBEC4"/>
-        </w:rPr>
-        <w:t>;</w:t>
-      </w:r>
-      <w:r>
-        <w:rPr>
-          <w:color w:val="BCBEC4"/>
-        </w:rPr>
-        <w:br/>
-      </w:r>
-      <w:r>
-        <w:rPr>
-          <w:color w:val="CF8E6D"/>
-        </w:rPr>
-        <w:t xml:space="preserve">import </w:t>
-      </w:r>
-      <w:proofErr w:type="spellStart"/>
-      <w:r>
-        <w:rPr>
-          <w:color w:val="BCBEC4"/>
-        </w:rPr>
-        <w:t>ma.enset.examjee.repository.ContratAssuranceRepo</w:t>
-      </w:r>
-      <w:proofErr w:type="spellEnd"/>
-      <w:r>
-        <w:rPr>
-          <w:color w:val="BCBEC4"/>
-        </w:rPr>
-        <w:t>;</w:t>
-      </w:r>
-      <w:r>
-        <w:rPr>
-          <w:color w:val="BCBEC4"/>
-        </w:rPr>
-        <w:br/>
-      </w:r>
-      <w:r>
-        <w:rPr>
-          <w:color w:val="CF8E6D"/>
-        </w:rPr>
-        <w:t xml:space="preserve">import </w:t>
-      </w:r>
-      <w:proofErr w:type="spellStart"/>
-      <w:r>
-        <w:rPr>
-          <w:color w:val="BCBEC4"/>
-        </w:rPr>
-        <w:t>ma.enset.examjee.service.IClientService</w:t>
-      </w:r>
-      <w:proofErr w:type="spellEnd"/>
-      <w:r>
-        <w:rPr>
-          <w:color w:val="BCBEC4"/>
-        </w:rPr>
-        <w:t>;</w:t>
-      </w:r>
-      <w:r>
-        <w:rPr>
-          <w:color w:val="BCBEC4"/>
-        </w:rPr>
-        <w:br/>
-      </w:r>
-      <w:r>
-        <w:rPr>
-          <w:color w:val="CF8E6D"/>
-        </w:rPr>
-        <w:t xml:space="preserve">import </w:t>
-      </w:r>
-      <w:proofErr w:type="spellStart"/>
-      <w:r>
-        <w:rPr>
-          <w:color w:val="BCBEC4"/>
-        </w:rPr>
-        <w:t>org.springframework.stereotype.</w:t>
+          <w:color w:val="BCBEC4"/>
+        </w:rPr>
+        <w:br/>
+        <w:t xml:space="preserve">    </w:t>
       </w:r>
       <w:r>
         <w:rPr>
           <w:color w:val="B3AE60"/>
         </w:rPr>
-        <w:t>Service</w:t>
-      </w:r>
-      <w:proofErr w:type="spellEnd"/>
-      <w:r>
-        <w:rPr>
-          <w:color w:val="BCBEC4"/>
-        </w:rPr>
-        <w:t>;</w:t>
-      </w:r>
-      <w:r>
-        <w:rPr>
-          <w:color w:val="BCBEC4"/>
-        </w:rPr>
-        <w:br/>
-      </w:r>
-      <w:r>
-        <w:rPr>
-          <w:color w:val="BCBEC4"/>
-        </w:rPr>
-        <w:br/>
-      </w:r>
-      <w:r>
-        <w:rPr>
-          <w:color w:val="CF8E6D"/>
-        </w:rPr>
-        <w:t xml:space="preserve">import </w:t>
-      </w:r>
-      <w:proofErr w:type="spellStart"/>
-      <w:r>
-        <w:rPr>
-          <w:color w:val="BCBEC4"/>
-        </w:rPr>
-        <w:t>java.util.List</w:t>
-      </w:r>
-      <w:proofErr w:type="spellEnd"/>
-      <w:r>
-        <w:rPr>
-          <w:color w:val="BCBEC4"/>
-        </w:rPr>
-        <w:t>;</w:t>
-      </w:r>
-      <w:r>
-        <w:rPr>
-          <w:color w:val="BCBEC4"/>
-        </w:rPr>
-        <w:br/>
-      </w:r>
-      <w:r>
-        <w:rPr>
-          <w:color w:val="BCBEC4"/>
-        </w:rPr>
-        <w:br/>
+        <w:t>@Override</w:t>
       </w:r>
       <w:r>
         <w:rPr>
           <w:color w:val="B3AE60"/>
         </w:rPr>
-        <w:t>@Service</w:t>
+        <w:br/>
+        <w:t xml:space="preserve">    </w:t>
+      </w:r>
+      <w:r>
+        <w:rPr>
+          <w:color w:val="CF8E6D"/>
+        </w:rPr>
+        <w:t xml:space="preserve">public </w:t>
+      </w:r>
+      <w:r>
+        <w:rPr>
+          <w:color w:val="BCBEC4"/>
+        </w:rPr>
+        <w:t xml:space="preserve">ClientDTO </w:t>
+      </w:r>
+      <w:r>
+        <w:rPr>
+          <w:color w:val="56A8F5"/>
+        </w:rPr>
+        <w:t>createClient</w:t>
+      </w:r>
+      <w:r>
+        <w:rPr>
+          <w:color w:val="BCBEC4"/>
+        </w:rPr>
+        <w:t>(ClientDTO clientDTO) {</w:t>
+      </w:r>
+      <w:r>
+        <w:rPr>
+          <w:color w:val="BCBEC4"/>
+        </w:rPr>
+        <w:br/>
+        <w:t xml:space="preserve">        Client client = </w:t>
+      </w:r>
+      <w:r>
+        <w:rPr>
+          <w:color w:val="C77DBB"/>
+        </w:rPr>
+        <w:t>clientMapper</w:t>
+      </w:r>
+      <w:r>
+        <w:rPr>
+          <w:color w:val="BCBEC4"/>
+        </w:rPr>
+        <w:t>.formClientDTO(clientDTO);</w:t>
+      </w:r>
+      <w:r>
+        <w:rPr>
+          <w:color w:val="BCBEC4"/>
+        </w:rPr>
+        <w:br/>
+        <w:t xml:space="preserve">        </w:t>
+      </w:r>
+      <w:r>
+        <w:rPr>
+          <w:color w:val="CF8E6D"/>
+        </w:rPr>
+        <w:t xml:space="preserve">return </w:t>
+      </w:r>
+      <w:r>
+        <w:rPr>
+          <w:color w:val="C77DBB"/>
+        </w:rPr>
+        <w:t>clientMapper</w:t>
+      </w:r>
+      <w:r>
+        <w:rPr>
+          <w:color w:val="BCBEC4"/>
+        </w:rPr>
+        <w:t>.fromClient(</w:t>
+      </w:r>
+      <w:r>
+        <w:rPr>
+          <w:color w:val="C77DBB"/>
+        </w:rPr>
+        <w:t>clientRepo</w:t>
+      </w:r>
+      <w:r>
+        <w:rPr>
+          <w:color w:val="BCBEC4"/>
+        </w:rPr>
+        <w:t>.save(client));</w:t>
+      </w:r>
+      <w:r>
+        <w:rPr>
+          <w:color w:val="BCBEC4"/>
+        </w:rPr>
+        <w:br/>
+        <w:t xml:space="preserve">    }</w:t>
+      </w:r>
+      <w:r>
+        <w:rPr>
+          <w:color w:val="BCBEC4"/>
+        </w:rPr>
+        <w:br/>
+      </w:r>
+      <w:r>
+        <w:rPr>
+          <w:color w:val="BCBEC4"/>
+        </w:rPr>
+        <w:br/>
+        <w:t xml:space="preserve">    </w:t>
       </w:r>
       <w:r>
         <w:rPr>
           <w:color w:val="B3AE60"/>
         </w:rPr>
-        <w:br/>
-        <w:t>@RequiredArgsConstructor</w:t>
+        <w:t>@Override</w:t>
       </w:r>
       <w:r>
         <w:rPr>
           <w:color w:val="B3AE60"/>
         </w:rPr>
         <w:br/>
-      </w:r>
-      <w:r>
-        <w:rPr>
-          <w:color w:val="CF8E6D"/>
-        </w:rPr>
-        <w:t xml:space="preserve">public class </w:t>
-      </w:r>
-      <w:proofErr w:type="spellStart"/>
-      <w:r>
-        <w:rPr>
-          <w:color w:val="BCBEC4"/>
-        </w:rPr>
-        <w:t>ClientService</w:t>
-      </w:r>
-      <w:proofErr w:type="spellEnd"/>
-      <w:r>
-        <w:rPr>
-          <w:color w:val="BCBEC4"/>
-        </w:rPr>
-        <w:t xml:space="preserve"> </w:t>
-      </w:r>
-      <w:proofErr w:type="spellStart"/>
-      <w:r>
-        <w:rPr>
-          <w:color w:val="CF8E6D"/>
-        </w:rPr>
-        <w:t>implements</w:t>
-      </w:r>
-      <w:proofErr w:type="spellEnd"/>
-      <w:r>
-        <w:rPr>
-          <w:color w:val="CF8E6D"/>
-        </w:rPr>
-        <w:t xml:space="preserve"> </w:t>
-      </w:r>
-      <w:proofErr w:type="spellStart"/>
-      <w:r>
-        <w:rPr>
-          <w:color w:val="BCBEC4"/>
-        </w:rPr>
-        <w:t>IClientService</w:t>
-      </w:r>
-      <w:proofErr w:type="spellEnd"/>
-      <w:r>
-        <w:rPr>
-          <w:color w:val="BCBEC4"/>
-        </w:rPr>
-        <w:t xml:space="preserve"> {</w:t>
-      </w:r>
-      <w:r>
-        <w:rPr>
-          <w:color w:val="BCBEC4"/>
-        </w:rPr>
-        <w:br/>
-      </w:r>
-      <w:r>
-        <w:rPr>
-          <w:color w:val="BCBEC4"/>
-        </w:rPr>
-        <w:br/>
         <w:t xml:space="preserve">    </w:t>
       </w:r>
-      <w:proofErr w:type="spellStart"/>
-      <w:r>
-        <w:rPr>
-          <w:color w:val="CF8E6D"/>
-        </w:rPr>
-        <w:t>private</w:t>
-      </w:r>
-      <w:proofErr w:type="spellEnd"/>
-      <w:r>
-        <w:rPr>
-          <w:color w:val="CF8E6D"/>
-        </w:rPr>
-        <w:t xml:space="preserve"> final </w:t>
-      </w:r>
-      <w:proofErr w:type="spellStart"/>
-      <w:r>
-        <w:rPr>
-          <w:color w:val="BCBEC4"/>
-        </w:rPr>
-        <w:t>ClientRepo</w:t>
-      </w:r>
-      <w:proofErr w:type="spellEnd"/>
-      <w:r>
-        <w:rPr>
-          <w:color w:val="BCBEC4"/>
-        </w:rPr>
-        <w:t xml:space="preserve"> </w:t>
-      </w:r>
-      <w:proofErr w:type="spellStart"/>
+      <w:r>
+        <w:rPr>
+          <w:color w:val="CF8E6D"/>
+        </w:rPr>
+        <w:t xml:space="preserve">public </w:t>
+      </w:r>
+      <w:r>
+        <w:rPr>
+          <w:color w:val="BCBEC4"/>
+        </w:rPr>
+        <w:t xml:space="preserve">List&lt;ClientDTO&gt; </w:t>
+      </w:r>
+      <w:r>
+        <w:rPr>
+          <w:color w:val="56A8F5"/>
+        </w:rPr>
+        <w:t>getAllClients</w:t>
+      </w:r>
+      <w:r>
+        <w:rPr>
+          <w:color w:val="BCBEC4"/>
+        </w:rPr>
+        <w:t>() {</w:t>
+      </w:r>
+      <w:r>
+        <w:rPr>
+          <w:color w:val="BCBEC4"/>
+        </w:rPr>
+        <w:br/>
+        <w:t xml:space="preserve">        List&lt;Client&gt; clients = </w:t>
+      </w:r>
       <w:r>
         <w:rPr>
           <w:color w:val="C77DBB"/>
         </w:rPr>
         <w:t>clientRepo</w:t>
       </w:r>
-      <w:proofErr w:type="spellEnd"/>
-      <w:r>
-        <w:rPr>
-          <w:color w:val="BCBEC4"/>
-        </w:rPr>
-        <w:t>;</w:t>
+      <w:r>
+        <w:rPr>
+          <w:color w:val="BCBEC4"/>
+        </w:rPr>
+        <w:t>.findAll();</w:t>
+      </w:r>
+      <w:r>
+        <w:rPr>
+          <w:color w:val="BCBEC4"/>
+        </w:rPr>
+        <w:br/>
+        <w:t xml:space="preserve">        </w:t>
+      </w:r>
+      <w:r>
+        <w:rPr>
+          <w:color w:val="CF8E6D"/>
+        </w:rPr>
+        <w:t xml:space="preserve">return </w:t>
+      </w:r>
+      <w:r>
+        <w:rPr>
+          <w:color w:val="BCBEC4"/>
+        </w:rPr>
+        <w:t>clients.stream().map(</w:t>
+      </w:r>
+      <w:r>
+        <w:rPr>
+          <w:color w:val="C77DBB"/>
+        </w:rPr>
+        <w:t>clientMapper</w:t>
+      </w:r>
+      <w:r>
+        <w:rPr>
+          <w:color w:val="BCBEC4"/>
+        </w:rPr>
+        <w:t>::fromClient).toList();</w:t>
+      </w:r>
+      <w:r>
+        <w:rPr>
+          <w:color w:val="BCBEC4"/>
+        </w:rPr>
+        <w:br/>
+        <w:t xml:space="preserve">    }</w:t>
+      </w:r>
+      <w:r>
+        <w:rPr>
+          <w:color w:val="BCBEC4"/>
+        </w:rPr>
+        <w:br/>
       </w:r>
       <w:r>
         <w:rPr>
@@ -9691,47 +7911,99 @@
         <w:br/>
         <w:t xml:space="preserve">    </w:t>
       </w:r>
-      <w:proofErr w:type="spellStart"/>
-      <w:r>
-        <w:rPr>
-          <w:color w:val="CF8E6D"/>
-        </w:rPr>
-        <w:t>private</w:t>
-      </w:r>
-      <w:proofErr w:type="spellEnd"/>
-      <w:r>
-        <w:rPr>
-          <w:color w:val="CF8E6D"/>
-        </w:rPr>
-        <w:t xml:space="preserve"> final </w:t>
-      </w:r>
-      <w:proofErr w:type="spellStart"/>
-      <w:r>
-        <w:rPr>
-          <w:color w:val="BCBEC4"/>
-        </w:rPr>
-        <w:t>ClientMapper</w:t>
-      </w:r>
-      <w:proofErr w:type="spellEnd"/>
-      <w:r>
-        <w:rPr>
-          <w:color w:val="BCBEC4"/>
-        </w:rPr>
-        <w:t xml:space="preserve"> </w:t>
-      </w:r>
-      <w:proofErr w:type="spellStart"/>
+      <w:r>
+        <w:rPr>
+          <w:color w:val="B3AE60"/>
+        </w:rPr>
+        <w:t>@Override</w:t>
+      </w:r>
+      <w:r>
+        <w:rPr>
+          <w:color w:val="B3AE60"/>
+        </w:rPr>
+        <w:br/>
+        <w:t xml:space="preserve">    </w:t>
+      </w:r>
+      <w:r>
+        <w:rPr>
+          <w:color w:val="CF8E6D"/>
+        </w:rPr>
+        <w:t xml:space="preserve">public </w:t>
+      </w:r>
+      <w:r>
+        <w:rPr>
+          <w:color w:val="BCBEC4"/>
+        </w:rPr>
+        <w:t xml:space="preserve">ClientDTO </w:t>
+      </w:r>
+      <w:r>
+        <w:rPr>
+          <w:color w:val="56A8F5"/>
+        </w:rPr>
+        <w:t>getClientByNom</w:t>
+      </w:r>
+      <w:r>
+        <w:rPr>
+          <w:color w:val="BCBEC4"/>
+        </w:rPr>
+        <w:t>(String nom) {</w:t>
+      </w:r>
+      <w:r>
+        <w:rPr>
+          <w:color w:val="BCBEC4"/>
+        </w:rPr>
+        <w:br/>
+        <w:t xml:space="preserve">        Client client = </w:t>
+      </w:r>
       <w:r>
         <w:rPr>
           <w:color w:val="C77DBB"/>
         </w:rPr>
+        <w:t>clientRepo</w:t>
+      </w:r>
+      <w:r>
+        <w:rPr>
+          <w:color w:val="BCBEC4"/>
+        </w:rPr>
+        <w:t>.findByNom(nom);</w:t>
+      </w:r>
+      <w:r>
+        <w:rPr>
+          <w:color w:val="BCBEC4"/>
+        </w:rPr>
+        <w:br/>
+        <w:t xml:space="preserve">        </w:t>
+      </w:r>
+      <w:r>
+        <w:rPr>
+          <w:color w:val="CF8E6D"/>
+        </w:rPr>
+        <w:t xml:space="preserve">return </w:t>
+      </w:r>
+      <w:r>
+        <w:rPr>
+          <w:color w:val="C77DBB"/>
+        </w:rPr>
         <w:t>clientMapper</w:t>
       </w:r>
-      <w:proofErr w:type="spellEnd"/>
-      <w:r>
-        <w:rPr>
-          <w:color w:val="BCBEC4"/>
-        </w:rPr>
-        <w:t>;</w:t>
+      <w:r>
+        <w:rPr>
+          <w:color w:val="BCBEC4"/>
+        </w:rPr>
+        <w:t>.fromClient(client);</w:t>
+      </w:r>
+      <w:r>
+        <w:rPr>
+          <w:color w:val="BCBEC4"/>
+        </w:rPr>
+        <w:br/>
+        <w:t xml:space="preserve">    }</w:t>
+      </w:r>
+      <w:r>
+        <w:rPr>
+          <w:color w:val="BCBEC4"/>
+        </w:rPr>
+        <w:br/>
       </w:r>
       <w:r>
         <w:rPr>
@@ -9740,190 +8012,121 @@
         <w:br/>
         <w:t xml:space="preserve">    </w:t>
       </w:r>
-      <w:proofErr w:type="spellStart"/>
-      <w:r>
-        <w:rPr>
-          <w:color w:val="CF8E6D"/>
-        </w:rPr>
-        <w:t>private</w:t>
-      </w:r>
-      <w:proofErr w:type="spellEnd"/>
-      <w:r>
-        <w:rPr>
-          <w:color w:val="CF8E6D"/>
-        </w:rPr>
-        <w:t xml:space="preserve"> final </w:t>
-      </w:r>
-      <w:proofErr w:type="spellStart"/>
-      <w:r>
-        <w:rPr>
-          <w:color w:val="BCBEC4"/>
-        </w:rPr>
-        <w:t>ContratAssuaranceMapper</w:t>
-      </w:r>
-      <w:proofErr w:type="spellEnd"/>
-      <w:r>
-        <w:rPr>
-          <w:color w:val="BCBEC4"/>
-        </w:rPr>
-        <w:t xml:space="preserve"> </w:t>
-      </w:r>
-      <w:proofErr w:type="spellStart"/>
+      <w:r>
+        <w:rPr>
+          <w:color w:val="B3AE60"/>
+        </w:rPr>
+        <w:t>@Override</w:t>
+      </w:r>
+      <w:r>
+        <w:rPr>
+          <w:color w:val="B3AE60"/>
+        </w:rPr>
+        <w:br/>
+        <w:t xml:space="preserve">    </w:t>
+      </w:r>
+      <w:r>
+        <w:rPr>
+          <w:color w:val="CF8E6D"/>
+        </w:rPr>
+        <w:t xml:space="preserve">public </w:t>
+      </w:r>
+      <w:r>
+        <w:rPr>
+          <w:color w:val="BCBEC4"/>
+        </w:rPr>
+        <w:t xml:space="preserve">List&lt;ContratAssuranceDTO&gt; </w:t>
+      </w:r>
+      <w:r>
+        <w:rPr>
+          <w:color w:val="56A8F5"/>
+        </w:rPr>
+        <w:t>getListContratbyClientId</w:t>
+      </w:r>
+      <w:r>
+        <w:rPr>
+          <w:color w:val="BCBEC4"/>
+        </w:rPr>
+        <w:t>(</w:t>
+      </w:r>
+      <w:r>
+        <w:rPr>
+          <w:color w:val="CF8E6D"/>
+        </w:rPr>
+        <w:t xml:space="preserve">long </w:t>
+      </w:r>
+      <w:r>
+        <w:rPr>
+          <w:color w:val="BCBEC4"/>
+        </w:rPr>
+        <w:t>clientId) {</w:t>
+      </w:r>
+      <w:r>
+        <w:rPr>
+          <w:color w:val="BCBEC4"/>
+        </w:rPr>
+        <w:br/>
+        <w:t xml:space="preserve">        Client client = </w:t>
+      </w:r>
       <w:r>
         <w:rPr>
           <w:color w:val="C77DBB"/>
         </w:rPr>
-        <w:t>contratAssuaranceMapper</w:t>
-      </w:r>
-      <w:proofErr w:type="spellEnd"/>
-      <w:r>
-        <w:rPr>
-          <w:color w:val="BCBEC4"/>
-        </w:rPr>
-        <w:t>;</w:t>
-      </w:r>
-      <w:r>
-        <w:rPr>
-          <w:color w:val="BCBEC4"/>
-        </w:rPr>
-        <w:br/>
-      </w:r>
-      <w:r>
-        <w:rPr>
-          <w:color w:val="BCBEC4"/>
-        </w:rPr>
-        <w:br/>
-        <w:t xml:space="preserve">    </w:t>
-      </w:r>
-      <w:r>
-        <w:rPr>
-          <w:color w:val="B3AE60"/>
-        </w:rPr>
-        <w:t>@Override</w:t>
-      </w:r>
-      <w:r>
-        <w:rPr>
-          <w:color w:val="B3AE60"/>
-        </w:rPr>
-        <w:br/>
-        <w:t xml:space="preserve">    </w:t>
-      </w:r>
-      <w:r>
-        <w:rPr>
-          <w:color w:val="CF8E6D"/>
-        </w:rPr>
-        <w:t xml:space="preserve">public </w:t>
-      </w:r>
-      <w:proofErr w:type="spellStart"/>
-      <w:r>
-        <w:rPr>
-          <w:color w:val="BCBEC4"/>
-        </w:rPr>
-        <w:t>ClientDTO</w:t>
-      </w:r>
-      <w:proofErr w:type="spellEnd"/>
-      <w:r>
-        <w:rPr>
-          <w:color w:val="BCBEC4"/>
-        </w:rPr>
-        <w:t xml:space="preserve"> </w:t>
-      </w:r>
-      <w:proofErr w:type="spellStart"/>
-      <w:r>
-        <w:rPr>
-          <w:color w:val="56A8F5"/>
-        </w:rPr>
-        <w:t>createClient</w:t>
-      </w:r>
-      <w:proofErr w:type="spellEnd"/>
-      <w:r>
-        <w:rPr>
-          <w:color w:val="BCBEC4"/>
-        </w:rPr>
-        <w:t>(</w:t>
-      </w:r>
-      <w:proofErr w:type="spellStart"/>
-      <w:r>
-        <w:rPr>
-          <w:color w:val="BCBEC4"/>
-        </w:rPr>
-        <w:t>ClientDTO</w:t>
-      </w:r>
-      <w:proofErr w:type="spellEnd"/>
-      <w:r>
-        <w:rPr>
-          <w:color w:val="BCBEC4"/>
-        </w:rPr>
-        <w:t xml:space="preserve"> </w:t>
-      </w:r>
-      <w:proofErr w:type="spellStart"/>
-      <w:r>
-        <w:rPr>
-          <w:color w:val="BCBEC4"/>
-        </w:rPr>
-        <w:t>clientDTO</w:t>
-      </w:r>
-      <w:proofErr w:type="spellEnd"/>
-      <w:r>
-        <w:rPr>
-          <w:color w:val="BCBEC4"/>
-        </w:rPr>
-        <w:t>) {</w:t>
-      </w:r>
-      <w:r>
-        <w:rPr>
-          <w:color w:val="BCBEC4"/>
-        </w:rPr>
-        <w:br/>
-        <w:t xml:space="preserve">        Client </w:t>
-      </w:r>
-      <w:proofErr w:type="spellStart"/>
-      <w:r>
-        <w:rPr>
-          <w:color w:val="BCBEC4"/>
-        </w:rPr>
-        <w:t>client</w:t>
-      </w:r>
-      <w:proofErr w:type="spellEnd"/>
-      <w:r>
-        <w:rPr>
-          <w:color w:val="BCBEC4"/>
-        </w:rPr>
-        <w:t xml:space="preserve"> = </w:t>
-      </w:r>
-      <w:proofErr w:type="spellStart"/>
+        <w:t>clientRepo</w:t>
+      </w:r>
+      <w:r>
+        <w:rPr>
+          <w:color w:val="BCBEC4"/>
+        </w:rPr>
+        <w:t xml:space="preserve">.findById(clientId).orElseThrow(() -&gt; </w:t>
+      </w:r>
+      <w:r>
+        <w:rPr>
+          <w:color w:val="CF8E6D"/>
+        </w:rPr>
+        <w:t xml:space="preserve">new </w:t>
+      </w:r>
+      <w:r>
+        <w:rPr>
+          <w:color w:val="BCBEC4"/>
+        </w:rPr>
+        <w:t>ClientNotFoundException(</w:t>
+      </w:r>
+      <w:r>
+        <w:rPr>
+          <w:color w:val="6AAB73"/>
+        </w:rPr>
+        <w:t xml:space="preserve">"client with id " </w:t>
+      </w:r>
+      <w:r>
+        <w:rPr>
+          <w:color w:val="BCBEC4"/>
+        </w:rPr>
+        <w:t xml:space="preserve">+ </w:t>
+      </w:r>
       <w:r>
         <w:rPr>
           <w:color w:val="C77DBB"/>
         </w:rPr>
-        <w:t>clientMapper</w:t>
-      </w:r>
-      <w:r>
-        <w:rPr>
-          <w:color w:val="BCBEC4"/>
-        </w:rPr>
-        <w:t>.formClientDTO</w:t>
-      </w:r>
-      <w:proofErr w:type="spellEnd"/>
-      <w:r>
-        <w:rPr>
-          <w:color w:val="BCBEC4"/>
-        </w:rPr>
-        <w:t>(</w:t>
-      </w:r>
-      <w:proofErr w:type="spellStart"/>
-      <w:r>
-        <w:rPr>
-          <w:color w:val="BCBEC4"/>
-        </w:rPr>
-        <w:t>clientDTO</w:t>
-      </w:r>
-      <w:proofErr w:type="spellEnd"/>
-      <w:r>
-        <w:rPr>
-          <w:color w:val="BCBEC4"/>
-        </w:rPr>
-        <w:t>);</w:t>
+        <w:t xml:space="preserve">clientId </w:t>
+      </w:r>
+      <w:r>
+        <w:rPr>
+          <w:color w:val="BCBEC4"/>
+        </w:rPr>
+        <w:t xml:space="preserve">+ </w:t>
+      </w:r>
+      <w:r>
+        <w:rPr>
+          <w:color w:val="6AAB73"/>
+        </w:rPr>
+        <w:t>" not found"</w:t>
+      </w:r>
+      <w:r>
+        <w:rPr>
+          <w:color w:val="BCBEC4"/>
+        </w:rPr>
+        <w:t>));</w:t>
       </w:r>
       <w:r>
         <w:rPr>
@@ -9934,731 +8137,36 @@
       </w:r>
       <w:r>
         <w:rPr>
+          <w:color w:val="BCBEC4"/>
+        </w:rPr>
+        <w:br/>
+        <w:t xml:space="preserve">        List&lt;ContratAssurance&gt; list = client.getContratAssuranceList();</w:t>
+      </w:r>
+      <w:r>
+        <w:rPr>
+          <w:color w:val="BCBEC4"/>
+        </w:rPr>
+        <w:br/>
+        <w:t xml:space="preserve">        </w:t>
+      </w:r>
+      <w:r>
+        <w:rPr>
+          <w:color w:val="BCBEC4"/>
+        </w:rPr>
+        <w:br/>
+        <w:t xml:space="preserve">        </w:t>
+      </w:r>
+      <w:r>
+        <w:rPr>
           <w:color w:val="CF8E6D"/>
         </w:rPr>
         <w:t xml:space="preserve">return </w:t>
       </w:r>
-      <w:proofErr w:type="spellStart"/>
-      <w:r>
-        <w:rPr>
-          <w:color w:val="C77DBB"/>
-        </w:rPr>
-        <w:t>clientMapper</w:t>
-      </w:r>
-      <w:r>
-        <w:rPr>
-          <w:color w:val="BCBEC4"/>
-        </w:rPr>
-        <w:t>.fromClient</w:t>
-      </w:r>
-      <w:proofErr w:type="spellEnd"/>
-      <w:r>
-        <w:rPr>
-          <w:color w:val="BCBEC4"/>
-        </w:rPr>
-        <w:t>(</w:t>
-      </w:r>
-      <w:proofErr w:type="spellStart"/>
-      <w:r>
-        <w:rPr>
-          <w:color w:val="C77DBB"/>
-        </w:rPr>
-        <w:t>clientRepo</w:t>
-      </w:r>
-      <w:r>
-        <w:rPr>
-          <w:color w:val="BCBEC4"/>
-        </w:rPr>
-        <w:t>.save</w:t>
-      </w:r>
-      <w:proofErr w:type="spellEnd"/>
-      <w:r>
-        <w:rPr>
-          <w:color w:val="BCBEC4"/>
-        </w:rPr>
-        <w:t>(client));</w:t>
-      </w:r>
-      <w:r>
-        <w:rPr>
-          <w:color w:val="BCBEC4"/>
-        </w:rPr>
-        <w:br/>
-        <w:t xml:space="preserve">    }</w:t>
-      </w:r>
-      <w:r>
-        <w:rPr>
-          <w:color w:val="BCBEC4"/>
-        </w:rPr>
-        <w:br/>
-      </w:r>
-      <w:r>
-        <w:rPr>
-          <w:color w:val="BCBEC4"/>
-        </w:rPr>
-        <w:br/>
-        <w:t xml:space="preserve">    </w:t>
-      </w:r>
-      <w:r>
-        <w:rPr>
-          <w:color w:val="B3AE60"/>
-        </w:rPr>
-        <w:t>@Override</w:t>
-      </w:r>
-      <w:r>
-        <w:rPr>
-          <w:color w:val="B3AE60"/>
-        </w:rPr>
-        <w:br/>
-        <w:t xml:space="preserve">    </w:t>
-      </w:r>
-      <w:r>
-        <w:rPr>
-          <w:color w:val="CF8E6D"/>
-        </w:rPr>
-        <w:t xml:space="preserve">public </w:t>
-      </w:r>
-      <w:r>
-        <w:rPr>
-          <w:color w:val="BCBEC4"/>
-        </w:rPr>
-        <w:t>List&lt;</w:t>
-      </w:r>
-      <w:proofErr w:type="spellStart"/>
-      <w:r>
-        <w:rPr>
-          <w:color w:val="BCBEC4"/>
-        </w:rPr>
-        <w:t>ClientDTO</w:t>
-      </w:r>
-      <w:proofErr w:type="spellEnd"/>
-      <w:r>
-        <w:rPr>
-          <w:color w:val="BCBEC4"/>
-        </w:rPr>
-        <w:t xml:space="preserve">&gt; </w:t>
-      </w:r>
-      <w:proofErr w:type="spellStart"/>
-      <w:r>
-        <w:rPr>
-          <w:color w:val="56A8F5"/>
-        </w:rPr>
-        <w:t>getAllClients</w:t>
-      </w:r>
-      <w:proofErr w:type="spellEnd"/>
-      <w:r>
-        <w:rPr>
-          <w:color w:val="BCBEC4"/>
-        </w:rPr>
-        <w:t>() {</w:t>
-      </w:r>
-      <w:r>
-        <w:rPr>
-          <w:color w:val="BCBEC4"/>
-        </w:rPr>
-        <w:br/>
-        <w:t xml:space="preserve">        List&lt;Client&gt; clients = </w:t>
-      </w:r>
-      <w:proofErr w:type="spellStart"/>
-      <w:r>
-        <w:rPr>
-          <w:color w:val="C77DBB"/>
-        </w:rPr>
-        <w:t>clientRepo</w:t>
-      </w:r>
-      <w:r>
-        <w:rPr>
-          <w:color w:val="BCBEC4"/>
-        </w:rPr>
-        <w:t>.findAll</w:t>
-      </w:r>
-      <w:proofErr w:type="spellEnd"/>
-      <w:r>
-        <w:rPr>
-          <w:color w:val="BCBEC4"/>
-        </w:rPr>
-        <w:t>();</w:t>
-      </w:r>
-      <w:r>
-        <w:rPr>
-          <w:color w:val="BCBEC4"/>
-        </w:rPr>
-        <w:br/>
-        <w:t xml:space="preserve">        </w:t>
-      </w:r>
-      <w:r>
-        <w:rPr>
-          <w:color w:val="CF8E6D"/>
-        </w:rPr>
-        <w:t xml:space="preserve">return </w:t>
-      </w:r>
-      <w:proofErr w:type="spellStart"/>
-      <w:r>
-        <w:rPr>
-          <w:color w:val="BCBEC4"/>
-        </w:rPr>
-        <w:t>clients.stream</w:t>
-      </w:r>
-      <w:proofErr w:type="spellEnd"/>
-      <w:r>
-        <w:rPr>
-          <w:color w:val="BCBEC4"/>
-        </w:rPr>
-        <w:t>().</w:t>
-      </w:r>
-      <w:proofErr w:type="spellStart"/>
-      <w:r>
-        <w:rPr>
-          <w:color w:val="BCBEC4"/>
-        </w:rPr>
-        <w:t>map</w:t>
-      </w:r>
-      <w:proofErr w:type="spellEnd"/>
-      <w:r>
-        <w:rPr>
-          <w:color w:val="BCBEC4"/>
-        </w:rPr>
-        <w:t>(</w:t>
-      </w:r>
-      <w:proofErr w:type="spellStart"/>
-      <w:r>
-        <w:rPr>
-          <w:color w:val="C77DBB"/>
-        </w:rPr>
-        <w:t>clientMapper</w:t>
-      </w:r>
-      <w:proofErr w:type="spellEnd"/>
-      <w:r>
-        <w:rPr>
-          <w:color w:val="BCBEC4"/>
-        </w:rPr>
-        <w:t>::</w:t>
-      </w:r>
-      <w:proofErr w:type="spellStart"/>
-      <w:r>
-        <w:rPr>
-          <w:color w:val="BCBEC4"/>
-        </w:rPr>
-        <w:t>fromClient</w:t>
-      </w:r>
-      <w:proofErr w:type="spellEnd"/>
-      <w:r>
-        <w:rPr>
-          <w:color w:val="BCBEC4"/>
-        </w:rPr>
-        <w:t>).</w:t>
-      </w:r>
-      <w:proofErr w:type="spellStart"/>
-      <w:r>
-        <w:rPr>
-          <w:color w:val="BCBEC4"/>
-        </w:rPr>
-        <w:t>toList</w:t>
-      </w:r>
-      <w:proofErr w:type="spellEnd"/>
-      <w:r>
-        <w:rPr>
-          <w:color w:val="BCBEC4"/>
-        </w:rPr>
-        <w:t>();</w:t>
-      </w:r>
-      <w:r>
-        <w:rPr>
-          <w:color w:val="BCBEC4"/>
-        </w:rPr>
-        <w:br/>
-        <w:t xml:space="preserve">    }</w:t>
-      </w:r>
-      <w:r>
-        <w:rPr>
-          <w:color w:val="BCBEC4"/>
-        </w:rPr>
-        <w:br/>
-      </w:r>
-      <w:r>
-        <w:rPr>
-          <w:color w:val="BCBEC4"/>
-        </w:rPr>
-        <w:br/>
-        <w:t xml:space="preserve">    </w:t>
-      </w:r>
-      <w:r>
-        <w:rPr>
-          <w:color w:val="B3AE60"/>
-        </w:rPr>
-        <w:t>@Override</w:t>
-      </w:r>
-      <w:r>
-        <w:rPr>
-          <w:color w:val="B3AE60"/>
-        </w:rPr>
-        <w:br/>
-        <w:t xml:space="preserve">    </w:t>
-      </w:r>
-      <w:r>
-        <w:rPr>
-          <w:color w:val="CF8E6D"/>
-        </w:rPr>
-        <w:t xml:space="preserve">public </w:t>
-      </w:r>
-      <w:proofErr w:type="spellStart"/>
-      <w:r>
-        <w:rPr>
-          <w:color w:val="BCBEC4"/>
-        </w:rPr>
-        <w:t>ClientDTO</w:t>
-      </w:r>
-      <w:proofErr w:type="spellEnd"/>
-      <w:r>
-        <w:rPr>
-          <w:color w:val="BCBEC4"/>
-        </w:rPr>
-        <w:t xml:space="preserve"> </w:t>
-      </w:r>
-      <w:proofErr w:type="spellStart"/>
-      <w:r>
-        <w:rPr>
-          <w:color w:val="56A8F5"/>
-        </w:rPr>
-        <w:t>getClientByNom</w:t>
-      </w:r>
-      <w:proofErr w:type="spellEnd"/>
-      <w:r>
-        <w:rPr>
-          <w:color w:val="BCBEC4"/>
-        </w:rPr>
-        <w:t>(String nom) {</w:t>
-      </w:r>
-      <w:r>
-        <w:rPr>
-          <w:color w:val="BCBEC4"/>
-        </w:rPr>
-        <w:br/>
-        <w:t xml:space="preserve">        Client </w:t>
-      </w:r>
-      <w:proofErr w:type="spellStart"/>
-      <w:r>
-        <w:rPr>
-          <w:color w:val="BCBEC4"/>
-        </w:rPr>
-        <w:t>client</w:t>
-      </w:r>
-      <w:proofErr w:type="spellEnd"/>
-      <w:r>
-        <w:rPr>
-          <w:color w:val="BCBEC4"/>
-        </w:rPr>
-        <w:t xml:space="preserve"> = </w:t>
-      </w:r>
-      <w:proofErr w:type="spellStart"/>
-      <w:r>
-        <w:rPr>
-          <w:color w:val="C77DBB"/>
-        </w:rPr>
-        <w:t>clientRepo</w:t>
-      </w:r>
-      <w:r>
-        <w:rPr>
-          <w:color w:val="BCBEC4"/>
-        </w:rPr>
-        <w:t>.findByNom</w:t>
-      </w:r>
-      <w:proofErr w:type="spellEnd"/>
-      <w:r>
-        <w:rPr>
-          <w:color w:val="BCBEC4"/>
-        </w:rPr>
-        <w:t>(nom);</w:t>
-      </w:r>
-      <w:r>
-        <w:rPr>
-          <w:color w:val="BCBEC4"/>
-        </w:rPr>
-        <w:br/>
-        <w:t xml:space="preserve">        </w:t>
-      </w:r>
-      <w:r>
-        <w:rPr>
-          <w:color w:val="CF8E6D"/>
-        </w:rPr>
-        <w:t xml:space="preserve">return </w:t>
-      </w:r>
-      <w:proofErr w:type="spellStart"/>
-      <w:r>
-        <w:rPr>
-          <w:color w:val="C77DBB"/>
-        </w:rPr>
-        <w:t>clientMapper</w:t>
-      </w:r>
-      <w:r>
-        <w:rPr>
-          <w:color w:val="BCBEC4"/>
-        </w:rPr>
-        <w:t>.fromClient</w:t>
-      </w:r>
-      <w:proofErr w:type="spellEnd"/>
-      <w:r>
-        <w:rPr>
-          <w:color w:val="BCBEC4"/>
-        </w:rPr>
-        <w:t>(client);</w:t>
-      </w:r>
-      <w:r>
-        <w:rPr>
-          <w:color w:val="BCBEC4"/>
-        </w:rPr>
-        <w:br/>
-        <w:t xml:space="preserve">    }</w:t>
-      </w:r>
-      <w:r>
-        <w:rPr>
-          <w:color w:val="BCBEC4"/>
-        </w:rPr>
-        <w:br/>
-      </w:r>
-      <w:r>
-        <w:rPr>
-          <w:color w:val="BCBEC4"/>
-        </w:rPr>
-        <w:br/>
-        <w:t xml:space="preserve">    </w:t>
-      </w:r>
-      <w:r>
-        <w:rPr>
-          <w:color w:val="B3AE60"/>
-        </w:rPr>
-        <w:t>@Override</w:t>
-      </w:r>
-      <w:r>
-        <w:rPr>
-          <w:color w:val="B3AE60"/>
-        </w:rPr>
-        <w:br/>
-        <w:t xml:space="preserve">    </w:t>
-      </w:r>
-      <w:r>
-        <w:rPr>
-          <w:color w:val="CF8E6D"/>
-        </w:rPr>
-        <w:t xml:space="preserve">public </w:t>
-      </w:r>
-      <w:r>
-        <w:rPr>
-          <w:color w:val="BCBEC4"/>
-        </w:rPr>
-        <w:t>List&lt;</w:t>
-      </w:r>
-      <w:proofErr w:type="spellStart"/>
-      <w:r>
-        <w:rPr>
-          <w:color w:val="BCBEC4"/>
-        </w:rPr>
-        <w:t>ContratAssuranceDTO</w:t>
-      </w:r>
-      <w:proofErr w:type="spellEnd"/>
-      <w:r>
-        <w:rPr>
-          <w:color w:val="BCBEC4"/>
-        </w:rPr>
-        <w:t xml:space="preserve">&gt; </w:t>
-      </w:r>
-      <w:proofErr w:type="spellStart"/>
-      <w:r>
-        <w:rPr>
-          <w:color w:val="56A8F5"/>
-        </w:rPr>
-        <w:t>getListContratbyClientId</w:t>
-      </w:r>
-      <w:proofErr w:type="spellEnd"/>
-      <w:r>
-        <w:rPr>
-          <w:color w:val="BCBEC4"/>
-        </w:rPr>
-        <w:t>(</w:t>
-      </w:r>
-      <w:r>
-        <w:rPr>
-          <w:color w:val="CF8E6D"/>
-        </w:rPr>
-        <w:t xml:space="preserve">long </w:t>
-      </w:r>
-      <w:proofErr w:type="spellStart"/>
-      <w:r>
-        <w:rPr>
-          <w:color w:val="BCBEC4"/>
-        </w:rPr>
-        <w:t>clientId</w:t>
-      </w:r>
-      <w:proofErr w:type="spellEnd"/>
-      <w:r>
-        <w:rPr>
-          <w:color w:val="BCBEC4"/>
-        </w:rPr>
-        <w:t>) {</w:t>
-      </w:r>
-      <w:r>
-        <w:rPr>
-          <w:color w:val="BCBEC4"/>
-        </w:rPr>
-        <w:br/>
-        <w:t xml:space="preserve">        Client </w:t>
-      </w:r>
-      <w:proofErr w:type="spellStart"/>
-      <w:r>
-        <w:rPr>
-          <w:color w:val="BCBEC4"/>
-        </w:rPr>
-        <w:t>client</w:t>
-      </w:r>
-      <w:proofErr w:type="spellEnd"/>
-      <w:r>
-        <w:rPr>
-          <w:color w:val="BCBEC4"/>
-        </w:rPr>
-        <w:t xml:space="preserve"> = </w:t>
-      </w:r>
-      <w:proofErr w:type="spellStart"/>
-      <w:r>
-        <w:rPr>
-          <w:color w:val="C77DBB"/>
-        </w:rPr>
-        <w:t>clientRepo</w:t>
-      </w:r>
-      <w:r>
-        <w:rPr>
-          <w:color w:val="BCBEC4"/>
-        </w:rPr>
-        <w:t>.findById</w:t>
-      </w:r>
-      <w:proofErr w:type="spellEnd"/>
-      <w:r>
-        <w:rPr>
-          <w:color w:val="BCBEC4"/>
-        </w:rPr>
-        <w:t>(</w:t>
-      </w:r>
-      <w:proofErr w:type="spellStart"/>
-      <w:r>
-        <w:rPr>
-          <w:color w:val="BCBEC4"/>
-        </w:rPr>
-        <w:t>clientId</w:t>
-      </w:r>
-      <w:proofErr w:type="spellEnd"/>
-      <w:r>
-        <w:rPr>
-          <w:color w:val="BCBEC4"/>
-        </w:rPr>
-        <w:t>).</w:t>
-      </w:r>
-      <w:proofErr w:type="spellStart"/>
-      <w:r>
-        <w:rPr>
-          <w:color w:val="BCBEC4"/>
-        </w:rPr>
-        <w:t>orElseThrow</w:t>
-      </w:r>
-      <w:proofErr w:type="spellEnd"/>
-      <w:r>
-        <w:rPr>
-          <w:color w:val="BCBEC4"/>
-        </w:rPr>
-        <w:t xml:space="preserve">(() -&gt; </w:t>
-      </w:r>
-      <w:r>
-        <w:rPr>
-          <w:color w:val="CF8E6D"/>
-        </w:rPr>
-        <w:t xml:space="preserve">new </w:t>
-      </w:r>
-      <w:proofErr w:type="spellStart"/>
-      <w:r>
-        <w:rPr>
-          <w:color w:val="BCBEC4"/>
-        </w:rPr>
-        <w:t>ClientNotFoundException</w:t>
-      </w:r>
-      <w:proofErr w:type="spellEnd"/>
-      <w:r>
-        <w:rPr>
-          <w:color w:val="BCBEC4"/>
-        </w:rPr>
-        <w:t>(</w:t>
-      </w:r>
-      <w:r>
-        <w:rPr>
-          <w:color w:val="6AAB73"/>
-        </w:rPr>
-        <w:t xml:space="preserve">"client </w:t>
-      </w:r>
-      <w:proofErr w:type="spellStart"/>
-      <w:r>
-        <w:rPr>
-          <w:color w:val="6AAB73"/>
-        </w:rPr>
-        <w:t>with</w:t>
-      </w:r>
-      <w:proofErr w:type="spellEnd"/>
-      <w:r>
-        <w:rPr>
-          <w:color w:val="6AAB73"/>
-        </w:rPr>
-        <w:t xml:space="preserve"> id " </w:t>
-      </w:r>
-      <w:r>
-        <w:rPr>
-          <w:color w:val="BCBEC4"/>
-        </w:rPr>
-        <w:t xml:space="preserve">+ </w:t>
-      </w:r>
-      <w:proofErr w:type="spellStart"/>
-      <w:r>
-        <w:rPr>
-          <w:color w:val="C77DBB"/>
-        </w:rPr>
-        <w:t>clientId</w:t>
-      </w:r>
-      <w:proofErr w:type="spellEnd"/>
-      <w:r>
-        <w:rPr>
-          <w:color w:val="C77DBB"/>
-        </w:rPr>
-        <w:t xml:space="preserve"> </w:t>
-      </w:r>
-      <w:r>
-        <w:rPr>
-          <w:color w:val="BCBEC4"/>
-        </w:rPr>
-        <w:t xml:space="preserve">+ </w:t>
-      </w:r>
-      <w:r>
-        <w:rPr>
-          <w:color w:val="6AAB73"/>
-        </w:rPr>
-        <w:t xml:space="preserve">" not </w:t>
-      </w:r>
-      <w:proofErr w:type="spellStart"/>
-      <w:r>
-        <w:rPr>
-          <w:color w:val="6AAB73"/>
-        </w:rPr>
-        <w:t>found</w:t>
-      </w:r>
-      <w:proofErr w:type="spellEnd"/>
-      <w:r>
-        <w:rPr>
-          <w:color w:val="6AAB73"/>
-        </w:rPr>
-        <w:t>"</w:t>
-      </w:r>
-      <w:r>
-        <w:rPr>
-          <w:color w:val="BCBEC4"/>
-        </w:rPr>
-        <w:t>));</w:t>
-      </w:r>
-      <w:r>
-        <w:rPr>
-          <w:color w:val="BCBEC4"/>
-        </w:rPr>
-        <w:br/>
-        <w:t xml:space="preserve">        </w:t>
-      </w:r>
-      <w:r>
-        <w:rPr>
-          <w:color w:val="BCBEC4"/>
-        </w:rPr>
-        <w:br/>
-        <w:t xml:space="preserve">        List&lt;</w:t>
-      </w:r>
-      <w:proofErr w:type="spellStart"/>
-      <w:r>
-        <w:rPr>
-          <w:color w:val="BCBEC4"/>
-        </w:rPr>
-        <w:t>ContratAssurance</w:t>
-      </w:r>
-      <w:proofErr w:type="spellEnd"/>
-      <w:r>
-        <w:rPr>
-          <w:color w:val="BCBEC4"/>
-        </w:rPr>
-        <w:t xml:space="preserve">&gt; </w:t>
-      </w:r>
-      <w:proofErr w:type="spellStart"/>
-      <w:r>
-        <w:rPr>
-          <w:color w:val="BCBEC4"/>
-        </w:rPr>
-        <w:t>list</w:t>
-      </w:r>
-      <w:proofErr w:type="spellEnd"/>
-      <w:r>
-        <w:rPr>
-          <w:color w:val="BCBEC4"/>
-        </w:rPr>
-        <w:t xml:space="preserve"> = </w:t>
-      </w:r>
-      <w:proofErr w:type="spellStart"/>
-      <w:r>
-        <w:rPr>
-          <w:color w:val="BCBEC4"/>
-        </w:rPr>
-        <w:t>client.getContratAssuranceList</w:t>
-      </w:r>
-      <w:proofErr w:type="spellEnd"/>
-      <w:r>
-        <w:rPr>
-          <w:color w:val="BCBEC4"/>
-        </w:rPr>
-        <w:t>();</w:t>
-      </w:r>
-      <w:r>
-        <w:rPr>
-          <w:color w:val="BCBEC4"/>
-        </w:rPr>
-        <w:br/>
-        <w:t xml:space="preserve">        </w:t>
-      </w:r>
-      <w:r>
-        <w:rPr>
-          <w:color w:val="BCBEC4"/>
-        </w:rPr>
-        <w:br/>
-        <w:t xml:space="preserve">        </w:t>
-      </w:r>
-      <w:r>
-        <w:rPr>
-          <w:color w:val="CF8E6D"/>
-        </w:rPr>
-        <w:t xml:space="preserve">return </w:t>
-      </w:r>
-      <w:proofErr w:type="spellStart"/>
-      <w:r>
-        <w:rPr>
-          <w:color w:val="BCBEC4"/>
-        </w:rPr>
-        <w:t>list.stream</w:t>
-      </w:r>
-      <w:proofErr w:type="spellEnd"/>
-      <w:r>
-        <w:rPr>
-          <w:color w:val="BCBEC4"/>
-        </w:rPr>
-        <w:t>().</w:t>
-      </w:r>
-      <w:proofErr w:type="spellStart"/>
-      <w:r>
-        <w:rPr>
-          <w:color w:val="BCBEC4"/>
-        </w:rPr>
-        <w:t>map</w:t>
-      </w:r>
-      <w:proofErr w:type="spellEnd"/>
-      <w:r>
-        <w:rPr>
-          <w:color w:val="BCBEC4"/>
-        </w:rPr>
-        <w:t>(contrat -&gt; {</w:t>
+      <w:r>
+        <w:rPr>
+          <w:color w:val="BCBEC4"/>
+        </w:rPr>
+        <w:t>list.stream().map(contrat -&gt; {</w:t>
       </w:r>
       <w:r>
         <w:rPr>
@@ -10679,47 +8187,17 @@
         </w:rPr>
         <w:t xml:space="preserve">(contrat </w:t>
       </w:r>
-      <w:proofErr w:type="spellStart"/>
-      <w:r>
-        <w:rPr>
-          <w:color w:val="CF8E6D"/>
-        </w:rPr>
-        <w:t>instanceof</w:t>
-      </w:r>
-      <w:proofErr w:type="spellEnd"/>
-      <w:r>
-        <w:rPr>
-          <w:color w:val="CF8E6D"/>
-        </w:rPr>
-        <w:t xml:space="preserve"> </w:t>
-      </w:r>
-      <w:proofErr w:type="spellStart"/>
-      <w:r>
-        <w:rPr>
-          <w:color w:val="BCBEC4"/>
-        </w:rPr>
-        <w:t>ContratAssuranceAutomobile</w:t>
-      </w:r>
-      <w:proofErr w:type="spellEnd"/>
-      <w:r>
-        <w:rPr>
-          <w:color w:val="BCBEC4"/>
-        </w:rPr>
-        <w:t xml:space="preserve"> </w:t>
-      </w:r>
-      <w:proofErr w:type="spellStart"/>
-      <w:r>
-        <w:rPr>
-          <w:color w:val="BCBEC4"/>
-        </w:rPr>
-        <w:t>contratAssuranceAutomobile</w:t>
-      </w:r>
-      <w:proofErr w:type="spellEnd"/>
-      <w:r>
-        <w:rPr>
-          <w:color w:val="BCBEC4"/>
-        </w:rPr>
-        <w:t>) {</w:t>
+      <w:r>
+        <w:rPr>
+          <w:color w:val="CF8E6D"/>
+        </w:rPr>
+        <w:t xml:space="preserve">instanceof </w:t>
+      </w:r>
+      <w:r>
+        <w:rPr>
+          <w:color w:val="BCBEC4"/>
+        </w:rPr>
+        <w:t>ContratAssuranceAutomobile contratAssuranceAutomobile) {</w:t>
       </w:r>
       <w:r>
         <w:rPr>
@@ -10759,19 +8237,11 @@
         <w:lastRenderedPageBreak/>
         <w:t xml:space="preserve">            }</w:t>
       </w:r>
-      <w:proofErr w:type="spellStart"/>
-      <w:r>
-        <w:rPr>
-          <w:color w:val="CF8E6D"/>
-        </w:rPr>
-        <w:t>else</w:t>
-      </w:r>
-      <w:proofErr w:type="spellEnd"/>
-      <w:r>
-        <w:rPr>
-          <w:color w:val="CF8E6D"/>
-        </w:rPr>
-        <w:t xml:space="preserve"> if </w:t>
+      <w:r>
+        <w:rPr>
+          <w:color w:val="CF8E6D"/>
+        </w:rPr>
+        <w:t xml:space="preserve">else if </w:t>
       </w:r>
       <w:r>
         <w:rPr>
@@ -10779,47 +8249,17 @@
         </w:rPr>
         <w:t xml:space="preserve">(contrat </w:t>
       </w:r>
-      <w:proofErr w:type="spellStart"/>
-      <w:r>
-        <w:rPr>
-          <w:color w:val="CF8E6D"/>
-        </w:rPr>
-        <w:t>instanceof</w:t>
-      </w:r>
-      <w:proofErr w:type="spellEnd"/>
-      <w:r>
-        <w:rPr>
-          <w:color w:val="CF8E6D"/>
-        </w:rPr>
-        <w:t xml:space="preserve"> </w:t>
-      </w:r>
-      <w:proofErr w:type="spellStart"/>
-      <w:r>
-        <w:rPr>
-          <w:color w:val="BCBEC4"/>
-        </w:rPr>
-        <w:t>ContratAssuranceHabitation</w:t>
-      </w:r>
-      <w:proofErr w:type="spellEnd"/>
-      <w:r>
-        <w:rPr>
-          <w:color w:val="BCBEC4"/>
-        </w:rPr>
-        <w:t xml:space="preserve"> </w:t>
-      </w:r>
-      <w:proofErr w:type="spellStart"/>
-      <w:r>
-        <w:rPr>
-          <w:color w:val="BCBEC4"/>
-        </w:rPr>
-        <w:t>contratAssuranceHabitation</w:t>
-      </w:r>
-      <w:proofErr w:type="spellEnd"/>
-      <w:r>
-        <w:rPr>
-          <w:color w:val="BCBEC4"/>
-        </w:rPr>
-        <w:t>) {</w:t>
+      <w:r>
+        <w:rPr>
+          <w:color w:val="CF8E6D"/>
+        </w:rPr>
+        <w:t xml:space="preserve">instanceof </w:t>
+      </w:r>
+      <w:r>
+        <w:rPr>
+          <w:color w:val="BCBEC4"/>
+        </w:rPr>
+        <w:t>ContratAssuranceHabitation contratAssuranceHabitation) {</w:t>
       </w:r>
       <w:r>
         <w:rPr>
@@ -10853,19 +8293,11 @@
         <w:br/>
         <w:t xml:space="preserve">            }</w:t>
       </w:r>
-      <w:proofErr w:type="spellStart"/>
-      <w:r>
-        <w:rPr>
-          <w:color w:val="CF8E6D"/>
-        </w:rPr>
-        <w:t>else</w:t>
-      </w:r>
-      <w:proofErr w:type="spellEnd"/>
-      <w:r>
-        <w:rPr>
-          <w:color w:val="CF8E6D"/>
-        </w:rPr>
-        <w:t xml:space="preserve"> </w:t>
+      <w:r>
+        <w:rPr>
+          <w:color w:val="CF8E6D"/>
+        </w:rPr>
+        <w:t xml:space="preserve">else </w:t>
       </w:r>
       <w:r>
         <w:rPr>
@@ -10878,64 +8310,21 @@
           <w:color w:val="BCBEC4"/>
         </w:rPr>
         <w:br/>
+        <w:t xml:space="preserve">                ContratAssuranceSante contratAssuranceSante = (ContratAssuranceSante) contrat;</w:t>
+      </w:r>
+      <w:r>
+        <w:rPr>
+          <w:color w:val="BCBEC4"/>
+        </w:rPr>
+        <w:br/>
         <w:t xml:space="preserve">                </w:t>
       </w:r>
-      <w:proofErr w:type="spellStart"/>
-      <w:r>
-        <w:rPr>
-          <w:color w:val="BCBEC4"/>
-        </w:rPr>
-        <w:t>ContratAssuranceSante</w:t>
-      </w:r>
-      <w:proofErr w:type="spellEnd"/>
-      <w:r>
-        <w:rPr>
-          <w:color w:val="BCBEC4"/>
-        </w:rPr>
-        <w:t xml:space="preserve"> </w:t>
-      </w:r>
-      <w:proofErr w:type="spellStart"/>
-      <w:r>
-        <w:rPr>
-          <w:color w:val="BCBEC4"/>
-        </w:rPr>
-        <w:t>contratAssuranceSante</w:t>
-      </w:r>
-      <w:proofErr w:type="spellEnd"/>
-      <w:r>
-        <w:rPr>
-          <w:color w:val="BCBEC4"/>
-        </w:rPr>
-        <w:t xml:space="preserve"> = (</w:t>
-      </w:r>
-      <w:proofErr w:type="spellStart"/>
-      <w:r>
-        <w:rPr>
-          <w:color w:val="BCBEC4"/>
-        </w:rPr>
-        <w:t>ContratAssuranceSante</w:t>
-      </w:r>
-      <w:proofErr w:type="spellEnd"/>
-      <w:r>
-        <w:rPr>
-          <w:color w:val="BCBEC4"/>
-        </w:rPr>
-        <w:t>) contrat;</w:t>
-      </w:r>
-      <w:r>
-        <w:rPr>
-          <w:color w:val="BCBEC4"/>
-        </w:rPr>
-        <w:br/>
-        <w:t xml:space="preserve">                </w:t>
-      </w:r>
       <w:r>
         <w:rPr>
           <w:color w:val="CF8E6D"/>
         </w:rPr>
         <w:t xml:space="preserve">return </w:t>
       </w:r>
-      <w:proofErr w:type="spellStart"/>
       <w:r>
         <w:rPr>
           <w:color w:val="C77DBB"/>
@@ -10946,28 +8335,7 @@
         <w:rPr>
           <w:color w:val="BCBEC4"/>
         </w:rPr>
-        <w:t>.fromContratSante</w:t>
-      </w:r>
-      <w:proofErr w:type="spellEnd"/>
-      <w:r>
-        <w:rPr>
-          <w:color w:val="BCBEC4"/>
-        </w:rPr>
-        <w:t>(</w:t>
-      </w:r>
-      <w:proofErr w:type="spellStart"/>
-      <w:r>
-        <w:rPr>
-          <w:color w:val="BCBEC4"/>
-        </w:rPr>
-        <w:t>contratAssuranceSante</w:t>
-      </w:r>
-      <w:proofErr w:type="spellEnd"/>
-      <w:r>
-        <w:rPr>
-          <w:color w:val="BCBEC4"/>
-        </w:rPr>
-        <w:t>);</w:t>
+        <w:t>.fromContratSante(contratAssuranceSante);</w:t>
       </w:r>
       <w:r>
         <w:rPr>
@@ -10981,21 +8349,7 @@
           <w:color w:val="BCBEC4"/>
         </w:rPr>
         <w:br/>
-        <w:t xml:space="preserve">        }).</w:t>
-      </w:r>
-      <w:proofErr w:type="spellStart"/>
-      <w:r>
-        <w:rPr>
-          <w:color w:val="BCBEC4"/>
-        </w:rPr>
-        <w:t>toList</w:t>
-      </w:r>
-      <w:proofErr w:type="spellEnd"/>
-      <w:r>
-        <w:rPr>
-          <w:color w:val="BCBEC4"/>
-        </w:rPr>
-        <w:t>();</w:t>
+        <w:t xml:space="preserve">        }).toList();</w:t>
       </w:r>
       <w:r>
         <w:rPr>
@@ -11049,7 +8403,6 @@
         </w:rPr>
         <w:t xml:space="preserve">public void </w:t>
       </w:r>
-      <w:proofErr w:type="spellStart"/>
       <w:r>
         <w:rPr>
           <w:color w:val="56A8F5"/>
@@ -11057,7 +8410,6 @@
         </w:rPr>
         <w:t>deleteClient</w:t>
       </w:r>
-      <w:proofErr w:type="spellEnd"/>
       <w:r>
         <w:rPr>
           <w:color w:val="BCBEC4"/>
@@ -11072,47 +8424,21 @@
         </w:rPr>
         <w:t xml:space="preserve">long </w:t>
       </w:r>
-      <w:proofErr w:type="spellStart"/>
       <w:r>
         <w:rPr>
           <w:color w:val="BCBEC4"/>
           <w:lang w:val="en-US"/>
         </w:rPr>
-        <w:t>clientId</w:t>
-      </w:r>
-      <w:proofErr w:type="spellEnd"/>
+        <w:t>clientId) {</w:t>
+      </w:r>
       <w:r>
         <w:rPr>
           <w:color w:val="BCBEC4"/>
           <w:lang w:val="en-US"/>
         </w:rPr>
-        <w:t>) {</w:t>
-      </w:r>
-      <w:r>
-        <w:rPr>
-          <w:color w:val="BCBEC4"/>
-          <w:lang w:val="en-US"/>
-        </w:rPr>
-        <w:br/>
-        <w:t xml:space="preserve">    Client </w:t>
-      </w:r>
-      <w:proofErr w:type="spellStart"/>
-      <w:r>
-        <w:rPr>
-          <w:color w:val="BCBEC4"/>
-          <w:lang w:val="en-US"/>
-        </w:rPr>
-        <w:t>client</w:t>
-      </w:r>
-      <w:proofErr w:type="spellEnd"/>
-      <w:r>
-        <w:rPr>
-          <w:color w:val="BCBEC4"/>
-          <w:lang w:val="en-US"/>
-        </w:rPr>
-        <w:t xml:space="preserve"> = </w:t>
-      </w:r>
-      <w:proofErr w:type="spellStart"/>
+        <w:br/>
+        <w:t xml:space="preserve">    Client client = </w:t>
+      </w:r>
       <w:r>
         <w:rPr>
           <w:color w:val="C77DBB"/>
@@ -11125,70 +8451,21 @@
           <w:color w:val="BCBEC4"/>
           <w:lang w:val="en-US"/>
         </w:rPr>
-        <w:t>.findById</w:t>
-      </w:r>
-      <w:proofErr w:type="spellEnd"/>
-      <w:r>
-        <w:rPr>
-          <w:color w:val="BCBEC4"/>
+        <w:t xml:space="preserve">.findById(clientId).orElseThrow(() -&gt; </w:t>
+      </w:r>
+      <w:r>
+        <w:rPr>
+          <w:color w:val="CF8E6D"/>
           <w:lang w:val="en-US"/>
         </w:rPr>
-        <w:t>(</w:t>
-      </w:r>
-      <w:proofErr w:type="spellStart"/>
+        <w:t xml:space="preserve">new </w:t>
+      </w:r>
       <w:r>
         <w:rPr>
           <w:color w:val="BCBEC4"/>
           <w:lang w:val="en-US"/>
         </w:rPr>
-        <w:t>clientId</w:t>
-      </w:r>
-      <w:proofErr w:type="spellEnd"/>
-      <w:r>
-        <w:rPr>
-          <w:color w:val="BCBEC4"/>
-          <w:lang w:val="en-US"/>
-        </w:rPr>
-        <w:t>).</w:t>
-      </w:r>
-      <w:proofErr w:type="spellStart"/>
-      <w:r>
-        <w:rPr>
-          <w:color w:val="BCBEC4"/>
-          <w:lang w:val="en-US"/>
-        </w:rPr>
-        <w:t>orElseThrow</w:t>
-      </w:r>
-      <w:proofErr w:type="spellEnd"/>
-      <w:r>
-        <w:rPr>
-          <w:color w:val="BCBEC4"/>
-          <w:lang w:val="en-US"/>
-        </w:rPr>
-        <w:t xml:space="preserve">(() -&gt; </w:t>
-      </w:r>
-      <w:r>
-        <w:rPr>
-          <w:color w:val="CF8E6D"/>
-          <w:lang w:val="en-US"/>
-        </w:rPr>
-        <w:t xml:space="preserve">new </w:t>
-      </w:r>
-      <w:proofErr w:type="spellStart"/>
-      <w:r>
-        <w:rPr>
-          <w:color w:val="BCBEC4"/>
-          <w:lang w:val="en-US"/>
-        </w:rPr>
-        <w:t>ClientNotFoundException</w:t>
-      </w:r>
-      <w:proofErr w:type="spellEnd"/>
-      <w:r>
-        <w:rPr>
-          <w:color w:val="BCBEC4"/>
-          <w:lang w:val="en-US"/>
-        </w:rPr>
-        <w:t>(</w:t>
+        <w:t>ClientNotFoundException(</w:t>
       </w:r>
       <w:r>
         <w:rPr>
@@ -11210,47 +8487,30 @@
           <w:lang w:val="en-US"/>
         </w:rPr>
         <w:br/>
+        <w:t xml:space="preserve">    client.setActive(</w:t>
+      </w:r>
+      <w:r>
+        <w:rPr>
+          <w:color w:val="CF8E6D"/>
+          <w:lang w:val="en-US"/>
+        </w:rPr>
+        <w:t>false</w:t>
+      </w:r>
+      <w:r>
+        <w:rPr>
+          <w:color w:val="BCBEC4"/>
+          <w:lang w:val="en-US"/>
+        </w:rPr>
+        <w:t>);</w:t>
+      </w:r>
+      <w:r>
+        <w:rPr>
+          <w:color w:val="BCBEC4"/>
+          <w:lang w:val="en-US"/>
+        </w:rPr>
+        <w:br/>
         <w:t xml:space="preserve">    </w:t>
       </w:r>
-      <w:proofErr w:type="spellStart"/>
-      <w:r>
-        <w:rPr>
-          <w:color w:val="BCBEC4"/>
-          <w:lang w:val="en-US"/>
-        </w:rPr>
-        <w:t>client.setActive</w:t>
-      </w:r>
-      <w:proofErr w:type="spellEnd"/>
-      <w:r>
-        <w:rPr>
-          <w:color w:val="BCBEC4"/>
-          <w:lang w:val="en-US"/>
-        </w:rPr>
-        <w:t>(</w:t>
-      </w:r>
-      <w:r>
-        <w:rPr>
-          <w:color w:val="CF8E6D"/>
-          <w:lang w:val="en-US"/>
-        </w:rPr>
-        <w:t>false</w:t>
-      </w:r>
-      <w:r>
-        <w:rPr>
-          <w:color w:val="BCBEC4"/>
-          <w:lang w:val="en-US"/>
-        </w:rPr>
-        <w:t>);</w:t>
-      </w:r>
-      <w:r>
-        <w:rPr>
-          <w:color w:val="BCBEC4"/>
-          <w:lang w:val="en-US"/>
-        </w:rPr>
-        <w:br/>
-        <w:t xml:space="preserve">    </w:t>
-      </w:r>
-      <w:proofErr w:type="spellStart"/>
       <w:r>
         <w:rPr>
           <w:color w:val="C77DBB"/>
@@ -11263,15 +8523,7 @@
           <w:color w:val="BCBEC4"/>
           <w:lang w:val="en-US"/>
         </w:rPr>
-        <w:t>.save</w:t>
-      </w:r>
-      <w:proofErr w:type="spellEnd"/>
-      <w:r>
-        <w:rPr>
-          <w:color w:val="BCBEC4"/>
-          <w:lang w:val="en-US"/>
-        </w:rPr>
-        <w:t>(client);</w:t>
+        <w:t>.save(client);</w:t>
       </w:r>
       <w:r>
         <w:rPr>
@@ -11308,35 +8560,7 @@
         <w:rPr>
           <w:lang w:val="fr-FR"/>
         </w:rPr>
-        <w:t xml:space="preserve">4- </w:t>
-      </w:r>
-      <w:proofErr w:type="spellStart"/>
-      <w:r>
-        <w:rPr>
-          <w:lang w:val="fr-FR"/>
-        </w:rPr>
-        <w:t>realisation</w:t>
-      </w:r>
-      <w:proofErr w:type="spellEnd"/>
-      <w:r>
-        <w:rPr>
-          <w:lang w:val="fr-FR"/>
-        </w:rPr>
-        <w:t xml:space="preserve"> de la couche </w:t>
-      </w:r>
-      <w:proofErr w:type="spellStart"/>
-      <w:r>
-        <w:rPr>
-          <w:lang w:val="fr-FR"/>
-        </w:rPr>
-        <w:t>controller</w:t>
-      </w:r>
-      <w:proofErr w:type="spellEnd"/>
-      <w:r>
-        <w:rPr>
-          <w:lang w:val="fr-FR"/>
-        </w:rPr>
-        <w:t xml:space="preserve"> </w:t>
+        <w:t xml:space="preserve">4- realisation de la couche controller </w:t>
       </w:r>
     </w:p>
     <w:p>
@@ -11350,19 +8574,11 @@
           <w:lang w:val="fr-FR"/>
         </w:rPr>
       </w:pPr>
-      <w:proofErr w:type="spellStart"/>
       <w:r>
         <w:rPr>
           <w:lang w:val="fr-FR"/>
         </w:rPr>
-        <w:t>ClientController</w:t>
-      </w:r>
-      <w:proofErr w:type="spellEnd"/>
-      <w:r>
-        <w:rPr>
-          <w:lang w:val="fr-FR"/>
-        </w:rPr>
-        <w:t> :</w:t>
+        <w:t>ClientController :</w:t>
       </w:r>
     </w:p>
     <w:p>
@@ -11383,14 +8599,42 @@
         </w:rPr>
         <w:t xml:space="preserve">package </w:t>
       </w:r>
-      <w:proofErr w:type="spellStart"/>
-      <w:r>
-        <w:rPr>
-          <w:color w:val="BCBEC4"/>
-        </w:rPr>
-        <w:t>ma.enset.examjee.controller</w:t>
-      </w:r>
-      <w:proofErr w:type="spellEnd"/>
+      <w:r>
+        <w:rPr>
+          <w:color w:val="BCBEC4"/>
+        </w:rPr>
+        <w:t>ma.enset.examjee.controller;</w:t>
+      </w:r>
+      <w:r>
+        <w:rPr>
+          <w:color w:val="BCBEC4"/>
+        </w:rPr>
+        <w:br/>
+      </w:r>
+      <w:r>
+        <w:rPr>
+          <w:color w:val="BCBEC4"/>
+        </w:rPr>
+        <w:br/>
+      </w:r>
+      <w:r>
+        <w:rPr>
+          <w:color w:val="CF8E6D"/>
+        </w:rPr>
+        <w:t xml:space="preserve">import </w:t>
+      </w:r>
+      <w:r>
+        <w:rPr>
+          <w:color w:val="BCBEC4"/>
+        </w:rPr>
+        <w:t>lombok.</w:t>
+      </w:r>
+      <w:r>
+        <w:rPr>
+          <w:color w:val="B3AE60"/>
+        </w:rPr>
+        <w:t>RequiredArgsConstructor</w:t>
+      </w:r>
       <w:r>
         <w:rPr>
           <w:color w:val="BCBEC4"/>
@@ -11405,30 +8649,228 @@
       </w:r>
       <w:r>
         <w:rPr>
-          <w:color w:val="BCBEC4"/>
-        </w:rPr>
-        <w:br/>
-      </w:r>
-      <w:r>
-        <w:rPr>
           <w:color w:val="CF8E6D"/>
         </w:rPr>
         <w:t xml:space="preserve">import </w:t>
       </w:r>
-      <w:proofErr w:type="spellStart"/>
-      <w:r>
-        <w:rPr>
-          <w:color w:val="BCBEC4"/>
-        </w:rPr>
-        <w:t>lombok.</w:t>
+      <w:r>
+        <w:rPr>
+          <w:color w:val="BCBEC4"/>
+        </w:rPr>
+        <w:t>ma.enset.examjee.dto.ClientDTO;</w:t>
+      </w:r>
+      <w:r>
+        <w:rPr>
+          <w:color w:val="BCBEC4"/>
+        </w:rPr>
+        <w:br/>
+      </w:r>
+      <w:r>
+        <w:rPr>
+          <w:color w:val="CF8E6D"/>
+        </w:rPr>
+        <w:t xml:space="preserve">import </w:t>
+      </w:r>
+      <w:r>
+        <w:rPr>
+          <w:color w:val="BCBEC4"/>
+        </w:rPr>
+        <w:t>ma.enset.examjee.dto.ContratAssuranceDTO;</w:t>
+      </w:r>
+      <w:r>
+        <w:rPr>
+          <w:color w:val="BCBEC4"/>
+        </w:rPr>
+        <w:br/>
+      </w:r>
+      <w:r>
+        <w:rPr>
+          <w:color w:val="CF8E6D"/>
+        </w:rPr>
+        <w:t xml:space="preserve">import </w:t>
+      </w:r>
+      <w:r>
+        <w:rPr>
+          <w:color w:val="BCBEC4"/>
+        </w:rPr>
+        <w:t>ma.enset.examjee.service.IClientService;</w:t>
+      </w:r>
+      <w:r>
+        <w:rPr>
+          <w:color w:val="BCBEC4"/>
+        </w:rPr>
+        <w:br/>
+      </w:r>
+      <w:r>
+        <w:rPr>
+          <w:color w:val="CF8E6D"/>
+        </w:rPr>
+        <w:t xml:space="preserve">import </w:t>
+      </w:r>
+      <w:r>
+        <w:rPr>
+          <w:color w:val="BCBEC4"/>
+        </w:rPr>
+        <w:t>org.springframework.http.HttpStatus;</w:t>
+      </w:r>
+      <w:r>
+        <w:rPr>
+          <w:color w:val="BCBEC4"/>
+        </w:rPr>
+        <w:br/>
+      </w:r>
+      <w:r>
+        <w:rPr>
+          <w:color w:val="CF8E6D"/>
+        </w:rPr>
+        <w:t xml:space="preserve">import </w:t>
+      </w:r>
+      <w:r>
+        <w:rPr>
+          <w:color w:val="BCBEC4"/>
+        </w:rPr>
+        <w:t>org.springframework.http.ResponseEntity;</w:t>
+      </w:r>
+      <w:r>
+        <w:rPr>
+          <w:color w:val="BCBEC4"/>
+        </w:rPr>
+        <w:br/>
+      </w:r>
+      <w:r>
+        <w:rPr>
+          <w:color w:val="CF8E6D"/>
+        </w:rPr>
+        <w:t xml:space="preserve">import </w:t>
+      </w:r>
+      <w:r>
+        <w:rPr>
+          <w:color w:val="BCBEC4"/>
+        </w:rPr>
+        <w:t>org.springframework.web.bind.annotation.*;</w:t>
+      </w:r>
+      <w:r>
+        <w:rPr>
+          <w:color w:val="BCBEC4"/>
+        </w:rPr>
+        <w:br/>
+      </w:r>
+      <w:r>
+        <w:rPr>
+          <w:color w:val="BCBEC4"/>
+        </w:rPr>
+        <w:br/>
+      </w:r>
+      <w:r>
+        <w:rPr>
+          <w:color w:val="CF8E6D"/>
+        </w:rPr>
+        <w:t xml:space="preserve">import </w:t>
+      </w:r>
+      <w:r>
+        <w:rPr>
+          <w:color w:val="BCBEC4"/>
+        </w:rPr>
+        <w:t>java.util.List;</w:t>
+      </w:r>
+      <w:r>
+        <w:rPr>
+          <w:color w:val="BCBEC4"/>
+        </w:rPr>
+        <w:br/>
+      </w:r>
+      <w:r>
+        <w:rPr>
+          <w:color w:val="BCBEC4"/>
+        </w:rPr>
+        <w:br/>
       </w:r>
       <w:r>
         <w:rPr>
           <w:color w:val="B3AE60"/>
         </w:rPr>
-        <w:t>RequiredArgsConstructor</w:t>
-      </w:r>
-      <w:proofErr w:type="spellEnd"/>
+        <w:t>@RestController</w:t>
+      </w:r>
+      <w:r>
+        <w:rPr>
+          <w:color w:val="B3AE60"/>
+        </w:rPr>
+        <w:br/>
+        <w:t>@RequestMapping</w:t>
+      </w:r>
+      <w:r>
+        <w:rPr>
+          <w:color w:val="BCBEC4"/>
+        </w:rPr>
+        <w:t>(</w:t>
+      </w:r>
+      <w:r>
+        <w:rPr>
+          <w:color w:val="6AAB73"/>
+        </w:rPr>
+        <w:t>"/api/clients"</w:t>
+      </w:r>
+      <w:r>
+        <w:rPr>
+          <w:color w:val="BCBEC4"/>
+        </w:rPr>
+        <w:t>)</w:t>
+      </w:r>
+      <w:r>
+        <w:rPr>
+          <w:color w:val="BCBEC4"/>
+        </w:rPr>
+        <w:br/>
+      </w:r>
+      <w:r>
+        <w:rPr>
+          <w:color w:val="B3AE60"/>
+        </w:rPr>
+        <w:t>@RequiredArgsConstructor</w:t>
+      </w:r>
+      <w:r>
+        <w:rPr>
+          <w:color w:val="B3AE60"/>
+        </w:rPr>
+        <w:br/>
+      </w:r>
+      <w:r>
+        <w:rPr>
+          <w:color w:val="CF8E6D"/>
+        </w:rPr>
+        <w:t xml:space="preserve">public class </w:t>
+      </w:r>
+      <w:r>
+        <w:rPr>
+          <w:color w:val="BCBEC4"/>
+        </w:rPr>
+        <w:t>ClientController {</w:t>
+      </w:r>
+      <w:r>
+        <w:rPr>
+          <w:color w:val="BCBEC4"/>
+        </w:rPr>
+        <w:br/>
+        <w:t xml:space="preserve">    </w:t>
+      </w:r>
+      <w:r>
+        <w:rPr>
+          <w:color w:val="CF8E6D"/>
+        </w:rPr>
+        <w:t xml:space="preserve">private final </w:t>
+      </w:r>
+      <w:r>
+        <w:rPr>
+          <w:color w:val="BCBEC4"/>
+        </w:rPr>
+        <w:t xml:space="preserve">IClientService </w:t>
+      </w:r>
+      <w:r>
+        <w:rPr>
+          <w:color w:val="C77DBB"/>
+        </w:rPr>
+        <w:t>clientService</w:t>
+      </w:r>
       <w:r>
         <w:rPr>
           <w:color w:val="BCBEC4"/>
@@ -11440,213 +8882,52 @@
           <w:color w:val="BCBEC4"/>
         </w:rPr>
         <w:br/>
-      </w:r>
-      <w:r>
-        <w:rPr>
-          <w:color w:val="CF8E6D"/>
-        </w:rPr>
-        <w:t xml:space="preserve">import </w:t>
-      </w:r>
-      <w:proofErr w:type="spellStart"/>
-      <w:r>
-        <w:rPr>
-          <w:color w:val="BCBEC4"/>
-        </w:rPr>
-        <w:t>ma.enset.examjee.dto.ClientDTO</w:t>
-      </w:r>
-      <w:proofErr w:type="spellEnd"/>
-      <w:r>
-        <w:rPr>
-          <w:color w:val="BCBEC4"/>
-        </w:rPr>
-        <w:t>;</w:t>
-      </w:r>
-      <w:r>
-        <w:rPr>
-          <w:color w:val="BCBEC4"/>
-        </w:rPr>
-        <w:br/>
-      </w:r>
-      <w:r>
-        <w:rPr>
-          <w:color w:val="CF8E6D"/>
-        </w:rPr>
-        <w:t xml:space="preserve">import </w:t>
-      </w:r>
-      <w:proofErr w:type="spellStart"/>
-      <w:r>
-        <w:rPr>
-          <w:color w:val="BCBEC4"/>
-        </w:rPr>
-        <w:t>ma.enset.examjee.dto.ContratAssuranceDTO</w:t>
-      </w:r>
-      <w:proofErr w:type="spellEnd"/>
-      <w:r>
-        <w:rPr>
-          <w:color w:val="BCBEC4"/>
-        </w:rPr>
-        <w:t>;</w:t>
-      </w:r>
-      <w:r>
-        <w:rPr>
-          <w:color w:val="BCBEC4"/>
-        </w:rPr>
-        <w:br/>
-      </w:r>
-      <w:r>
-        <w:rPr>
-          <w:color w:val="CF8E6D"/>
-        </w:rPr>
-        <w:t xml:space="preserve">import </w:t>
-      </w:r>
-      <w:proofErr w:type="spellStart"/>
-      <w:r>
-        <w:rPr>
-          <w:color w:val="BCBEC4"/>
-        </w:rPr>
-        <w:t>ma.enset.examjee.service.IClientService</w:t>
-      </w:r>
-      <w:proofErr w:type="spellEnd"/>
-      <w:r>
-        <w:rPr>
-          <w:color w:val="BCBEC4"/>
-        </w:rPr>
-        <w:t>;</w:t>
-      </w:r>
-      <w:r>
-        <w:rPr>
-          <w:color w:val="BCBEC4"/>
-        </w:rPr>
-        <w:br/>
-      </w:r>
-      <w:r>
-        <w:rPr>
-          <w:color w:val="CF8E6D"/>
-        </w:rPr>
-        <w:t xml:space="preserve">import </w:t>
-      </w:r>
-      <w:proofErr w:type="spellStart"/>
-      <w:r>
-        <w:rPr>
-          <w:color w:val="BCBEC4"/>
-        </w:rPr>
-        <w:t>org.springframework.http.HttpStatus</w:t>
-      </w:r>
-      <w:proofErr w:type="spellEnd"/>
-      <w:r>
-        <w:rPr>
-          <w:color w:val="BCBEC4"/>
-        </w:rPr>
-        <w:t>;</w:t>
-      </w:r>
-      <w:r>
-        <w:rPr>
-          <w:color w:val="BCBEC4"/>
-        </w:rPr>
-        <w:br/>
-      </w:r>
-      <w:r>
-        <w:rPr>
-          <w:color w:val="CF8E6D"/>
-        </w:rPr>
-        <w:t xml:space="preserve">import </w:t>
-      </w:r>
-      <w:proofErr w:type="spellStart"/>
-      <w:r>
-        <w:rPr>
-          <w:color w:val="BCBEC4"/>
-        </w:rPr>
-        <w:t>org.springframework.http.ResponseEntity</w:t>
-      </w:r>
-      <w:proofErr w:type="spellEnd"/>
-      <w:r>
-        <w:rPr>
-          <w:color w:val="BCBEC4"/>
-        </w:rPr>
-        <w:t>;</w:t>
-      </w:r>
-      <w:r>
-        <w:rPr>
-          <w:color w:val="BCBEC4"/>
-        </w:rPr>
-        <w:br/>
-      </w:r>
-      <w:r>
-        <w:rPr>
-          <w:color w:val="CF8E6D"/>
-        </w:rPr>
-        <w:t xml:space="preserve">import </w:t>
-      </w:r>
-      <w:proofErr w:type="spellStart"/>
-      <w:r>
-        <w:rPr>
-          <w:color w:val="BCBEC4"/>
-        </w:rPr>
-        <w:t>org.springframework.web.bind.annotation</w:t>
-      </w:r>
-      <w:proofErr w:type="spellEnd"/>
-      <w:r>
-        <w:rPr>
-          <w:color w:val="BCBEC4"/>
-        </w:rPr>
-        <w:t>.*;</w:t>
-      </w:r>
-      <w:r>
-        <w:rPr>
-          <w:color w:val="BCBEC4"/>
-        </w:rPr>
-        <w:br/>
-      </w:r>
-      <w:r>
-        <w:rPr>
-          <w:color w:val="BCBEC4"/>
-        </w:rPr>
-        <w:br/>
-      </w:r>
-      <w:r>
-        <w:rPr>
-          <w:color w:val="CF8E6D"/>
-        </w:rPr>
-        <w:t xml:space="preserve">import </w:t>
-      </w:r>
-      <w:proofErr w:type="spellStart"/>
-      <w:r>
-        <w:rPr>
-          <w:color w:val="BCBEC4"/>
-        </w:rPr>
-        <w:t>java.util.List</w:t>
-      </w:r>
-      <w:proofErr w:type="spellEnd"/>
-      <w:r>
-        <w:rPr>
-          <w:color w:val="BCBEC4"/>
-        </w:rPr>
-        <w:t>;</w:t>
-      </w:r>
-      <w:r>
-        <w:rPr>
-          <w:color w:val="BCBEC4"/>
-        </w:rPr>
-        <w:br/>
-      </w:r>
-      <w:r>
-        <w:rPr>
-          <w:color w:val="BCBEC4"/>
-        </w:rPr>
-        <w:br/>
+        <w:t xml:space="preserve">    </w:t>
+      </w:r>
+      <w:r>
+        <w:rPr>
+          <w:color w:val="BCBEC4"/>
+        </w:rPr>
+        <w:br/>
+        <w:t xml:space="preserve">    </w:t>
+      </w:r>
+      <w:r>
+        <w:rPr>
+          <w:color w:val="BCBEC4"/>
+        </w:rPr>
+        <w:br/>
+        <w:t xml:space="preserve">    </w:t>
       </w:r>
       <w:r>
         <w:rPr>
           <w:color w:val="B3AE60"/>
         </w:rPr>
-        <w:t>@RestController</w:t>
+        <w:t>@PostMapping</w:t>
       </w:r>
       <w:r>
         <w:rPr>
           <w:color w:val="B3AE60"/>
         </w:rPr>
         <w:br/>
-        <w:t>@RequestMapping</w:t>
+        <w:t xml:space="preserve">    </w:t>
+      </w:r>
+      <w:r>
+        <w:rPr>
+          <w:color w:val="CF8E6D"/>
+        </w:rPr>
+        <w:t xml:space="preserve">public </w:t>
+      </w:r>
+      <w:r>
+        <w:rPr>
+          <w:color w:val="BCBEC4"/>
+        </w:rPr>
+        <w:t xml:space="preserve">ResponseEntity&lt;ClientDTO&gt; </w:t>
+      </w:r>
+      <w:r>
+        <w:rPr>
+          <w:color w:val="56A8F5"/>
+        </w:rPr>
+        <w:t>createClientDto</w:t>
       </w:r>
       <w:r>
         <w:rPr>
@@ -11656,286 +8937,46 @@
       </w:r>
       <w:r>
         <w:rPr>
-          <w:color w:val="6AAB73"/>
-        </w:rPr>
-        <w:t>"/api/clients"</w:t>
-      </w:r>
-      <w:r>
-        <w:rPr>
-          <w:color w:val="BCBEC4"/>
-        </w:rPr>
-        <w:t>)</w:t>
-      </w:r>
-      <w:r>
-        <w:rPr>
-          <w:color w:val="BCBEC4"/>
-        </w:rPr>
-        <w:br/>
-      </w:r>
-      <w:r>
-        <w:rPr>
           <w:color w:val="B3AE60"/>
         </w:rPr>
-        <w:t>@RequiredArgsConstructor</w:t>
-      </w:r>
-      <w:r>
-        <w:rPr>
-          <w:color w:val="B3AE60"/>
-        </w:rPr>
-        <w:br/>
-      </w:r>
-      <w:r>
-        <w:rPr>
-          <w:color w:val="CF8E6D"/>
-        </w:rPr>
-        <w:t xml:space="preserve">public class </w:t>
-      </w:r>
-      <w:proofErr w:type="spellStart"/>
-      <w:r>
-        <w:rPr>
-          <w:color w:val="BCBEC4"/>
-        </w:rPr>
-        <w:t>ClientController</w:t>
-      </w:r>
-      <w:proofErr w:type="spellEnd"/>
-      <w:r>
-        <w:rPr>
-          <w:color w:val="BCBEC4"/>
-        </w:rPr>
-        <w:t xml:space="preserve"> {</w:t>
-      </w:r>
-      <w:r>
-        <w:rPr>
-          <w:color w:val="BCBEC4"/>
-        </w:rPr>
-        <w:br/>
-        <w:t xml:space="preserve">    </w:t>
-      </w:r>
-      <w:proofErr w:type="spellStart"/>
-      <w:r>
-        <w:rPr>
-          <w:color w:val="CF8E6D"/>
-        </w:rPr>
-        <w:t>private</w:t>
-      </w:r>
-      <w:proofErr w:type="spellEnd"/>
-      <w:r>
-        <w:rPr>
-          <w:color w:val="CF8E6D"/>
-        </w:rPr>
-        <w:t xml:space="preserve"> final </w:t>
-      </w:r>
-      <w:proofErr w:type="spellStart"/>
-      <w:r>
-        <w:rPr>
-          <w:color w:val="BCBEC4"/>
-        </w:rPr>
-        <w:t>IClientService</w:t>
-      </w:r>
-      <w:proofErr w:type="spellEnd"/>
-      <w:r>
-        <w:rPr>
-          <w:color w:val="BCBEC4"/>
-        </w:rPr>
-        <w:t xml:space="preserve"> </w:t>
-      </w:r>
-      <w:proofErr w:type="spellStart"/>
+        <w:t xml:space="preserve">@RequestBody </w:t>
+      </w:r>
+      <w:r>
+        <w:rPr>
+          <w:color w:val="BCBEC4"/>
+        </w:rPr>
+        <w:t>ClientDTO clientDTO) {</w:t>
+      </w:r>
+      <w:r>
+        <w:rPr>
+          <w:color w:val="BCBEC4"/>
+        </w:rPr>
+        <w:br/>
+        <w:t xml:space="preserve">        </w:t>
+      </w:r>
+      <w:r>
+        <w:rPr>
+          <w:color w:val="CF8E6D"/>
+        </w:rPr>
+        <w:t xml:space="preserve">return new </w:t>
+      </w:r>
+      <w:r>
+        <w:rPr>
+          <w:color w:val="BCBEC4"/>
+        </w:rPr>
+        <w:t>ResponseEntity&lt;&gt;(</w:t>
+      </w:r>
       <w:r>
         <w:rPr>
           <w:color w:val="C77DBB"/>
         </w:rPr>
         <w:t>clientService</w:t>
       </w:r>
-      <w:proofErr w:type="spellEnd"/>
-      <w:r>
-        <w:rPr>
-          <w:color w:val="BCBEC4"/>
-        </w:rPr>
-        <w:t>;</w:t>
-      </w:r>
-      <w:r>
-        <w:rPr>
-          <w:color w:val="BCBEC4"/>
-        </w:rPr>
-        <w:br/>
-        <w:t xml:space="preserve">    </w:t>
-      </w:r>
-      <w:r>
-        <w:rPr>
-          <w:color w:val="BCBEC4"/>
-        </w:rPr>
-        <w:br/>
-        <w:t xml:space="preserve">    </w:t>
-      </w:r>
-      <w:r>
-        <w:rPr>
-          <w:color w:val="BCBEC4"/>
-        </w:rPr>
-        <w:br/>
-        <w:t xml:space="preserve">    </w:t>
-      </w:r>
-      <w:r>
-        <w:rPr>
-          <w:color w:val="B3AE60"/>
-        </w:rPr>
-        <w:t>@PostMapping</w:t>
-      </w:r>
-      <w:r>
-        <w:rPr>
-          <w:color w:val="B3AE60"/>
-        </w:rPr>
-        <w:br/>
-        <w:t xml:space="preserve">    </w:t>
-      </w:r>
-      <w:r>
-        <w:rPr>
-          <w:color w:val="CF8E6D"/>
-        </w:rPr>
-        <w:t xml:space="preserve">public </w:t>
-      </w:r>
-      <w:proofErr w:type="spellStart"/>
-      <w:r>
-        <w:rPr>
-          <w:color w:val="BCBEC4"/>
-        </w:rPr>
-        <w:t>ResponseEntity</w:t>
-      </w:r>
-      <w:proofErr w:type="spellEnd"/>
-      <w:r>
-        <w:rPr>
-          <w:color w:val="BCBEC4"/>
-        </w:rPr>
-        <w:t>&lt;</w:t>
-      </w:r>
-      <w:proofErr w:type="spellStart"/>
-      <w:r>
-        <w:rPr>
-          <w:color w:val="BCBEC4"/>
-        </w:rPr>
-        <w:t>ClientDTO</w:t>
-      </w:r>
-      <w:proofErr w:type="spellEnd"/>
-      <w:r>
-        <w:rPr>
-          <w:color w:val="BCBEC4"/>
-        </w:rPr>
-        <w:t xml:space="preserve">&gt; </w:t>
-      </w:r>
-      <w:proofErr w:type="spellStart"/>
-      <w:r>
-        <w:rPr>
-          <w:color w:val="56A8F5"/>
-        </w:rPr>
-        <w:t>createClientDto</w:t>
-      </w:r>
-      <w:proofErr w:type="spellEnd"/>
-      <w:r>
-        <w:rPr>
-          <w:color w:val="BCBEC4"/>
-        </w:rPr>
-        <w:t>(</w:t>
-      </w:r>
-      <w:r>
-        <w:rPr>
-          <w:color w:val="B3AE60"/>
-        </w:rPr>
-        <w:t xml:space="preserve">@RequestBody </w:t>
-      </w:r>
-      <w:proofErr w:type="spellStart"/>
-      <w:r>
-        <w:rPr>
-          <w:color w:val="BCBEC4"/>
-        </w:rPr>
-        <w:t>ClientDTO</w:t>
-      </w:r>
-      <w:proofErr w:type="spellEnd"/>
-      <w:r>
-        <w:rPr>
-          <w:color w:val="BCBEC4"/>
-        </w:rPr>
-        <w:t xml:space="preserve"> </w:t>
-      </w:r>
-      <w:proofErr w:type="spellStart"/>
-      <w:r>
-        <w:rPr>
-          <w:color w:val="BCBEC4"/>
-        </w:rPr>
-        <w:t>clientDTO</w:t>
-      </w:r>
-      <w:proofErr w:type="spellEnd"/>
-      <w:r>
-        <w:rPr>
-          <w:color w:val="BCBEC4"/>
-        </w:rPr>
-        <w:t>) {</w:t>
-      </w:r>
-      <w:r>
-        <w:rPr>
-          <w:color w:val="BCBEC4"/>
-        </w:rPr>
-        <w:br/>
-        <w:t xml:space="preserve">        </w:t>
-      </w:r>
-      <w:r>
-        <w:rPr>
-          <w:color w:val="CF8E6D"/>
-        </w:rPr>
-        <w:t xml:space="preserve">return new </w:t>
-      </w:r>
-      <w:proofErr w:type="spellStart"/>
-      <w:r>
-        <w:rPr>
-          <w:color w:val="BCBEC4"/>
-        </w:rPr>
-        <w:t>ResponseEntity</w:t>
-      </w:r>
-      <w:proofErr w:type="spellEnd"/>
-      <w:r>
-        <w:rPr>
-          <w:color w:val="BCBEC4"/>
-        </w:rPr>
-        <w:t>&lt;&gt;(</w:t>
-      </w:r>
-      <w:proofErr w:type="spellStart"/>
-      <w:r>
-        <w:rPr>
-          <w:color w:val="C77DBB"/>
-        </w:rPr>
-        <w:t>clientService</w:t>
-      </w:r>
-      <w:r>
-        <w:rPr>
-          <w:color w:val="BCBEC4"/>
-        </w:rPr>
-        <w:t>.createClient</w:t>
-      </w:r>
-      <w:proofErr w:type="spellEnd"/>
-      <w:r>
-        <w:rPr>
-          <w:color w:val="BCBEC4"/>
-        </w:rPr>
-        <w:t>(</w:t>
-      </w:r>
-      <w:proofErr w:type="spellStart"/>
-      <w:r>
-        <w:rPr>
-          <w:color w:val="BCBEC4"/>
-        </w:rPr>
-        <w:t>clientDTO</w:t>
-      </w:r>
-      <w:proofErr w:type="spellEnd"/>
-      <w:r>
-        <w:rPr>
-          <w:color w:val="BCBEC4"/>
-        </w:rPr>
-        <w:t xml:space="preserve">), </w:t>
-      </w:r>
-      <w:proofErr w:type="spellStart"/>
-      <w:r>
-        <w:rPr>
-          <w:color w:val="BCBEC4"/>
-        </w:rPr>
-        <w:t>HttpStatus.</w:t>
+      <w:r>
+        <w:rPr>
+          <w:color w:val="BCBEC4"/>
+        </w:rPr>
+        <w:t>.createClient(clientDTO), HttpStatus.</w:t>
       </w:r>
       <w:r>
         <w:rPr>
@@ -11945,7 +8986,6 @@
         </w:rPr>
         <w:t>CREATED</w:t>
       </w:r>
-      <w:proofErr w:type="spellEnd"/>
       <w:r>
         <w:rPr>
           <w:color w:val="BCBEC4"/>
@@ -11992,42 +9032,18 @@
         </w:rPr>
         <w:t xml:space="preserve">public </w:t>
       </w:r>
-      <w:proofErr w:type="spellStart"/>
-      <w:r>
-        <w:rPr>
-          <w:color w:val="BCBEC4"/>
-        </w:rPr>
-        <w:t>ResponseEntity</w:t>
-      </w:r>
-      <w:proofErr w:type="spellEnd"/>
-      <w:r>
-        <w:rPr>
-          <w:color w:val="BCBEC4"/>
-        </w:rPr>
-        <w:t>&lt;List&lt;</w:t>
-      </w:r>
-      <w:proofErr w:type="spellStart"/>
-      <w:r>
-        <w:rPr>
-          <w:color w:val="BCBEC4"/>
-        </w:rPr>
-        <w:t>ClientDTO</w:t>
-      </w:r>
-      <w:proofErr w:type="spellEnd"/>
-      <w:r>
-        <w:rPr>
-          <w:color w:val="BCBEC4"/>
-        </w:rPr>
-        <w:t xml:space="preserve">&gt;&gt; </w:t>
-      </w:r>
-      <w:proofErr w:type="spellStart"/>
+      <w:r>
+        <w:rPr>
+          <w:color w:val="BCBEC4"/>
+        </w:rPr>
+        <w:t xml:space="preserve">ResponseEntity&lt;List&lt;ClientDTO&gt;&gt; </w:t>
+      </w:r>
       <w:r>
         <w:rPr>
           <w:color w:val="56A8F5"/>
         </w:rPr>
         <w:t>getAllClients</w:t>
       </w:r>
-      <w:proofErr w:type="spellEnd"/>
       <w:r>
         <w:rPr>
           <w:color w:val="BCBEC4"/>
@@ -12047,21 +9063,12 @@
         </w:rPr>
         <w:t xml:space="preserve">return new </w:t>
       </w:r>
-      <w:proofErr w:type="spellStart"/>
-      <w:r>
-        <w:rPr>
-          <w:color w:val="BCBEC4"/>
-        </w:rPr>
-        <w:t>ResponseEntity</w:t>
-      </w:r>
-      <w:proofErr w:type="spellEnd"/>
-      <w:r>
-        <w:rPr>
-          <w:color w:val="BCBEC4"/>
-        </w:rPr>
-        <w:t>&lt;&gt;(</w:t>
-      </w:r>
-      <w:proofErr w:type="spellStart"/>
+      <w:r>
+        <w:rPr>
+          <w:color w:val="BCBEC4"/>
+        </w:rPr>
+        <w:t>ResponseEntity&lt;&gt;(</w:t>
+      </w:r>
       <w:r>
         <w:rPr>
           <w:color w:val="C77DBB"/>
@@ -12072,21 +9079,7 @@
         <w:rPr>
           <w:color w:val="BCBEC4"/>
         </w:rPr>
-        <w:t>.getAllClients</w:t>
-      </w:r>
-      <w:proofErr w:type="spellEnd"/>
-      <w:r>
-        <w:rPr>
-          <w:color w:val="BCBEC4"/>
-        </w:rPr>
-        <w:t xml:space="preserve">(), </w:t>
-      </w:r>
-      <w:proofErr w:type="spellStart"/>
-      <w:r>
-        <w:rPr>
-          <w:color w:val="BCBEC4"/>
-        </w:rPr>
-        <w:t>HttpStatus.</w:t>
+        <w:t>.getAllClients(), HttpStatus.</w:t>
       </w:r>
       <w:r>
         <w:rPr>
@@ -12096,7 +9089,6 @@
         </w:rPr>
         <w:t>OK</w:t>
       </w:r>
-      <w:proofErr w:type="spellEnd"/>
       <w:r>
         <w:rPr>
           <w:color w:val="BCBEC4"/>
@@ -12161,42 +9153,18 @@
         </w:rPr>
         <w:t xml:space="preserve">public </w:t>
       </w:r>
-      <w:proofErr w:type="spellStart"/>
-      <w:r>
-        <w:rPr>
-          <w:color w:val="BCBEC4"/>
-        </w:rPr>
-        <w:t>ResponseEntity</w:t>
-      </w:r>
-      <w:proofErr w:type="spellEnd"/>
-      <w:r>
-        <w:rPr>
-          <w:color w:val="BCBEC4"/>
-        </w:rPr>
-        <w:t>&lt;</w:t>
-      </w:r>
-      <w:proofErr w:type="spellStart"/>
-      <w:r>
-        <w:rPr>
-          <w:color w:val="BCBEC4"/>
-        </w:rPr>
-        <w:t>ClientDTO</w:t>
-      </w:r>
-      <w:proofErr w:type="spellEnd"/>
-      <w:r>
-        <w:rPr>
-          <w:color w:val="BCBEC4"/>
-        </w:rPr>
-        <w:t xml:space="preserve">&gt; </w:t>
-      </w:r>
-      <w:proofErr w:type="spellStart"/>
+      <w:r>
+        <w:rPr>
+          <w:color w:val="BCBEC4"/>
+        </w:rPr>
+        <w:t xml:space="preserve">ResponseEntity&lt;ClientDTO&gt; </w:t>
+      </w:r>
       <w:r>
         <w:rPr>
           <w:color w:val="56A8F5"/>
         </w:rPr>
         <w:t>getClientByNom</w:t>
       </w:r>
-      <w:proofErr w:type="spellEnd"/>
       <w:r>
         <w:rPr>
           <w:color w:val="BCBEC4"/>
@@ -12229,21 +9197,12 @@
         </w:rPr>
         <w:t xml:space="preserve">return new </w:t>
       </w:r>
-      <w:proofErr w:type="spellStart"/>
-      <w:r>
-        <w:rPr>
-          <w:color w:val="BCBEC4"/>
-        </w:rPr>
-        <w:t>ResponseEntity</w:t>
-      </w:r>
-      <w:proofErr w:type="spellEnd"/>
-      <w:r>
-        <w:rPr>
-          <w:color w:val="BCBEC4"/>
-        </w:rPr>
-        <w:t>&lt;&gt;(</w:t>
-      </w:r>
-      <w:proofErr w:type="spellStart"/>
+      <w:r>
+        <w:rPr>
+          <w:color w:val="BCBEC4"/>
+        </w:rPr>
+        <w:t>ResponseEntity&lt;&gt;(</w:t>
+      </w:r>
       <w:r>
         <w:rPr>
           <w:color w:val="C77DBB"/>
@@ -12254,21 +9213,7 @@
         <w:rPr>
           <w:color w:val="BCBEC4"/>
         </w:rPr>
-        <w:t>.getClientByNom</w:t>
-      </w:r>
-      <w:proofErr w:type="spellEnd"/>
-      <w:r>
-        <w:rPr>
-          <w:color w:val="BCBEC4"/>
-        </w:rPr>
-        <w:t xml:space="preserve">(nom), </w:t>
-      </w:r>
-      <w:proofErr w:type="spellStart"/>
-      <w:r>
-        <w:rPr>
-          <w:color w:val="BCBEC4"/>
-        </w:rPr>
-        <w:t>HttpStatus.</w:t>
+        <w:t>.getClientByNom(nom), HttpStatus.</w:t>
       </w:r>
       <w:r>
         <w:rPr>
@@ -12278,7 +9223,6 @@
         </w:rPr>
         <w:t>OK</w:t>
       </w:r>
-      <w:proofErr w:type="spellEnd"/>
       <w:r>
         <w:rPr>
           <w:color w:val="BCBEC4"/>
@@ -12343,42 +9287,18 @@
         </w:rPr>
         <w:t xml:space="preserve">public </w:t>
       </w:r>
-      <w:proofErr w:type="spellStart"/>
-      <w:r>
-        <w:rPr>
-          <w:color w:val="BCBEC4"/>
-        </w:rPr>
-        <w:t>ResponseEntity</w:t>
-      </w:r>
-      <w:proofErr w:type="spellEnd"/>
-      <w:r>
-        <w:rPr>
-          <w:color w:val="BCBEC4"/>
-        </w:rPr>
-        <w:t>&lt;List&lt;</w:t>
-      </w:r>
-      <w:proofErr w:type="spellStart"/>
-      <w:r>
-        <w:rPr>
-          <w:color w:val="BCBEC4"/>
-        </w:rPr>
-        <w:t>ContratAssuranceDTO</w:t>
-      </w:r>
-      <w:proofErr w:type="spellEnd"/>
-      <w:r>
-        <w:rPr>
-          <w:color w:val="BCBEC4"/>
-        </w:rPr>
-        <w:t xml:space="preserve">&gt;&gt; </w:t>
-      </w:r>
-      <w:proofErr w:type="spellStart"/>
+      <w:r>
+        <w:rPr>
+          <w:color w:val="BCBEC4"/>
+        </w:rPr>
+        <w:t xml:space="preserve">ResponseEntity&lt;List&lt;ContratAssuranceDTO&gt;&gt; </w:t>
+      </w:r>
       <w:r>
         <w:rPr>
           <w:color w:val="56A8F5"/>
         </w:rPr>
         <w:t>getContratAssuranceByCid</w:t>
       </w:r>
-      <w:proofErr w:type="spellEnd"/>
       <w:r>
         <w:rPr>
           <w:color w:val="BCBEC4"/>
@@ -12416,21 +9336,12 @@
         </w:rPr>
         <w:t xml:space="preserve">return new </w:t>
       </w:r>
-      <w:proofErr w:type="spellStart"/>
-      <w:r>
-        <w:rPr>
-          <w:color w:val="BCBEC4"/>
-        </w:rPr>
-        <w:t>ResponseEntity</w:t>
-      </w:r>
-      <w:proofErr w:type="spellEnd"/>
-      <w:r>
-        <w:rPr>
-          <w:color w:val="BCBEC4"/>
-        </w:rPr>
-        <w:t>&lt;&gt;(</w:t>
-      </w:r>
-      <w:proofErr w:type="spellStart"/>
+      <w:r>
+        <w:rPr>
+          <w:color w:val="BCBEC4"/>
+        </w:rPr>
+        <w:t>ResponseEntity&lt;&gt;(</w:t>
+      </w:r>
       <w:r>
         <w:rPr>
           <w:color w:val="C77DBB"/>
@@ -12441,21 +9352,7 @@
         <w:rPr>
           <w:color w:val="BCBEC4"/>
         </w:rPr>
-        <w:t>.getListContratbyClientId</w:t>
-      </w:r>
-      <w:proofErr w:type="spellEnd"/>
-      <w:r>
-        <w:rPr>
-          <w:color w:val="BCBEC4"/>
-        </w:rPr>
-        <w:t xml:space="preserve">(id), </w:t>
-      </w:r>
-      <w:proofErr w:type="spellStart"/>
-      <w:r>
-        <w:rPr>
-          <w:color w:val="BCBEC4"/>
-        </w:rPr>
-        <w:t>HttpStatus.</w:t>
+        <w:t>.getListContratbyClientId(id), HttpStatus.</w:t>
       </w:r>
       <w:r>
         <w:rPr>
@@ -12465,7 +9362,6 @@
         </w:rPr>
         <w:t>OK</w:t>
       </w:r>
-      <w:proofErr w:type="spellEnd"/>
       <w:r>
         <w:rPr>
           <w:color w:val="BCBEC4"/>
@@ -12570,7 +9466,6 @@
         </w:rPr>
         <w:t xml:space="preserve">public void </w:t>
       </w:r>
-      <w:proofErr w:type="spellStart"/>
       <w:r>
         <w:rPr>
           <w:color w:val="56A8F5"/>
@@ -12578,7 +9473,6 @@
         </w:rPr>
         <w:t>deleteClient</w:t>
       </w:r>
-      <w:proofErr w:type="spellEnd"/>
       <w:r>
         <w:rPr>
           <w:color w:val="BCBEC4"/>
@@ -12615,7 +9509,6 @@
         <w:br/>
         <w:t xml:space="preserve">    </w:t>
       </w:r>
-      <w:proofErr w:type="spellStart"/>
       <w:r>
         <w:rPr>
           <w:color w:val="C77DBB"/>
@@ -12628,15 +9521,7 @@
           <w:color w:val="BCBEC4"/>
           <w:lang w:val="en-US"/>
         </w:rPr>
-        <w:t>.deleteClient</w:t>
-      </w:r>
-      <w:proofErr w:type="spellEnd"/>
-      <w:r>
-        <w:rPr>
-          <w:color w:val="BCBEC4"/>
-          <w:lang w:val="en-US"/>
-        </w:rPr>
-        <w:t>(id);</w:t>
+        <w:t>.deleteClient(id);</w:t>
       </w:r>
       <w:r>
         <w:rPr>
@@ -12677,35 +9562,7 @@
         <w:rPr>
           <w:lang w:val="fr-FR"/>
         </w:rPr>
-        <w:t xml:space="preserve">j’ai tester mes </w:t>
-      </w:r>
-      <w:proofErr w:type="spellStart"/>
-      <w:r>
-        <w:rPr>
-          <w:lang w:val="fr-FR"/>
-        </w:rPr>
-        <w:t>endpoints</w:t>
-      </w:r>
-      <w:proofErr w:type="spellEnd"/>
-      <w:r>
-        <w:rPr>
-          <w:lang w:val="fr-FR"/>
-        </w:rPr>
-        <w:t xml:space="preserve"> utilisant </w:t>
-      </w:r>
-      <w:proofErr w:type="spellStart"/>
-      <w:r>
-        <w:rPr>
-          <w:lang w:val="fr-FR"/>
-        </w:rPr>
-        <w:t>swagger</w:t>
-      </w:r>
-      <w:proofErr w:type="spellEnd"/>
-      <w:r>
-        <w:rPr>
-          <w:lang w:val="fr-FR"/>
-        </w:rPr>
-        <w:t xml:space="preserve"> sa marche : </w:t>
+        <w:t xml:space="preserve">j’ai tester mes endpoints utilisant swagger sa marche : </w:t>
       </w:r>
     </w:p>
     <w:p>
@@ -12871,28 +9728,12 @@
           <w:lang w:val="fr-FR"/>
         </w:rPr>
       </w:pPr>
-      <w:proofErr w:type="spellStart"/>
       <w:r>
         <w:rPr>
           <w:lang w:val="fr-FR"/>
         </w:rPr>
-        <w:t>ng</w:t>
-      </w:r>
-      <w:proofErr w:type="spellEnd"/>
-      <w:r>
-        <w:rPr>
-          <w:lang w:val="fr-FR"/>
-        </w:rPr>
-        <w:t xml:space="preserve"> new </w:t>
-      </w:r>
-      <w:proofErr w:type="spellStart"/>
-      <w:r>
-        <w:rPr>
-          <w:lang w:val="fr-FR"/>
-        </w:rPr>
-        <w:t>ExamJeeContrat</w:t>
-      </w:r>
-      <w:proofErr w:type="spellEnd"/>
+        <w:t>ng new ExamJeeContrat</w:t>
+      </w:r>
     </w:p>
     <w:p>
       <w:pPr>
@@ -12930,6 +9771,124 @@
                     <a:xfrm>
                       <a:off x="0" y="0"/>
                       <a:ext cx="5760720" cy="673100"/>
+                    </a:xfrm>
+                    <a:prstGeom prst="rect">
+                      <a:avLst/>
+                    </a:prstGeom>
+                  </pic:spPr>
+                </pic:pic>
+              </a:graphicData>
+            </a:graphic>
+          </wp:inline>
+        </w:drawing>
+      </w:r>
+    </w:p>
+    <w:p>
+      <w:pPr>
+        <w:pStyle w:val="ListParagraph"/>
+        <w:rPr>
+          <w:lang w:val="fr-FR"/>
+        </w:rPr>
+      </w:pPr>
+    </w:p>
+    <w:p>
+      <w:pPr>
+        <w:pStyle w:val="ListParagraph"/>
+        <w:numPr>
+          <w:ilvl w:val="0"/>
+          <w:numId w:val="5"/>
+        </w:numPr>
+        <w:rPr>
+          <w:lang w:val="fr-FR"/>
+        </w:rPr>
+      </w:pPr>
+      <w:r>
+        <w:rPr>
+          <w:lang w:val="fr-FR"/>
+        </w:rPr>
+        <w:t>ajouter client</w:t>
+      </w:r>
+    </w:p>
+    <w:p>
+      <w:pPr>
+        <w:pStyle w:val="ListParagraph"/>
+        <w:numPr>
+          <w:ilvl w:val="0"/>
+          <w:numId w:val="5"/>
+        </w:numPr>
+        <w:rPr>
+          <w:lang w:val="fr-FR"/>
+        </w:rPr>
+      </w:pPr>
+      <w:r>
+        <w:rPr>
+          <w:lang w:val="fr-FR"/>
+        </w:rPr>
+        <w:t>supprimer client</w:t>
+      </w:r>
+    </w:p>
+    <w:p>
+      <w:pPr>
+        <w:pStyle w:val="ListParagraph"/>
+        <w:numPr>
+          <w:ilvl w:val="0"/>
+          <w:numId w:val="5"/>
+        </w:numPr>
+        <w:rPr>
+          <w:lang w:val="fr-FR"/>
+        </w:rPr>
+      </w:pPr>
+      <w:r>
+        <w:rPr>
+          <w:lang w:val="fr-FR"/>
+        </w:rPr>
+        <w:t>visualiser les contarts de chaque client</w:t>
+      </w:r>
+    </w:p>
+    <w:p>
+      <w:pPr>
+        <w:pStyle w:val="ListParagraph"/>
+        <w:rPr>
+          <w:lang w:val="fr-FR"/>
+        </w:rPr>
+      </w:pPr>
+    </w:p>
+    <w:p>
+      <w:pPr>
+        <w:pStyle w:val="ListParagraph"/>
+        <w:rPr>
+          <w:lang w:val="fr-FR"/>
+        </w:rPr>
+      </w:pPr>
+      <w:r>
+        <w:rPr>
+          <w:lang w:val="fr-FR"/>
+        </w:rPr>
+        <w:drawing>
+          <wp:inline distT="0" distB="0" distL="0" distR="0" wp14:anchorId="5E2A9BB5" wp14:editId="7DC9F069">
+            <wp:extent cx="5760720" cy="2931160"/>
+            <wp:effectExtent l="0" t="0" r="0" b="2540"/>
+            <wp:docPr id="9" name="Picture 9"/>
+            <wp:cNvGraphicFramePr>
+              <a:graphicFrameLocks xmlns:a="http://schemas.openxmlformats.org/drawingml/2006/main" noChangeAspect="1"/>
+            </wp:cNvGraphicFramePr>
+            <a:graphic xmlns:a="http://schemas.openxmlformats.org/drawingml/2006/main">
+              <a:graphicData uri="http://schemas.openxmlformats.org/drawingml/2006/picture">
+                <pic:pic xmlns:pic="http://schemas.openxmlformats.org/drawingml/2006/picture">
+                  <pic:nvPicPr>
+                    <pic:cNvPr id="1" name=""/>
+                    <pic:cNvPicPr/>
+                  </pic:nvPicPr>
+                  <pic:blipFill>
+                    <a:blip r:embed="rId13"/>
+                    <a:stretch>
+                      <a:fillRect/>
+                    </a:stretch>
+                  </pic:blipFill>
+                  <pic:spPr>
+                    <a:xfrm>
+                      <a:off x="0" y="0"/>
+                      <a:ext cx="5760720" cy="2931160"/>
                     </a:xfrm>
                     <a:prstGeom prst="rect">
                       <a:avLst/>
